--- a/Requerimientos/REQUERIMIENTOS GENERALES.docx
+++ b/Requerimientos/REQUERIMIENTOS GENERALES.docx
@@ -1,181 +1,95 @@
 
 <file path=word/document.xml><?xml version="1.0" encoding="utf-8"?>
-<w:document xmlns:mc="http://schemas.openxmlformats.org/markup-compatibility/2006" xmlns:o="urn:schemas-microsoft-com:office:office" xmlns:r="http://schemas.openxmlformats.org/officeDocument/2006/relationships" xmlns:m="http://schemas.openxmlformats.org/officeDocument/2006/math" xmlns:v="urn:schemas-microsoft-com:vml" xmlns:wp="http://schemas.openxmlformats.org/drawingml/2006/wordprocessingDrawing" xmlns:w10="urn:schemas-microsoft-com:office:word" xmlns:w="http://schemas.openxmlformats.org/wordprocessingml/2006/main" xmlns:wne="http://schemas.microsoft.com/office/word/2006/wordml" xmlns:sl="http://schemas.openxmlformats.org/schemaLibrary/2006/main" xmlns:a="http://schemas.openxmlformats.org/drawingml/2006/main" xmlns:pic="http://schemas.openxmlformats.org/drawingml/2006/picture" xmlns:c="http://schemas.openxmlformats.org/drawingml/2006/chart" xmlns:lc="http://schemas.openxmlformats.org/drawingml/2006/lockedCanvas" xmlns:dgm="http://schemas.openxmlformats.org/drawingml/2006/diagram" xmlns:wps="http://schemas.microsoft.com/office/word/2010/wordprocessingShape" xmlns:wpg="http://schemas.microsoft.com/office/word/2010/wordprocessingGroup" xmlns:w14="http://schemas.microsoft.com/office/word/2010/wordml" xmlns:w15="http://schemas.microsoft.com/office/word/2012/wordml" xmlns:w16="http://schemas.microsoft.com/office/word/2018/wordml" xmlns:w16cex="http://schemas.microsoft.com/office/word/2018/wordml/cex" xmlns:w16cid="http://schemas.microsoft.com/office/word/2016/wordml/cid" xmlns="http://schemas.microsoft.com/office/tasks/2019/documenttasks" xmlns:cr="http://schemas.microsoft.com/office/comments/2020/reactions">
+<w:document xmlns:wpc="http://schemas.microsoft.com/office/word/2010/wordprocessingCanvas" xmlns:cx="http://schemas.microsoft.com/office/drawing/2014/chartex" xmlns:cx1="http://schemas.microsoft.com/office/drawing/2015/9/8/chartex" xmlns:cx2="http://schemas.microsoft.com/office/drawing/2015/10/21/chartex" xmlns:cx3="http://schemas.microsoft.com/office/drawing/2016/5/9/chartex" xmlns:cx4="http://schemas.microsoft.com/office/drawing/2016/5/10/chartex" xmlns:cx5="http://schemas.microsoft.com/office/drawing/2016/5/11/chartex" xmlns:cx6="http://schemas.microsoft.com/office/drawing/2016/5/12/chartex" xmlns:cx7="http://schemas.microsoft.com/office/drawing/2016/5/13/chartex" xmlns:cx8="http://schemas.microsoft.com/office/drawing/2016/5/14/chartex" xmlns:mc="http://schemas.openxmlformats.org/markup-compatibility/2006" xmlns:aink="http://schemas.microsoft.com/office/drawing/2016/ink" xmlns:am3d="http://schemas.microsoft.com/office/drawing/2017/model3d" xmlns:o="urn:schemas-microsoft-com:office:office" xmlns:oel="http://schemas.microsoft.com/office/2019/extlst" xmlns:r="http://schemas.openxmlformats.org/officeDocument/2006/relationships" xmlns:m="http://schemas.openxmlformats.org/officeDocument/2006/math" xmlns:v="urn:schemas-microsoft-com:vml" xmlns:wp14="http://schemas.microsoft.com/office/word/2010/wordprocessingDrawing" xmlns:wp="http://schemas.openxmlformats.org/drawingml/2006/wordprocessingDrawing" xmlns:w10="urn:schemas-microsoft-com:office:word" xmlns:w="http://schemas.openxmlformats.org/wordprocessingml/2006/main" xmlns:w14="http://schemas.microsoft.com/office/word/2010/wordml" xmlns:w15="http://schemas.microsoft.com/office/word/2012/wordml" xmlns:w16cex="http://schemas.microsoft.com/office/word/2018/wordml/cex" xmlns:w16cid="http://schemas.microsoft.com/office/word/2016/wordml/cid" xmlns:w16="http://schemas.microsoft.com/office/word/2018/wordml" xmlns:w16du="http://schemas.microsoft.com/office/word/2023/wordml/word16du" xmlns:w16sdtdh="http://schemas.microsoft.com/office/word/2020/wordml/sdtdatahash" xmlns:w16se="http://schemas.microsoft.com/office/word/2015/wordml/symex" xmlns:wpg="http://schemas.microsoft.com/office/word/2010/wordprocessingGroup" xmlns:wpi="http://schemas.microsoft.com/office/word/2010/wordprocessingInk" xmlns:wne="http://schemas.microsoft.com/office/word/2006/wordml" xmlns:wps="http://schemas.microsoft.com/office/word/2010/wordprocessingShape" mc:Ignorable="w14 w15 w16se w16cid w16 w16cex w16sdtdh w16du wp14">
   <w:body>
-    <w:p>
-      <w:pPr>
-        <w:rPr/>
-      </w:pPr>
-      <w:r>
-        <w:rPr>
-          <w:rtl w:val="0"/>
-        </w:rPr>
-      </w:r>
-    </w:p>
-    <w:p>
-      <w:pPr>
-        <w:rPr/>
-      </w:pPr>
-      <w:r>
-        <w:rPr>
-          <w:rtl w:val="0"/>
-        </w:rPr>
-      </w:r>
-    </w:p>
-    <w:p>
-      <w:pPr>
-        <w:rPr/>
-      </w:pPr>
-      <w:r>
-        <w:rPr>
-          <w:rtl w:val="0"/>
-        </w:rPr>
-      </w:r>
-    </w:p>
-    <w:p>
-      <w:pPr>
-        <w:rPr/>
-      </w:pPr>
-      <w:r>
-        <w:rPr>
-          <w:rtl w:val="0"/>
-        </w:rPr>
-      </w:r>
-    </w:p>
-    <w:p>
-      <w:pPr>
-        <w:rPr/>
-      </w:pPr>
-      <w:r>
-        <w:rPr>
-          <w:rtl w:val="0"/>
-        </w:rPr>
-      </w:r>
-    </w:p>
-    <w:p>
-      <w:pPr>
-        <w:rPr/>
-      </w:pPr>
-      <w:r>
-        <w:rPr>
-          <w:rtl w:val="0"/>
-        </w:rPr>
-      </w:r>
-    </w:p>
-    <w:p>
-      <w:pPr>
-        <w:pStyle w:val="Title"/>
+    <w:p/>
+    <w:p/>
+    <w:p/>
+    <w:p/>
+    <w:p/>
+    <w:p/>
+    <w:p>
+      <w:pPr>
+        <w:pStyle w:val="Ttulo"/>
         <w:keepNext w:val="0"/>
         <w:keepLines w:val="0"/>
         <w:spacing w:after="0" w:line="240" w:lineRule="auto"/>
-        <w:ind w:left="-15" w:right="-15" w:firstLine="0"/>
-        <w:rPr>
-          <w:rFonts w:ascii="Old Standard TT" w:cs="Old Standard TT" w:eastAsia="Old Standard TT" w:hAnsi="Old Standard TT"/>
-          <w:b w:val="1"/>
+        <w:ind w:left="-15" w:right="-15"/>
+        <w:rPr>
+          <w:rFonts w:ascii="Old Standard TT" w:eastAsia="Old Standard TT" w:hAnsi="Old Standard TT" w:cs="Old Standard TT"/>
+          <w:b/>
           <w:color w:val="335288"/>
           <w:sz w:val="48"/>
           <w:szCs w:val="48"/>
         </w:rPr>
       </w:pPr>
-      <w:bookmarkStart w:colFirst="0" w:colLast="0" w:name="_el8sq9tg0w7e" w:id="0"/>
+      <w:bookmarkStart w:id="0" w:name="_el8sq9tg0w7e" w:colFirst="0" w:colLast="0"/>
       <w:bookmarkEnd w:id="0"/>
       <w:r>
         <w:rPr>
-          <w:rFonts w:ascii="Old Standard TT" w:cs="Old Standard TT" w:eastAsia="Old Standard TT" w:hAnsi="Old Standard TT"/>
-          <w:b w:val="1"/>
+          <w:rFonts w:ascii="Old Standard TT" w:eastAsia="Old Standard TT" w:hAnsi="Old Standard TT" w:cs="Old Standard TT"/>
+          <w:b/>
           <w:color w:val="335288"/>
           <w:sz w:val="48"/>
           <w:szCs w:val="48"/>
-          <w:rtl w:val="0"/>
-        </w:rPr>
-        <w:t xml:space="preserve">REQUERIMIENTOS GENERALES</w:t>
-      </w:r>
-    </w:p>
-    <w:p>
-      <w:pPr>
-        <w:rPr/>
-      </w:pPr>
-      <w:r>
-        <w:rPr>
-          <w:rtl w:val="0"/>
-        </w:rPr>
-      </w:r>
-    </w:p>
-    <w:p>
-      <w:pPr>
-        <w:rPr>
-          <w:color w:val="94a1b7"/>
+        </w:rPr>
+        <w:t>REQUERIMIENTOS GENERALES</w:t>
+      </w:r>
+    </w:p>
+    <w:p/>
+    <w:p>
+      <w:pPr>
+        <w:rPr>
+          <w:color w:val="94A1B7"/>
           <w:sz w:val="20"/>
           <w:szCs w:val="20"/>
         </w:rPr>
       </w:pPr>
-      <w:hyperlink r:id="rId6">
-        <w:r>
-          <w:rPr>
-            <w:color w:val="0000ee"/>
-            <w:u w:val="single"/>
-            <w:shd w:fill="auto" w:val="clear"/>
-            <w:rtl w:val="0"/>
-          </w:rPr>
-          <w:t xml:space="preserve">Agustin Emmanuel Segovia</w:t>
-        </w:r>
-      </w:hyperlink>
       <w:hyperlink r:id="rId7">
         <w:r>
           <w:rPr>
-            <w:color w:val="0000ee"/>
+            <w:color w:val="0000EE"/>
             <w:u w:val="single"/>
-            <w:shd w:fill="auto" w:val="clear"/>
-            <w:rtl w:val="0"/>
           </w:rPr>
-          <w:t xml:space="preserve">Maia Celeste Cohen</w:t>
+          <w:t>Agustin Emmanuel Segovia</w:t>
         </w:r>
       </w:hyperlink>
       <w:hyperlink r:id="rId8">
         <w:r>
           <w:rPr>
-            <w:color w:val="0000ee"/>
+            <w:color w:val="0000EE"/>
             <w:u w:val="single"/>
-            <w:shd w:fill="auto" w:val="clear"/>
-            <w:rtl w:val="0"/>
           </w:rPr>
-          <w:t xml:space="preserve">Keila Degregorio</w:t>
+          <w:t>Maia Celeste Cohen</w:t>
         </w:r>
       </w:hyperlink>
-      <w:r>
-        <w:rPr>
-          <w:rtl w:val="0"/>
-        </w:rPr>
-      </w:r>
-    </w:p>
-    <w:p>
-      <w:pPr>
-        <w:spacing w:before="200" w:line="335.99999999999994" w:lineRule="auto"/>
-        <w:rPr/>
-      </w:pPr>
-      <w:r>
-        <w:pict>
-          <v:rect style="width:0.0pt;height:1.5pt" o:hr="t" o:hrstd="t" o:hralign="center" fillcolor="#A0A0A0" stroked="f"/>
+      <w:hyperlink r:id="rId9">
+        <w:r>
+          <w:rPr>
+            <w:color w:val="0000EE"/>
+            <w:u w:val="single"/>
+          </w:rPr>
+          <w:t>Keila Degregorio</w:t>
+        </w:r>
+      </w:hyperlink>
+    </w:p>
+    <w:p>
+      <w:pPr>
+        <w:spacing w:before="200" w:line="335" w:lineRule="auto"/>
+      </w:pPr>
+      <w:r>
+        <w:pict w14:anchorId="5005A873">
+          <v:rect id="_x0000_i1025" style="width:0;height:1.5pt" o:hralign="center" o:hrstd="t" o:hr="t" fillcolor="#a0a0a0" stroked="f"/>
         </w:pict>
       </w:r>
-      <w:r>
-        <w:rPr>
-          <w:rtl w:val="0"/>
-        </w:rPr>
-      </w:r>
-    </w:p>
-    <w:p>
-      <w:pPr>
-        <w:rPr/>
-      </w:pPr>
-      <w:r>
-        <w:rPr>
-          <w:rtl w:val="0"/>
-        </w:rPr>
-      </w:r>
-      <w:r>
+    </w:p>
+    <w:p>
+      <w:r>
+        <w:rPr>
+          <w:noProof/>
+        </w:rPr>
         <w:drawing>
-          <wp:anchor allowOverlap="1" behindDoc="0" distB="114300" distT="114300" distL="114300" distR="114300" hidden="0" layoutInCell="1" locked="0" relativeHeight="0" simplePos="0">
+          <wp:anchor distT="114300" distB="114300" distL="114300" distR="114300" simplePos="0" relativeHeight="251658240" behindDoc="0" locked="0" layoutInCell="1" hidden="0" allowOverlap="1" wp14:anchorId="041C15AE" wp14:editId="447855C7">
             <wp:simplePos x="0" y="0"/>
             <wp:positionH relativeFrom="column">
               <wp:posOffset>871538</wp:posOffset>
@@ -184,19 +98,20 @@
               <wp:posOffset>200025</wp:posOffset>
             </wp:positionV>
             <wp:extent cx="4202176" cy="2927480"/>
-            <wp:effectExtent b="0" l="0" r="0" t="0"/>
+            <wp:effectExtent l="0" t="0" r="0" b="0"/>
             <wp:wrapNone/>
-            <wp:docPr descr="Marcador de posición de imagen" id="3" name="image2.png"/>
-            <a:graphic>
+            <wp:docPr id="3" name="image2.png" descr="Marcador de posición de imagen"/>
+            <wp:cNvGraphicFramePr/>
+            <a:graphic xmlns:a="http://schemas.openxmlformats.org/drawingml/2006/main">
               <a:graphicData uri="http://schemas.openxmlformats.org/drawingml/2006/picture">
-                <pic:pic>
+                <pic:pic xmlns:pic="http://schemas.openxmlformats.org/drawingml/2006/picture">
                   <pic:nvPicPr>
-                    <pic:cNvPr descr="Marcador de posición de imagen" id="0" name="image2.png"/>
+                    <pic:cNvPr id="0" name="image2.png" descr="Marcador de posición de imagen"/>
                     <pic:cNvPicPr preferRelativeResize="0"/>
                   </pic:nvPicPr>
                   <pic:blipFill>
-                    <a:blip r:embed="rId9"/>
-                    <a:srcRect b="19923" l="6954" r="6954" t="19923"/>
+                    <a:blip r:embed="rId10"/>
+                    <a:srcRect l="6954" t="19923" r="6954" b="19923"/>
                     <a:stretch>
                       <a:fillRect/>
                     </a:stretch>
@@ -206,7 +121,9 @@
                       <a:off x="0" y="0"/>
                       <a:ext cx="4202176" cy="2927480"/>
                     </a:xfrm>
-                    <a:prstGeom prst="rect"/>
+                    <a:prstGeom prst="rect">
+                      <a:avLst/>
+                    </a:prstGeom>
                     <a:ln/>
                   </pic:spPr>
                 </pic:pic>
@@ -218,154 +135,94 @@
     </w:p>
     <w:p>
       <w:pPr>
-        <w:spacing w:before="200" w:line="335.99999999999994" w:lineRule="auto"/>
-        <w:rPr/>
-      </w:pPr>
-      <w:r>
-        <w:rPr>
-          <w:rtl w:val="0"/>
-        </w:rPr>
-      </w:r>
-    </w:p>
-    <w:p>
-      <w:pPr>
-        <w:spacing w:before="200" w:line="335.99999999999994" w:lineRule="auto"/>
-        <w:rPr/>
-      </w:pPr>
-      <w:r>
-        <w:rPr>
-          <w:rtl w:val="0"/>
-        </w:rPr>
-      </w:r>
-    </w:p>
-    <w:p>
-      <w:pPr>
-        <w:spacing w:before="200" w:line="335.99999999999994" w:lineRule="auto"/>
-        <w:rPr/>
-      </w:pPr>
-      <w:r>
-        <w:rPr>
-          <w:rtl w:val="0"/>
-        </w:rPr>
-      </w:r>
-    </w:p>
-    <w:p>
-      <w:pPr>
-        <w:spacing w:before="200" w:line="335.99999999999994" w:lineRule="auto"/>
-        <w:rPr/>
-      </w:pPr>
-      <w:r>
-        <w:rPr>
-          <w:rtl w:val="0"/>
-        </w:rPr>
-      </w:r>
-    </w:p>
-    <w:p>
-      <w:pPr>
-        <w:spacing w:before="200" w:line="335.99999999999994" w:lineRule="auto"/>
-        <w:rPr/>
-      </w:pPr>
-      <w:r>
-        <w:rPr>
-          <w:rtl w:val="0"/>
-        </w:rPr>
-      </w:r>
-    </w:p>
-    <w:p>
-      <w:pPr>
-        <w:spacing w:before="200" w:line="335.99999999999994" w:lineRule="auto"/>
-        <w:rPr/>
-      </w:pPr>
-      <w:r>
-        <w:rPr>
-          <w:rtl w:val="0"/>
-        </w:rPr>
-      </w:r>
-    </w:p>
-    <w:p>
-      <w:pPr>
-        <w:spacing w:before="200" w:line="335.99999999999994" w:lineRule="auto"/>
-        <w:rPr/>
-      </w:pPr>
-      <w:r>
-        <w:rPr>
-          <w:rtl w:val="0"/>
-        </w:rPr>
-      </w:r>
-    </w:p>
-    <w:p>
-      <w:pPr>
-        <w:rPr/>
+        <w:spacing w:before="200" w:line="335" w:lineRule="auto"/>
+      </w:pPr>
+    </w:p>
+    <w:p>
+      <w:pPr>
+        <w:spacing w:before="200" w:line="335" w:lineRule="auto"/>
+      </w:pPr>
+    </w:p>
+    <w:p>
+      <w:pPr>
+        <w:spacing w:before="200" w:line="335" w:lineRule="auto"/>
+      </w:pPr>
+    </w:p>
+    <w:p>
+      <w:pPr>
+        <w:spacing w:before="200" w:line="335" w:lineRule="auto"/>
+      </w:pPr>
+    </w:p>
+    <w:p>
+      <w:pPr>
+        <w:spacing w:before="200" w:line="335" w:lineRule="auto"/>
+      </w:pPr>
+    </w:p>
+    <w:p>
+      <w:pPr>
+        <w:spacing w:before="200" w:line="335" w:lineRule="auto"/>
+      </w:pPr>
+    </w:p>
+    <w:p>
+      <w:pPr>
+        <w:spacing w:before="200" w:line="335" w:lineRule="auto"/>
+      </w:pPr>
+    </w:p>
+    <w:p>
+      <w:pPr>
         <w:sectPr>
-          <w:headerReference r:id="rId10" w:type="default"/>
-          <w:headerReference r:id="rId11" w:type="first"/>
-          <w:footerReference r:id="rId12" w:type="default"/>
-          <w:footerReference r:id="rId13" w:type="first"/>
-          <w:pgSz w:h="15840" w:w="12240" w:orient="portrait"/>
-          <w:pgMar w:bottom="1440" w:top="1440" w:left="1440" w:right="1440" w:header="720" w:footer="0"/>
+          <w:headerReference w:type="default" r:id="rId11"/>
+          <w:footerReference w:type="default" r:id="rId12"/>
+          <w:headerReference w:type="first" r:id="rId13"/>
+          <w:footerReference w:type="first" r:id="rId14"/>
+          <w:pgSz w:w="12240" w:h="15840"/>
+          <w:pgMar w:top="1440" w:right="1440" w:bottom="1440" w:left="1440" w:header="720" w:footer="0" w:gutter="0"/>
           <w:pgNumType w:start="0"/>
-          <w:titlePg w:val="1"/>
+          <w:cols w:space="720"/>
+          <w:titlePg/>
         </w:sectPr>
       </w:pPr>
-      <w:r>
-        <w:rPr>
-          <w:rtl w:val="0"/>
-        </w:rPr>
-      </w:r>
-    </w:p>
-    <w:p>
-      <w:pPr>
-        <w:pStyle w:val="Title"/>
+    </w:p>
+    <w:p>
+      <w:pPr>
+        <w:pStyle w:val="Ttulo"/>
         <w:jc w:val="center"/>
         <w:rPr>
-          <w:rFonts w:ascii="Old Standard TT" w:cs="Old Standard TT" w:eastAsia="Old Standard TT" w:hAnsi="Old Standard TT"/>
-          <w:b w:val="1"/>
+          <w:rFonts w:ascii="Old Standard TT" w:eastAsia="Old Standard TT" w:hAnsi="Old Standard TT" w:cs="Old Standard TT"/>
+          <w:b/>
           <w:color w:val="335288"/>
           <w:sz w:val="48"/>
           <w:szCs w:val="48"/>
         </w:rPr>
       </w:pPr>
-      <w:bookmarkStart w:colFirst="0" w:colLast="0" w:name="_y34rkhxnypzv" w:id="1"/>
-      <w:bookmarkEnd w:id="1"/>
-      <w:r>
-        <w:rPr>
-          <w:rFonts w:ascii="Old Standard TT" w:cs="Old Standard TT" w:eastAsia="Old Standard TT" w:hAnsi="Old Standard TT"/>
-          <w:b w:val="1"/>
+      <w:bookmarkStart w:id="7" w:name="_y34rkhxnypzv" w:colFirst="0" w:colLast="0"/>
+      <w:bookmarkEnd w:id="7"/>
+      <w:r>
+        <w:rPr>
+          <w:rFonts w:ascii="Old Standard TT" w:eastAsia="Old Standard TT" w:hAnsi="Old Standard TT" w:cs="Old Standard TT"/>
+          <w:b/>
           <w:color w:val="335288"/>
           <w:sz w:val="48"/>
           <w:szCs w:val="48"/>
-          <w:rtl w:val="0"/>
-        </w:rPr>
-        <w:t xml:space="preserve">ÍNDICE</w:t>
-      </w:r>
-    </w:p>
-    <w:p>
-      <w:pPr>
-        <w:rPr/>
-      </w:pPr>
-      <w:r>
-        <w:rPr>
-          <w:rtl w:val="0"/>
-        </w:rPr>
-      </w:r>
-    </w:p>
-    <w:p>
-      <w:pPr>
-        <w:rPr>
-          <w:b w:val="1"/>
-        </w:rPr>
-      </w:pPr>
-      <w:r>
-        <w:rPr>
-          <w:rtl w:val="0"/>
-        </w:rPr>
-      </w:r>
+        </w:rPr>
+        <w:lastRenderedPageBreak/>
+        <w:t>ÍNDICE</w:t>
+      </w:r>
+    </w:p>
+    <w:p/>
+    <w:p>
+      <w:pPr>
+        <w:rPr>
+          <w:b/>
+        </w:rPr>
+      </w:pPr>
     </w:p>
     <w:sdt>
       <w:sdtPr>
+        <w:id w:val="-1649120257"/>
         <w:docPartObj>
           <w:docPartGallery w:val="Table of Contents"/>
-          <w:docPartUnique w:val="1"/>
+          <w:docPartUnique/>
         </w:docPartObj>
       </w:sdtPr>
       <w:sdtContent>
@@ -377,47 +234,52 @@
             </w:tabs>
             <w:spacing w:before="60" w:line="240" w:lineRule="auto"/>
             <w:rPr>
-              <w:b w:val="1"/>
+              <w:b/>
               <w:color w:val="000000"/>
-              <w:u w:val="none"/>
             </w:rPr>
           </w:pPr>
           <w:r>
             <w:fldChar w:fldCharType="begin"/>
+          </w:r>
+          <w:r>
             <w:instrText xml:space="preserve"> TOC \h \u \z \t "Heading 1,1,Heading 2,2,Heading 3,3,Heading 4,4,Heading 5,5,Heading 6,6,"</w:instrText>
+          </w:r>
+          <w:r>
             <w:fldChar w:fldCharType="separate"/>
           </w:r>
           <w:hyperlink w:anchor="_30j0zll">
             <w:r>
               <w:rPr>
-                <w:b w:val="1"/>
+                <w:b/>
                 <w:color w:val="000000"/>
-                <w:u w:val="none"/>
-                <w:rtl w:val="0"/>
               </w:rPr>
-              <w:t xml:space="preserve">INTRODUCCIÓN</w:t>
+              <w:t>INTRODUCCIÓN</w:t>
+            </w:r>
+            <w:r>
+              <w:rPr>
+                <w:b/>
+                <w:color w:val="000000"/>
+              </w:rPr>
               <w:tab/>
             </w:r>
           </w:hyperlink>
           <w:r>
             <w:fldChar w:fldCharType="begin"/>
+          </w:r>
+          <w:r>
             <w:instrText xml:space="preserve"> PAGEREF _30j0zll \h </w:instrText>
+          </w:r>
+          <w:r>
             <w:fldChar w:fldCharType="separate"/>
           </w:r>
           <w:r>
             <w:rPr>
-              <w:b w:val="1"/>
-              <w:rtl w:val="0"/>
+              <w:b/>
             </w:rPr>
-            <w:t xml:space="preserve">2</w:t>
+            <w:t>2</w:t>
           </w:r>
           <w:r>
             <w:fldChar w:fldCharType="end"/>
-          </w:r>
-          <w:r>
-            <w:rPr>
-              <w:rtl w:val="0"/>
-            </w:rPr>
           </w:r>
         </w:p>
         <w:p>
@@ -427,41 +289,39 @@
               <w:tab w:val="right" w:leader="dot" w:pos="12000"/>
             </w:tabs>
             <w:spacing w:before="60" w:line="240" w:lineRule="auto"/>
-            <w:ind w:left="360" w:firstLine="0"/>
+            <w:ind w:left="360"/>
             <w:rPr>
               <w:color w:val="000000"/>
-              <w:u w:val="none"/>
             </w:rPr>
           </w:pPr>
           <w:hyperlink w:anchor="_uqaw4plsnk2f">
             <w:r>
               <w:rPr>
                 <w:color w:val="000000"/>
-                <w:u w:val="none"/>
-                <w:rtl w:val="0"/>
               </w:rPr>
-              <w:t xml:space="preserve">1.1  Objetivo del documento</w:t>
+              <w:t>1.1  Objetivo del documento</w:t>
+            </w:r>
+            <w:r>
+              <w:rPr>
+                <w:color w:val="000000"/>
+              </w:rPr>
               <w:tab/>
             </w:r>
           </w:hyperlink>
           <w:r>
             <w:fldChar w:fldCharType="begin"/>
+          </w:r>
+          <w:r>
             <w:instrText xml:space="preserve"> PAGEREF _uqaw4plsnk2f \h </w:instrText>
+          </w:r>
+          <w:r>
             <w:fldChar w:fldCharType="separate"/>
           </w:r>
           <w:r>
-            <w:rPr>
-              <w:rtl w:val="0"/>
-            </w:rPr>
-            <w:t xml:space="preserve">2</w:t>
+            <w:t>2</w:t>
           </w:r>
           <w:r>
             <w:fldChar w:fldCharType="end"/>
-          </w:r>
-          <w:r>
-            <w:rPr>
-              <w:rtl w:val="0"/>
-            </w:rPr>
           </w:r>
         </w:p>
         <w:p>
@@ -471,41 +331,39 @@
               <w:tab w:val="right" w:leader="dot" w:pos="12000"/>
             </w:tabs>
             <w:spacing w:before="60" w:line="240" w:lineRule="auto"/>
-            <w:ind w:left="360" w:firstLine="0"/>
+            <w:ind w:left="360"/>
             <w:rPr>
               <w:color w:val="000000"/>
-              <w:u w:val="none"/>
             </w:rPr>
           </w:pPr>
           <w:hyperlink w:anchor="_w1gi5ekm4fy8">
             <w:r>
               <w:rPr>
                 <w:color w:val="000000"/>
-                <w:u w:val="none"/>
-                <w:rtl w:val="0"/>
               </w:rPr>
-              <w:t xml:space="preserve">1.2  Destinatarios</w:t>
+              <w:t>1.2  Destinatarios</w:t>
+            </w:r>
+            <w:r>
+              <w:rPr>
+                <w:color w:val="000000"/>
+              </w:rPr>
               <w:tab/>
             </w:r>
           </w:hyperlink>
           <w:r>
             <w:fldChar w:fldCharType="begin"/>
+          </w:r>
+          <w:r>
             <w:instrText xml:space="preserve"> PAGEREF _w1gi5ekm4fy8 \h </w:instrText>
+          </w:r>
+          <w:r>
             <w:fldChar w:fldCharType="separate"/>
           </w:r>
           <w:r>
-            <w:rPr>
-              <w:rtl w:val="0"/>
-            </w:rPr>
-            <w:t xml:space="preserve">2</w:t>
+            <w:t>2</w:t>
           </w:r>
           <w:r>
             <w:fldChar w:fldCharType="end"/>
-          </w:r>
-          <w:r>
-            <w:rPr>
-              <w:rtl w:val="0"/>
-            </w:rPr>
           </w:r>
         </w:p>
         <w:p>
@@ -516,42 +374,43 @@
             </w:tabs>
             <w:spacing w:before="60" w:line="240" w:lineRule="auto"/>
             <w:rPr>
-              <w:b w:val="1"/>
+              <w:b/>
               <w:color w:val="000000"/>
-              <w:u w:val="none"/>
             </w:rPr>
           </w:pPr>
           <w:hyperlink w:anchor="_2lpvftysxt8q">
             <w:r>
               <w:rPr>
-                <w:b w:val="1"/>
+                <w:b/>
                 <w:color w:val="000000"/>
-                <w:u w:val="none"/>
-                <w:rtl w:val="0"/>
               </w:rPr>
-              <w:t xml:space="preserve">REQUERIMIENTOS GENERALES</w:t>
+              <w:t>REQUERIMIENTOS GENERALES</w:t>
+            </w:r>
+            <w:r>
+              <w:rPr>
+                <w:b/>
+                <w:color w:val="000000"/>
+              </w:rPr>
               <w:tab/>
             </w:r>
           </w:hyperlink>
           <w:r>
             <w:fldChar w:fldCharType="begin"/>
+          </w:r>
+          <w:r>
             <w:instrText xml:space="preserve"> PAGEREF _2lpvftysxt8q \h </w:instrText>
+          </w:r>
+          <w:r>
             <w:fldChar w:fldCharType="separate"/>
           </w:r>
           <w:r>
             <w:rPr>
-              <w:b w:val="1"/>
-              <w:rtl w:val="0"/>
+              <w:b/>
             </w:rPr>
-            <w:t xml:space="preserve">2</w:t>
+            <w:t>2</w:t>
           </w:r>
           <w:r>
             <w:fldChar w:fldCharType="end"/>
-          </w:r>
-          <w:r>
-            <w:rPr>
-              <w:rtl w:val="0"/>
-            </w:rPr>
           </w:r>
         </w:p>
         <w:p>
@@ -561,41 +420,39 @@
               <w:tab w:val="right" w:leader="dot" w:pos="12000"/>
             </w:tabs>
             <w:spacing w:before="60" w:line="240" w:lineRule="auto"/>
-            <w:ind w:left="360" w:firstLine="0"/>
+            <w:ind w:left="360"/>
             <w:rPr>
               <w:color w:val="000000"/>
-              <w:u w:val="none"/>
             </w:rPr>
           </w:pPr>
           <w:hyperlink w:anchor="_34mry0nhll2t">
             <w:r>
               <w:rPr>
                 <w:color w:val="000000"/>
-                <w:u w:val="none"/>
-                <w:rtl w:val="0"/>
               </w:rPr>
-              <w:t xml:space="preserve">2.1 Requerimientos Funcionales</w:t>
+              <w:t>2.1 Requerimientos Funcionales</w:t>
+            </w:r>
+            <w:r>
+              <w:rPr>
+                <w:color w:val="000000"/>
+              </w:rPr>
               <w:tab/>
             </w:r>
           </w:hyperlink>
           <w:r>
             <w:fldChar w:fldCharType="begin"/>
+          </w:r>
+          <w:r>
             <w:instrText xml:space="preserve"> PAGEREF _34mry0nhll2t \h </w:instrText>
+          </w:r>
+          <w:r>
             <w:fldChar w:fldCharType="separate"/>
           </w:r>
           <w:r>
-            <w:rPr>
-              <w:rtl w:val="0"/>
-            </w:rPr>
-            <w:t xml:space="preserve">2</w:t>
+            <w:t>2</w:t>
           </w:r>
           <w:r>
             <w:fldChar w:fldCharType="end"/>
-          </w:r>
-          <w:r>
-            <w:rPr>
-              <w:rtl w:val="0"/>
-            </w:rPr>
           </w:r>
         </w:p>
         <w:p>
@@ -605,41 +462,39 @@
               <w:tab w:val="right" w:leader="dot" w:pos="12000"/>
             </w:tabs>
             <w:spacing w:before="60" w:line="240" w:lineRule="auto"/>
-            <w:ind w:left="720" w:firstLine="0"/>
+            <w:ind w:left="720"/>
             <w:rPr>
               <w:color w:val="000000"/>
-              <w:u w:val="none"/>
             </w:rPr>
           </w:pPr>
           <w:hyperlink w:anchor="_pk1a55wqg9pq">
             <w:r>
               <w:rPr>
                 <w:color w:val="000000"/>
-                <w:u w:val="none"/>
-                <w:rtl w:val="0"/>
               </w:rPr>
-              <w:t xml:space="preserve">Registro de Usuarios:</w:t>
+              <w:t>Registro de Usuarios:</w:t>
+            </w:r>
+            <w:r>
+              <w:rPr>
+                <w:color w:val="000000"/>
+              </w:rPr>
               <w:tab/>
             </w:r>
           </w:hyperlink>
           <w:r>
             <w:fldChar w:fldCharType="begin"/>
+          </w:r>
+          <w:r>
             <w:instrText xml:space="preserve"> PAGEREF _pk1a55wqg9pq \h </w:instrText>
+          </w:r>
+          <w:r>
             <w:fldChar w:fldCharType="separate"/>
           </w:r>
           <w:r>
-            <w:rPr>
-              <w:rtl w:val="0"/>
-            </w:rPr>
-            <w:t xml:space="preserve">2</w:t>
+            <w:t>2</w:t>
           </w:r>
           <w:r>
             <w:fldChar w:fldCharType="end"/>
-          </w:r>
-          <w:r>
-            <w:rPr>
-              <w:rtl w:val="0"/>
-            </w:rPr>
           </w:r>
         </w:p>
         <w:p>
@@ -649,41 +504,39 @@
               <w:tab w:val="right" w:leader="dot" w:pos="12000"/>
             </w:tabs>
             <w:spacing w:before="60" w:line="240" w:lineRule="auto"/>
-            <w:ind w:left="720" w:firstLine="0"/>
+            <w:ind w:left="720"/>
             <w:rPr>
               <w:color w:val="000000"/>
-              <w:u w:val="none"/>
             </w:rPr>
           </w:pPr>
           <w:hyperlink w:anchor="_prp174tpcu7w">
             <w:r>
               <w:rPr>
                 <w:color w:val="000000"/>
-                <w:u w:val="none"/>
-                <w:rtl w:val="0"/>
               </w:rPr>
-              <w:t xml:space="preserve">Registro de Mascotas:</w:t>
+              <w:t>Registro de Mascotas:</w:t>
+            </w:r>
+            <w:r>
+              <w:rPr>
+                <w:color w:val="000000"/>
+              </w:rPr>
               <w:tab/>
             </w:r>
           </w:hyperlink>
           <w:r>
             <w:fldChar w:fldCharType="begin"/>
+          </w:r>
+          <w:r>
             <w:instrText xml:space="preserve"> PAGEREF _prp174tpcu7w \h </w:instrText>
+          </w:r>
+          <w:r>
             <w:fldChar w:fldCharType="separate"/>
           </w:r>
           <w:r>
-            <w:rPr>
-              <w:rtl w:val="0"/>
-            </w:rPr>
-            <w:t xml:space="preserve">3</w:t>
+            <w:t>3</w:t>
           </w:r>
           <w:r>
             <w:fldChar w:fldCharType="end"/>
-          </w:r>
-          <w:r>
-            <w:rPr>
-              <w:rtl w:val="0"/>
-            </w:rPr>
           </w:r>
         </w:p>
         <w:p>
@@ -693,41 +546,39 @@
               <w:tab w:val="right" w:leader="dot" w:pos="12000"/>
             </w:tabs>
             <w:spacing w:before="60" w:line="240" w:lineRule="auto"/>
-            <w:ind w:left="720" w:firstLine="0"/>
+            <w:ind w:left="720"/>
             <w:rPr>
               <w:color w:val="000000"/>
-              <w:u w:val="none"/>
             </w:rPr>
           </w:pPr>
           <w:hyperlink w:anchor="_j0qapo87jrtq">
             <w:r>
               <w:rPr>
                 <w:color w:val="000000"/>
-                <w:u w:val="none"/>
-                <w:rtl w:val="0"/>
               </w:rPr>
-              <w:t xml:space="preserve">Generación de QR:</w:t>
+              <w:t>Generación de QR:</w:t>
+            </w:r>
+            <w:r>
+              <w:rPr>
+                <w:color w:val="000000"/>
+              </w:rPr>
               <w:tab/>
             </w:r>
           </w:hyperlink>
           <w:r>
             <w:fldChar w:fldCharType="begin"/>
+          </w:r>
+          <w:r>
             <w:instrText xml:space="preserve"> PAGEREF _j0qapo87jrtq \h </w:instrText>
+          </w:r>
+          <w:r>
             <w:fldChar w:fldCharType="separate"/>
           </w:r>
           <w:r>
-            <w:rPr>
-              <w:rtl w:val="0"/>
-            </w:rPr>
-            <w:t xml:space="preserve">3</w:t>
+            <w:t>3</w:t>
           </w:r>
           <w:r>
             <w:fldChar w:fldCharType="end"/>
-          </w:r>
-          <w:r>
-            <w:rPr>
-              <w:rtl w:val="0"/>
-            </w:rPr>
           </w:r>
         </w:p>
         <w:p>
@@ -737,41 +588,39 @@
               <w:tab w:val="right" w:leader="dot" w:pos="12000"/>
             </w:tabs>
             <w:spacing w:before="60" w:line="240" w:lineRule="auto"/>
-            <w:ind w:left="720" w:firstLine="0"/>
+            <w:ind w:left="720"/>
             <w:rPr>
               <w:color w:val="000000"/>
-              <w:u w:val="none"/>
             </w:rPr>
           </w:pPr>
           <w:hyperlink w:anchor="_iperfxx1a1">
             <w:r>
               <w:rPr>
                 <w:color w:val="000000"/>
-                <w:u w:val="none"/>
-                <w:rtl w:val="0"/>
               </w:rPr>
-              <w:t xml:space="preserve">Alertas de Mascotas Perdidas:</w:t>
+              <w:t>Alertas de Mascotas Perdidas:</w:t>
+            </w:r>
+            <w:r>
+              <w:rPr>
+                <w:color w:val="000000"/>
+              </w:rPr>
               <w:tab/>
             </w:r>
           </w:hyperlink>
           <w:r>
             <w:fldChar w:fldCharType="begin"/>
+          </w:r>
+          <w:r>
             <w:instrText xml:space="preserve"> PAGEREF _iperfxx1a1 \h </w:instrText>
+          </w:r>
+          <w:r>
             <w:fldChar w:fldCharType="separate"/>
           </w:r>
           <w:r>
-            <w:rPr>
-              <w:rtl w:val="0"/>
-            </w:rPr>
-            <w:t xml:space="preserve">3</w:t>
+            <w:t>3</w:t>
           </w:r>
           <w:r>
             <w:fldChar w:fldCharType="end"/>
-          </w:r>
-          <w:r>
-            <w:rPr>
-              <w:rtl w:val="0"/>
-            </w:rPr>
           </w:r>
         </w:p>
         <w:p>
@@ -781,41 +630,39 @@
               <w:tab w:val="right" w:leader="dot" w:pos="12000"/>
             </w:tabs>
             <w:spacing w:before="60" w:line="240" w:lineRule="auto"/>
-            <w:ind w:left="720" w:firstLine="0"/>
+            <w:ind w:left="720"/>
             <w:rPr>
               <w:color w:val="000000"/>
-              <w:u w:val="none"/>
             </w:rPr>
           </w:pPr>
           <w:hyperlink w:anchor="_66vl549jc50b">
             <w:r>
               <w:rPr>
                 <w:color w:val="000000"/>
-                <w:u w:val="none"/>
-                <w:rtl w:val="0"/>
               </w:rPr>
-              <w:t xml:space="preserve">Reporte de Mascotas Encontradas:</w:t>
+              <w:t>Reporte de Mascotas Encontradas:</w:t>
+            </w:r>
+            <w:r>
+              <w:rPr>
+                <w:color w:val="000000"/>
+              </w:rPr>
               <w:tab/>
             </w:r>
           </w:hyperlink>
           <w:r>
             <w:fldChar w:fldCharType="begin"/>
+          </w:r>
+          <w:r>
             <w:instrText xml:space="preserve"> PAGEREF _66vl549jc50b \h </w:instrText>
+          </w:r>
+          <w:r>
             <w:fldChar w:fldCharType="separate"/>
           </w:r>
           <w:r>
-            <w:rPr>
-              <w:rtl w:val="0"/>
-            </w:rPr>
-            <w:t xml:space="preserve">3</w:t>
+            <w:t>3</w:t>
           </w:r>
           <w:r>
             <w:fldChar w:fldCharType="end"/>
-          </w:r>
-          <w:r>
-            <w:rPr>
-              <w:rtl w:val="0"/>
-            </w:rPr>
           </w:r>
         </w:p>
         <w:p>
@@ -825,41 +672,39 @@
               <w:tab w:val="right" w:leader="dot" w:pos="12000"/>
             </w:tabs>
             <w:spacing w:before="60" w:line="240" w:lineRule="auto"/>
-            <w:ind w:left="720" w:firstLine="0"/>
+            <w:ind w:left="720"/>
             <w:rPr>
               <w:color w:val="000000"/>
-              <w:u w:val="none"/>
             </w:rPr>
           </w:pPr>
           <w:hyperlink w:anchor="_use4yvc94x9d">
             <w:r>
               <w:rPr>
                 <w:color w:val="000000"/>
-                <w:u w:val="none"/>
-                <w:rtl w:val="0"/>
               </w:rPr>
-              <w:t xml:space="preserve">Información de Refugios:</w:t>
+              <w:t>Información de Refugios:</w:t>
+            </w:r>
+            <w:r>
+              <w:rPr>
+                <w:color w:val="000000"/>
+              </w:rPr>
               <w:tab/>
             </w:r>
           </w:hyperlink>
           <w:r>
             <w:fldChar w:fldCharType="begin"/>
+          </w:r>
+          <w:r>
             <w:instrText xml:space="preserve"> PAGEREF _use4yvc94x9d \h </w:instrText>
+          </w:r>
+          <w:r>
             <w:fldChar w:fldCharType="separate"/>
           </w:r>
           <w:r>
-            <w:rPr>
-              <w:rtl w:val="0"/>
-            </w:rPr>
-            <w:t xml:space="preserve">3</w:t>
+            <w:t>3</w:t>
           </w:r>
           <w:r>
             <w:fldChar w:fldCharType="end"/>
-          </w:r>
-          <w:r>
-            <w:rPr>
-              <w:rtl w:val="0"/>
-            </w:rPr>
           </w:r>
         </w:p>
         <w:p>
@@ -869,41 +714,39 @@
               <w:tab w:val="right" w:leader="dot" w:pos="12000"/>
             </w:tabs>
             <w:spacing w:before="60" w:line="240" w:lineRule="auto"/>
-            <w:ind w:left="720" w:firstLine="0"/>
+            <w:ind w:left="720"/>
             <w:rPr>
               <w:color w:val="000000"/>
-              <w:u w:val="none"/>
             </w:rPr>
           </w:pPr>
           <w:hyperlink w:anchor="_dvddqzvgth1e">
             <w:r>
               <w:rPr>
                 <w:color w:val="000000"/>
-                <w:u w:val="none"/>
-                <w:rtl w:val="0"/>
               </w:rPr>
-              <w:t xml:space="preserve">Notificaciones a Refugios:</w:t>
+              <w:t>Notificaciones a Refugios:</w:t>
+            </w:r>
+            <w:r>
+              <w:rPr>
+                <w:color w:val="000000"/>
+              </w:rPr>
               <w:tab/>
             </w:r>
           </w:hyperlink>
           <w:r>
             <w:fldChar w:fldCharType="begin"/>
+          </w:r>
+          <w:r>
             <w:instrText xml:space="preserve"> PAGEREF _dvddqzvgth1e \h </w:instrText>
+          </w:r>
+          <w:r>
             <w:fldChar w:fldCharType="separate"/>
           </w:r>
           <w:r>
-            <w:rPr>
-              <w:rtl w:val="0"/>
-            </w:rPr>
-            <w:t xml:space="preserve">4</w:t>
+            <w:t>4</w:t>
           </w:r>
           <w:r>
             <w:fldChar w:fldCharType="end"/>
-          </w:r>
-          <w:r>
-            <w:rPr>
-              <w:rtl w:val="0"/>
-            </w:rPr>
           </w:r>
         </w:p>
         <w:p>
@@ -913,41 +756,39 @@
               <w:tab w:val="right" w:leader="dot" w:pos="12000"/>
             </w:tabs>
             <w:spacing w:before="60" w:line="240" w:lineRule="auto"/>
-            <w:ind w:left="720" w:firstLine="0"/>
+            <w:ind w:left="720"/>
             <w:rPr>
               <w:color w:val="000000"/>
-              <w:u w:val="none"/>
             </w:rPr>
           </w:pPr>
           <w:hyperlink w:anchor="_zfv6lyaedk0m">
             <w:r>
               <w:rPr>
                 <w:color w:val="000000"/>
-                <w:u w:val="none"/>
-                <w:rtl w:val="0"/>
               </w:rPr>
-              <w:t xml:space="preserve">Información de Veterinarias:</w:t>
+              <w:t>Información de Veterinarias:</w:t>
+            </w:r>
+            <w:r>
+              <w:rPr>
+                <w:color w:val="000000"/>
+              </w:rPr>
               <w:tab/>
             </w:r>
           </w:hyperlink>
           <w:r>
             <w:fldChar w:fldCharType="begin"/>
+          </w:r>
+          <w:r>
             <w:instrText xml:space="preserve"> PAGEREF _zfv6lyaedk0m \h </w:instrText>
+          </w:r>
+          <w:r>
             <w:fldChar w:fldCharType="separate"/>
           </w:r>
           <w:r>
-            <w:rPr>
-              <w:rtl w:val="0"/>
-            </w:rPr>
-            <w:t xml:space="preserve">4</w:t>
+            <w:t>4</w:t>
           </w:r>
           <w:r>
             <w:fldChar w:fldCharType="end"/>
-          </w:r>
-          <w:r>
-            <w:rPr>
-              <w:rtl w:val="0"/>
-            </w:rPr>
           </w:r>
         </w:p>
         <w:p>
@@ -957,41 +798,39 @@
               <w:tab w:val="right" w:leader="dot" w:pos="12000"/>
             </w:tabs>
             <w:spacing w:before="60" w:line="240" w:lineRule="auto"/>
-            <w:ind w:left="720" w:firstLine="0"/>
+            <w:ind w:left="720"/>
             <w:rPr>
               <w:color w:val="000000"/>
-              <w:u w:val="none"/>
             </w:rPr>
           </w:pPr>
           <w:hyperlink w:anchor="_nxfke73z6uom">
             <w:r>
               <w:rPr>
                 <w:color w:val="000000"/>
-                <w:u w:val="none"/>
-                <w:rtl w:val="0"/>
               </w:rPr>
-              <w:t xml:space="preserve">Interacción Usuario-Mascota:</w:t>
+              <w:t>Interacción Usuario-Mascota:</w:t>
+            </w:r>
+            <w:r>
+              <w:rPr>
+                <w:color w:val="000000"/>
+              </w:rPr>
               <w:tab/>
             </w:r>
           </w:hyperlink>
           <w:r>
             <w:fldChar w:fldCharType="begin"/>
+          </w:r>
+          <w:r>
             <w:instrText xml:space="preserve"> PAGEREF _nxfke73z6uom \h </w:instrText>
+          </w:r>
+          <w:r>
             <w:fldChar w:fldCharType="separate"/>
           </w:r>
           <w:r>
-            <w:rPr>
-              <w:rtl w:val="0"/>
-            </w:rPr>
-            <w:t xml:space="preserve">4</w:t>
+            <w:t>4</w:t>
           </w:r>
           <w:r>
             <w:fldChar w:fldCharType="end"/>
-          </w:r>
-          <w:r>
-            <w:rPr>
-              <w:rtl w:val="0"/>
-            </w:rPr>
           </w:r>
         </w:p>
         <w:p>
@@ -1001,41 +840,39 @@
               <w:tab w:val="right" w:leader="dot" w:pos="12000"/>
             </w:tabs>
             <w:spacing w:before="60" w:line="240" w:lineRule="auto"/>
-            <w:ind w:left="720" w:firstLine="0"/>
+            <w:ind w:left="720"/>
             <w:rPr>
               <w:color w:val="000000"/>
-              <w:u w:val="none"/>
             </w:rPr>
           </w:pPr>
           <w:hyperlink w:anchor="_bfbc8hry7rpb">
             <w:r>
               <w:rPr>
                 <w:color w:val="000000"/>
-                <w:u w:val="none"/>
-                <w:rtl w:val="0"/>
               </w:rPr>
-              <w:t xml:space="preserve">Sistema de Calificaciones y Comentarios:</w:t>
+              <w:t>Sistema de Calificaciones y Comentarios:</w:t>
+            </w:r>
+            <w:r>
+              <w:rPr>
+                <w:color w:val="000000"/>
+              </w:rPr>
               <w:tab/>
             </w:r>
           </w:hyperlink>
           <w:r>
             <w:fldChar w:fldCharType="begin"/>
+          </w:r>
+          <w:r>
             <w:instrText xml:space="preserve"> PAGEREF _bfbc8hry7rpb \h </w:instrText>
+          </w:r>
+          <w:r>
             <w:fldChar w:fldCharType="separate"/>
           </w:r>
           <w:r>
-            <w:rPr>
-              <w:rtl w:val="0"/>
-            </w:rPr>
-            <w:t xml:space="preserve">4</w:t>
+            <w:t>4</w:t>
           </w:r>
           <w:r>
             <w:fldChar w:fldCharType="end"/>
-          </w:r>
-          <w:r>
-            <w:rPr>
-              <w:rtl w:val="0"/>
-            </w:rPr>
           </w:r>
         </w:p>
         <w:p>
@@ -1045,41 +882,39 @@
               <w:tab w:val="right" w:leader="dot" w:pos="12000"/>
             </w:tabs>
             <w:spacing w:before="60" w:line="240" w:lineRule="auto"/>
-            <w:ind w:left="720" w:firstLine="0"/>
+            <w:ind w:left="720"/>
             <w:rPr>
               <w:color w:val="000000"/>
-              <w:u w:val="none"/>
             </w:rPr>
           </w:pPr>
           <w:hyperlink w:anchor="_2cxqf4pxyflf">
             <w:r>
               <w:rPr>
                 <w:color w:val="000000"/>
-                <w:u w:val="none"/>
-                <w:rtl w:val="0"/>
               </w:rPr>
-              <w:t xml:space="preserve">Sistema de Notificaciones Personalizadas:</w:t>
+              <w:t>Sistema de Notificaciones Personalizadas:</w:t>
+            </w:r>
+            <w:r>
+              <w:rPr>
+                <w:color w:val="000000"/>
+              </w:rPr>
               <w:tab/>
             </w:r>
           </w:hyperlink>
           <w:r>
             <w:fldChar w:fldCharType="begin"/>
+          </w:r>
+          <w:r>
             <w:instrText xml:space="preserve"> PAGEREF _2cxqf4pxyflf \h </w:instrText>
+          </w:r>
+          <w:r>
             <w:fldChar w:fldCharType="separate"/>
           </w:r>
           <w:r>
-            <w:rPr>
-              <w:rtl w:val="0"/>
-            </w:rPr>
-            <w:t xml:space="preserve">4</w:t>
+            <w:t>4</w:t>
           </w:r>
           <w:r>
             <w:fldChar w:fldCharType="end"/>
-          </w:r>
-          <w:r>
-            <w:rPr>
-              <w:rtl w:val="0"/>
-            </w:rPr>
           </w:r>
         </w:p>
         <w:p>
@@ -1089,41 +924,39 @@
               <w:tab w:val="right" w:leader="dot" w:pos="12000"/>
             </w:tabs>
             <w:spacing w:before="60" w:line="240" w:lineRule="auto"/>
-            <w:ind w:left="720" w:firstLine="0"/>
+            <w:ind w:left="720"/>
             <w:rPr>
               <w:color w:val="000000"/>
-              <w:u w:val="none"/>
             </w:rPr>
           </w:pPr>
           <w:hyperlink w:anchor="_slag1a2o90aa">
             <w:r>
               <w:rPr>
                 <w:color w:val="000000"/>
-                <w:u w:val="none"/>
-                <w:rtl w:val="0"/>
               </w:rPr>
-              <w:t xml:space="preserve">Integración con Redes Sociales:</w:t>
+              <w:t>Integración con Redes Sociales:</w:t>
+            </w:r>
+            <w:r>
+              <w:rPr>
+                <w:color w:val="000000"/>
+              </w:rPr>
               <w:tab/>
             </w:r>
           </w:hyperlink>
           <w:r>
             <w:fldChar w:fldCharType="begin"/>
+          </w:r>
+          <w:r>
             <w:instrText xml:space="preserve"> PAGEREF _slag1a2o90aa \h </w:instrText>
+          </w:r>
+          <w:r>
             <w:fldChar w:fldCharType="separate"/>
           </w:r>
           <w:r>
-            <w:rPr>
-              <w:rtl w:val="0"/>
-            </w:rPr>
-            <w:t xml:space="preserve">4</w:t>
+            <w:t>4</w:t>
           </w:r>
           <w:r>
             <w:fldChar w:fldCharType="end"/>
-          </w:r>
-          <w:r>
-            <w:rPr>
-              <w:rtl w:val="0"/>
-            </w:rPr>
           </w:r>
         </w:p>
         <w:p>
@@ -1133,41 +966,39 @@
               <w:tab w:val="right" w:leader="dot" w:pos="12000"/>
             </w:tabs>
             <w:spacing w:before="60" w:line="240" w:lineRule="auto"/>
-            <w:ind w:left="360" w:firstLine="0"/>
+            <w:ind w:left="360"/>
             <w:rPr>
               <w:color w:val="000000"/>
-              <w:u w:val="none"/>
             </w:rPr>
           </w:pPr>
           <w:hyperlink w:anchor="_bk697v72gl2x">
             <w:r>
               <w:rPr>
                 <w:color w:val="000000"/>
-                <w:u w:val="none"/>
-                <w:rtl w:val="0"/>
               </w:rPr>
-              <w:t xml:space="preserve">2.2 Requerimientos no Funcionales</w:t>
+              <w:t>2.2 Requerimientos no Funcionales</w:t>
+            </w:r>
+            <w:r>
+              <w:rPr>
+                <w:color w:val="000000"/>
+              </w:rPr>
               <w:tab/>
             </w:r>
           </w:hyperlink>
           <w:r>
             <w:fldChar w:fldCharType="begin"/>
+          </w:r>
+          <w:r>
             <w:instrText xml:space="preserve"> PAGEREF _bk697v72gl2x \h </w:instrText>
+          </w:r>
+          <w:r>
             <w:fldChar w:fldCharType="separate"/>
           </w:r>
           <w:r>
-            <w:rPr>
-              <w:rtl w:val="0"/>
-            </w:rPr>
-            <w:t xml:space="preserve">5</w:t>
+            <w:t>5</w:t>
           </w:r>
           <w:r>
             <w:fldChar w:fldCharType="end"/>
-          </w:r>
-          <w:r>
-            <w:rPr>
-              <w:rtl w:val="0"/>
-            </w:rPr>
           </w:r>
         </w:p>
         <w:p>
@@ -1177,41 +1008,39 @@
               <w:tab w:val="right" w:leader="dot" w:pos="12000"/>
             </w:tabs>
             <w:spacing w:before="60" w:line="240" w:lineRule="auto"/>
-            <w:ind w:left="720" w:firstLine="0"/>
+            <w:ind w:left="720"/>
             <w:rPr>
               <w:color w:val="000000"/>
-              <w:u w:val="none"/>
             </w:rPr>
           </w:pPr>
           <w:hyperlink w:anchor="_rh1girt81h3l">
             <w:r>
               <w:rPr>
                 <w:color w:val="000000"/>
-                <w:u w:val="none"/>
-                <w:rtl w:val="0"/>
               </w:rPr>
-              <w:t xml:space="preserve">Rendimiento:</w:t>
+              <w:t>Rendimiento:</w:t>
+            </w:r>
+            <w:r>
+              <w:rPr>
+                <w:color w:val="000000"/>
+              </w:rPr>
               <w:tab/>
             </w:r>
           </w:hyperlink>
           <w:r>
             <w:fldChar w:fldCharType="begin"/>
+          </w:r>
+          <w:r>
             <w:instrText xml:space="preserve"> PAGEREF _rh1girt81h3l \h </w:instrText>
+          </w:r>
+          <w:r>
             <w:fldChar w:fldCharType="separate"/>
           </w:r>
           <w:r>
-            <w:rPr>
-              <w:rtl w:val="0"/>
-            </w:rPr>
-            <w:t xml:space="preserve">5</w:t>
+            <w:t>5</w:t>
           </w:r>
           <w:r>
             <w:fldChar w:fldCharType="end"/>
-          </w:r>
-          <w:r>
-            <w:rPr>
-              <w:rtl w:val="0"/>
-            </w:rPr>
           </w:r>
         </w:p>
         <w:p>
@@ -1221,41 +1050,39 @@
               <w:tab w:val="right" w:leader="dot" w:pos="12000"/>
             </w:tabs>
             <w:spacing w:before="60" w:line="240" w:lineRule="auto"/>
-            <w:ind w:left="720" w:firstLine="0"/>
+            <w:ind w:left="720"/>
             <w:rPr>
               <w:color w:val="000000"/>
-              <w:u w:val="none"/>
             </w:rPr>
           </w:pPr>
           <w:hyperlink w:anchor="_ungf6werpgt5">
             <w:r>
               <w:rPr>
                 <w:color w:val="000000"/>
-                <w:u w:val="none"/>
-                <w:rtl w:val="0"/>
               </w:rPr>
-              <w:t xml:space="preserve">Seguridad:</w:t>
+              <w:t>Seguridad:</w:t>
+            </w:r>
+            <w:r>
+              <w:rPr>
+                <w:color w:val="000000"/>
+              </w:rPr>
               <w:tab/>
             </w:r>
           </w:hyperlink>
           <w:r>
             <w:fldChar w:fldCharType="begin"/>
+          </w:r>
+          <w:r>
             <w:instrText xml:space="preserve"> PAGEREF _ungf6werpgt5 \h </w:instrText>
+          </w:r>
+          <w:r>
             <w:fldChar w:fldCharType="separate"/>
           </w:r>
           <w:r>
-            <w:rPr>
-              <w:rtl w:val="0"/>
-            </w:rPr>
-            <w:t xml:space="preserve">5</w:t>
+            <w:t>5</w:t>
           </w:r>
           <w:r>
             <w:fldChar w:fldCharType="end"/>
-          </w:r>
-          <w:r>
-            <w:rPr>
-              <w:rtl w:val="0"/>
-            </w:rPr>
           </w:r>
         </w:p>
         <w:p>
@@ -1265,41 +1092,39 @@
               <w:tab w:val="right" w:leader="dot" w:pos="12000"/>
             </w:tabs>
             <w:spacing w:before="60" w:line="240" w:lineRule="auto"/>
-            <w:ind w:left="720" w:firstLine="0"/>
+            <w:ind w:left="720"/>
             <w:rPr>
               <w:color w:val="000000"/>
-              <w:u w:val="none"/>
             </w:rPr>
           </w:pPr>
           <w:hyperlink w:anchor="_1szs8hboffcd">
             <w:r>
               <w:rPr>
                 <w:color w:val="000000"/>
-                <w:u w:val="none"/>
-                <w:rtl w:val="0"/>
               </w:rPr>
-              <w:t xml:space="preserve">Escalabilidad:</w:t>
+              <w:t>Escalabilidad:</w:t>
+            </w:r>
+            <w:r>
+              <w:rPr>
+                <w:color w:val="000000"/>
+              </w:rPr>
               <w:tab/>
             </w:r>
           </w:hyperlink>
           <w:r>
             <w:fldChar w:fldCharType="begin"/>
+          </w:r>
+          <w:r>
             <w:instrText xml:space="preserve"> PAGEREF _1szs8hboffcd \h </w:instrText>
+          </w:r>
+          <w:r>
             <w:fldChar w:fldCharType="separate"/>
           </w:r>
           <w:r>
-            <w:rPr>
-              <w:rtl w:val="0"/>
-            </w:rPr>
-            <w:t xml:space="preserve">5</w:t>
+            <w:t>5</w:t>
           </w:r>
           <w:r>
             <w:fldChar w:fldCharType="end"/>
-          </w:r>
-          <w:r>
-            <w:rPr>
-              <w:rtl w:val="0"/>
-            </w:rPr>
           </w:r>
         </w:p>
         <w:p>
@@ -1309,41 +1134,39 @@
               <w:tab w:val="right" w:leader="dot" w:pos="12000"/>
             </w:tabs>
             <w:spacing w:before="60" w:line="240" w:lineRule="auto"/>
-            <w:ind w:left="720" w:firstLine="0"/>
+            <w:ind w:left="720"/>
             <w:rPr>
               <w:color w:val="000000"/>
-              <w:u w:val="none"/>
             </w:rPr>
           </w:pPr>
           <w:hyperlink w:anchor="_74xzcgr3uycl">
             <w:r>
               <w:rPr>
                 <w:color w:val="000000"/>
-                <w:u w:val="none"/>
-                <w:rtl w:val="0"/>
               </w:rPr>
-              <w:t xml:space="preserve">Disponibilidad:</w:t>
+              <w:t>Disponibilidad:</w:t>
+            </w:r>
+            <w:r>
+              <w:rPr>
+                <w:color w:val="000000"/>
+              </w:rPr>
               <w:tab/>
             </w:r>
           </w:hyperlink>
           <w:r>
             <w:fldChar w:fldCharType="begin"/>
+          </w:r>
+          <w:r>
             <w:instrText xml:space="preserve"> PAGEREF _74xzcgr3uycl \h </w:instrText>
+          </w:r>
+          <w:r>
             <w:fldChar w:fldCharType="separate"/>
           </w:r>
           <w:r>
-            <w:rPr>
-              <w:rtl w:val="0"/>
-            </w:rPr>
-            <w:t xml:space="preserve">5</w:t>
+            <w:t>5</w:t>
           </w:r>
           <w:r>
             <w:fldChar w:fldCharType="end"/>
-          </w:r>
-          <w:r>
-            <w:rPr>
-              <w:rtl w:val="0"/>
-            </w:rPr>
           </w:r>
         </w:p>
         <w:p>
@@ -1353,41 +1176,39 @@
               <w:tab w:val="right" w:leader="dot" w:pos="12000"/>
             </w:tabs>
             <w:spacing w:before="60" w:line="240" w:lineRule="auto"/>
-            <w:ind w:left="720" w:firstLine="0"/>
+            <w:ind w:left="720"/>
             <w:rPr>
               <w:color w:val="000000"/>
-              <w:u w:val="none"/>
             </w:rPr>
           </w:pPr>
           <w:hyperlink w:anchor="_lhxkxbsjcb5k">
             <w:r>
               <w:rPr>
                 <w:color w:val="000000"/>
-                <w:u w:val="none"/>
-                <w:rtl w:val="0"/>
               </w:rPr>
-              <w:t xml:space="preserve">Usabilidad:</w:t>
+              <w:t>Usabilidad:</w:t>
+            </w:r>
+            <w:r>
+              <w:rPr>
+                <w:color w:val="000000"/>
+              </w:rPr>
               <w:tab/>
             </w:r>
           </w:hyperlink>
           <w:r>
             <w:fldChar w:fldCharType="begin"/>
+          </w:r>
+          <w:r>
             <w:instrText xml:space="preserve"> PAGEREF _lhxkxbsjcb5k \h </w:instrText>
+          </w:r>
+          <w:r>
             <w:fldChar w:fldCharType="separate"/>
           </w:r>
           <w:r>
-            <w:rPr>
-              <w:rtl w:val="0"/>
-            </w:rPr>
-            <w:t xml:space="preserve">5</w:t>
+            <w:t>5</w:t>
           </w:r>
           <w:r>
             <w:fldChar w:fldCharType="end"/>
-          </w:r>
-          <w:r>
-            <w:rPr>
-              <w:rtl w:val="0"/>
-            </w:rPr>
           </w:r>
         </w:p>
         <w:p>
@@ -1397,41 +1218,39 @@
               <w:tab w:val="right" w:leader="dot" w:pos="12000"/>
             </w:tabs>
             <w:spacing w:before="60" w:line="240" w:lineRule="auto"/>
-            <w:ind w:left="720" w:firstLine="0"/>
+            <w:ind w:left="720"/>
             <w:rPr>
               <w:color w:val="000000"/>
-              <w:u w:val="none"/>
             </w:rPr>
           </w:pPr>
           <w:hyperlink w:anchor="_en5xay9bxyr5">
             <w:r>
               <w:rPr>
                 <w:color w:val="000000"/>
-                <w:u w:val="none"/>
-                <w:rtl w:val="0"/>
               </w:rPr>
-              <w:t xml:space="preserve">Compatibilidad:</w:t>
+              <w:t>Compatibilidad:</w:t>
+            </w:r>
+            <w:r>
+              <w:rPr>
+                <w:color w:val="000000"/>
+              </w:rPr>
               <w:tab/>
             </w:r>
           </w:hyperlink>
           <w:r>
             <w:fldChar w:fldCharType="begin"/>
+          </w:r>
+          <w:r>
             <w:instrText xml:space="preserve"> PAGEREF _en5xay9bxyr5 \h </w:instrText>
+          </w:r>
+          <w:r>
             <w:fldChar w:fldCharType="separate"/>
           </w:r>
           <w:r>
-            <w:rPr>
-              <w:rtl w:val="0"/>
-            </w:rPr>
-            <w:t xml:space="preserve">6</w:t>
+            <w:t>6</w:t>
           </w:r>
           <w:r>
             <w:fldChar w:fldCharType="end"/>
-          </w:r>
-          <w:r>
-            <w:rPr>
-              <w:rtl w:val="0"/>
-            </w:rPr>
           </w:r>
         </w:p>
         <w:p>
@@ -1441,41 +1260,39 @@
               <w:tab w:val="right" w:leader="dot" w:pos="12000"/>
             </w:tabs>
             <w:spacing w:before="60" w:line="240" w:lineRule="auto"/>
-            <w:ind w:left="720" w:firstLine="0"/>
+            <w:ind w:left="720"/>
             <w:rPr>
               <w:color w:val="000000"/>
-              <w:u w:val="none"/>
             </w:rPr>
           </w:pPr>
           <w:hyperlink w:anchor="_njzwv27izj4u">
             <w:r>
               <w:rPr>
                 <w:color w:val="000000"/>
-                <w:u w:val="none"/>
-                <w:rtl w:val="0"/>
               </w:rPr>
-              <w:t xml:space="preserve">Mantenimiento:</w:t>
+              <w:t>Mantenimiento:</w:t>
+            </w:r>
+            <w:r>
+              <w:rPr>
+                <w:color w:val="000000"/>
+              </w:rPr>
               <w:tab/>
             </w:r>
           </w:hyperlink>
           <w:r>
             <w:fldChar w:fldCharType="begin"/>
+          </w:r>
+          <w:r>
             <w:instrText xml:space="preserve"> PAGEREF _njzwv27izj4u \h </w:instrText>
+          </w:r>
+          <w:r>
             <w:fldChar w:fldCharType="separate"/>
           </w:r>
           <w:r>
-            <w:rPr>
-              <w:rtl w:val="0"/>
-            </w:rPr>
-            <w:t xml:space="preserve">6</w:t>
+            <w:t>6</w:t>
           </w:r>
           <w:r>
             <w:fldChar w:fldCharType="end"/>
-          </w:r>
-          <w:r>
-            <w:rPr>
-              <w:rtl w:val="0"/>
-            </w:rPr>
           </w:r>
         </w:p>
         <w:p>
@@ -1485,41 +1302,39 @@
               <w:tab w:val="right" w:leader="dot" w:pos="12000"/>
             </w:tabs>
             <w:spacing w:before="60" w:line="240" w:lineRule="auto"/>
-            <w:ind w:left="720" w:firstLine="0"/>
+            <w:ind w:left="720"/>
             <w:rPr>
               <w:color w:val="000000"/>
-              <w:u w:val="none"/>
             </w:rPr>
           </w:pPr>
           <w:hyperlink w:anchor="_ncwlhlqu693z">
             <w:r>
               <w:rPr>
                 <w:color w:val="000000"/>
-                <w:u w:val="none"/>
-                <w:rtl w:val="0"/>
               </w:rPr>
-              <w:t xml:space="preserve">Seguridad de Datos:</w:t>
+              <w:t>Seguridad de Datos:</w:t>
+            </w:r>
+            <w:r>
+              <w:rPr>
+                <w:color w:val="000000"/>
+              </w:rPr>
               <w:tab/>
             </w:r>
           </w:hyperlink>
           <w:r>
             <w:fldChar w:fldCharType="begin"/>
+          </w:r>
+          <w:r>
             <w:instrText xml:space="preserve"> PAGEREF _ncwlhlqu693z \h </w:instrText>
+          </w:r>
+          <w:r>
             <w:fldChar w:fldCharType="separate"/>
           </w:r>
           <w:r>
-            <w:rPr>
-              <w:rtl w:val="0"/>
-            </w:rPr>
-            <w:t xml:space="preserve">6</w:t>
+            <w:t>6</w:t>
           </w:r>
           <w:r>
             <w:fldChar w:fldCharType="end"/>
-          </w:r>
-          <w:r>
-            <w:rPr>
-              <w:rtl w:val="0"/>
-            </w:rPr>
           </w:r>
           <w:r>
             <w:fldChar w:fldCharType="end"/>
@@ -1530,298 +1345,240 @@
     <w:p>
       <w:pPr>
         <w:rPr>
-          <w:b w:val="1"/>
+          <w:b/>
         </w:rPr>
         <w:sectPr>
-          <w:type w:val="nextPage"/>
-          <w:pgSz w:h="15840" w:w="12240" w:orient="portrait"/>
-          <w:pgMar w:bottom="1440" w:top="1440" w:left="1440" w:right="1440" w:header="720" w:footer="0"/>
+          <w:pgSz w:w="12240" w:h="15840"/>
+          <w:pgMar w:top="1440" w:right="1440" w:bottom="1440" w:left="1440" w:header="720" w:footer="0" w:gutter="0"/>
+          <w:cols w:space="720"/>
         </w:sectPr>
       </w:pPr>
-      <w:r>
-        <w:rPr>
-          <w:rtl w:val="0"/>
-        </w:rPr>
-      </w:r>
-    </w:p>
-    <w:p>
-      <w:pPr>
-        <w:pStyle w:val="Heading1"/>
+    </w:p>
+    <w:p>
+      <w:pPr>
+        <w:pStyle w:val="Ttulo1"/>
         <w:keepLines w:val="0"/>
         <w:pBdr>
-          <w:bottom w:color="000000" w:space="1" w:sz="4" w:val="single"/>
+          <w:bottom w:val="single" w:sz="4" w:space="1" w:color="000000"/>
         </w:pBdr>
-        <w:spacing w:after="60" w:before="480" w:line="360" w:lineRule="auto"/>
-        <w:ind w:left="0" w:firstLine="0"/>
-        <w:rPr>
-          <w:rFonts w:ascii="Old Standard TT" w:cs="Old Standard TT" w:eastAsia="Old Standard TT" w:hAnsi="Old Standard TT"/>
-          <w:b w:val="1"/>
-          <w:smallCaps w:val="1"/>
+        <w:spacing w:before="480" w:after="60" w:line="360" w:lineRule="auto"/>
+        <w:rPr>
+          <w:rFonts w:ascii="Old Standard TT" w:eastAsia="Old Standard TT" w:hAnsi="Old Standard TT" w:cs="Old Standard TT"/>
+          <w:b/>
+          <w:smallCaps/>
           <w:color w:val="335288"/>
           <w:sz w:val="36"/>
           <w:szCs w:val="36"/>
         </w:rPr>
       </w:pPr>
-      <w:bookmarkStart w:colFirst="0" w:colLast="0" w:name="_30j0zll" w:id="2"/>
-      <w:bookmarkEnd w:id="2"/>
-      <w:r>
-        <w:rPr>
-          <w:rFonts w:ascii="Old Standard TT" w:cs="Old Standard TT" w:eastAsia="Old Standard TT" w:hAnsi="Old Standard TT"/>
-          <w:b w:val="1"/>
-          <w:smallCaps w:val="1"/>
+      <w:bookmarkStart w:id="8" w:name="_30j0zll" w:colFirst="0" w:colLast="0"/>
+      <w:bookmarkEnd w:id="8"/>
+      <w:r>
+        <w:rPr>
+          <w:rFonts w:ascii="Old Standard TT" w:eastAsia="Old Standard TT" w:hAnsi="Old Standard TT" w:cs="Old Standard TT"/>
+          <w:b/>
+          <w:smallCaps/>
           <w:color w:val="335288"/>
           <w:sz w:val="36"/>
           <w:szCs w:val="36"/>
-          <w:rtl w:val="0"/>
-        </w:rPr>
-        <w:t xml:space="preserve">INTRODUCCIÓN</w:t>
-      </w:r>
-    </w:p>
-    <w:p>
-      <w:pPr>
-        <w:ind w:left="432" w:firstLine="0"/>
-        <w:rPr>
-          <w:rFonts w:ascii="Roboto" w:cs="Roboto" w:eastAsia="Roboto" w:hAnsi="Roboto"/>
-        </w:rPr>
-      </w:pPr>
-      <w:r>
-        <w:rPr>
-          <w:rtl w:val="0"/>
-        </w:rPr>
-      </w:r>
-    </w:p>
-    <w:p>
-      <w:pPr>
-        <w:pStyle w:val="Heading2"/>
+        </w:rPr>
+        <w:lastRenderedPageBreak/>
+        <w:t>INTRODUCCIÓN</w:t>
+      </w:r>
+    </w:p>
+    <w:p>
+      <w:pPr>
+        <w:ind w:left="432"/>
+        <w:rPr>
+          <w:rFonts w:ascii="Roboto" w:eastAsia="Roboto" w:hAnsi="Roboto" w:cs="Roboto"/>
+        </w:rPr>
+      </w:pPr>
+    </w:p>
+    <w:p>
+      <w:pPr>
+        <w:pStyle w:val="Ttulo2"/>
         <w:keepLines w:val="0"/>
         <w:pBdr>
-          <w:bottom w:color="000000" w:space="1" w:sz="4" w:val="single"/>
+          <w:bottom w:val="single" w:sz="4" w:space="1" w:color="000000"/>
         </w:pBdr>
-        <w:spacing w:after="60" w:before="480" w:line="360" w:lineRule="auto"/>
-        <w:rPr>
-          <w:rFonts w:ascii="Old Standard TT" w:cs="Old Standard TT" w:eastAsia="Old Standard TT" w:hAnsi="Old Standard TT"/>
-          <w:b w:val="1"/>
+        <w:spacing w:before="480" w:after="60" w:line="360" w:lineRule="auto"/>
+        <w:rPr>
+          <w:rFonts w:ascii="Old Standard TT" w:eastAsia="Old Standard TT" w:hAnsi="Old Standard TT" w:cs="Old Standard TT"/>
+          <w:b/>
           <w:color w:val="335288"/>
           <w:sz w:val="28"/>
           <w:szCs w:val="28"/>
         </w:rPr>
       </w:pPr>
-      <w:bookmarkStart w:colFirst="0" w:colLast="0" w:name="_uqaw4plsnk2f" w:id="3"/>
-      <w:bookmarkEnd w:id="3"/>
-      <w:r>
-        <w:rPr>
-          <w:rFonts w:ascii="Old Standard TT" w:cs="Old Standard TT" w:eastAsia="Old Standard TT" w:hAnsi="Old Standard TT"/>
-          <w:b w:val="1"/>
+      <w:bookmarkStart w:id="9" w:name="_uqaw4plsnk2f" w:colFirst="0" w:colLast="0"/>
+      <w:bookmarkEnd w:id="9"/>
+      <w:r>
+        <w:rPr>
+          <w:rFonts w:ascii="Old Standard TT" w:eastAsia="Old Standard TT" w:hAnsi="Old Standard TT" w:cs="Old Standard TT"/>
+          <w:b/>
           <w:color w:val="335288"/>
           <w:sz w:val="28"/>
           <w:szCs w:val="28"/>
-          <w:rtl w:val="0"/>
-        </w:rPr>
-        <w:t xml:space="preserve">1.1  Objetivo del documento</w:t>
-      </w:r>
-    </w:p>
-    <w:p>
-      <w:pPr>
-        <w:rPr>
-          <w:rFonts w:ascii="Roboto" w:cs="Roboto" w:eastAsia="Roboto" w:hAnsi="Roboto"/>
-        </w:rPr>
-      </w:pPr>
-      <w:r>
-        <w:rPr>
-          <w:rtl w:val="0"/>
-        </w:rPr>
-      </w:r>
-    </w:p>
-    <w:p>
-      <w:pPr>
-        <w:rPr>
-          <w:rFonts w:ascii="Roboto" w:cs="Roboto" w:eastAsia="Roboto" w:hAnsi="Roboto"/>
-        </w:rPr>
-      </w:pPr>
-      <w:r>
-        <w:rPr>
-          <w:rFonts w:ascii="Roboto" w:cs="Roboto" w:eastAsia="Roboto" w:hAnsi="Roboto"/>
-          <w:rtl w:val="0"/>
-        </w:rPr>
-        <w:t xml:space="preserve">La finalidad del presente documento es definir los requerimientos mínimos exigibles para la presentación de la propuesta del proyecto final "PetSit", cuyo objetivo principal es facilitar el rescate de mascotas perdidas y fomentar la adopción de animales de refugios.</w:t>
-      </w:r>
-    </w:p>
-    <w:p>
-      <w:pPr>
-        <w:pStyle w:val="Heading2"/>
+        </w:rPr>
+        <w:t>1.1  Objetivo del documento</w:t>
+      </w:r>
+    </w:p>
+    <w:p>
+      <w:pPr>
+        <w:rPr>
+          <w:rFonts w:ascii="Roboto" w:eastAsia="Roboto" w:hAnsi="Roboto" w:cs="Roboto"/>
+        </w:rPr>
+      </w:pPr>
+    </w:p>
+    <w:p>
+      <w:pPr>
+        <w:rPr>
+          <w:rFonts w:ascii="Roboto" w:eastAsia="Roboto" w:hAnsi="Roboto" w:cs="Roboto"/>
+        </w:rPr>
+      </w:pPr>
+      <w:r>
+        <w:rPr>
+          <w:rFonts w:ascii="Roboto" w:eastAsia="Roboto" w:hAnsi="Roboto" w:cs="Roboto"/>
+        </w:rPr>
+        <w:t>La finalidad del presente documento es definir los requerimientos mínimos exigibles para la presentación de la propuesta del proyecto final "PetSit", cuyo objetivo principal es facilitar el rescate de mascotas perdidas y fomentar la adopción de animales de refugios.</w:t>
+      </w:r>
+    </w:p>
+    <w:p>
+      <w:pPr>
+        <w:pStyle w:val="Ttulo2"/>
         <w:keepLines w:val="0"/>
         <w:pBdr>
-          <w:bottom w:color="000000" w:space="1" w:sz="4" w:val="single"/>
+          <w:bottom w:val="single" w:sz="4" w:space="1" w:color="000000"/>
         </w:pBdr>
-        <w:spacing w:after="60" w:before="480" w:line="360" w:lineRule="auto"/>
-        <w:rPr>
-          <w:rFonts w:ascii="Old Standard TT" w:cs="Old Standard TT" w:eastAsia="Old Standard TT" w:hAnsi="Old Standard TT"/>
-          <w:b w:val="1"/>
+        <w:spacing w:before="480" w:after="60" w:line="360" w:lineRule="auto"/>
+        <w:rPr>
+          <w:rFonts w:ascii="Old Standard TT" w:eastAsia="Old Standard TT" w:hAnsi="Old Standard TT" w:cs="Old Standard TT"/>
+          <w:b/>
           <w:color w:val="335288"/>
           <w:sz w:val="28"/>
           <w:szCs w:val="28"/>
         </w:rPr>
       </w:pPr>
-      <w:bookmarkStart w:colFirst="0" w:colLast="0" w:name="_w1gi5ekm4fy8" w:id="4"/>
-      <w:bookmarkEnd w:id="4"/>
-      <w:r>
-        <w:rPr>
-          <w:rFonts w:ascii="Old Standard TT" w:cs="Old Standard TT" w:eastAsia="Old Standard TT" w:hAnsi="Old Standard TT"/>
-          <w:b w:val="1"/>
+      <w:bookmarkStart w:id="10" w:name="_w1gi5ekm4fy8" w:colFirst="0" w:colLast="0"/>
+      <w:bookmarkEnd w:id="10"/>
+      <w:r>
+        <w:rPr>
+          <w:rFonts w:ascii="Old Standard TT" w:eastAsia="Old Standard TT" w:hAnsi="Old Standard TT" w:cs="Old Standard TT"/>
+          <w:b/>
           <w:color w:val="335288"/>
           <w:sz w:val="28"/>
           <w:szCs w:val="28"/>
-          <w:rtl w:val="0"/>
-        </w:rPr>
-        <w:t xml:space="preserve">1.2  Destinatarios</w:t>
-      </w:r>
-    </w:p>
-    <w:p>
-      <w:pPr>
-        <w:rPr>
-          <w:rFonts w:ascii="Roboto" w:cs="Roboto" w:eastAsia="Roboto" w:hAnsi="Roboto"/>
-        </w:rPr>
-      </w:pPr>
-      <w:r>
-        <w:rPr>
-          <w:rtl w:val="0"/>
-        </w:rPr>
-      </w:r>
-    </w:p>
-    <w:p>
-      <w:pPr>
-        <w:rPr>
-          <w:rFonts w:ascii="Roboto" w:cs="Roboto" w:eastAsia="Roboto" w:hAnsi="Roboto"/>
-        </w:rPr>
-      </w:pPr>
-      <w:r>
-        <w:rPr>
-          <w:rFonts w:ascii="Roboto" w:cs="Roboto" w:eastAsia="Roboto" w:hAnsi="Roboto"/>
-          <w:rtl w:val="0"/>
-        </w:rPr>
-        <w:t xml:space="preserve">El presente documento está destinado a los estudiantes de la Carrera Analista de Sistemas que se encuentran en el tramo final de la carrera.</w:t>
-      </w:r>
-    </w:p>
-    <w:p>
-      <w:pPr>
-        <w:rPr>
-          <w:rFonts w:ascii="Roboto" w:cs="Roboto" w:eastAsia="Roboto" w:hAnsi="Roboto"/>
-        </w:rPr>
-      </w:pPr>
-      <w:r>
-        <w:rPr>
-          <w:rtl w:val="0"/>
-        </w:rPr>
-      </w:r>
-    </w:p>
-    <w:p>
-      <w:pPr>
-        <w:pStyle w:val="Heading1"/>
+        </w:rPr>
+        <w:t>1.2  Destinatarios</w:t>
+      </w:r>
+    </w:p>
+    <w:p>
+      <w:pPr>
+        <w:rPr>
+          <w:rFonts w:ascii="Roboto" w:eastAsia="Roboto" w:hAnsi="Roboto" w:cs="Roboto"/>
+        </w:rPr>
+      </w:pPr>
+    </w:p>
+    <w:p>
+      <w:pPr>
+        <w:rPr>
+          <w:rFonts w:ascii="Roboto" w:eastAsia="Roboto" w:hAnsi="Roboto" w:cs="Roboto"/>
+        </w:rPr>
+      </w:pPr>
+      <w:r>
+        <w:rPr>
+          <w:rFonts w:ascii="Roboto" w:eastAsia="Roboto" w:hAnsi="Roboto" w:cs="Roboto"/>
+        </w:rPr>
+        <w:t>El presente documento está destinado a los estudiantes de la Carrera Analista de Sistemas que se encuentran en el tramo final de la carrera.</w:t>
+      </w:r>
+    </w:p>
+    <w:p>
+      <w:pPr>
+        <w:rPr>
+          <w:rFonts w:ascii="Roboto" w:eastAsia="Roboto" w:hAnsi="Roboto" w:cs="Roboto"/>
+        </w:rPr>
+      </w:pPr>
+    </w:p>
+    <w:p>
+      <w:pPr>
+        <w:pStyle w:val="Ttulo1"/>
         <w:keepLines w:val="0"/>
         <w:pBdr>
-          <w:bottom w:color="000000" w:space="1" w:sz="4" w:val="single"/>
+          <w:bottom w:val="single" w:sz="4" w:space="1" w:color="000000"/>
         </w:pBdr>
-        <w:spacing w:after="60" w:before="480" w:line="360" w:lineRule="auto"/>
-        <w:rPr>
-          <w:rFonts w:ascii="Old Standard TT" w:cs="Old Standard TT" w:eastAsia="Old Standard TT" w:hAnsi="Old Standard TT"/>
-          <w:b w:val="1"/>
-          <w:smallCaps w:val="1"/>
+        <w:spacing w:before="480" w:after="60" w:line="360" w:lineRule="auto"/>
+        <w:rPr>
+          <w:rFonts w:ascii="Old Standard TT" w:eastAsia="Old Standard TT" w:hAnsi="Old Standard TT" w:cs="Old Standard TT"/>
+          <w:b/>
+          <w:smallCaps/>
           <w:color w:val="335288"/>
           <w:sz w:val="30"/>
           <w:szCs w:val="30"/>
         </w:rPr>
       </w:pPr>
-      <w:bookmarkStart w:colFirst="0" w:colLast="0" w:name="_2lpvftysxt8q" w:id="5"/>
-      <w:bookmarkEnd w:id="5"/>
-      <w:r>
-        <w:rPr>
-          <w:rFonts w:ascii="Old Standard TT" w:cs="Old Standard TT" w:eastAsia="Old Standard TT" w:hAnsi="Old Standard TT"/>
-          <w:b w:val="1"/>
-          <w:smallCaps w:val="1"/>
+      <w:bookmarkStart w:id="11" w:name="_2lpvftysxt8q" w:colFirst="0" w:colLast="0"/>
+      <w:bookmarkEnd w:id="11"/>
+      <w:r>
+        <w:rPr>
+          <w:rFonts w:ascii="Old Standard TT" w:eastAsia="Old Standard TT" w:hAnsi="Old Standard TT" w:cs="Old Standard TT"/>
+          <w:b/>
+          <w:smallCaps/>
           <w:color w:val="335288"/>
           <w:sz w:val="30"/>
           <w:szCs w:val="30"/>
-          <w:rtl w:val="0"/>
-        </w:rPr>
-        <w:t xml:space="preserve">REQUERIMIENTOS GENERALES</w:t>
+        </w:rPr>
+        <w:t>REQUERIMIENTOS GENERALES</w:t>
       </w:r>
     </w:p>
     <w:p>
       <w:pPr>
         <w:spacing w:line="240" w:lineRule="auto"/>
-        <w:rPr/>
-      </w:pPr>
-      <w:r>
-        <w:rPr>
-          <w:rtl w:val="0"/>
-        </w:rPr>
-      </w:r>
-    </w:p>
-    <w:p>
-      <w:pPr>
-        <w:pStyle w:val="Heading2"/>
+      </w:pPr>
+    </w:p>
+    <w:p>
+      <w:pPr>
+        <w:pStyle w:val="Ttulo2"/>
         <w:keepLines w:val="0"/>
         <w:pBdr>
-          <w:bottom w:color="000000" w:space="1" w:sz="4" w:val="single"/>
+          <w:bottom w:val="single" w:sz="4" w:space="1" w:color="000000"/>
         </w:pBdr>
-        <w:spacing w:after="60" w:before="480" w:line="240" w:lineRule="auto"/>
-        <w:rPr>
-          <w:rFonts w:ascii="Old Standard TT" w:cs="Old Standard TT" w:eastAsia="Old Standard TT" w:hAnsi="Old Standard TT"/>
-          <w:b w:val="1"/>
+        <w:spacing w:before="480" w:after="60" w:line="240" w:lineRule="auto"/>
+        <w:rPr>
+          <w:rFonts w:ascii="Old Standard TT" w:eastAsia="Old Standard TT" w:hAnsi="Old Standard TT" w:cs="Old Standard TT"/>
+          <w:b/>
           <w:color w:val="335288"/>
           <w:sz w:val="28"/>
           <w:szCs w:val="28"/>
         </w:rPr>
       </w:pPr>
-      <w:bookmarkStart w:colFirst="0" w:colLast="0" w:name="_34mry0nhll2t" w:id="6"/>
-      <w:bookmarkEnd w:id="6"/>
-      <w:r>
-        <w:rPr>
-          <w:rFonts w:ascii="Old Standard TT" w:cs="Old Standard TT" w:eastAsia="Old Standard TT" w:hAnsi="Old Standard TT"/>
-          <w:b w:val="1"/>
+      <w:bookmarkStart w:id="12" w:name="_34mry0nhll2t" w:colFirst="0" w:colLast="0"/>
+      <w:bookmarkEnd w:id="12"/>
+      <w:r>
+        <w:rPr>
+          <w:rFonts w:ascii="Old Standard TT" w:eastAsia="Old Standard TT" w:hAnsi="Old Standard TT" w:cs="Old Standard TT"/>
+          <w:b/>
           <w:color w:val="335288"/>
           <w:sz w:val="28"/>
           <w:szCs w:val="28"/>
-          <w:rtl w:val="0"/>
-        </w:rPr>
-        <w:t xml:space="preserve">2.1 Requerimientos Funcionales</w:t>
-      </w:r>
-    </w:p>
-    <w:p>
-      <w:pPr>
-        <w:rPr>
-          <w:rFonts w:ascii="Roboto" w:cs="Roboto" w:eastAsia="Roboto" w:hAnsi="Roboto"/>
-        </w:rPr>
-      </w:pPr>
-      <w:r>
-        <w:rPr>
-          <w:rtl w:val="0"/>
-        </w:rPr>
-      </w:r>
-    </w:p>
-    <w:p>
-      <w:pPr>
-        <w:pStyle w:val="Heading3"/>
-        <w:rPr>
-          <w:rFonts w:ascii="Roboto" w:cs="Roboto" w:eastAsia="Roboto" w:hAnsi="Roboto"/>
-          <w:b w:val="1"/>
-          <w:sz w:val="24"/>
-          <w:szCs w:val="24"/>
-          <w:u w:val="single"/>
-        </w:rPr>
-      </w:pPr>
-      <w:bookmarkStart w:colFirst="0" w:colLast="0" w:name="_pk1a55wqg9pq" w:id="7"/>
-      <w:bookmarkEnd w:id="7"/>
-      <w:r>
-        <w:rPr>
-          <w:rtl w:val="0"/>
-        </w:rPr>
-        <w:t xml:space="preserve">Registro de Usuarios:</w:t>
-      </w:r>
-      <w:r>
-        <w:rPr>
-          <w:rtl w:val="0"/>
-        </w:rPr>
+        </w:rPr>
+        <w:t>2.1 Requerimientos Funcionales</w:t>
+      </w:r>
+    </w:p>
+    <w:p>
+      <w:pPr>
+        <w:rPr>
+          <w:rFonts w:ascii="Roboto" w:eastAsia="Roboto" w:hAnsi="Roboto" w:cs="Roboto"/>
+        </w:rPr>
+      </w:pPr>
+    </w:p>
+    <w:p>
+      <w:pPr>
+        <w:pStyle w:val="Ttulo3"/>
+      </w:pPr>
+      <w:bookmarkStart w:id="13" w:name="_pk1a55wqg9pq" w:colFirst="0" w:colLast="0"/>
+      <w:bookmarkEnd w:id="13"/>
+      <w:r>
+        <w:t>Registro de Usuarios:</w:t>
       </w:r>
     </w:p>
     <w:p>
@@ -1831,31 +1588,29 @@
           <w:numId w:val="16"/>
         </w:numPr>
         <w:pBdr>
-          <w:top w:color="e3e3e3" w:space="0" w:sz="0" w:val="none"/>
-          <w:left w:color="e3e3e3" w:space="0" w:sz="0" w:val="none"/>
-          <w:bottom w:color="e3e3e3" w:space="0" w:sz="0" w:val="none"/>
-          <w:right w:color="e3e3e3" w:space="0" w:sz="0" w:val="none"/>
-          <w:between w:color="e3e3e3" w:space="0" w:sz="0" w:val="none"/>
+          <w:top w:val="none" w:sz="0" w:space="0" w:color="E3E3E3"/>
+          <w:left w:val="none" w:sz="0" w:space="0" w:color="E3E3E3"/>
+          <w:bottom w:val="none" w:sz="0" w:space="0" w:color="E3E3E3"/>
+          <w:right w:val="none" w:sz="0" w:space="0" w:color="E3E3E3"/>
+          <w:between w:val="none" w:sz="0" w:space="0" w:color="E3E3E3"/>
         </w:pBdr>
-        <w:shd w:fill="ffffff" w:val="clear"/>
-        <w:spacing w:after="0" w:afterAutospacing="0" w:before="120" w:lineRule="auto"/>
-        <w:ind w:left="720" w:hanging="360"/>
-        <w:rPr>
-          <w:rFonts w:ascii="Roboto" w:cs="Roboto" w:eastAsia="Roboto" w:hAnsi="Roboto"/>
-          <w:color w:val="0d0d0d"/>
-          <w:sz w:val="24"/>
-          <w:szCs w:val="24"/>
-        </w:rPr>
-      </w:pPr>
-      <w:r>
-        <w:rPr>
-          <w:rFonts w:ascii="Roboto" w:cs="Roboto" w:eastAsia="Roboto" w:hAnsi="Roboto"/>
-          <w:color w:val="0d0d0d"/>
-          <w:sz w:val="24"/>
-          <w:szCs w:val="24"/>
-          <w:rtl w:val="0"/>
-        </w:rPr>
-        <w:t xml:space="preserve">Los usuarios deben poder crear cuentas con su información personal y detalles de contacto.</w:t>
+        <w:shd w:val="clear" w:color="auto" w:fill="FFFFFF"/>
+        <w:spacing w:before="120"/>
+        <w:rPr>
+          <w:rFonts w:ascii="Roboto" w:eastAsia="Roboto" w:hAnsi="Roboto" w:cs="Roboto"/>
+          <w:color w:val="0D0D0D"/>
+          <w:sz w:val="24"/>
+          <w:szCs w:val="24"/>
+        </w:rPr>
+      </w:pPr>
+      <w:r>
+        <w:rPr>
+          <w:rFonts w:ascii="Roboto" w:eastAsia="Roboto" w:hAnsi="Roboto" w:cs="Roboto"/>
+          <w:color w:val="0D0D0D"/>
+          <w:sz w:val="24"/>
+          <w:szCs w:val="24"/>
+        </w:rPr>
+        <w:t>Los usuarios deben poder crear cuentas con su información personal y detalles de contacto.</w:t>
       </w:r>
     </w:p>
     <w:p>
@@ -1865,57 +1620,40 @@
           <w:numId w:val="16"/>
         </w:numPr>
         <w:pBdr>
-          <w:top w:color="e3e3e3" w:space="0" w:sz="0" w:val="none"/>
-          <w:left w:color="e3e3e3" w:space="0" w:sz="0" w:val="none"/>
-          <w:bottom w:color="e3e3e3" w:space="0" w:sz="0" w:val="none"/>
-          <w:right w:color="e3e3e3" w:space="0" w:sz="0" w:val="none"/>
-          <w:between w:color="e3e3e3" w:space="0" w:sz="0" w:val="none"/>
+          <w:top w:val="none" w:sz="0" w:space="0" w:color="E3E3E3"/>
+          <w:left w:val="none" w:sz="0" w:space="0" w:color="E3E3E3"/>
+          <w:bottom w:val="none" w:sz="0" w:space="0" w:color="E3E3E3"/>
+          <w:right w:val="none" w:sz="0" w:space="0" w:color="E3E3E3"/>
+          <w:between w:val="none" w:sz="0" w:space="0" w:color="E3E3E3"/>
         </w:pBdr>
-        <w:shd w:fill="ffffff" w:val="clear"/>
-        <w:spacing w:after="420" w:before="0" w:beforeAutospacing="0" w:lineRule="auto"/>
-        <w:ind w:left="720" w:hanging="360"/>
-        <w:rPr>
-          <w:rFonts w:ascii="Roboto" w:cs="Roboto" w:eastAsia="Roboto" w:hAnsi="Roboto"/>
-          <w:color w:val="0d0d0d"/>
-          <w:sz w:val="24"/>
-          <w:szCs w:val="24"/>
-        </w:rPr>
-      </w:pPr>
-      <w:r>
-        <w:rPr>
-          <w:rFonts w:ascii="Roboto" w:cs="Roboto" w:eastAsia="Roboto" w:hAnsi="Roboto"/>
-          <w:color w:val="0d0d0d"/>
-          <w:sz w:val="24"/>
-          <w:szCs w:val="24"/>
-          <w:rtl w:val="0"/>
-        </w:rPr>
-        <w:t xml:space="preserve">Autenticación y autorización de usuarios mediante correo electrónico y contraseña.</w:t>
-      </w:r>
-    </w:p>
-    <w:p>
-      <w:pPr>
-        <w:pStyle w:val="Heading3"/>
-        <w:pBdr>
-          <w:top w:color="e3e3e3" w:space="0" w:sz="0" w:val="none"/>
-          <w:left w:color="e3e3e3" w:space="0" w:sz="0" w:val="none"/>
-          <w:bottom w:color="e3e3e3" w:space="0" w:sz="0" w:val="none"/>
-          <w:right w:color="e3e3e3" w:space="0" w:sz="0" w:val="none"/>
-          <w:between w:color="e3e3e3" w:space="0" w:sz="0" w:val="none"/>
-        </w:pBdr>
-        <w:shd w:fill="ffffff" w:val="clear"/>
-        <w:spacing w:after="420" w:before="120" w:lineRule="auto"/>
-        <w:rPr>
-          <w:rFonts w:ascii="Roboto" w:cs="Roboto" w:eastAsia="Roboto" w:hAnsi="Roboto"/>
-        </w:rPr>
-      </w:pPr>
-      <w:bookmarkStart w:colFirst="0" w:colLast="0" w:name="_prp174tpcu7w" w:id="8"/>
-      <w:bookmarkEnd w:id="8"/>
-      <w:r>
-        <w:rPr>
-          <w:rFonts w:ascii="Roboto" w:cs="Roboto" w:eastAsia="Roboto" w:hAnsi="Roboto"/>
-          <w:rtl w:val="0"/>
-        </w:rPr>
-        <w:t xml:space="preserve">Registro de Mascotas:</w:t>
+        <w:shd w:val="clear" w:color="auto" w:fill="FFFFFF"/>
+        <w:spacing w:after="420"/>
+        <w:rPr>
+          <w:rFonts w:ascii="Roboto" w:eastAsia="Roboto" w:hAnsi="Roboto" w:cs="Roboto"/>
+          <w:color w:val="0D0D0D"/>
+          <w:sz w:val="24"/>
+          <w:szCs w:val="24"/>
+        </w:rPr>
+      </w:pPr>
+      <w:r>
+        <w:rPr>
+          <w:rFonts w:ascii="Roboto" w:eastAsia="Roboto" w:hAnsi="Roboto" w:cs="Roboto"/>
+          <w:color w:val="0D0D0D"/>
+          <w:sz w:val="24"/>
+          <w:szCs w:val="24"/>
+        </w:rPr>
+        <w:t>Autenticación y autorización de usuarios mediante correo electrónico y contraseña.</w:t>
+      </w:r>
+    </w:p>
+    <w:p>
+      <w:pPr>
+        <w:pStyle w:val="Ttulo3"/>
+      </w:pPr>
+      <w:bookmarkStart w:id="14" w:name="_prp174tpcu7w" w:colFirst="0" w:colLast="0"/>
+      <w:bookmarkEnd w:id="14"/>
+      <w:r>
+        <w:lastRenderedPageBreak/>
+        <w:t>Registro de Mascotas:</w:t>
       </w:r>
     </w:p>
     <w:p>
@@ -1925,31 +1663,29 @@
           <w:numId w:val="3"/>
         </w:numPr>
         <w:pBdr>
-          <w:top w:color="e3e3e3" w:space="0" w:sz="0" w:val="none"/>
-          <w:left w:color="e3e3e3" w:space="0" w:sz="0" w:val="none"/>
-          <w:bottom w:color="e3e3e3" w:space="0" w:sz="0" w:val="none"/>
-          <w:right w:color="e3e3e3" w:space="0" w:sz="0" w:val="none"/>
-          <w:between w:color="e3e3e3" w:space="0" w:sz="0" w:val="none"/>
+          <w:top w:val="none" w:sz="0" w:space="0" w:color="E3E3E3"/>
+          <w:left w:val="none" w:sz="0" w:space="0" w:color="E3E3E3"/>
+          <w:bottom w:val="none" w:sz="0" w:space="0" w:color="E3E3E3"/>
+          <w:right w:val="none" w:sz="0" w:space="0" w:color="E3E3E3"/>
+          <w:between w:val="none" w:sz="0" w:space="0" w:color="E3E3E3"/>
         </w:pBdr>
-        <w:shd w:fill="ffffff" w:val="clear"/>
-        <w:spacing w:after="0" w:afterAutospacing="0" w:before="120" w:lineRule="auto"/>
-        <w:ind w:left="720" w:hanging="360"/>
-        <w:rPr>
-          <w:rFonts w:ascii="Roboto" w:cs="Roboto" w:eastAsia="Roboto" w:hAnsi="Roboto"/>
-          <w:color w:val="0d0d0d"/>
-          <w:sz w:val="24"/>
-          <w:szCs w:val="24"/>
-        </w:rPr>
-      </w:pPr>
-      <w:r>
-        <w:rPr>
-          <w:rFonts w:ascii="Roboto" w:cs="Roboto" w:eastAsia="Roboto" w:hAnsi="Roboto"/>
-          <w:color w:val="0d0d0d"/>
-          <w:sz w:val="24"/>
-          <w:szCs w:val="24"/>
-          <w:rtl w:val="0"/>
-        </w:rPr>
-        <w:t xml:space="preserve">Los usuarios podrán registrar a sus mascotas con información detallada (nombre, raza, edad, características físicas).</w:t>
+        <w:shd w:val="clear" w:color="auto" w:fill="FFFFFF"/>
+        <w:spacing w:before="120"/>
+        <w:rPr>
+          <w:rFonts w:ascii="Roboto" w:eastAsia="Roboto" w:hAnsi="Roboto" w:cs="Roboto"/>
+          <w:color w:val="0D0D0D"/>
+          <w:sz w:val="24"/>
+          <w:szCs w:val="24"/>
+        </w:rPr>
+      </w:pPr>
+      <w:r>
+        <w:rPr>
+          <w:rFonts w:ascii="Roboto" w:eastAsia="Roboto" w:hAnsi="Roboto" w:cs="Roboto"/>
+          <w:color w:val="0D0D0D"/>
+          <w:sz w:val="24"/>
+          <w:szCs w:val="24"/>
+        </w:rPr>
+        <w:t>Los usuarios podrán registrar a sus mascotas con información detallada (nombre, raza, edad, características físicas).</w:t>
       </w:r>
     </w:p>
     <w:p>
@@ -1959,54 +1695,39 @@
           <w:numId w:val="3"/>
         </w:numPr>
         <w:pBdr>
-          <w:top w:color="e3e3e3" w:space="0" w:sz="0" w:val="none"/>
-          <w:left w:color="e3e3e3" w:space="0" w:sz="0" w:val="none"/>
-          <w:bottom w:color="e3e3e3" w:space="0" w:sz="0" w:val="none"/>
-          <w:right w:color="e3e3e3" w:space="0" w:sz="0" w:val="none"/>
-          <w:between w:color="e3e3e3" w:space="0" w:sz="0" w:val="none"/>
+          <w:top w:val="none" w:sz="0" w:space="0" w:color="E3E3E3"/>
+          <w:left w:val="none" w:sz="0" w:space="0" w:color="E3E3E3"/>
+          <w:bottom w:val="none" w:sz="0" w:space="0" w:color="E3E3E3"/>
+          <w:right w:val="none" w:sz="0" w:space="0" w:color="E3E3E3"/>
+          <w:between w:val="none" w:sz="0" w:space="0" w:color="E3E3E3"/>
         </w:pBdr>
-        <w:shd w:fill="ffffff" w:val="clear"/>
-        <w:spacing w:after="420" w:before="0" w:beforeAutospacing="0" w:lineRule="auto"/>
-        <w:ind w:left="720" w:hanging="360"/>
-        <w:rPr>
-          <w:rFonts w:ascii="Roboto" w:cs="Roboto" w:eastAsia="Roboto" w:hAnsi="Roboto"/>
-          <w:color w:val="0d0d0d"/>
-          <w:sz w:val="24"/>
-          <w:szCs w:val="24"/>
-        </w:rPr>
-      </w:pPr>
-      <w:r>
-        <w:rPr>
-          <w:rFonts w:ascii="Roboto" w:cs="Roboto" w:eastAsia="Roboto" w:hAnsi="Roboto"/>
-          <w:color w:val="0d0d0d"/>
-          <w:sz w:val="24"/>
-          <w:szCs w:val="24"/>
-          <w:rtl w:val="0"/>
-        </w:rPr>
-        <w:t xml:space="preserve">Cada mascota estará vinculada a su dueño y contará con un QR.</w:t>
-      </w:r>
-    </w:p>
-    <w:p>
-      <w:pPr>
-        <w:pStyle w:val="Heading3"/>
-        <w:pBdr>
-          <w:top w:color="e3e3e3" w:space="0" w:sz="0" w:val="none"/>
-          <w:left w:color="e3e3e3" w:space="0" w:sz="0" w:val="none"/>
-          <w:bottom w:color="e3e3e3" w:space="0" w:sz="0" w:val="none"/>
-          <w:right w:color="e3e3e3" w:space="0" w:sz="0" w:val="none"/>
-          <w:between w:color="e3e3e3" w:space="0" w:sz="0" w:val="none"/>
-        </w:pBdr>
-        <w:shd w:fill="ffffff" w:val="clear"/>
-        <w:spacing w:after="420" w:before="120" w:lineRule="auto"/>
-        <w:rPr/>
-      </w:pPr>
-      <w:bookmarkStart w:colFirst="0" w:colLast="0" w:name="_j0qapo87jrtq" w:id="9"/>
-      <w:bookmarkEnd w:id="9"/>
-      <w:r>
-        <w:rPr>
-          <w:rtl w:val="0"/>
-        </w:rPr>
-        <w:t xml:space="preserve">Generación de QR:</w:t>
+        <w:shd w:val="clear" w:color="auto" w:fill="FFFFFF"/>
+        <w:spacing w:after="420"/>
+        <w:rPr>
+          <w:rFonts w:ascii="Roboto" w:eastAsia="Roboto" w:hAnsi="Roboto" w:cs="Roboto"/>
+          <w:color w:val="0D0D0D"/>
+          <w:sz w:val="24"/>
+          <w:szCs w:val="24"/>
+        </w:rPr>
+      </w:pPr>
+      <w:r>
+        <w:rPr>
+          <w:rFonts w:ascii="Roboto" w:eastAsia="Roboto" w:hAnsi="Roboto" w:cs="Roboto"/>
+          <w:color w:val="0D0D0D"/>
+          <w:sz w:val="24"/>
+          <w:szCs w:val="24"/>
+        </w:rPr>
+        <w:t>Cada mascota estará vinculada a su dueño y contará con un QR.</w:t>
+      </w:r>
+    </w:p>
+    <w:p>
+      <w:pPr>
+        <w:pStyle w:val="Ttulo3"/>
+      </w:pPr>
+      <w:bookmarkStart w:id="15" w:name="_j0qapo87jrtq" w:colFirst="0" w:colLast="0"/>
+      <w:bookmarkEnd w:id="15"/>
+      <w:r>
+        <w:t>Generación de QR:</w:t>
       </w:r>
     </w:p>
     <w:p>
@@ -2016,61 +1737,36 @@
           <w:numId w:val="6"/>
         </w:numPr>
         <w:pBdr>
-          <w:top w:color="e3e3e3" w:space="0" w:sz="0" w:val="none"/>
-          <w:left w:color="e3e3e3" w:space="0" w:sz="0" w:val="none"/>
-          <w:bottom w:color="e3e3e3" w:space="0" w:sz="0" w:val="none"/>
-          <w:right w:color="e3e3e3" w:space="0" w:sz="0" w:val="none"/>
-          <w:between w:color="e3e3e3" w:space="0" w:sz="0" w:val="none"/>
+          <w:top w:val="none" w:sz="0" w:space="0" w:color="E3E3E3"/>
+          <w:left w:val="none" w:sz="0" w:space="0" w:color="E3E3E3"/>
+          <w:bottom w:val="none" w:sz="0" w:space="0" w:color="E3E3E3"/>
+          <w:right w:val="none" w:sz="0" w:space="0" w:color="E3E3E3"/>
+          <w:between w:val="none" w:sz="0" w:space="0" w:color="E3E3E3"/>
         </w:pBdr>
-        <w:shd w:fill="ffffff" w:val="clear"/>
-        <w:spacing w:after="420" w:before="120" w:lineRule="auto"/>
-        <w:ind w:left="720" w:hanging="360"/>
-        <w:rPr>
-          <w:rFonts w:ascii="Roboto" w:cs="Roboto" w:eastAsia="Roboto" w:hAnsi="Roboto"/>
-        </w:rPr>
-      </w:pPr>
-      <w:r>
-        <w:rPr>
-          <w:rFonts w:ascii="Roboto" w:cs="Roboto" w:eastAsia="Roboto" w:hAnsi="Roboto"/>
-          <w:color w:val="0d0d0d"/>
-          <w:sz w:val="24"/>
-          <w:szCs w:val="24"/>
-          <w:rtl w:val="0"/>
-        </w:rPr>
-        <w:t xml:space="preserve">Al momento de registrar una mascota, se generará un QR automáticamente el </w:t>
-      </w:r>
-      <w:r>
-        <w:rPr>
-          <w:rFonts w:ascii="Roboto" w:cs="Roboto" w:eastAsia="Roboto" w:hAnsi="Roboto"/>
-          <w:color w:val="0d0d0d"/>
-          <w:sz w:val="24"/>
-          <w:szCs w:val="24"/>
-          <w:rtl w:val="0"/>
-        </w:rPr>
-        <w:t xml:space="preserve">cual llevará a la ficha de esta mascota en particular.</w:t>
-      </w:r>
-    </w:p>
-    <w:p>
-      <w:pPr>
-        <w:pStyle w:val="Heading3"/>
-        <w:pBdr>
-          <w:top w:color="e3e3e3" w:space="0" w:sz="0" w:val="none"/>
-          <w:left w:color="e3e3e3" w:space="0" w:sz="0" w:val="none"/>
-          <w:bottom w:color="e3e3e3" w:space="0" w:sz="0" w:val="none"/>
-          <w:right w:color="e3e3e3" w:space="0" w:sz="0" w:val="none"/>
-          <w:between w:color="e3e3e3" w:space="0" w:sz="0" w:val="none"/>
-        </w:pBdr>
-        <w:shd w:fill="ffffff" w:val="clear"/>
-        <w:spacing w:after="420" w:before="120" w:lineRule="auto"/>
-        <w:rPr/>
-      </w:pPr>
-      <w:bookmarkStart w:colFirst="0" w:colLast="0" w:name="_iperfxx1a1" w:id="10"/>
-      <w:bookmarkEnd w:id="10"/>
-      <w:r>
-        <w:rPr>
-          <w:rtl w:val="0"/>
-        </w:rPr>
-        <w:t xml:space="preserve">Alertas de Mascotas Perdidas:</w:t>
+        <w:shd w:val="clear" w:color="auto" w:fill="FFFFFF"/>
+        <w:spacing w:before="120" w:after="420"/>
+        <w:rPr>
+          <w:rFonts w:ascii="Roboto" w:eastAsia="Roboto" w:hAnsi="Roboto" w:cs="Roboto"/>
+        </w:rPr>
+      </w:pPr>
+      <w:r>
+        <w:rPr>
+          <w:rFonts w:ascii="Roboto" w:eastAsia="Roboto" w:hAnsi="Roboto" w:cs="Roboto"/>
+          <w:color w:val="0D0D0D"/>
+          <w:sz w:val="24"/>
+          <w:szCs w:val="24"/>
+        </w:rPr>
+        <w:t>Al momento de registrar una mascota, se generará un QR automáticamente el cual llevará a la ficha de esta mascota en particular.</w:t>
+      </w:r>
+    </w:p>
+    <w:p>
+      <w:pPr>
+        <w:pStyle w:val="Ttulo3"/>
+      </w:pPr>
+      <w:bookmarkStart w:id="16" w:name="_iperfxx1a1" w:colFirst="0" w:colLast="0"/>
+      <w:bookmarkEnd w:id="16"/>
+      <w:r>
+        <w:t>Alertas de Mascotas Perdidas:</w:t>
       </w:r>
     </w:p>
     <w:p>
@@ -2080,31 +1776,29 @@
           <w:numId w:val="4"/>
         </w:numPr>
         <w:pBdr>
-          <w:top w:color="e3e3e3" w:space="0" w:sz="0" w:val="none"/>
-          <w:left w:color="e3e3e3" w:space="0" w:sz="0" w:val="none"/>
-          <w:bottom w:color="e3e3e3" w:space="0" w:sz="0" w:val="none"/>
-          <w:right w:color="e3e3e3" w:space="0" w:sz="0" w:val="none"/>
-          <w:between w:color="e3e3e3" w:space="0" w:sz="0" w:val="none"/>
+          <w:top w:val="none" w:sz="0" w:space="0" w:color="E3E3E3"/>
+          <w:left w:val="none" w:sz="0" w:space="0" w:color="E3E3E3"/>
+          <w:bottom w:val="none" w:sz="0" w:space="0" w:color="E3E3E3"/>
+          <w:right w:val="none" w:sz="0" w:space="0" w:color="E3E3E3"/>
+          <w:between w:val="none" w:sz="0" w:space="0" w:color="E3E3E3"/>
         </w:pBdr>
-        <w:shd w:fill="ffffff" w:val="clear"/>
-        <w:spacing w:after="0" w:afterAutospacing="0" w:before="120" w:lineRule="auto"/>
-        <w:ind w:left="720" w:hanging="360"/>
-        <w:rPr>
-          <w:rFonts w:ascii="Roboto" w:cs="Roboto" w:eastAsia="Roboto" w:hAnsi="Roboto"/>
-          <w:color w:val="0d0d0d"/>
-          <w:sz w:val="24"/>
-          <w:szCs w:val="24"/>
-        </w:rPr>
-      </w:pPr>
-      <w:r>
-        <w:rPr>
-          <w:rFonts w:ascii="Roboto" w:cs="Roboto" w:eastAsia="Roboto" w:hAnsi="Roboto"/>
-          <w:color w:val="0d0d0d"/>
-          <w:sz w:val="24"/>
-          <w:szCs w:val="24"/>
-          <w:rtl w:val="0"/>
-        </w:rPr>
-        <w:t xml:space="preserve">Los dueños podrán marcar a una mascota como pérdida.</w:t>
+        <w:shd w:val="clear" w:color="auto" w:fill="FFFFFF"/>
+        <w:spacing w:before="120"/>
+        <w:rPr>
+          <w:rFonts w:ascii="Roboto" w:eastAsia="Roboto" w:hAnsi="Roboto" w:cs="Roboto"/>
+          <w:color w:val="0D0D0D"/>
+          <w:sz w:val="24"/>
+          <w:szCs w:val="24"/>
+        </w:rPr>
+      </w:pPr>
+      <w:r>
+        <w:rPr>
+          <w:rFonts w:ascii="Roboto" w:eastAsia="Roboto" w:hAnsi="Roboto" w:cs="Roboto"/>
+          <w:color w:val="0D0D0D"/>
+          <w:sz w:val="24"/>
+          <w:szCs w:val="24"/>
+        </w:rPr>
+        <w:t>Los dueños podrán marcar a una mascota como pérdida.</w:t>
       </w:r>
     </w:p>
     <w:p>
@@ -2114,31 +1808,28 @@
           <w:numId w:val="4"/>
         </w:numPr>
         <w:pBdr>
-          <w:top w:color="e3e3e3" w:space="0" w:sz="0" w:val="none"/>
-          <w:left w:color="e3e3e3" w:space="0" w:sz="0" w:val="none"/>
-          <w:bottom w:color="e3e3e3" w:space="0" w:sz="0" w:val="none"/>
-          <w:right w:color="e3e3e3" w:space="0" w:sz="0" w:val="none"/>
-          <w:between w:color="e3e3e3" w:space="0" w:sz="0" w:val="none"/>
+          <w:top w:val="none" w:sz="0" w:space="0" w:color="E3E3E3"/>
+          <w:left w:val="none" w:sz="0" w:space="0" w:color="E3E3E3"/>
+          <w:bottom w:val="none" w:sz="0" w:space="0" w:color="E3E3E3"/>
+          <w:right w:val="none" w:sz="0" w:space="0" w:color="E3E3E3"/>
+          <w:between w:val="none" w:sz="0" w:space="0" w:color="E3E3E3"/>
         </w:pBdr>
-        <w:shd w:fill="ffffff" w:val="clear"/>
-        <w:spacing w:after="0" w:afterAutospacing="0" w:before="0" w:beforeAutospacing="0" w:lineRule="auto"/>
-        <w:ind w:left="720" w:hanging="360"/>
-        <w:rPr>
-          <w:rFonts w:ascii="Roboto" w:cs="Roboto" w:eastAsia="Roboto" w:hAnsi="Roboto"/>
-          <w:color w:val="0d0d0d"/>
-          <w:sz w:val="24"/>
-          <w:szCs w:val="24"/>
-        </w:rPr>
-      </w:pPr>
-      <w:r>
-        <w:rPr>
-          <w:rFonts w:ascii="Roboto" w:cs="Roboto" w:eastAsia="Roboto" w:hAnsi="Roboto"/>
-          <w:color w:val="0d0d0d"/>
-          <w:sz w:val="24"/>
-          <w:szCs w:val="24"/>
-          <w:rtl w:val="0"/>
-        </w:rPr>
-        <w:t xml:space="preserve">Se generará una alerta que se enviará a los usuarios dentro de un rango de km predefinido y/o ajustado por el usuario del lugar donde se perdió la mascota</w:t>
+        <w:shd w:val="clear" w:color="auto" w:fill="FFFFFF"/>
+        <w:rPr>
+          <w:rFonts w:ascii="Roboto" w:eastAsia="Roboto" w:hAnsi="Roboto" w:cs="Roboto"/>
+          <w:color w:val="0D0D0D"/>
+          <w:sz w:val="24"/>
+          <w:szCs w:val="24"/>
+        </w:rPr>
+      </w:pPr>
+      <w:r>
+        <w:rPr>
+          <w:rFonts w:ascii="Roboto" w:eastAsia="Roboto" w:hAnsi="Roboto" w:cs="Roboto"/>
+          <w:color w:val="0D0D0D"/>
+          <w:sz w:val="24"/>
+          <w:szCs w:val="24"/>
+        </w:rPr>
+        <w:t>Se generará una alerta que se enviará a los usuarios dentro de un rango de km predefinido y/o ajustado por el usuario del lugar donde se perdió la mascota</w:t>
       </w:r>
     </w:p>
     <w:p>
@@ -2148,54 +1839,39 @@
           <w:numId w:val="4"/>
         </w:numPr>
         <w:pBdr>
-          <w:top w:color="e3e3e3" w:space="0" w:sz="0" w:val="none"/>
-          <w:left w:color="e3e3e3" w:space="0" w:sz="0" w:val="none"/>
-          <w:bottom w:color="e3e3e3" w:space="0" w:sz="0" w:val="none"/>
-          <w:right w:color="e3e3e3" w:space="0" w:sz="0" w:val="none"/>
-          <w:between w:color="e3e3e3" w:space="0" w:sz="0" w:val="none"/>
+          <w:top w:val="none" w:sz="0" w:space="0" w:color="E3E3E3"/>
+          <w:left w:val="none" w:sz="0" w:space="0" w:color="E3E3E3"/>
+          <w:bottom w:val="none" w:sz="0" w:space="0" w:color="E3E3E3"/>
+          <w:right w:val="none" w:sz="0" w:space="0" w:color="E3E3E3"/>
+          <w:between w:val="none" w:sz="0" w:space="0" w:color="E3E3E3"/>
         </w:pBdr>
-        <w:shd w:fill="ffffff" w:val="clear"/>
-        <w:spacing w:after="420" w:before="0" w:beforeAutospacing="0" w:lineRule="auto"/>
-        <w:ind w:left="720" w:hanging="360"/>
-        <w:rPr>
-          <w:rFonts w:ascii="Roboto" w:cs="Roboto" w:eastAsia="Roboto" w:hAnsi="Roboto"/>
-          <w:color w:val="0d0d0d"/>
-          <w:sz w:val="24"/>
-          <w:szCs w:val="24"/>
-        </w:rPr>
-      </w:pPr>
-      <w:r>
-        <w:rPr>
-          <w:rFonts w:ascii="Roboto" w:cs="Roboto" w:eastAsia="Roboto" w:hAnsi="Roboto"/>
-          <w:color w:val="0d0d0d"/>
-          <w:sz w:val="24"/>
-          <w:szCs w:val="24"/>
-          <w:rtl w:val="0"/>
-        </w:rPr>
-        <w:t xml:space="preserve">La alerta incluirá la información de la mascota y los datos de contacto del dueño.</w:t>
-      </w:r>
-    </w:p>
-    <w:p>
-      <w:pPr>
-        <w:pStyle w:val="Heading3"/>
-        <w:pBdr>
-          <w:top w:color="e3e3e3" w:space="0" w:sz="0" w:val="none"/>
-          <w:left w:color="e3e3e3" w:space="0" w:sz="0" w:val="none"/>
-          <w:bottom w:color="e3e3e3" w:space="0" w:sz="0" w:val="none"/>
-          <w:right w:color="e3e3e3" w:space="0" w:sz="0" w:val="none"/>
-          <w:between w:color="e3e3e3" w:space="0" w:sz="0" w:val="none"/>
-        </w:pBdr>
-        <w:shd w:fill="ffffff" w:val="clear"/>
-        <w:spacing w:after="420" w:before="120" w:lineRule="auto"/>
-        <w:rPr/>
-      </w:pPr>
-      <w:bookmarkStart w:colFirst="0" w:colLast="0" w:name="_66vl549jc50b" w:id="11"/>
-      <w:bookmarkEnd w:id="11"/>
-      <w:r>
-        <w:rPr>
-          <w:rtl w:val="0"/>
-        </w:rPr>
-        <w:t xml:space="preserve">Reporte de Mascotas Encontradas:</w:t>
+        <w:shd w:val="clear" w:color="auto" w:fill="FFFFFF"/>
+        <w:spacing w:after="420"/>
+        <w:rPr>
+          <w:rFonts w:ascii="Roboto" w:eastAsia="Roboto" w:hAnsi="Roboto" w:cs="Roboto"/>
+          <w:color w:val="0D0D0D"/>
+          <w:sz w:val="24"/>
+          <w:szCs w:val="24"/>
+        </w:rPr>
+      </w:pPr>
+      <w:r>
+        <w:rPr>
+          <w:rFonts w:ascii="Roboto" w:eastAsia="Roboto" w:hAnsi="Roboto" w:cs="Roboto"/>
+          <w:color w:val="0D0D0D"/>
+          <w:sz w:val="24"/>
+          <w:szCs w:val="24"/>
+        </w:rPr>
+        <w:t>La alerta incluirá la información de la mascota y los datos de contacto del dueño.</w:t>
+      </w:r>
+    </w:p>
+    <w:p>
+      <w:pPr>
+        <w:pStyle w:val="Ttulo3"/>
+      </w:pPr>
+      <w:bookmarkStart w:id="17" w:name="_66vl549jc50b" w:colFirst="0" w:colLast="0"/>
+      <w:bookmarkEnd w:id="17"/>
+      <w:r>
+        <w:t>Reporte de Mascotas Encontradas:</w:t>
       </w:r>
     </w:p>
     <w:p>
@@ -2205,31 +1881,29 @@
           <w:numId w:val="17"/>
         </w:numPr>
         <w:pBdr>
-          <w:top w:color="e3e3e3" w:space="0" w:sz="0" w:val="none"/>
-          <w:left w:color="e3e3e3" w:space="0" w:sz="0" w:val="none"/>
-          <w:bottom w:color="e3e3e3" w:space="0" w:sz="0" w:val="none"/>
-          <w:right w:color="e3e3e3" w:space="0" w:sz="0" w:val="none"/>
-          <w:between w:color="e3e3e3" w:space="0" w:sz="0" w:val="none"/>
+          <w:top w:val="none" w:sz="0" w:space="0" w:color="E3E3E3"/>
+          <w:left w:val="none" w:sz="0" w:space="0" w:color="E3E3E3"/>
+          <w:bottom w:val="none" w:sz="0" w:space="0" w:color="E3E3E3"/>
+          <w:right w:val="none" w:sz="0" w:space="0" w:color="E3E3E3"/>
+          <w:between w:val="none" w:sz="0" w:space="0" w:color="E3E3E3"/>
         </w:pBdr>
-        <w:shd w:fill="ffffff" w:val="clear"/>
-        <w:spacing w:after="0" w:afterAutospacing="0" w:before="120" w:lineRule="auto"/>
-        <w:ind w:left="720" w:hanging="360"/>
-        <w:rPr>
-          <w:rFonts w:ascii="Roboto" w:cs="Roboto" w:eastAsia="Roboto" w:hAnsi="Roboto"/>
-          <w:color w:val="0d0d0d"/>
-          <w:sz w:val="24"/>
-          <w:szCs w:val="24"/>
-        </w:rPr>
-      </w:pPr>
-      <w:r>
-        <w:rPr>
-          <w:rFonts w:ascii="Roboto" w:cs="Roboto" w:eastAsia="Roboto" w:hAnsi="Roboto"/>
-          <w:color w:val="0d0d0d"/>
-          <w:sz w:val="24"/>
-          <w:szCs w:val="24"/>
-          <w:rtl w:val="0"/>
-        </w:rPr>
-        <w:t xml:space="preserve">Los usuarios podrán reportar mascotas encontradas con detalles y fotos.</w:t>
+        <w:shd w:val="clear" w:color="auto" w:fill="FFFFFF"/>
+        <w:spacing w:before="120"/>
+        <w:rPr>
+          <w:rFonts w:ascii="Roboto" w:eastAsia="Roboto" w:hAnsi="Roboto" w:cs="Roboto"/>
+          <w:color w:val="0D0D0D"/>
+          <w:sz w:val="24"/>
+          <w:szCs w:val="24"/>
+        </w:rPr>
+      </w:pPr>
+      <w:r>
+        <w:rPr>
+          <w:rFonts w:ascii="Roboto" w:eastAsia="Roboto" w:hAnsi="Roboto" w:cs="Roboto"/>
+          <w:color w:val="0D0D0D"/>
+          <w:sz w:val="24"/>
+          <w:szCs w:val="24"/>
+        </w:rPr>
+        <w:t>Los usuarios podrán reportar mascotas encontradas con detalles y fotos.</w:t>
       </w:r>
     </w:p>
     <w:p>
@@ -2239,31 +1913,28 @@
           <w:numId w:val="17"/>
         </w:numPr>
         <w:pBdr>
-          <w:top w:color="e3e3e3" w:space="0" w:sz="0" w:val="none"/>
-          <w:left w:color="e3e3e3" w:space="0" w:sz="0" w:val="none"/>
-          <w:bottom w:color="e3e3e3" w:space="0" w:sz="0" w:val="none"/>
-          <w:right w:color="e3e3e3" w:space="0" w:sz="0" w:val="none"/>
-          <w:between w:color="e3e3e3" w:space="0" w:sz="0" w:val="none"/>
+          <w:top w:val="none" w:sz="0" w:space="0" w:color="E3E3E3"/>
+          <w:left w:val="none" w:sz="0" w:space="0" w:color="E3E3E3"/>
+          <w:bottom w:val="none" w:sz="0" w:space="0" w:color="E3E3E3"/>
+          <w:right w:val="none" w:sz="0" w:space="0" w:color="E3E3E3"/>
+          <w:between w:val="none" w:sz="0" w:space="0" w:color="E3E3E3"/>
         </w:pBdr>
-        <w:shd w:fill="ffffff" w:val="clear"/>
-        <w:spacing w:after="0" w:afterAutospacing="0" w:before="0" w:beforeAutospacing="0" w:lineRule="auto"/>
-        <w:ind w:left="720" w:hanging="360"/>
-        <w:rPr>
-          <w:rFonts w:ascii="Roboto" w:cs="Roboto" w:eastAsia="Roboto" w:hAnsi="Roboto"/>
-          <w:color w:val="0d0d0d"/>
-          <w:sz w:val="24"/>
-          <w:szCs w:val="24"/>
-        </w:rPr>
-      </w:pPr>
-      <w:r>
-        <w:rPr>
-          <w:rFonts w:ascii="Roboto" w:cs="Roboto" w:eastAsia="Roboto" w:hAnsi="Roboto"/>
-          <w:color w:val="0d0d0d"/>
-          <w:sz w:val="24"/>
-          <w:szCs w:val="24"/>
-          <w:rtl w:val="0"/>
-        </w:rPr>
-        <w:t xml:space="preserve">Los reportes estarán disponibles para los dueños de mascotas perdidas.</w:t>
+        <w:shd w:val="clear" w:color="auto" w:fill="FFFFFF"/>
+        <w:rPr>
+          <w:rFonts w:ascii="Roboto" w:eastAsia="Roboto" w:hAnsi="Roboto" w:cs="Roboto"/>
+          <w:color w:val="0D0D0D"/>
+          <w:sz w:val="24"/>
+          <w:szCs w:val="24"/>
+        </w:rPr>
+      </w:pPr>
+      <w:r>
+        <w:rPr>
+          <w:rFonts w:ascii="Roboto" w:eastAsia="Roboto" w:hAnsi="Roboto" w:cs="Roboto"/>
+          <w:color w:val="0D0D0D"/>
+          <w:sz w:val="24"/>
+          <w:szCs w:val="24"/>
+        </w:rPr>
+        <w:t>Los reportes estarán disponibles para los dueños de mascotas perdidas.</w:t>
       </w:r>
     </w:p>
     <w:p>
@@ -2273,54 +1944,39 @@
           <w:numId w:val="17"/>
         </w:numPr>
         <w:pBdr>
-          <w:top w:color="e3e3e3" w:space="0" w:sz="0" w:val="none"/>
-          <w:left w:color="e3e3e3" w:space="0" w:sz="0" w:val="none"/>
-          <w:bottom w:color="e3e3e3" w:space="0" w:sz="0" w:val="none"/>
-          <w:right w:color="e3e3e3" w:space="0" w:sz="0" w:val="none"/>
-          <w:between w:color="e3e3e3" w:space="0" w:sz="0" w:val="none"/>
+          <w:top w:val="none" w:sz="0" w:space="0" w:color="E3E3E3"/>
+          <w:left w:val="none" w:sz="0" w:space="0" w:color="E3E3E3"/>
+          <w:bottom w:val="none" w:sz="0" w:space="0" w:color="E3E3E3"/>
+          <w:right w:val="none" w:sz="0" w:space="0" w:color="E3E3E3"/>
+          <w:between w:val="none" w:sz="0" w:space="0" w:color="E3E3E3"/>
         </w:pBdr>
-        <w:shd w:fill="ffffff" w:val="clear"/>
-        <w:spacing w:after="420" w:before="0" w:beforeAutospacing="0" w:lineRule="auto"/>
-        <w:ind w:left="720" w:hanging="360"/>
-        <w:rPr>
-          <w:rFonts w:ascii="Roboto" w:cs="Roboto" w:eastAsia="Roboto" w:hAnsi="Roboto"/>
-          <w:color w:val="0d0d0d"/>
-          <w:sz w:val="24"/>
-          <w:szCs w:val="24"/>
-        </w:rPr>
-      </w:pPr>
-      <w:r>
-        <w:rPr>
-          <w:rFonts w:ascii="Roboto" w:cs="Roboto" w:eastAsia="Roboto" w:hAnsi="Roboto"/>
-          <w:color w:val="0d0d0d"/>
-          <w:sz w:val="24"/>
-          <w:szCs w:val="24"/>
-          <w:rtl w:val="0"/>
-        </w:rPr>
-        <w:t xml:space="preserve">Debe ser un formulario intuitivo y fácil de usar.</w:t>
-      </w:r>
-    </w:p>
-    <w:p>
-      <w:pPr>
-        <w:pStyle w:val="Heading3"/>
-        <w:pBdr>
-          <w:top w:color="e3e3e3" w:space="0" w:sz="0" w:val="none"/>
-          <w:left w:color="e3e3e3" w:space="0" w:sz="0" w:val="none"/>
-          <w:bottom w:color="e3e3e3" w:space="0" w:sz="0" w:val="none"/>
-          <w:right w:color="e3e3e3" w:space="0" w:sz="0" w:val="none"/>
-          <w:between w:color="e3e3e3" w:space="0" w:sz="0" w:val="none"/>
-        </w:pBdr>
-        <w:shd w:fill="ffffff" w:val="clear"/>
-        <w:spacing w:after="420" w:before="120" w:lineRule="auto"/>
-        <w:rPr/>
-      </w:pPr>
-      <w:bookmarkStart w:colFirst="0" w:colLast="0" w:name="_use4yvc94x9d" w:id="12"/>
-      <w:bookmarkEnd w:id="12"/>
-      <w:r>
-        <w:rPr>
-          <w:rtl w:val="0"/>
-        </w:rPr>
-        <w:t xml:space="preserve">Información de Refugios:</w:t>
+        <w:shd w:val="clear" w:color="auto" w:fill="FFFFFF"/>
+        <w:spacing w:after="420"/>
+        <w:rPr>
+          <w:rFonts w:ascii="Roboto" w:eastAsia="Roboto" w:hAnsi="Roboto" w:cs="Roboto"/>
+          <w:color w:val="0D0D0D"/>
+          <w:sz w:val="24"/>
+          <w:szCs w:val="24"/>
+        </w:rPr>
+      </w:pPr>
+      <w:r>
+        <w:rPr>
+          <w:rFonts w:ascii="Roboto" w:eastAsia="Roboto" w:hAnsi="Roboto" w:cs="Roboto"/>
+          <w:color w:val="0D0D0D"/>
+          <w:sz w:val="24"/>
+          <w:szCs w:val="24"/>
+        </w:rPr>
+        <w:t>Debe ser un formulario intuitivo y fácil de usar.</w:t>
+      </w:r>
+    </w:p>
+    <w:p>
+      <w:pPr>
+        <w:pStyle w:val="Ttulo3"/>
+      </w:pPr>
+      <w:bookmarkStart w:id="18" w:name="_use4yvc94x9d" w:colFirst="0" w:colLast="0"/>
+      <w:bookmarkEnd w:id="18"/>
+      <w:r>
+        <w:t>Información de Refugios:</w:t>
       </w:r>
     </w:p>
     <w:p>
@@ -2330,31 +1986,29 @@
           <w:numId w:val="1"/>
         </w:numPr>
         <w:pBdr>
-          <w:top w:color="e3e3e3" w:space="0" w:sz="0" w:val="none"/>
-          <w:left w:color="e3e3e3" w:space="0" w:sz="0" w:val="none"/>
-          <w:bottom w:color="e3e3e3" w:space="0" w:sz="0" w:val="none"/>
-          <w:right w:color="e3e3e3" w:space="0" w:sz="0" w:val="none"/>
-          <w:between w:color="e3e3e3" w:space="0" w:sz="0" w:val="none"/>
+          <w:top w:val="none" w:sz="0" w:space="0" w:color="E3E3E3"/>
+          <w:left w:val="none" w:sz="0" w:space="0" w:color="E3E3E3"/>
+          <w:bottom w:val="none" w:sz="0" w:space="0" w:color="E3E3E3"/>
+          <w:right w:val="none" w:sz="0" w:space="0" w:color="E3E3E3"/>
+          <w:between w:val="none" w:sz="0" w:space="0" w:color="E3E3E3"/>
         </w:pBdr>
-        <w:shd w:fill="ffffff" w:val="clear"/>
-        <w:spacing w:after="0" w:afterAutospacing="0" w:before="120" w:lineRule="auto"/>
-        <w:ind w:left="720" w:hanging="360"/>
-        <w:rPr>
-          <w:rFonts w:ascii="Roboto" w:cs="Roboto" w:eastAsia="Roboto" w:hAnsi="Roboto"/>
-          <w:color w:val="0d0d0d"/>
-          <w:sz w:val="24"/>
-          <w:szCs w:val="24"/>
-        </w:rPr>
-      </w:pPr>
-      <w:r>
-        <w:rPr>
-          <w:rFonts w:ascii="Roboto" w:cs="Roboto" w:eastAsia="Roboto" w:hAnsi="Roboto"/>
-          <w:color w:val="0d0d0d"/>
-          <w:sz w:val="24"/>
-          <w:szCs w:val="24"/>
-          <w:rtl w:val="0"/>
-        </w:rPr>
-        <w:t xml:space="preserve">Listado de refugios de animales con detalles de contacto y ubicación.</w:t>
+        <w:shd w:val="clear" w:color="auto" w:fill="FFFFFF"/>
+        <w:spacing w:before="120"/>
+        <w:rPr>
+          <w:rFonts w:ascii="Roboto" w:eastAsia="Roboto" w:hAnsi="Roboto" w:cs="Roboto"/>
+          <w:color w:val="0D0D0D"/>
+          <w:sz w:val="24"/>
+          <w:szCs w:val="24"/>
+        </w:rPr>
+      </w:pPr>
+      <w:r>
+        <w:rPr>
+          <w:rFonts w:ascii="Roboto" w:eastAsia="Roboto" w:hAnsi="Roboto" w:cs="Roboto"/>
+          <w:color w:val="0D0D0D"/>
+          <w:sz w:val="24"/>
+          <w:szCs w:val="24"/>
+        </w:rPr>
+        <w:t>Listado de refugios de animales con detalles de contacto y ubicación.</w:t>
       </w:r>
     </w:p>
     <w:p>
@@ -2364,104 +2018,79 @@
           <w:numId w:val="1"/>
         </w:numPr>
         <w:pBdr>
-          <w:top w:color="e3e3e3" w:space="0" w:sz="0" w:val="none"/>
-          <w:left w:color="e3e3e3" w:space="0" w:sz="0" w:val="none"/>
-          <w:bottom w:color="e3e3e3" w:space="0" w:sz="0" w:val="none"/>
-          <w:right w:color="e3e3e3" w:space="0" w:sz="0" w:val="none"/>
-          <w:between w:color="e3e3e3" w:space="0" w:sz="0" w:val="none"/>
+          <w:top w:val="none" w:sz="0" w:space="0" w:color="E3E3E3"/>
+          <w:left w:val="none" w:sz="0" w:space="0" w:color="E3E3E3"/>
+          <w:bottom w:val="none" w:sz="0" w:space="0" w:color="E3E3E3"/>
+          <w:right w:val="none" w:sz="0" w:space="0" w:color="E3E3E3"/>
+          <w:between w:val="none" w:sz="0" w:space="0" w:color="E3E3E3"/>
         </w:pBdr>
-        <w:shd w:fill="ffffff" w:val="clear"/>
-        <w:spacing w:after="420" w:before="0" w:beforeAutospacing="0" w:lineRule="auto"/>
-        <w:ind w:left="720" w:hanging="360"/>
-        <w:rPr>
-          <w:rFonts w:ascii="Roboto" w:cs="Roboto" w:eastAsia="Roboto" w:hAnsi="Roboto"/>
-          <w:color w:val="0d0d0d"/>
-          <w:sz w:val="24"/>
-          <w:szCs w:val="24"/>
-        </w:rPr>
-      </w:pPr>
-      <w:r>
-        <w:rPr>
-          <w:rFonts w:ascii="Roboto" w:cs="Roboto" w:eastAsia="Roboto" w:hAnsi="Roboto"/>
-          <w:color w:val="0d0d0d"/>
-          <w:sz w:val="24"/>
-          <w:szCs w:val="24"/>
-          <w:rtl w:val="0"/>
-        </w:rPr>
-        <w:t xml:space="preserve">Información sobre los animales disponibles para adopción en cada refugio.</w:t>
+        <w:shd w:val="clear" w:color="auto" w:fill="FFFFFF"/>
+        <w:spacing w:after="420"/>
+        <w:rPr>
+          <w:rFonts w:ascii="Roboto" w:eastAsia="Roboto" w:hAnsi="Roboto" w:cs="Roboto"/>
+          <w:color w:val="0D0D0D"/>
+          <w:sz w:val="24"/>
+          <w:szCs w:val="24"/>
+        </w:rPr>
+      </w:pPr>
+      <w:r>
+        <w:rPr>
+          <w:rFonts w:ascii="Roboto" w:eastAsia="Roboto" w:hAnsi="Roboto" w:cs="Roboto"/>
+          <w:color w:val="0D0D0D"/>
+          <w:sz w:val="24"/>
+          <w:szCs w:val="24"/>
+        </w:rPr>
+        <w:t>Información sobre los animales disponibles para adopción en cada refugio.</w:t>
       </w:r>
     </w:p>
     <w:p>
       <w:pPr>
         <w:pBdr>
-          <w:top w:color="e3e3e3" w:space="0" w:sz="0" w:val="none"/>
-          <w:left w:color="e3e3e3" w:space="0" w:sz="0" w:val="none"/>
-          <w:bottom w:color="e3e3e3" w:space="0" w:sz="0" w:val="none"/>
-          <w:right w:color="e3e3e3" w:space="0" w:sz="0" w:val="none"/>
-          <w:between w:color="e3e3e3" w:space="0" w:sz="0" w:val="none"/>
+          <w:top w:val="none" w:sz="0" w:space="0" w:color="E3E3E3"/>
+          <w:left w:val="none" w:sz="0" w:space="0" w:color="E3E3E3"/>
+          <w:bottom w:val="none" w:sz="0" w:space="0" w:color="E3E3E3"/>
+          <w:right w:val="none" w:sz="0" w:space="0" w:color="E3E3E3"/>
+          <w:between w:val="none" w:sz="0" w:space="0" w:color="E3E3E3"/>
         </w:pBdr>
-        <w:shd w:fill="ffffff" w:val="clear"/>
-        <w:spacing w:after="420" w:before="120" w:lineRule="auto"/>
-        <w:ind w:left="720" w:firstLine="0"/>
-        <w:rPr>
-          <w:rFonts w:ascii="Roboto" w:cs="Roboto" w:eastAsia="Roboto" w:hAnsi="Roboto"/>
-          <w:color w:val="0d0d0d"/>
-          <w:sz w:val="24"/>
-          <w:szCs w:val="24"/>
-        </w:rPr>
-      </w:pPr>
-      <w:r>
-        <w:rPr>
-          <w:rtl w:val="0"/>
-        </w:rPr>
-      </w:r>
+        <w:shd w:val="clear" w:color="auto" w:fill="FFFFFF"/>
+        <w:spacing w:before="120" w:after="420"/>
+        <w:ind w:left="720"/>
+        <w:rPr>
+          <w:rFonts w:ascii="Roboto" w:eastAsia="Roboto" w:hAnsi="Roboto" w:cs="Roboto"/>
+          <w:color w:val="0D0D0D"/>
+          <w:sz w:val="24"/>
+          <w:szCs w:val="24"/>
+        </w:rPr>
+      </w:pPr>
     </w:p>
     <w:p>
       <w:pPr>
         <w:pBdr>
-          <w:top w:color="e3e3e3" w:space="0" w:sz="0" w:val="none"/>
-          <w:left w:color="e3e3e3" w:space="0" w:sz="0" w:val="none"/>
-          <w:bottom w:color="e3e3e3" w:space="0" w:sz="0" w:val="none"/>
-          <w:right w:color="e3e3e3" w:space="0" w:sz="0" w:val="none"/>
-          <w:between w:color="e3e3e3" w:space="0" w:sz="0" w:val="none"/>
+          <w:top w:val="none" w:sz="0" w:space="0" w:color="E3E3E3"/>
+          <w:left w:val="none" w:sz="0" w:space="0" w:color="E3E3E3"/>
+          <w:bottom w:val="none" w:sz="0" w:space="0" w:color="E3E3E3"/>
+          <w:right w:val="none" w:sz="0" w:space="0" w:color="E3E3E3"/>
+          <w:between w:val="none" w:sz="0" w:space="0" w:color="E3E3E3"/>
         </w:pBdr>
-        <w:shd w:fill="ffffff" w:val="clear"/>
-        <w:spacing w:after="420" w:before="120" w:lineRule="auto"/>
-        <w:ind w:left="720" w:firstLine="0"/>
-        <w:rPr>
-          <w:rFonts w:ascii="Roboto" w:cs="Roboto" w:eastAsia="Roboto" w:hAnsi="Roboto"/>
-          <w:color w:val="0d0d0d"/>
-          <w:sz w:val="24"/>
-          <w:szCs w:val="24"/>
-        </w:rPr>
-      </w:pPr>
-      <w:r>
-        <w:rPr>
-          <w:rtl w:val="0"/>
-        </w:rPr>
-      </w:r>
-    </w:p>
-    <w:p>
-      <w:pPr>
-        <w:pStyle w:val="Heading3"/>
-        <w:pBdr>
-          <w:top w:color="e3e3e3" w:space="0" w:sz="0" w:val="none"/>
-          <w:left w:color="e3e3e3" w:space="0" w:sz="0" w:val="none"/>
-          <w:bottom w:color="e3e3e3" w:space="0" w:sz="0" w:val="none"/>
-          <w:right w:color="e3e3e3" w:space="0" w:sz="0" w:val="none"/>
-          <w:between w:color="e3e3e3" w:space="0" w:sz="0" w:val="none"/>
-        </w:pBdr>
-        <w:shd w:fill="ffffff" w:val="clear"/>
-        <w:spacing w:after="420" w:before="120" w:lineRule="auto"/>
-        <w:rPr/>
-      </w:pPr>
-      <w:bookmarkStart w:colFirst="0" w:colLast="0" w:name="_dvddqzvgth1e" w:id="13"/>
-      <w:bookmarkEnd w:id="13"/>
-      <w:r>
-        <w:rPr>
-          <w:rtl w:val="0"/>
-        </w:rPr>
-        <w:t xml:space="preserve">Notificaciones a Refugios:</w:t>
+        <w:shd w:val="clear" w:color="auto" w:fill="FFFFFF"/>
+        <w:spacing w:before="120" w:after="420"/>
+        <w:ind w:left="720"/>
+        <w:rPr>
+          <w:rFonts w:ascii="Roboto" w:eastAsia="Roboto" w:hAnsi="Roboto" w:cs="Roboto"/>
+          <w:color w:val="0D0D0D"/>
+          <w:sz w:val="24"/>
+          <w:szCs w:val="24"/>
+        </w:rPr>
+      </w:pPr>
+    </w:p>
+    <w:p>
+      <w:pPr>
+        <w:pStyle w:val="Ttulo3"/>
+      </w:pPr>
+      <w:bookmarkStart w:id="19" w:name="_dvddqzvgth1e" w:colFirst="0" w:colLast="0"/>
+      <w:bookmarkEnd w:id="19"/>
+      <w:r>
+        <w:t>Notificaciones a Refugios:</w:t>
       </w:r>
     </w:p>
     <w:p>
@@ -2471,31 +2100,29 @@
           <w:numId w:val="10"/>
         </w:numPr>
         <w:pBdr>
-          <w:top w:color="e3e3e3" w:space="0" w:sz="0" w:val="none"/>
-          <w:left w:color="e3e3e3" w:space="0" w:sz="0" w:val="none"/>
-          <w:bottom w:color="e3e3e3" w:space="0" w:sz="0" w:val="none"/>
-          <w:right w:color="e3e3e3" w:space="0" w:sz="0" w:val="none"/>
-          <w:between w:color="e3e3e3" w:space="0" w:sz="0" w:val="none"/>
+          <w:top w:val="none" w:sz="0" w:space="0" w:color="E3E3E3"/>
+          <w:left w:val="none" w:sz="0" w:space="0" w:color="E3E3E3"/>
+          <w:bottom w:val="none" w:sz="0" w:space="0" w:color="E3E3E3"/>
+          <w:right w:val="none" w:sz="0" w:space="0" w:color="E3E3E3"/>
+          <w:between w:val="none" w:sz="0" w:space="0" w:color="E3E3E3"/>
         </w:pBdr>
-        <w:shd w:fill="ffffff" w:val="clear"/>
-        <w:spacing w:after="0" w:afterAutospacing="0" w:before="120" w:lineRule="auto"/>
-        <w:ind w:left="720" w:hanging="360"/>
-        <w:rPr>
-          <w:rFonts w:ascii="Roboto" w:cs="Roboto" w:eastAsia="Roboto" w:hAnsi="Roboto"/>
-          <w:color w:val="0d0d0d"/>
-          <w:sz w:val="24"/>
-          <w:szCs w:val="24"/>
-        </w:rPr>
-      </w:pPr>
-      <w:r>
-        <w:rPr>
-          <w:rFonts w:ascii="Roboto" w:cs="Roboto" w:eastAsia="Roboto" w:hAnsi="Roboto"/>
-          <w:color w:val="0d0d0d"/>
-          <w:sz w:val="24"/>
-          <w:szCs w:val="24"/>
-          <w:rtl w:val="0"/>
-        </w:rPr>
-        <w:t xml:space="preserve">Los usuarios podrán notificar a los refugios sobre animales abandonados.</w:t>
+        <w:shd w:val="clear" w:color="auto" w:fill="FFFFFF"/>
+        <w:spacing w:before="120"/>
+        <w:rPr>
+          <w:rFonts w:ascii="Roboto" w:eastAsia="Roboto" w:hAnsi="Roboto" w:cs="Roboto"/>
+          <w:color w:val="0D0D0D"/>
+          <w:sz w:val="24"/>
+          <w:szCs w:val="24"/>
+        </w:rPr>
+      </w:pPr>
+      <w:r>
+        <w:rPr>
+          <w:rFonts w:ascii="Roboto" w:eastAsia="Roboto" w:hAnsi="Roboto" w:cs="Roboto"/>
+          <w:color w:val="0D0D0D"/>
+          <w:sz w:val="24"/>
+          <w:szCs w:val="24"/>
+        </w:rPr>
+        <w:t>Los usuarios podrán notificar a los refugios sobre animales abandonados.</w:t>
       </w:r>
     </w:p>
     <w:p>
@@ -2505,54 +2132,39 @@
           <w:numId w:val="10"/>
         </w:numPr>
         <w:pBdr>
-          <w:top w:color="e3e3e3" w:space="0" w:sz="0" w:val="none"/>
-          <w:left w:color="e3e3e3" w:space="0" w:sz="0" w:val="none"/>
-          <w:bottom w:color="e3e3e3" w:space="0" w:sz="0" w:val="none"/>
-          <w:right w:color="e3e3e3" w:space="0" w:sz="0" w:val="none"/>
-          <w:between w:color="e3e3e3" w:space="0" w:sz="0" w:val="none"/>
+          <w:top w:val="none" w:sz="0" w:space="0" w:color="E3E3E3"/>
+          <w:left w:val="none" w:sz="0" w:space="0" w:color="E3E3E3"/>
+          <w:bottom w:val="none" w:sz="0" w:space="0" w:color="E3E3E3"/>
+          <w:right w:val="none" w:sz="0" w:space="0" w:color="E3E3E3"/>
+          <w:between w:val="none" w:sz="0" w:space="0" w:color="E3E3E3"/>
         </w:pBdr>
-        <w:shd w:fill="ffffff" w:val="clear"/>
-        <w:spacing w:after="420" w:before="0" w:beforeAutospacing="0" w:lineRule="auto"/>
-        <w:ind w:left="720" w:hanging="360"/>
-        <w:rPr>
-          <w:rFonts w:ascii="Roboto" w:cs="Roboto" w:eastAsia="Roboto" w:hAnsi="Roboto"/>
-          <w:color w:val="0d0d0d"/>
-          <w:sz w:val="24"/>
-          <w:szCs w:val="24"/>
-        </w:rPr>
-      </w:pPr>
-      <w:r>
-        <w:rPr>
-          <w:rFonts w:ascii="Roboto" w:cs="Roboto" w:eastAsia="Roboto" w:hAnsi="Roboto"/>
-          <w:color w:val="0d0d0d"/>
-          <w:sz w:val="24"/>
-          <w:szCs w:val="24"/>
-          <w:rtl w:val="0"/>
-        </w:rPr>
-        <w:t xml:space="preserve">Los refugios podrán actualizar el estado de los animales.</w:t>
-      </w:r>
-    </w:p>
-    <w:p>
-      <w:pPr>
-        <w:pStyle w:val="Heading3"/>
-        <w:pBdr>
-          <w:top w:color="e3e3e3" w:space="0" w:sz="0" w:val="none"/>
-          <w:left w:color="e3e3e3" w:space="0" w:sz="0" w:val="none"/>
-          <w:bottom w:color="e3e3e3" w:space="0" w:sz="0" w:val="none"/>
-          <w:right w:color="e3e3e3" w:space="0" w:sz="0" w:val="none"/>
-          <w:between w:color="e3e3e3" w:space="0" w:sz="0" w:val="none"/>
-        </w:pBdr>
-        <w:shd w:fill="ffffff" w:val="clear"/>
-        <w:spacing w:after="420" w:before="120" w:lineRule="auto"/>
-        <w:rPr/>
-      </w:pPr>
-      <w:bookmarkStart w:colFirst="0" w:colLast="0" w:name="_zfv6lyaedk0m" w:id="14"/>
-      <w:bookmarkEnd w:id="14"/>
-      <w:r>
-        <w:rPr>
-          <w:rtl w:val="0"/>
-        </w:rPr>
-        <w:t xml:space="preserve">Información de Veterinarias:</w:t>
+        <w:shd w:val="clear" w:color="auto" w:fill="FFFFFF"/>
+        <w:spacing w:after="420"/>
+        <w:rPr>
+          <w:rFonts w:ascii="Roboto" w:eastAsia="Roboto" w:hAnsi="Roboto" w:cs="Roboto"/>
+          <w:color w:val="0D0D0D"/>
+          <w:sz w:val="24"/>
+          <w:szCs w:val="24"/>
+        </w:rPr>
+      </w:pPr>
+      <w:r>
+        <w:rPr>
+          <w:rFonts w:ascii="Roboto" w:eastAsia="Roboto" w:hAnsi="Roboto" w:cs="Roboto"/>
+          <w:color w:val="0D0D0D"/>
+          <w:sz w:val="24"/>
+          <w:szCs w:val="24"/>
+        </w:rPr>
+        <w:t>Los refugios podrán actualizar el estado de los animales.</w:t>
+      </w:r>
+    </w:p>
+    <w:p>
+      <w:pPr>
+        <w:pStyle w:val="Ttulo3"/>
+      </w:pPr>
+      <w:bookmarkStart w:id="20" w:name="_zfv6lyaedk0m" w:colFirst="0" w:colLast="0"/>
+      <w:bookmarkEnd w:id="20"/>
+      <w:r>
+        <w:t>Información de Veterinarias:</w:t>
       </w:r>
     </w:p>
     <w:p>
@@ -2562,54 +2174,39 @@
           <w:numId w:val="9"/>
         </w:numPr>
         <w:pBdr>
-          <w:top w:color="e3e3e3" w:space="0" w:sz="0" w:val="none"/>
-          <w:left w:color="e3e3e3" w:space="0" w:sz="0" w:val="none"/>
-          <w:bottom w:color="e3e3e3" w:space="0" w:sz="0" w:val="none"/>
-          <w:right w:color="e3e3e3" w:space="0" w:sz="0" w:val="none"/>
-          <w:between w:color="e3e3e3" w:space="0" w:sz="0" w:val="none"/>
+          <w:top w:val="none" w:sz="0" w:space="0" w:color="E3E3E3"/>
+          <w:left w:val="none" w:sz="0" w:space="0" w:color="E3E3E3"/>
+          <w:bottom w:val="none" w:sz="0" w:space="0" w:color="E3E3E3"/>
+          <w:right w:val="none" w:sz="0" w:space="0" w:color="E3E3E3"/>
+          <w:between w:val="none" w:sz="0" w:space="0" w:color="E3E3E3"/>
         </w:pBdr>
-        <w:shd w:fill="ffffff" w:val="clear"/>
-        <w:spacing w:after="420" w:before="120" w:lineRule="auto"/>
-        <w:ind w:left="720" w:hanging="360"/>
-        <w:rPr>
-          <w:rFonts w:ascii="Roboto" w:cs="Roboto" w:eastAsia="Roboto" w:hAnsi="Roboto"/>
-          <w:color w:val="0d0d0d"/>
-          <w:sz w:val="24"/>
-          <w:szCs w:val="24"/>
-        </w:rPr>
-      </w:pPr>
-      <w:r>
-        <w:rPr>
-          <w:rFonts w:ascii="Roboto" w:cs="Roboto" w:eastAsia="Roboto" w:hAnsi="Roboto"/>
-          <w:color w:val="0d0d0d"/>
-          <w:sz w:val="24"/>
-          <w:szCs w:val="24"/>
-          <w:rtl w:val="0"/>
-        </w:rPr>
-        <w:t xml:space="preserve">Listado de veterinarias cercanas con detalles de contacto, sus horarios de atención y servicios ofrecidos.</w:t>
-      </w:r>
-    </w:p>
-    <w:p>
-      <w:pPr>
-        <w:pStyle w:val="Heading3"/>
-        <w:pBdr>
-          <w:top w:color="e3e3e3" w:space="0" w:sz="0" w:val="none"/>
-          <w:left w:color="e3e3e3" w:space="0" w:sz="0" w:val="none"/>
-          <w:bottom w:color="e3e3e3" w:space="0" w:sz="0" w:val="none"/>
-          <w:right w:color="e3e3e3" w:space="0" w:sz="0" w:val="none"/>
-          <w:between w:color="e3e3e3" w:space="0" w:sz="0" w:val="none"/>
-        </w:pBdr>
-        <w:shd w:fill="ffffff" w:val="clear"/>
-        <w:spacing w:after="420" w:before="120" w:lineRule="auto"/>
-        <w:rPr/>
-      </w:pPr>
-      <w:bookmarkStart w:colFirst="0" w:colLast="0" w:name="_nxfke73z6uom" w:id="15"/>
-      <w:bookmarkEnd w:id="15"/>
-      <w:r>
-        <w:rPr>
-          <w:rtl w:val="0"/>
-        </w:rPr>
-        <w:t xml:space="preserve">Interacción Usuario-Mascota:</w:t>
+        <w:shd w:val="clear" w:color="auto" w:fill="FFFFFF"/>
+        <w:spacing w:before="120" w:after="420"/>
+        <w:rPr>
+          <w:rFonts w:ascii="Roboto" w:eastAsia="Roboto" w:hAnsi="Roboto" w:cs="Roboto"/>
+          <w:color w:val="0D0D0D"/>
+          <w:sz w:val="24"/>
+          <w:szCs w:val="24"/>
+        </w:rPr>
+      </w:pPr>
+      <w:r>
+        <w:rPr>
+          <w:rFonts w:ascii="Roboto" w:eastAsia="Roboto" w:hAnsi="Roboto" w:cs="Roboto"/>
+          <w:color w:val="0D0D0D"/>
+          <w:sz w:val="24"/>
+          <w:szCs w:val="24"/>
+        </w:rPr>
+        <w:t>Listado de veterinarias cercanas con detalles de contacto, sus horarios de atención y servicios ofrecidos.</w:t>
+      </w:r>
+    </w:p>
+    <w:p>
+      <w:pPr>
+        <w:pStyle w:val="Ttulo3"/>
+      </w:pPr>
+      <w:bookmarkStart w:id="21" w:name="_nxfke73z6uom" w:colFirst="0" w:colLast="0"/>
+      <w:bookmarkEnd w:id="21"/>
+      <w:r>
+        <w:t>Interacción Usuario-Mascota:</w:t>
       </w:r>
     </w:p>
     <w:p>
@@ -2619,31 +2216,29 @@
           <w:numId w:val="19"/>
         </w:numPr>
         <w:pBdr>
-          <w:top w:color="e3e3e3" w:space="0" w:sz="0" w:val="none"/>
-          <w:left w:color="e3e3e3" w:space="0" w:sz="0" w:val="none"/>
-          <w:bottom w:color="e3e3e3" w:space="0" w:sz="0" w:val="none"/>
-          <w:right w:color="e3e3e3" w:space="0" w:sz="0" w:val="none"/>
-          <w:between w:color="e3e3e3" w:space="0" w:sz="0" w:val="none"/>
+          <w:top w:val="none" w:sz="0" w:space="0" w:color="E3E3E3"/>
+          <w:left w:val="none" w:sz="0" w:space="0" w:color="E3E3E3"/>
+          <w:bottom w:val="none" w:sz="0" w:space="0" w:color="E3E3E3"/>
+          <w:right w:val="none" w:sz="0" w:space="0" w:color="E3E3E3"/>
+          <w:between w:val="none" w:sz="0" w:space="0" w:color="E3E3E3"/>
         </w:pBdr>
-        <w:shd w:fill="ffffff" w:val="clear"/>
-        <w:spacing w:after="0" w:afterAutospacing="0" w:before="120" w:lineRule="auto"/>
-        <w:ind w:left="720" w:hanging="360"/>
-        <w:rPr>
-          <w:rFonts w:ascii="Roboto" w:cs="Roboto" w:eastAsia="Roboto" w:hAnsi="Roboto"/>
-          <w:color w:val="0d0d0d"/>
-          <w:sz w:val="24"/>
-          <w:szCs w:val="24"/>
-        </w:rPr>
-      </w:pPr>
-      <w:r>
-        <w:rPr>
-          <w:rFonts w:ascii="Roboto" w:cs="Roboto" w:eastAsia="Roboto" w:hAnsi="Roboto"/>
-          <w:color w:val="0d0d0d"/>
-          <w:sz w:val="24"/>
-          <w:szCs w:val="24"/>
-          <w:rtl w:val="0"/>
-        </w:rPr>
-        <w:t xml:space="preserve">Los usuarios podrán contactar a otros usuarios a través de la plataforma.</w:t>
+        <w:shd w:val="clear" w:color="auto" w:fill="FFFFFF"/>
+        <w:spacing w:before="120"/>
+        <w:rPr>
+          <w:rFonts w:ascii="Roboto" w:eastAsia="Roboto" w:hAnsi="Roboto" w:cs="Roboto"/>
+          <w:color w:val="0D0D0D"/>
+          <w:sz w:val="24"/>
+          <w:szCs w:val="24"/>
+        </w:rPr>
+      </w:pPr>
+      <w:r>
+        <w:rPr>
+          <w:rFonts w:ascii="Roboto" w:eastAsia="Roboto" w:hAnsi="Roboto" w:cs="Roboto"/>
+          <w:color w:val="0D0D0D"/>
+          <w:sz w:val="24"/>
+          <w:szCs w:val="24"/>
+        </w:rPr>
+        <w:t>Los usuarios podrán contactar a otros usuarios a través de la plataforma.</w:t>
       </w:r>
     </w:p>
     <w:p>
@@ -2653,54 +2248,39 @@
           <w:numId w:val="19"/>
         </w:numPr>
         <w:pBdr>
-          <w:top w:color="e3e3e3" w:space="0" w:sz="0" w:val="none"/>
-          <w:left w:color="e3e3e3" w:space="0" w:sz="0" w:val="none"/>
-          <w:bottom w:color="e3e3e3" w:space="0" w:sz="0" w:val="none"/>
-          <w:right w:color="e3e3e3" w:space="0" w:sz="0" w:val="none"/>
-          <w:between w:color="e3e3e3" w:space="0" w:sz="0" w:val="none"/>
+          <w:top w:val="none" w:sz="0" w:space="0" w:color="E3E3E3"/>
+          <w:left w:val="none" w:sz="0" w:space="0" w:color="E3E3E3"/>
+          <w:bottom w:val="none" w:sz="0" w:space="0" w:color="E3E3E3"/>
+          <w:right w:val="none" w:sz="0" w:space="0" w:color="E3E3E3"/>
+          <w:between w:val="none" w:sz="0" w:space="0" w:color="E3E3E3"/>
         </w:pBdr>
-        <w:shd w:fill="ffffff" w:val="clear"/>
-        <w:spacing w:after="420" w:before="0" w:beforeAutospacing="0" w:lineRule="auto"/>
-        <w:ind w:left="720" w:hanging="360"/>
-        <w:rPr>
-          <w:rFonts w:ascii="Roboto" w:cs="Roboto" w:eastAsia="Roboto" w:hAnsi="Roboto"/>
-          <w:color w:val="0d0d0d"/>
-          <w:sz w:val="24"/>
-          <w:szCs w:val="24"/>
-        </w:rPr>
-      </w:pPr>
-      <w:r>
-        <w:rPr>
-          <w:rFonts w:ascii="Roboto" w:cs="Roboto" w:eastAsia="Roboto" w:hAnsi="Roboto"/>
-          <w:color w:val="0d0d0d"/>
-          <w:sz w:val="24"/>
-          <w:szCs w:val="24"/>
-          <w:rtl w:val="0"/>
-        </w:rPr>
-        <w:t xml:space="preserve">Mensajería interna para facilitar la comunicación entre dueños y personas que encuentran mascotas.</w:t>
-      </w:r>
-    </w:p>
-    <w:p>
-      <w:pPr>
-        <w:pStyle w:val="Heading3"/>
-        <w:pBdr>
-          <w:top w:color="e3e3e3" w:space="0" w:sz="0" w:val="none"/>
-          <w:left w:color="e3e3e3" w:space="0" w:sz="0" w:val="none"/>
-          <w:bottom w:color="e3e3e3" w:space="0" w:sz="0" w:val="none"/>
-          <w:right w:color="e3e3e3" w:space="0" w:sz="0" w:val="none"/>
-          <w:between w:color="e3e3e3" w:space="0" w:sz="0" w:val="none"/>
-        </w:pBdr>
-        <w:shd w:fill="ffffff" w:val="clear"/>
-        <w:spacing w:after="420" w:before="120" w:lineRule="auto"/>
-        <w:rPr/>
-      </w:pPr>
-      <w:bookmarkStart w:colFirst="0" w:colLast="0" w:name="_bfbc8hry7rpb" w:id="16"/>
-      <w:bookmarkEnd w:id="16"/>
-      <w:r>
-        <w:rPr>
-          <w:rtl w:val="0"/>
-        </w:rPr>
-        <w:t xml:space="preserve">Sistema de Calificaciones y Comentarios:</w:t>
+        <w:shd w:val="clear" w:color="auto" w:fill="FFFFFF"/>
+        <w:spacing w:after="420"/>
+        <w:rPr>
+          <w:rFonts w:ascii="Roboto" w:eastAsia="Roboto" w:hAnsi="Roboto" w:cs="Roboto"/>
+          <w:color w:val="0D0D0D"/>
+          <w:sz w:val="24"/>
+          <w:szCs w:val="24"/>
+        </w:rPr>
+      </w:pPr>
+      <w:r>
+        <w:rPr>
+          <w:rFonts w:ascii="Roboto" w:eastAsia="Roboto" w:hAnsi="Roboto" w:cs="Roboto"/>
+          <w:color w:val="0D0D0D"/>
+          <w:sz w:val="24"/>
+          <w:szCs w:val="24"/>
+        </w:rPr>
+        <w:t>Mensajería interna para facilitar la comunicación entre dueños y personas que encuentran mascotas.</w:t>
+      </w:r>
+    </w:p>
+    <w:p>
+      <w:pPr>
+        <w:pStyle w:val="Ttulo3"/>
+      </w:pPr>
+      <w:bookmarkStart w:id="22" w:name="_bfbc8hry7rpb" w:colFirst="0" w:colLast="0"/>
+      <w:bookmarkEnd w:id="22"/>
+      <w:r>
+        <w:t>Sistema de Calificaciones y Comentarios:</w:t>
       </w:r>
     </w:p>
     <w:p>
@@ -2710,54 +2290,39 @@
           <w:numId w:val="8"/>
         </w:numPr>
         <w:pBdr>
-          <w:top w:color="e3e3e3" w:space="0" w:sz="0" w:val="none"/>
-          <w:left w:color="e3e3e3" w:space="0" w:sz="0" w:val="none"/>
-          <w:bottom w:color="e3e3e3" w:space="0" w:sz="0" w:val="none"/>
-          <w:right w:color="e3e3e3" w:space="0" w:sz="0" w:val="none"/>
-          <w:between w:color="e3e3e3" w:space="0" w:sz="0" w:val="none"/>
+          <w:top w:val="none" w:sz="0" w:space="0" w:color="E3E3E3"/>
+          <w:left w:val="none" w:sz="0" w:space="0" w:color="E3E3E3"/>
+          <w:bottom w:val="none" w:sz="0" w:space="0" w:color="E3E3E3"/>
+          <w:right w:val="none" w:sz="0" w:space="0" w:color="E3E3E3"/>
+          <w:between w:val="none" w:sz="0" w:space="0" w:color="E3E3E3"/>
         </w:pBdr>
-        <w:shd w:fill="ffffff" w:val="clear"/>
-        <w:spacing w:after="420" w:before="120" w:lineRule="auto"/>
-        <w:ind w:left="720" w:hanging="360"/>
-        <w:rPr>
-          <w:rFonts w:ascii="Roboto" w:cs="Roboto" w:eastAsia="Roboto" w:hAnsi="Roboto"/>
-          <w:color w:val="0d0d0d"/>
-          <w:sz w:val="24"/>
-          <w:szCs w:val="24"/>
-        </w:rPr>
-      </w:pPr>
-      <w:r>
-        <w:rPr>
-          <w:rFonts w:ascii="Roboto" w:cs="Roboto" w:eastAsia="Roboto" w:hAnsi="Roboto"/>
-          <w:color w:val="0d0d0d"/>
-          <w:sz w:val="24"/>
-          <w:szCs w:val="24"/>
-          <w:rtl w:val="0"/>
-        </w:rPr>
-        <w:t xml:space="preserve">Permitir a los usuarios calificar y comentar sobre refugios y veterinarias.</w:t>
-      </w:r>
-    </w:p>
-    <w:p>
-      <w:pPr>
-        <w:pStyle w:val="Heading3"/>
-        <w:pBdr>
-          <w:top w:color="e3e3e3" w:space="0" w:sz="0" w:val="none"/>
-          <w:left w:color="e3e3e3" w:space="0" w:sz="0" w:val="none"/>
-          <w:bottom w:color="e3e3e3" w:space="0" w:sz="0" w:val="none"/>
-          <w:right w:color="e3e3e3" w:space="0" w:sz="0" w:val="none"/>
-          <w:between w:color="e3e3e3" w:space="0" w:sz="0" w:val="none"/>
-        </w:pBdr>
-        <w:shd w:fill="ffffff" w:val="clear"/>
-        <w:spacing w:after="420" w:before="120" w:lineRule="auto"/>
-        <w:rPr/>
-      </w:pPr>
-      <w:bookmarkStart w:colFirst="0" w:colLast="0" w:name="_2cxqf4pxyflf" w:id="17"/>
-      <w:bookmarkEnd w:id="17"/>
-      <w:r>
-        <w:rPr>
-          <w:rtl w:val="0"/>
-        </w:rPr>
-        <w:t xml:space="preserve">Sistema de Notificaciones Personalizadas:</w:t>
+        <w:shd w:val="clear" w:color="auto" w:fill="FFFFFF"/>
+        <w:spacing w:before="120" w:after="420"/>
+        <w:rPr>
+          <w:rFonts w:ascii="Roboto" w:eastAsia="Roboto" w:hAnsi="Roboto" w:cs="Roboto"/>
+          <w:color w:val="0D0D0D"/>
+          <w:sz w:val="24"/>
+          <w:szCs w:val="24"/>
+        </w:rPr>
+      </w:pPr>
+      <w:r>
+        <w:rPr>
+          <w:rFonts w:ascii="Roboto" w:eastAsia="Roboto" w:hAnsi="Roboto" w:cs="Roboto"/>
+          <w:color w:val="0D0D0D"/>
+          <w:sz w:val="24"/>
+          <w:szCs w:val="24"/>
+        </w:rPr>
+        <w:t>Permitir a los usuarios calificar y comentar sobre refugios y veterinarias.</w:t>
+      </w:r>
+    </w:p>
+    <w:p>
+      <w:pPr>
+        <w:pStyle w:val="Ttulo3"/>
+      </w:pPr>
+      <w:bookmarkStart w:id="23" w:name="_2cxqf4pxyflf" w:colFirst="0" w:colLast="0"/>
+      <w:bookmarkEnd w:id="23"/>
+      <w:r>
+        <w:t>Sistema de Notificaciones Personalizadas:</w:t>
       </w:r>
     </w:p>
     <w:p>
@@ -2767,54 +2332,40 @@
           <w:numId w:val="18"/>
         </w:numPr>
         <w:pBdr>
-          <w:top w:color="e3e3e3" w:space="0" w:sz="0" w:val="none"/>
-          <w:left w:color="e3e3e3" w:space="0" w:sz="0" w:val="none"/>
-          <w:bottom w:color="e3e3e3" w:space="0" w:sz="0" w:val="none"/>
-          <w:right w:color="e3e3e3" w:space="0" w:sz="0" w:val="none"/>
-          <w:between w:color="e3e3e3" w:space="0" w:sz="0" w:val="none"/>
+          <w:top w:val="none" w:sz="0" w:space="0" w:color="E3E3E3"/>
+          <w:left w:val="none" w:sz="0" w:space="0" w:color="E3E3E3"/>
+          <w:bottom w:val="none" w:sz="0" w:space="0" w:color="E3E3E3"/>
+          <w:right w:val="none" w:sz="0" w:space="0" w:color="E3E3E3"/>
+          <w:between w:val="none" w:sz="0" w:space="0" w:color="E3E3E3"/>
         </w:pBdr>
-        <w:shd w:fill="ffffff" w:val="clear"/>
-        <w:spacing w:after="420" w:before="120" w:lineRule="auto"/>
-        <w:ind w:left="720" w:hanging="360"/>
-        <w:rPr>
-          <w:rFonts w:ascii="Roboto" w:cs="Roboto" w:eastAsia="Roboto" w:hAnsi="Roboto"/>
-          <w:color w:val="0d0d0d"/>
-          <w:sz w:val="24"/>
-          <w:szCs w:val="24"/>
-        </w:rPr>
-      </w:pPr>
-      <w:r>
-        <w:rPr>
-          <w:rFonts w:ascii="Roboto" w:cs="Roboto" w:eastAsia="Roboto" w:hAnsi="Roboto"/>
-          <w:color w:val="0d0d0d"/>
-          <w:sz w:val="24"/>
-          <w:szCs w:val="24"/>
-          <w:rtl w:val="0"/>
-        </w:rPr>
-        <w:t xml:space="preserve">Permitir a los usuarios personalizar las notificaciones que desean recibir, como alertas de mascotas perdidas, nuevos animales en adopción.</w:t>
-      </w:r>
-    </w:p>
-    <w:p>
-      <w:pPr>
-        <w:pStyle w:val="Heading3"/>
-        <w:pBdr>
-          <w:top w:color="e3e3e3" w:space="0" w:sz="0" w:val="none"/>
-          <w:left w:color="e3e3e3" w:space="0" w:sz="0" w:val="none"/>
-          <w:bottom w:color="e3e3e3" w:space="0" w:sz="0" w:val="none"/>
-          <w:right w:color="e3e3e3" w:space="0" w:sz="0" w:val="none"/>
-          <w:between w:color="e3e3e3" w:space="0" w:sz="0" w:val="none"/>
-        </w:pBdr>
-        <w:shd w:fill="ffffff" w:val="clear"/>
-        <w:spacing w:after="420" w:before="120" w:lineRule="auto"/>
-        <w:rPr/>
-      </w:pPr>
-      <w:bookmarkStart w:colFirst="0" w:colLast="0" w:name="_slag1a2o90aa" w:id="18"/>
-      <w:bookmarkEnd w:id="18"/>
-      <w:r>
-        <w:rPr>
-          <w:rtl w:val="0"/>
-        </w:rPr>
-        <w:t xml:space="preserve">Integración con Redes Sociales:</w:t>
+        <w:shd w:val="clear" w:color="auto" w:fill="FFFFFF"/>
+        <w:spacing w:before="120" w:after="420"/>
+        <w:rPr>
+          <w:rFonts w:ascii="Roboto" w:eastAsia="Roboto" w:hAnsi="Roboto" w:cs="Roboto"/>
+          <w:color w:val="0D0D0D"/>
+          <w:sz w:val="24"/>
+          <w:szCs w:val="24"/>
+        </w:rPr>
+      </w:pPr>
+      <w:r>
+        <w:rPr>
+          <w:rFonts w:ascii="Roboto" w:eastAsia="Roboto" w:hAnsi="Roboto" w:cs="Roboto"/>
+          <w:color w:val="0D0D0D"/>
+          <w:sz w:val="24"/>
+          <w:szCs w:val="24"/>
+        </w:rPr>
+        <w:t>Permitir a los usuarios personalizar las notificaciones que desean recibir, como alertas de mascotas perdidas, nuevos animales en adopción.</w:t>
+      </w:r>
+    </w:p>
+    <w:p>
+      <w:pPr>
+        <w:pStyle w:val="Ttulo3"/>
+      </w:pPr>
+      <w:bookmarkStart w:id="24" w:name="_slag1a2o90aa" w:colFirst="0" w:colLast="0"/>
+      <w:bookmarkEnd w:id="24"/>
+      <w:r>
+        <w:lastRenderedPageBreak/>
+        <w:t>Integración con Redes Sociales:</w:t>
       </w:r>
     </w:p>
     <w:p>
@@ -2824,124 +2375,92 @@
           <w:numId w:val="2"/>
         </w:numPr>
         <w:pBdr>
-          <w:top w:color="e3e3e3" w:space="0" w:sz="0" w:val="none"/>
-          <w:left w:color="e3e3e3" w:space="0" w:sz="0" w:val="none"/>
-          <w:bottom w:color="e3e3e3" w:space="0" w:sz="0" w:val="none"/>
-          <w:right w:color="e3e3e3" w:space="0" w:sz="0" w:val="none"/>
-          <w:between w:color="e3e3e3" w:space="0" w:sz="0" w:val="none"/>
+          <w:top w:val="none" w:sz="0" w:space="0" w:color="E3E3E3"/>
+          <w:left w:val="none" w:sz="0" w:space="0" w:color="E3E3E3"/>
+          <w:bottom w:val="none" w:sz="0" w:space="0" w:color="E3E3E3"/>
+          <w:right w:val="none" w:sz="0" w:space="0" w:color="E3E3E3"/>
+          <w:between w:val="none" w:sz="0" w:space="0" w:color="E3E3E3"/>
         </w:pBdr>
-        <w:shd w:fill="ffffff" w:val="clear"/>
-        <w:spacing w:after="420" w:before="120" w:lineRule="auto"/>
-        <w:ind w:left="720" w:hanging="360"/>
-        <w:rPr>
-          <w:rFonts w:ascii="Roboto" w:cs="Roboto" w:eastAsia="Roboto" w:hAnsi="Roboto"/>
-          <w:color w:val="0d0d0d"/>
-          <w:sz w:val="24"/>
-          <w:szCs w:val="24"/>
-        </w:rPr>
-      </w:pPr>
-      <w:r>
-        <w:rPr>
-          <w:rFonts w:ascii="Roboto" w:cs="Roboto" w:eastAsia="Roboto" w:hAnsi="Roboto"/>
-          <w:color w:val="0d0d0d"/>
-          <w:sz w:val="24"/>
-          <w:szCs w:val="24"/>
-          <w:rtl w:val="0"/>
-        </w:rPr>
-        <w:t xml:space="preserve">Permitir a los usuarios compartir alertas de mascotas perdidas y encontradas en sus redes sociales.</w:t>
+        <w:shd w:val="clear" w:color="auto" w:fill="FFFFFF"/>
+        <w:spacing w:before="120" w:after="420"/>
+        <w:rPr>
+          <w:rFonts w:ascii="Roboto" w:eastAsia="Roboto" w:hAnsi="Roboto" w:cs="Roboto"/>
+          <w:color w:val="0D0D0D"/>
+          <w:sz w:val="24"/>
+          <w:szCs w:val="24"/>
+        </w:rPr>
+      </w:pPr>
+      <w:r>
+        <w:rPr>
+          <w:rFonts w:ascii="Roboto" w:eastAsia="Roboto" w:hAnsi="Roboto" w:cs="Roboto"/>
+          <w:color w:val="0D0D0D"/>
+          <w:sz w:val="24"/>
+          <w:szCs w:val="24"/>
+        </w:rPr>
+        <w:t>Permitir a los usuarios compartir alertas de mascotas perdidas y encontradas en sus redes sociales.</w:t>
       </w:r>
     </w:p>
     <w:p>
       <w:pPr>
         <w:pBdr>
-          <w:top w:color="e3e3e3" w:space="0" w:sz="0" w:val="none"/>
-          <w:left w:color="e3e3e3" w:space="0" w:sz="0" w:val="none"/>
-          <w:bottom w:color="e3e3e3" w:space="0" w:sz="0" w:val="none"/>
-          <w:right w:color="e3e3e3" w:space="0" w:sz="0" w:val="none"/>
-          <w:between w:color="e3e3e3" w:space="0" w:sz="0" w:val="none"/>
+          <w:top w:val="none" w:sz="0" w:space="0" w:color="E3E3E3"/>
+          <w:left w:val="none" w:sz="0" w:space="0" w:color="E3E3E3"/>
+          <w:bottom w:val="none" w:sz="0" w:space="0" w:color="E3E3E3"/>
+          <w:right w:val="none" w:sz="0" w:space="0" w:color="E3E3E3"/>
+          <w:between w:val="none" w:sz="0" w:space="0" w:color="E3E3E3"/>
         </w:pBdr>
-        <w:shd w:fill="ffffff" w:val="clear"/>
-        <w:spacing w:after="420" w:before="120" w:lineRule="auto"/>
-        <w:rPr>
-          <w:rFonts w:ascii="Roboto" w:cs="Roboto" w:eastAsia="Roboto" w:hAnsi="Roboto"/>
-          <w:color w:val="0d0d0d"/>
-          <w:sz w:val="24"/>
-          <w:szCs w:val="24"/>
-        </w:rPr>
-      </w:pPr>
-      <w:r>
-        <w:rPr>
-          <w:rtl w:val="0"/>
-        </w:rPr>
-      </w:r>
-    </w:p>
-    <w:p>
-      <w:pPr>
-        <w:pStyle w:val="Heading2"/>
+        <w:shd w:val="clear" w:color="auto" w:fill="FFFFFF"/>
+        <w:spacing w:before="120" w:after="420"/>
+        <w:rPr>
+          <w:rFonts w:ascii="Roboto" w:eastAsia="Roboto" w:hAnsi="Roboto" w:cs="Roboto"/>
+          <w:color w:val="0D0D0D"/>
+          <w:sz w:val="24"/>
+          <w:szCs w:val="24"/>
+        </w:rPr>
+      </w:pPr>
+    </w:p>
+    <w:p>
+      <w:pPr>
+        <w:pStyle w:val="Ttulo2"/>
         <w:keepLines w:val="0"/>
         <w:pBdr>
-          <w:bottom w:color="000000" w:space="1" w:sz="4" w:val="single"/>
+          <w:bottom w:val="single" w:sz="4" w:space="1" w:color="000000"/>
         </w:pBdr>
-        <w:spacing w:after="60" w:before="480" w:line="240" w:lineRule="auto"/>
-        <w:rPr/>
-      </w:pPr>
-      <w:bookmarkStart w:colFirst="0" w:colLast="0" w:name="_bk697v72gl2x" w:id="19"/>
-      <w:bookmarkEnd w:id="19"/>
-      <w:r>
-        <w:rPr>
-          <w:rFonts w:ascii="Old Standard TT" w:cs="Old Standard TT" w:eastAsia="Old Standard TT" w:hAnsi="Old Standard TT"/>
-          <w:b w:val="1"/>
+        <w:spacing w:before="480" w:after="60" w:line="240" w:lineRule="auto"/>
+      </w:pPr>
+      <w:bookmarkStart w:id="25" w:name="_bk697v72gl2x" w:colFirst="0" w:colLast="0"/>
+      <w:bookmarkEnd w:id="25"/>
+      <w:r>
+        <w:rPr>
+          <w:rFonts w:ascii="Old Standard TT" w:eastAsia="Old Standard TT" w:hAnsi="Old Standard TT" w:cs="Old Standard TT"/>
+          <w:b/>
           <w:color w:val="335288"/>
           <w:sz w:val="28"/>
           <w:szCs w:val="28"/>
-          <w:rtl w:val="0"/>
-        </w:rPr>
-        <w:t xml:space="preserve">2.2 Requerimientos no Funcionales</w:t>
-      </w:r>
-      <w:r>
-        <w:rPr>
-          <w:rtl w:val="0"/>
-        </w:rPr>
+        </w:rPr>
+        <w:t>2.2 Requerimientos no Funcionales</w:t>
       </w:r>
     </w:p>
     <w:p>
       <w:pPr>
         <w:tabs>
-          <w:tab w:val="center" w:leader="none" w:pos="9070.866141732284"/>
-          <w:tab w:val="left" w:leader="none" w:pos="9070.866141732284"/>
-          <w:tab w:val="right" w:leader="none" w:pos="9195"/>
+          <w:tab w:val="center" w:pos="9070"/>
+          <w:tab w:val="left" w:pos="9070"/>
+          <w:tab w:val="right" w:pos="9195"/>
         </w:tabs>
         <w:rPr>
-          <w:rFonts w:ascii="Roboto" w:cs="Roboto" w:eastAsia="Roboto" w:hAnsi="Roboto"/>
-        </w:rPr>
-      </w:pPr>
-      <w:r>
-        <w:rPr>
-          <w:rtl w:val="0"/>
-        </w:rPr>
-      </w:r>
-    </w:p>
-    <w:p>
-      <w:pPr>
-        <w:pStyle w:val="Heading3"/>
-        <w:pBdr>
-          <w:top w:color="e3e3e3" w:space="0" w:sz="0" w:val="none"/>
-          <w:left w:color="e3e3e3" w:space="0" w:sz="0" w:val="none"/>
-          <w:bottom w:color="e3e3e3" w:space="0" w:sz="0" w:val="none"/>
-          <w:right w:color="e3e3e3" w:space="0" w:sz="0" w:val="none"/>
-          <w:between w:color="e3e3e3" w:space="0" w:sz="0" w:val="none"/>
-        </w:pBdr>
-        <w:shd w:fill="ffffff" w:val="clear"/>
-        <w:spacing w:after="420" w:before="120" w:lineRule="auto"/>
-        <w:rPr/>
-      </w:pPr>
-      <w:bookmarkStart w:colFirst="0" w:colLast="0" w:name="_rh1girt81h3l" w:id="20"/>
-      <w:bookmarkEnd w:id="20"/>
-      <w:r>
-        <w:rPr>
-          <w:rtl w:val="0"/>
-        </w:rPr>
-        <w:t xml:space="preserve">Rendimiento:</w:t>
+          <w:rFonts w:ascii="Roboto" w:eastAsia="Roboto" w:hAnsi="Roboto" w:cs="Roboto"/>
+        </w:rPr>
+      </w:pPr>
+    </w:p>
+    <w:p>
+      <w:pPr>
+        <w:pStyle w:val="Ttulo3"/>
+      </w:pPr>
+      <w:bookmarkStart w:id="26" w:name="_rh1girt81h3l" w:colFirst="0" w:colLast="0"/>
+      <w:bookmarkEnd w:id="26"/>
+      <w:r>
+        <w:t>Rendimiento:</w:t>
       </w:r>
     </w:p>
     <w:p>
@@ -2951,31 +2470,29 @@
           <w:numId w:val="7"/>
         </w:numPr>
         <w:pBdr>
-          <w:top w:color="e3e3e3" w:space="0" w:sz="0" w:val="none"/>
-          <w:left w:color="e3e3e3" w:space="0" w:sz="0" w:val="none"/>
-          <w:bottom w:color="e3e3e3" w:space="0" w:sz="0" w:val="none"/>
-          <w:right w:color="e3e3e3" w:space="0" w:sz="0" w:val="none"/>
-          <w:between w:color="e3e3e3" w:space="0" w:sz="0" w:val="none"/>
+          <w:top w:val="none" w:sz="0" w:space="0" w:color="E3E3E3"/>
+          <w:left w:val="none" w:sz="0" w:space="0" w:color="E3E3E3"/>
+          <w:bottom w:val="none" w:sz="0" w:space="0" w:color="E3E3E3"/>
+          <w:right w:val="none" w:sz="0" w:space="0" w:color="E3E3E3"/>
+          <w:between w:val="none" w:sz="0" w:space="0" w:color="E3E3E3"/>
         </w:pBdr>
-        <w:shd w:fill="ffffff" w:val="clear"/>
-        <w:spacing w:after="0" w:afterAutospacing="0" w:before="120" w:lineRule="auto"/>
-        <w:ind w:left="720" w:hanging="360"/>
-        <w:rPr>
-          <w:rFonts w:ascii="Roboto" w:cs="Roboto" w:eastAsia="Roboto" w:hAnsi="Roboto"/>
-          <w:color w:val="0d0d0d"/>
-          <w:sz w:val="24"/>
-          <w:szCs w:val="24"/>
-        </w:rPr>
-      </w:pPr>
-      <w:r>
-        <w:rPr>
-          <w:rFonts w:ascii="Roboto" w:cs="Roboto" w:eastAsia="Roboto" w:hAnsi="Roboto"/>
-          <w:color w:val="0d0d0d"/>
-          <w:sz w:val="24"/>
-          <w:szCs w:val="24"/>
-          <w:rtl w:val="0"/>
-        </w:rPr>
-        <w:t xml:space="preserve">La aplicación debe ser capaz de manejar múltiples usuarios y alertas simultáneamente sin disminuir el rendimiento.</w:t>
+        <w:shd w:val="clear" w:color="auto" w:fill="FFFFFF"/>
+        <w:spacing w:before="120"/>
+        <w:rPr>
+          <w:rFonts w:ascii="Roboto" w:eastAsia="Roboto" w:hAnsi="Roboto" w:cs="Roboto"/>
+          <w:color w:val="0D0D0D"/>
+          <w:sz w:val="24"/>
+          <w:szCs w:val="24"/>
+        </w:rPr>
+      </w:pPr>
+      <w:r>
+        <w:rPr>
+          <w:rFonts w:ascii="Roboto" w:eastAsia="Roboto" w:hAnsi="Roboto" w:cs="Roboto"/>
+          <w:color w:val="0D0D0D"/>
+          <w:sz w:val="24"/>
+          <w:szCs w:val="24"/>
+        </w:rPr>
+        <w:t>La aplicación debe ser capaz de manejar múltiples usuarios y alertas simultáneamente sin disminuir el rendimiento.</w:t>
       </w:r>
     </w:p>
     <w:p>
@@ -2985,54 +2502,39 @@
           <w:numId w:val="7"/>
         </w:numPr>
         <w:pBdr>
-          <w:top w:color="e3e3e3" w:space="0" w:sz="0" w:val="none"/>
-          <w:left w:color="e3e3e3" w:space="0" w:sz="0" w:val="none"/>
-          <w:bottom w:color="e3e3e3" w:space="0" w:sz="0" w:val="none"/>
-          <w:right w:color="e3e3e3" w:space="0" w:sz="0" w:val="none"/>
-          <w:between w:color="e3e3e3" w:space="0" w:sz="0" w:val="none"/>
+          <w:top w:val="none" w:sz="0" w:space="0" w:color="E3E3E3"/>
+          <w:left w:val="none" w:sz="0" w:space="0" w:color="E3E3E3"/>
+          <w:bottom w:val="none" w:sz="0" w:space="0" w:color="E3E3E3"/>
+          <w:right w:val="none" w:sz="0" w:space="0" w:color="E3E3E3"/>
+          <w:between w:val="none" w:sz="0" w:space="0" w:color="E3E3E3"/>
         </w:pBdr>
-        <w:shd w:fill="ffffff" w:val="clear"/>
-        <w:spacing w:after="420" w:before="0" w:beforeAutospacing="0" w:lineRule="auto"/>
-        <w:ind w:left="720" w:hanging="360"/>
-        <w:rPr>
-          <w:rFonts w:ascii="Roboto" w:cs="Roboto" w:eastAsia="Roboto" w:hAnsi="Roboto"/>
-          <w:color w:val="0d0d0d"/>
-          <w:sz w:val="24"/>
-          <w:szCs w:val="24"/>
-        </w:rPr>
-      </w:pPr>
-      <w:r>
-        <w:rPr>
-          <w:rFonts w:ascii="Roboto" w:cs="Roboto" w:eastAsia="Roboto" w:hAnsi="Roboto"/>
-          <w:color w:val="0d0d0d"/>
-          <w:sz w:val="24"/>
-          <w:szCs w:val="24"/>
-          <w:rtl w:val="0"/>
-        </w:rPr>
-        <w:t xml:space="preserve">El tiempo de respuesta de la API debe ser menor a 1 segundo en el 90% de las solicitudes.</w:t>
-      </w:r>
-    </w:p>
-    <w:p>
-      <w:pPr>
-        <w:pStyle w:val="Heading3"/>
-        <w:pBdr>
-          <w:top w:color="e3e3e3" w:space="0" w:sz="0" w:val="none"/>
-          <w:left w:color="e3e3e3" w:space="0" w:sz="0" w:val="none"/>
-          <w:bottom w:color="e3e3e3" w:space="0" w:sz="0" w:val="none"/>
-          <w:right w:color="e3e3e3" w:space="0" w:sz="0" w:val="none"/>
-          <w:between w:color="e3e3e3" w:space="0" w:sz="0" w:val="none"/>
-        </w:pBdr>
-        <w:shd w:fill="ffffff" w:val="clear"/>
-        <w:spacing w:after="420" w:before="120" w:lineRule="auto"/>
-        <w:rPr/>
-      </w:pPr>
-      <w:bookmarkStart w:colFirst="0" w:colLast="0" w:name="_ungf6werpgt5" w:id="21"/>
-      <w:bookmarkEnd w:id="21"/>
-      <w:r>
-        <w:rPr>
-          <w:rtl w:val="0"/>
-        </w:rPr>
-        <w:t xml:space="preserve">Seguridad:</w:t>
+        <w:shd w:val="clear" w:color="auto" w:fill="FFFFFF"/>
+        <w:spacing w:after="420"/>
+        <w:rPr>
+          <w:rFonts w:ascii="Roboto" w:eastAsia="Roboto" w:hAnsi="Roboto" w:cs="Roboto"/>
+          <w:color w:val="0D0D0D"/>
+          <w:sz w:val="24"/>
+          <w:szCs w:val="24"/>
+        </w:rPr>
+      </w:pPr>
+      <w:r>
+        <w:rPr>
+          <w:rFonts w:ascii="Roboto" w:eastAsia="Roboto" w:hAnsi="Roboto" w:cs="Roboto"/>
+          <w:color w:val="0D0D0D"/>
+          <w:sz w:val="24"/>
+          <w:szCs w:val="24"/>
+        </w:rPr>
+        <w:t>El tiempo de respuesta de la API debe ser menor a 1 segundo en el 90% de las solicitudes.</w:t>
+      </w:r>
+    </w:p>
+    <w:p>
+      <w:pPr>
+        <w:pStyle w:val="Ttulo3"/>
+      </w:pPr>
+      <w:bookmarkStart w:id="27" w:name="_ungf6werpgt5" w:colFirst="0" w:colLast="0"/>
+      <w:bookmarkEnd w:id="27"/>
+      <w:r>
+        <w:t>Seguridad:</w:t>
       </w:r>
     </w:p>
     <w:p>
@@ -3042,31 +2544,29 @@
           <w:numId w:val="12"/>
         </w:numPr>
         <w:pBdr>
-          <w:top w:color="e3e3e3" w:space="0" w:sz="0" w:val="none"/>
-          <w:left w:color="e3e3e3" w:space="0" w:sz="0" w:val="none"/>
-          <w:bottom w:color="e3e3e3" w:space="0" w:sz="0" w:val="none"/>
-          <w:right w:color="e3e3e3" w:space="0" w:sz="0" w:val="none"/>
-          <w:between w:color="e3e3e3" w:space="0" w:sz="0" w:val="none"/>
+          <w:top w:val="none" w:sz="0" w:space="0" w:color="E3E3E3"/>
+          <w:left w:val="none" w:sz="0" w:space="0" w:color="E3E3E3"/>
+          <w:bottom w:val="none" w:sz="0" w:space="0" w:color="E3E3E3"/>
+          <w:right w:val="none" w:sz="0" w:space="0" w:color="E3E3E3"/>
+          <w:between w:val="none" w:sz="0" w:space="0" w:color="E3E3E3"/>
         </w:pBdr>
-        <w:shd w:fill="ffffff" w:val="clear"/>
-        <w:spacing w:after="0" w:afterAutospacing="0" w:before="120" w:lineRule="auto"/>
-        <w:ind w:left="720" w:hanging="360"/>
-        <w:rPr>
-          <w:rFonts w:ascii="Roboto" w:cs="Roboto" w:eastAsia="Roboto" w:hAnsi="Roboto"/>
-          <w:color w:val="0d0d0d"/>
-          <w:sz w:val="24"/>
-          <w:szCs w:val="24"/>
-        </w:rPr>
-      </w:pPr>
-      <w:r>
-        <w:rPr>
-          <w:rFonts w:ascii="Roboto" w:cs="Roboto" w:eastAsia="Roboto" w:hAnsi="Roboto"/>
-          <w:color w:val="0d0d0d"/>
-          <w:sz w:val="24"/>
-          <w:szCs w:val="24"/>
-          <w:rtl w:val="0"/>
-        </w:rPr>
-        <w:t xml:space="preserve">Los datos de los usuarios y las mascotas deben estar protegidos con encriptación.</w:t>
+        <w:shd w:val="clear" w:color="auto" w:fill="FFFFFF"/>
+        <w:spacing w:before="120"/>
+        <w:rPr>
+          <w:rFonts w:ascii="Roboto" w:eastAsia="Roboto" w:hAnsi="Roboto" w:cs="Roboto"/>
+          <w:color w:val="0D0D0D"/>
+          <w:sz w:val="24"/>
+          <w:szCs w:val="24"/>
+        </w:rPr>
+      </w:pPr>
+      <w:r>
+        <w:rPr>
+          <w:rFonts w:ascii="Roboto" w:eastAsia="Roboto" w:hAnsi="Roboto" w:cs="Roboto"/>
+          <w:color w:val="0D0D0D"/>
+          <w:sz w:val="24"/>
+          <w:szCs w:val="24"/>
+        </w:rPr>
+        <w:t>Los datos de los usuarios y las mascotas deben estar protegidos con encriptación.</w:t>
       </w:r>
     </w:p>
     <w:p>
@@ -3076,54 +2576,39 @@
           <w:numId w:val="12"/>
         </w:numPr>
         <w:pBdr>
-          <w:top w:color="e3e3e3" w:space="0" w:sz="0" w:val="none"/>
-          <w:left w:color="e3e3e3" w:space="0" w:sz="0" w:val="none"/>
-          <w:bottom w:color="e3e3e3" w:space="0" w:sz="0" w:val="none"/>
-          <w:right w:color="e3e3e3" w:space="0" w:sz="0" w:val="none"/>
-          <w:between w:color="e3e3e3" w:space="0" w:sz="0" w:val="none"/>
+          <w:top w:val="none" w:sz="0" w:space="0" w:color="E3E3E3"/>
+          <w:left w:val="none" w:sz="0" w:space="0" w:color="E3E3E3"/>
+          <w:bottom w:val="none" w:sz="0" w:space="0" w:color="E3E3E3"/>
+          <w:right w:val="none" w:sz="0" w:space="0" w:color="E3E3E3"/>
+          <w:between w:val="none" w:sz="0" w:space="0" w:color="E3E3E3"/>
         </w:pBdr>
-        <w:shd w:fill="ffffff" w:val="clear"/>
-        <w:spacing w:after="420" w:before="0" w:beforeAutospacing="0" w:lineRule="auto"/>
-        <w:ind w:left="720" w:hanging="360"/>
-        <w:rPr>
-          <w:rFonts w:ascii="Roboto" w:cs="Roboto" w:eastAsia="Roboto" w:hAnsi="Roboto"/>
-          <w:color w:val="0d0d0d"/>
-          <w:sz w:val="24"/>
-          <w:szCs w:val="24"/>
-        </w:rPr>
-      </w:pPr>
-      <w:r>
-        <w:rPr>
-          <w:rFonts w:ascii="Roboto" w:cs="Roboto" w:eastAsia="Roboto" w:hAnsi="Roboto"/>
-          <w:color w:val="0d0d0d"/>
-          <w:sz w:val="24"/>
-          <w:szCs w:val="24"/>
-          <w:rtl w:val="0"/>
-        </w:rPr>
-        <w:t xml:space="preserve">Implementación de medidas contra ataques como SQL Injection, XSS y CSRF.</w:t>
-      </w:r>
-    </w:p>
-    <w:p>
-      <w:pPr>
-        <w:pStyle w:val="Heading3"/>
-        <w:pBdr>
-          <w:top w:color="e3e3e3" w:space="0" w:sz="0" w:val="none"/>
-          <w:left w:color="e3e3e3" w:space="0" w:sz="0" w:val="none"/>
-          <w:bottom w:color="e3e3e3" w:space="0" w:sz="0" w:val="none"/>
-          <w:right w:color="e3e3e3" w:space="0" w:sz="0" w:val="none"/>
-          <w:between w:color="e3e3e3" w:space="0" w:sz="0" w:val="none"/>
-        </w:pBdr>
-        <w:shd w:fill="ffffff" w:val="clear"/>
-        <w:spacing w:after="420" w:before="120" w:lineRule="auto"/>
-        <w:rPr/>
-      </w:pPr>
-      <w:bookmarkStart w:colFirst="0" w:colLast="0" w:name="_1szs8hboffcd" w:id="22"/>
-      <w:bookmarkEnd w:id="22"/>
-      <w:r>
-        <w:rPr>
-          <w:rtl w:val="0"/>
-        </w:rPr>
-        <w:t xml:space="preserve">Escalabilidad:</w:t>
+        <w:shd w:val="clear" w:color="auto" w:fill="FFFFFF"/>
+        <w:spacing w:after="420"/>
+        <w:rPr>
+          <w:rFonts w:ascii="Roboto" w:eastAsia="Roboto" w:hAnsi="Roboto" w:cs="Roboto"/>
+          <w:color w:val="0D0D0D"/>
+          <w:sz w:val="24"/>
+          <w:szCs w:val="24"/>
+        </w:rPr>
+      </w:pPr>
+      <w:r>
+        <w:rPr>
+          <w:rFonts w:ascii="Roboto" w:eastAsia="Roboto" w:hAnsi="Roboto" w:cs="Roboto"/>
+          <w:color w:val="0D0D0D"/>
+          <w:sz w:val="24"/>
+          <w:szCs w:val="24"/>
+        </w:rPr>
+        <w:t>Implementación de medidas contra ataques como SQL Injection, XSS y CSRF.</w:t>
+      </w:r>
+    </w:p>
+    <w:p>
+      <w:pPr>
+        <w:pStyle w:val="Ttulo3"/>
+      </w:pPr>
+      <w:bookmarkStart w:id="28" w:name="_1szs8hboffcd" w:colFirst="0" w:colLast="0"/>
+      <w:bookmarkEnd w:id="28"/>
+      <w:r>
+        <w:t>Escalabilidad:</w:t>
       </w:r>
     </w:p>
     <w:p>
@@ -3133,54 +2618,39 @@
           <w:numId w:val="15"/>
         </w:numPr>
         <w:pBdr>
-          <w:top w:color="e3e3e3" w:space="0" w:sz="0" w:val="none"/>
-          <w:left w:color="e3e3e3" w:space="0" w:sz="0" w:val="none"/>
-          <w:bottom w:color="e3e3e3" w:space="0" w:sz="0" w:val="none"/>
-          <w:right w:color="e3e3e3" w:space="0" w:sz="0" w:val="none"/>
-          <w:between w:color="e3e3e3" w:space="0" w:sz="0" w:val="none"/>
+          <w:top w:val="none" w:sz="0" w:space="0" w:color="E3E3E3"/>
+          <w:left w:val="none" w:sz="0" w:space="0" w:color="E3E3E3"/>
+          <w:bottom w:val="none" w:sz="0" w:space="0" w:color="E3E3E3"/>
+          <w:right w:val="none" w:sz="0" w:space="0" w:color="E3E3E3"/>
+          <w:between w:val="none" w:sz="0" w:space="0" w:color="E3E3E3"/>
         </w:pBdr>
-        <w:shd w:fill="ffffff" w:val="clear"/>
-        <w:spacing w:after="420" w:before="120" w:lineRule="auto"/>
-        <w:ind w:left="720" w:hanging="360"/>
-        <w:rPr>
-          <w:rFonts w:ascii="Roboto" w:cs="Roboto" w:eastAsia="Roboto" w:hAnsi="Roboto"/>
-          <w:color w:val="0d0d0d"/>
-          <w:sz w:val="24"/>
-          <w:szCs w:val="24"/>
-        </w:rPr>
-      </w:pPr>
-      <w:r>
-        <w:rPr>
-          <w:rFonts w:ascii="Roboto" w:cs="Roboto" w:eastAsia="Roboto" w:hAnsi="Roboto"/>
-          <w:color w:val="0d0d0d"/>
-          <w:sz w:val="24"/>
-          <w:szCs w:val="24"/>
-          <w:rtl w:val="0"/>
-        </w:rPr>
-        <w:t xml:space="preserve">La plataforma debe ser capaz de crecer y manejar un número creciente de usuarios y datos sin problemas significativos de rendimiento.</w:t>
-      </w:r>
-    </w:p>
-    <w:p>
-      <w:pPr>
-        <w:pStyle w:val="Heading3"/>
-        <w:pBdr>
-          <w:top w:color="e3e3e3" w:space="0" w:sz="0" w:val="none"/>
-          <w:left w:color="e3e3e3" w:space="0" w:sz="0" w:val="none"/>
-          <w:bottom w:color="e3e3e3" w:space="0" w:sz="0" w:val="none"/>
-          <w:right w:color="e3e3e3" w:space="0" w:sz="0" w:val="none"/>
-          <w:between w:color="e3e3e3" w:space="0" w:sz="0" w:val="none"/>
-        </w:pBdr>
-        <w:shd w:fill="ffffff" w:val="clear"/>
-        <w:spacing w:after="420" w:before="120" w:lineRule="auto"/>
-        <w:rPr/>
-      </w:pPr>
-      <w:bookmarkStart w:colFirst="0" w:colLast="0" w:name="_74xzcgr3uycl" w:id="23"/>
-      <w:bookmarkEnd w:id="23"/>
-      <w:r>
-        <w:rPr>
-          <w:rtl w:val="0"/>
-        </w:rPr>
-        <w:t xml:space="preserve">Disponibilidad:</w:t>
+        <w:shd w:val="clear" w:color="auto" w:fill="FFFFFF"/>
+        <w:spacing w:before="120" w:after="420"/>
+        <w:rPr>
+          <w:rFonts w:ascii="Roboto" w:eastAsia="Roboto" w:hAnsi="Roboto" w:cs="Roboto"/>
+          <w:color w:val="0D0D0D"/>
+          <w:sz w:val="24"/>
+          <w:szCs w:val="24"/>
+        </w:rPr>
+      </w:pPr>
+      <w:r>
+        <w:rPr>
+          <w:rFonts w:ascii="Roboto" w:eastAsia="Roboto" w:hAnsi="Roboto" w:cs="Roboto"/>
+          <w:color w:val="0D0D0D"/>
+          <w:sz w:val="24"/>
+          <w:szCs w:val="24"/>
+        </w:rPr>
+        <w:t>La plataforma debe ser capaz de crecer y manejar un número creciente de usuarios y datos sin problemas significativos de rendimiento.</w:t>
+      </w:r>
+    </w:p>
+    <w:p>
+      <w:pPr>
+        <w:pStyle w:val="Ttulo3"/>
+      </w:pPr>
+      <w:bookmarkStart w:id="29" w:name="_74xzcgr3uycl" w:colFirst="0" w:colLast="0"/>
+      <w:bookmarkEnd w:id="29"/>
+      <w:r>
+        <w:t>Disponibilidad:</w:t>
       </w:r>
     </w:p>
     <w:p>
@@ -3190,31 +2660,29 @@
           <w:numId w:val="11"/>
         </w:numPr>
         <w:pBdr>
-          <w:top w:color="e3e3e3" w:space="0" w:sz="0" w:val="none"/>
-          <w:left w:color="e3e3e3" w:space="0" w:sz="0" w:val="none"/>
-          <w:bottom w:color="e3e3e3" w:space="0" w:sz="0" w:val="none"/>
-          <w:right w:color="e3e3e3" w:space="0" w:sz="0" w:val="none"/>
-          <w:between w:color="e3e3e3" w:space="0" w:sz="0" w:val="none"/>
+          <w:top w:val="none" w:sz="0" w:space="0" w:color="E3E3E3"/>
+          <w:left w:val="none" w:sz="0" w:space="0" w:color="E3E3E3"/>
+          <w:bottom w:val="none" w:sz="0" w:space="0" w:color="E3E3E3"/>
+          <w:right w:val="none" w:sz="0" w:space="0" w:color="E3E3E3"/>
+          <w:between w:val="none" w:sz="0" w:space="0" w:color="E3E3E3"/>
         </w:pBdr>
-        <w:shd w:fill="ffffff" w:val="clear"/>
-        <w:spacing w:after="0" w:afterAutospacing="0" w:before="120" w:lineRule="auto"/>
-        <w:ind w:left="720" w:hanging="360"/>
-        <w:rPr>
-          <w:rFonts w:ascii="Roboto" w:cs="Roboto" w:eastAsia="Roboto" w:hAnsi="Roboto"/>
-          <w:color w:val="0d0d0d"/>
-          <w:sz w:val="24"/>
-          <w:szCs w:val="24"/>
-        </w:rPr>
-      </w:pPr>
-      <w:r>
-        <w:rPr>
-          <w:rFonts w:ascii="Roboto" w:cs="Roboto" w:eastAsia="Roboto" w:hAnsi="Roboto"/>
-          <w:color w:val="0d0d0d"/>
-          <w:sz w:val="24"/>
-          <w:szCs w:val="24"/>
-          <w:rtl w:val="0"/>
-        </w:rPr>
-        <w:t xml:space="preserve">La aplicación debe tener una disponibilidad del 99.9%.</w:t>
+        <w:shd w:val="clear" w:color="auto" w:fill="FFFFFF"/>
+        <w:spacing w:before="120"/>
+        <w:rPr>
+          <w:rFonts w:ascii="Roboto" w:eastAsia="Roboto" w:hAnsi="Roboto" w:cs="Roboto"/>
+          <w:color w:val="0D0D0D"/>
+          <w:sz w:val="24"/>
+          <w:szCs w:val="24"/>
+        </w:rPr>
+      </w:pPr>
+      <w:r>
+        <w:rPr>
+          <w:rFonts w:ascii="Roboto" w:eastAsia="Roboto" w:hAnsi="Roboto" w:cs="Roboto"/>
+          <w:color w:val="0D0D0D"/>
+          <w:sz w:val="24"/>
+          <w:szCs w:val="24"/>
+        </w:rPr>
+        <w:t>La aplicación debe tener una disponibilidad del 99.9%.</w:t>
       </w:r>
     </w:p>
     <w:p>
@@ -3224,54 +2692,40 @@
           <w:numId w:val="11"/>
         </w:numPr>
         <w:pBdr>
-          <w:top w:color="e3e3e3" w:space="0" w:sz="0" w:val="none"/>
-          <w:left w:color="e3e3e3" w:space="0" w:sz="0" w:val="none"/>
-          <w:bottom w:color="e3e3e3" w:space="0" w:sz="0" w:val="none"/>
-          <w:right w:color="e3e3e3" w:space="0" w:sz="0" w:val="none"/>
-          <w:between w:color="e3e3e3" w:space="0" w:sz="0" w:val="none"/>
+          <w:top w:val="none" w:sz="0" w:space="0" w:color="E3E3E3"/>
+          <w:left w:val="none" w:sz="0" w:space="0" w:color="E3E3E3"/>
+          <w:bottom w:val="none" w:sz="0" w:space="0" w:color="E3E3E3"/>
+          <w:right w:val="none" w:sz="0" w:space="0" w:color="E3E3E3"/>
+          <w:between w:val="none" w:sz="0" w:space="0" w:color="E3E3E3"/>
         </w:pBdr>
-        <w:shd w:fill="ffffff" w:val="clear"/>
-        <w:spacing w:after="420" w:before="0" w:beforeAutospacing="0" w:lineRule="auto"/>
-        <w:ind w:left="720" w:hanging="360"/>
-        <w:rPr>
-          <w:rFonts w:ascii="Roboto" w:cs="Roboto" w:eastAsia="Roboto" w:hAnsi="Roboto"/>
-          <w:color w:val="0d0d0d"/>
-          <w:sz w:val="24"/>
-          <w:szCs w:val="24"/>
-        </w:rPr>
-      </w:pPr>
-      <w:r>
-        <w:rPr>
-          <w:rFonts w:ascii="Roboto" w:cs="Roboto" w:eastAsia="Roboto" w:hAnsi="Roboto"/>
-          <w:color w:val="0d0d0d"/>
-          <w:sz w:val="24"/>
-          <w:szCs w:val="24"/>
-          <w:rtl w:val="0"/>
-        </w:rPr>
-        <w:t xml:space="preserve">Mecanismos de recuperación ante fallos y copias de seguridad periódicas.</w:t>
-      </w:r>
-    </w:p>
-    <w:p>
-      <w:pPr>
-        <w:pStyle w:val="Heading3"/>
-        <w:pBdr>
-          <w:top w:color="e3e3e3" w:space="0" w:sz="0" w:val="none"/>
-          <w:left w:color="e3e3e3" w:space="0" w:sz="0" w:val="none"/>
-          <w:bottom w:color="e3e3e3" w:space="0" w:sz="0" w:val="none"/>
-          <w:right w:color="e3e3e3" w:space="0" w:sz="0" w:val="none"/>
-          <w:between w:color="e3e3e3" w:space="0" w:sz="0" w:val="none"/>
-        </w:pBdr>
-        <w:shd w:fill="ffffff" w:val="clear"/>
-        <w:spacing w:after="420" w:before="120" w:lineRule="auto"/>
-        <w:rPr/>
-      </w:pPr>
-      <w:bookmarkStart w:colFirst="0" w:colLast="0" w:name="_lhxkxbsjcb5k" w:id="24"/>
-      <w:bookmarkEnd w:id="24"/>
-      <w:r>
-        <w:rPr>
-          <w:rtl w:val="0"/>
-        </w:rPr>
-        <w:t xml:space="preserve">Usabilidad:</w:t>
+        <w:shd w:val="clear" w:color="auto" w:fill="FFFFFF"/>
+        <w:spacing w:after="420"/>
+        <w:rPr>
+          <w:rFonts w:ascii="Roboto" w:eastAsia="Roboto" w:hAnsi="Roboto" w:cs="Roboto"/>
+          <w:color w:val="0D0D0D"/>
+          <w:sz w:val="24"/>
+          <w:szCs w:val="24"/>
+        </w:rPr>
+      </w:pPr>
+      <w:r>
+        <w:rPr>
+          <w:rFonts w:ascii="Roboto" w:eastAsia="Roboto" w:hAnsi="Roboto" w:cs="Roboto"/>
+          <w:color w:val="0D0D0D"/>
+          <w:sz w:val="24"/>
+          <w:szCs w:val="24"/>
+        </w:rPr>
+        <w:lastRenderedPageBreak/>
+        <w:t>Mecanismos de recuperación ante fallos y copias de seguridad periódicas.</w:t>
+      </w:r>
+    </w:p>
+    <w:p>
+      <w:pPr>
+        <w:pStyle w:val="Ttulo3"/>
+      </w:pPr>
+      <w:bookmarkStart w:id="30" w:name="_lhxkxbsjcb5k" w:colFirst="0" w:colLast="0"/>
+      <w:bookmarkEnd w:id="30"/>
+      <w:r>
+        <w:t>Usabilidad:</w:t>
       </w:r>
     </w:p>
     <w:p>
@@ -3281,31 +2735,29 @@
           <w:numId w:val="13"/>
         </w:numPr>
         <w:pBdr>
-          <w:top w:color="e3e3e3" w:space="0" w:sz="0" w:val="none"/>
-          <w:left w:color="e3e3e3" w:space="0" w:sz="0" w:val="none"/>
-          <w:bottom w:color="e3e3e3" w:space="0" w:sz="0" w:val="none"/>
-          <w:right w:color="e3e3e3" w:space="0" w:sz="0" w:val="none"/>
-          <w:between w:color="e3e3e3" w:space="0" w:sz="0" w:val="none"/>
+          <w:top w:val="none" w:sz="0" w:space="0" w:color="E3E3E3"/>
+          <w:left w:val="none" w:sz="0" w:space="0" w:color="E3E3E3"/>
+          <w:bottom w:val="none" w:sz="0" w:space="0" w:color="E3E3E3"/>
+          <w:right w:val="none" w:sz="0" w:space="0" w:color="E3E3E3"/>
+          <w:between w:val="none" w:sz="0" w:space="0" w:color="E3E3E3"/>
         </w:pBdr>
-        <w:shd w:fill="ffffff" w:val="clear"/>
-        <w:spacing w:after="0" w:afterAutospacing="0" w:before="120" w:lineRule="auto"/>
-        <w:ind w:left="720" w:hanging="360"/>
-        <w:rPr>
-          <w:rFonts w:ascii="Roboto" w:cs="Roboto" w:eastAsia="Roboto" w:hAnsi="Roboto"/>
-          <w:color w:val="0d0d0d"/>
-          <w:sz w:val="24"/>
-          <w:szCs w:val="24"/>
-        </w:rPr>
-      </w:pPr>
-      <w:r>
-        <w:rPr>
-          <w:rFonts w:ascii="Roboto" w:cs="Roboto" w:eastAsia="Roboto" w:hAnsi="Roboto"/>
-          <w:color w:val="0d0d0d"/>
-          <w:sz w:val="24"/>
-          <w:szCs w:val="24"/>
-          <w:rtl w:val="0"/>
-        </w:rPr>
-        <w:t xml:space="preserve">La interfaz debe ser intuitiva y fácil de usar para personas de todas las edades.</w:t>
+        <w:shd w:val="clear" w:color="auto" w:fill="FFFFFF"/>
+        <w:spacing w:before="120"/>
+        <w:rPr>
+          <w:rFonts w:ascii="Roboto" w:eastAsia="Roboto" w:hAnsi="Roboto" w:cs="Roboto"/>
+          <w:color w:val="0D0D0D"/>
+          <w:sz w:val="24"/>
+          <w:szCs w:val="24"/>
+        </w:rPr>
+      </w:pPr>
+      <w:r>
+        <w:rPr>
+          <w:rFonts w:ascii="Roboto" w:eastAsia="Roboto" w:hAnsi="Roboto" w:cs="Roboto"/>
+          <w:color w:val="0D0D0D"/>
+          <w:sz w:val="24"/>
+          <w:szCs w:val="24"/>
+        </w:rPr>
+        <w:t>La interfaz debe ser intuitiva y fácil de usar para personas de todas las edades.</w:t>
       </w:r>
     </w:p>
     <w:p>
@@ -3315,83 +2767,64 @@
           <w:numId w:val="13"/>
         </w:numPr>
         <w:pBdr>
-          <w:top w:color="e3e3e3" w:space="0" w:sz="0" w:val="none"/>
-          <w:left w:color="e3e3e3" w:space="0" w:sz="0" w:val="none"/>
-          <w:bottom w:color="e3e3e3" w:space="0" w:sz="0" w:val="none"/>
-          <w:right w:color="e3e3e3" w:space="0" w:sz="0" w:val="none"/>
-          <w:between w:color="e3e3e3" w:space="0" w:sz="0" w:val="none"/>
+          <w:top w:val="none" w:sz="0" w:space="0" w:color="E3E3E3"/>
+          <w:left w:val="none" w:sz="0" w:space="0" w:color="E3E3E3"/>
+          <w:bottom w:val="none" w:sz="0" w:space="0" w:color="E3E3E3"/>
+          <w:right w:val="none" w:sz="0" w:space="0" w:color="E3E3E3"/>
+          <w:between w:val="none" w:sz="0" w:space="0" w:color="E3E3E3"/>
         </w:pBdr>
-        <w:shd w:fill="ffffff" w:val="clear"/>
-        <w:spacing w:after="420" w:before="0" w:beforeAutospacing="0" w:lineRule="auto"/>
-        <w:ind w:left="720" w:hanging="360"/>
-        <w:rPr>
-          <w:rFonts w:ascii="Roboto" w:cs="Roboto" w:eastAsia="Roboto" w:hAnsi="Roboto"/>
-          <w:color w:val="0d0d0d"/>
-          <w:sz w:val="24"/>
-          <w:szCs w:val="24"/>
-        </w:rPr>
-      </w:pPr>
-      <w:r>
-        <w:rPr>
-          <w:rFonts w:ascii="Roboto" w:cs="Roboto" w:eastAsia="Roboto" w:hAnsi="Roboto"/>
-          <w:color w:val="0d0d0d"/>
-          <w:sz w:val="24"/>
-          <w:szCs w:val="24"/>
-          <w:rtl w:val="0"/>
-        </w:rPr>
-        <w:t xml:space="preserve">La aplicación móvil debe ser compatible con Android.</w:t>
+        <w:shd w:val="clear" w:color="auto" w:fill="FFFFFF"/>
+        <w:spacing w:after="420"/>
+        <w:rPr>
+          <w:rFonts w:ascii="Roboto" w:eastAsia="Roboto" w:hAnsi="Roboto" w:cs="Roboto"/>
+          <w:color w:val="0D0D0D"/>
+          <w:sz w:val="24"/>
+          <w:szCs w:val="24"/>
+        </w:rPr>
+      </w:pPr>
+      <w:r>
+        <w:rPr>
+          <w:rFonts w:ascii="Roboto" w:eastAsia="Roboto" w:hAnsi="Roboto" w:cs="Roboto"/>
+          <w:color w:val="0D0D0D"/>
+          <w:sz w:val="24"/>
+          <w:szCs w:val="24"/>
+        </w:rPr>
+        <w:t>La aplicación móvil debe ser compatible con Android.</w:t>
       </w:r>
     </w:p>
     <w:p>
       <w:pPr>
         <w:pBdr>
-          <w:top w:color="e3e3e3" w:space="0" w:sz="0" w:val="none"/>
-          <w:left w:color="e3e3e3" w:space="0" w:sz="0" w:val="none"/>
-          <w:bottom w:color="e3e3e3" w:space="0" w:sz="0" w:val="none"/>
-          <w:right w:color="e3e3e3" w:space="0" w:sz="0" w:val="none"/>
-          <w:between w:color="e3e3e3" w:space="0" w:sz="0" w:val="none"/>
+          <w:top w:val="none" w:sz="0" w:space="0" w:color="E3E3E3"/>
+          <w:left w:val="none" w:sz="0" w:space="0" w:color="E3E3E3"/>
+          <w:bottom w:val="none" w:sz="0" w:space="0" w:color="E3E3E3"/>
+          <w:right w:val="none" w:sz="0" w:space="0" w:color="E3E3E3"/>
+          <w:between w:val="none" w:sz="0" w:space="0" w:color="E3E3E3"/>
         </w:pBdr>
-        <w:shd w:fill="ffffff" w:val="clear"/>
-        <w:spacing w:after="420" w:before="120" w:lineRule="auto"/>
-        <w:rPr>
-          <w:rFonts w:ascii="Roboto" w:cs="Roboto" w:eastAsia="Roboto" w:hAnsi="Roboto"/>
-          <w:color w:val="0d0d0d"/>
+        <w:shd w:val="clear" w:color="auto" w:fill="FFFFFF"/>
+        <w:spacing w:before="120" w:after="420"/>
+        <w:rPr>
+          <w:rFonts w:ascii="Roboto" w:eastAsia="Roboto" w:hAnsi="Roboto" w:cs="Roboto"/>
+          <w:color w:val="0D0D0D"/>
           <w:sz w:val="24"/>
           <w:szCs w:val="24"/>
         </w:rPr>
         <w:sectPr>
-          <w:type w:val="nextPage"/>
-          <w:pgSz w:h="15840" w:w="12240" w:orient="portrait"/>
-          <w:pgMar w:bottom="1440" w:top="1440" w:left="1440" w:right="1440" w:header="720" w:footer="0"/>
+          <w:pgSz w:w="12240" w:h="15840"/>
+          <w:pgMar w:top="1440" w:right="1440" w:bottom="1440" w:left="1440" w:header="720" w:footer="0" w:gutter="0"/>
+          <w:cols w:space="720"/>
         </w:sectPr>
       </w:pPr>
-      <w:r>
-        <w:rPr>
-          <w:rtl w:val="0"/>
-        </w:rPr>
-      </w:r>
-    </w:p>
-    <w:p>
-      <w:pPr>
-        <w:pStyle w:val="Heading3"/>
-        <w:pBdr>
-          <w:top w:color="e3e3e3" w:space="0" w:sz="0" w:val="none"/>
-          <w:left w:color="e3e3e3" w:space="0" w:sz="0" w:val="none"/>
-          <w:bottom w:color="e3e3e3" w:space="0" w:sz="0" w:val="none"/>
-          <w:right w:color="e3e3e3" w:space="0" w:sz="0" w:val="none"/>
-          <w:between w:color="e3e3e3" w:space="0" w:sz="0" w:val="none"/>
-        </w:pBdr>
-        <w:shd w:fill="ffffff" w:val="clear"/>
-        <w:spacing w:after="420" w:before="120" w:lineRule="auto"/>
-        <w:rPr/>
-      </w:pPr>
-      <w:bookmarkStart w:colFirst="0" w:colLast="0" w:name="_en5xay9bxyr5" w:id="25"/>
-      <w:bookmarkEnd w:id="25"/>
-      <w:r>
-        <w:rPr>
-          <w:rtl w:val="0"/>
-        </w:rPr>
-        <w:t xml:space="preserve">Compatibilidad:</w:t>
+    </w:p>
+    <w:p>
+      <w:pPr>
+        <w:pStyle w:val="Ttulo3"/>
+      </w:pPr>
+      <w:bookmarkStart w:id="31" w:name="_en5xay9bxyr5" w:colFirst="0" w:colLast="0"/>
+      <w:bookmarkEnd w:id="31"/>
+      <w:r>
+        <w:lastRenderedPageBreak/>
+        <w:t>Compatibilidad:</w:t>
       </w:r>
     </w:p>
     <w:p>
@@ -3401,31 +2834,29 @@
           <w:numId w:val="20"/>
         </w:numPr>
         <w:pBdr>
-          <w:top w:color="e3e3e3" w:space="0" w:sz="0" w:val="none"/>
-          <w:left w:color="e3e3e3" w:space="0" w:sz="0" w:val="none"/>
-          <w:bottom w:color="e3e3e3" w:space="0" w:sz="0" w:val="none"/>
-          <w:right w:color="e3e3e3" w:space="0" w:sz="0" w:val="none"/>
-          <w:between w:color="e3e3e3" w:space="0" w:sz="0" w:val="none"/>
+          <w:top w:val="none" w:sz="0" w:space="0" w:color="E3E3E3"/>
+          <w:left w:val="none" w:sz="0" w:space="0" w:color="E3E3E3"/>
+          <w:bottom w:val="none" w:sz="0" w:space="0" w:color="E3E3E3"/>
+          <w:right w:val="none" w:sz="0" w:space="0" w:color="E3E3E3"/>
+          <w:between w:val="none" w:sz="0" w:space="0" w:color="E3E3E3"/>
         </w:pBdr>
-        <w:shd w:fill="ffffff" w:val="clear"/>
-        <w:spacing w:after="0" w:afterAutospacing="0" w:before="120" w:lineRule="auto"/>
-        <w:ind w:left="720" w:hanging="360"/>
-        <w:rPr>
-          <w:rFonts w:ascii="Roboto" w:cs="Roboto" w:eastAsia="Roboto" w:hAnsi="Roboto"/>
-          <w:color w:val="0d0d0d"/>
-          <w:sz w:val="24"/>
-          <w:szCs w:val="24"/>
-        </w:rPr>
-      </w:pPr>
-      <w:r>
-        <w:rPr>
-          <w:rFonts w:ascii="Roboto" w:cs="Roboto" w:eastAsia="Roboto" w:hAnsi="Roboto"/>
-          <w:color w:val="0d0d0d"/>
-          <w:sz w:val="24"/>
-          <w:szCs w:val="24"/>
-          <w:rtl w:val="0"/>
-        </w:rPr>
-        <w:t xml:space="preserve">La plataforma web debe ser compatible con los principales navegadores (Chrome, Firefox, Safari, Edge).</w:t>
+        <w:shd w:val="clear" w:color="auto" w:fill="FFFFFF"/>
+        <w:spacing w:before="120"/>
+        <w:rPr>
+          <w:rFonts w:ascii="Roboto" w:eastAsia="Roboto" w:hAnsi="Roboto" w:cs="Roboto"/>
+          <w:color w:val="0D0D0D"/>
+          <w:sz w:val="24"/>
+          <w:szCs w:val="24"/>
+        </w:rPr>
+      </w:pPr>
+      <w:r>
+        <w:rPr>
+          <w:rFonts w:ascii="Roboto" w:eastAsia="Roboto" w:hAnsi="Roboto" w:cs="Roboto"/>
+          <w:color w:val="0D0D0D"/>
+          <w:sz w:val="24"/>
+          <w:szCs w:val="24"/>
+        </w:rPr>
+        <w:t>La plataforma web debe ser compatible con los principales navegadores (Chrome, Firefox, Safari, Edge).</w:t>
       </w:r>
     </w:p>
     <w:p>
@@ -3435,54 +2866,39 @@
           <w:numId w:val="20"/>
         </w:numPr>
         <w:pBdr>
-          <w:top w:color="e3e3e3" w:space="0" w:sz="0" w:val="none"/>
-          <w:left w:color="e3e3e3" w:space="0" w:sz="0" w:val="none"/>
-          <w:bottom w:color="e3e3e3" w:space="0" w:sz="0" w:val="none"/>
-          <w:right w:color="e3e3e3" w:space="0" w:sz="0" w:val="none"/>
-          <w:between w:color="e3e3e3" w:space="0" w:sz="0" w:val="none"/>
+          <w:top w:val="none" w:sz="0" w:space="0" w:color="E3E3E3"/>
+          <w:left w:val="none" w:sz="0" w:space="0" w:color="E3E3E3"/>
+          <w:bottom w:val="none" w:sz="0" w:space="0" w:color="E3E3E3"/>
+          <w:right w:val="none" w:sz="0" w:space="0" w:color="E3E3E3"/>
+          <w:between w:val="none" w:sz="0" w:space="0" w:color="E3E3E3"/>
         </w:pBdr>
-        <w:shd w:fill="ffffff" w:val="clear"/>
-        <w:spacing w:after="420" w:before="0" w:beforeAutospacing="0" w:lineRule="auto"/>
-        <w:ind w:left="720" w:hanging="360"/>
-        <w:rPr>
-          <w:rFonts w:ascii="Roboto" w:cs="Roboto" w:eastAsia="Roboto" w:hAnsi="Roboto"/>
-          <w:color w:val="0d0d0d"/>
-          <w:sz w:val="24"/>
-          <w:szCs w:val="24"/>
-        </w:rPr>
-      </w:pPr>
-      <w:r>
-        <w:rPr>
-          <w:rFonts w:ascii="Roboto" w:cs="Roboto" w:eastAsia="Roboto" w:hAnsi="Roboto"/>
-          <w:color w:val="0d0d0d"/>
-          <w:sz w:val="24"/>
-          <w:szCs w:val="24"/>
-          <w:rtl w:val="0"/>
-        </w:rPr>
-        <w:t xml:space="preserve">La aplicación móvil debe ser compatible con las versiones más recientes y las anteriores de Android.</w:t>
-      </w:r>
-    </w:p>
-    <w:p>
-      <w:pPr>
-        <w:pStyle w:val="Heading3"/>
-        <w:pBdr>
-          <w:top w:color="e3e3e3" w:space="0" w:sz="0" w:val="none"/>
-          <w:left w:color="e3e3e3" w:space="0" w:sz="0" w:val="none"/>
-          <w:bottom w:color="e3e3e3" w:space="0" w:sz="0" w:val="none"/>
-          <w:right w:color="e3e3e3" w:space="0" w:sz="0" w:val="none"/>
-          <w:between w:color="e3e3e3" w:space="0" w:sz="0" w:val="none"/>
-        </w:pBdr>
-        <w:shd w:fill="ffffff" w:val="clear"/>
-        <w:spacing w:after="420" w:before="120" w:lineRule="auto"/>
-        <w:rPr/>
-      </w:pPr>
-      <w:bookmarkStart w:colFirst="0" w:colLast="0" w:name="_njzwv27izj4u" w:id="26"/>
-      <w:bookmarkEnd w:id="26"/>
-      <w:r>
-        <w:rPr>
-          <w:rtl w:val="0"/>
-        </w:rPr>
-        <w:t xml:space="preserve">Mantenimiento:</w:t>
+        <w:shd w:val="clear" w:color="auto" w:fill="FFFFFF"/>
+        <w:spacing w:after="420"/>
+        <w:rPr>
+          <w:rFonts w:ascii="Roboto" w:eastAsia="Roboto" w:hAnsi="Roboto" w:cs="Roboto"/>
+          <w:color w:val="0D0D0D"/>
+          <w:sz w:val="24"/>
+          <w:szCs w:val="24"/>
+        </w:rPr>
+      </w:pPr>
+      <w:r>
+        <w:rPr>
+          <w:rFonts w:ascii="Roboto" w:eastAsia="Roboto" w:hAnsi="Roboto" w:cs="Roboto"/>
+          <w:color w:val="0D0D0D"/>
+          <w:sz w:val="24"/>
+          <w:szCs w:val="24"/>
+        </w:rPr>
+        <w:t>La aplicación móvil debe ser compatible con las versiones más recientes y las anteriores de Android.</w:t>
+      </w:r>
+    </w:p>
+    <w:p>
+      <w:pPr>
+        <w:pStyle w:val="Ttulo3"/>
+      </w:pPr>
+      <w:bookmarkStart w:id="32" w:name="_njzwv27izj4u" w:colFirst="0" w:colLast="0"/>
+      <w:bookmarkEnd w:id="32"/>
+      <w:r>
+        <w:t>Mantenimiento:</w:t>
       </w:r>
     </w:p>
     <w:p>
@@ -3492,31 +2908,29 @@
           <w:numId w:val="5"/>
         </w:numPr>
         <w:pBdr>
-          <w:top w:color="e3e3e3" w:space="0" w:sz="0" w:val="none"/>
-          <w:left w:color="e3e3e3" w:space="0" w:sz="0" w:val="none"/>
-          <w:bottom w:color="e3e3e3" w:space="0" w:sz="0" w:val="none"/>
-          <w:right w:color="e3e3e3" w:space="0" w:sz="0" w:val="none"/>
-          <w:between w:color="e3e3e3" w:space="0" w:sz="0" w:val="none"/>
+          <w:top w:val="none" w:sz="0" w:space="0" w:color="E3E3E3"/>
+          <w:left w:val="none" w:sz="0" w:space="0" w:color="E3E3E3"/>
+          <w:bottom w:val="none" w:sz="0" w:space="0" w:color="E3E3E3"/>
+          <w:right w:val="none" w:sz="0" w:space="0" w:color="E3E3E3"/>
+          <w:between w:val="none" w:sz="0" w:space="0" w:color="E3E3E3"/>
         </w:pBdr>
-        <w:shd w:fill="ffffff" w:val="clear"/>
-        <w:spacing w:after="0" w:afterAutospacing="0" w:before="120" w:lineRule="auto"/>
-        <w:ind w:left="720" w:hanging="360"/>
-        <w:rPr>
-          <w:rFonts w:ascii="Roboto" w:cs="Roboto" w:eastAsia="Roboto" w:hAnsi="Roboto"/>
-          <w:color w:val="0d0d0d"/>
-          <w:sz w:val="24"/>
-          <w:szCs w:val="24"/>
-        </w:rPr>
-      </w:pPr>
-      <w:r>
-        <w:rPr>
-          <w:rFonts w:ascii="Roboto" w:cs="Roboto" w:eastAsia="Roboto" w:hAnsi="Roboto"/>
-          <w:color w:val="0d0d0d"/>
-          <w:sz w:val="24"/>
-          <w:szCs w:val="24"/>
-          <w:rtl w:val="0"/>
-        </w:rPr>
-        <w:t xml:space="preserve">El código debe estar documentado para facilitar su mantenimiento y actualización.</w:t>
+        <w:shd w:val="clear" w:color="auto" w:fill="FFFFFF"/>
+        <w:spacing w:before="120"/>
+        <w:rPr>
+          <w:rFonts w:ascii="Roboto" w:eastAsia="Roboto" w:hAnsi="Roboto" w:cs="Roboto"/>
+          <w:color w:val="0D0D0D"/>
+          <w:sz w:val="24"/>
+          <w:szCs w:val="24"/>
+        </w:rPr>
+      </w:pPr>
+      <w:r>
+        <w:rPr>
+          <w:rFonts w:ascii="Roboto" w:eastAsia="Roboto" w:hAnsi="Roboto" w:cs="Roboto"/>
+          <w:color w:val="0D0D0D"/>
+          <w:sz w:val="24"/>
+          <w:szCs w:val="24"/>
+        </w:rPr>
+        <w:t>El código debe estar documentado para facilitar su mantenimiento y actualización.</w:t>
       </w:r>
     </w:p>
     <w:p>
@@ -3526,54 +2940,39 @@
           <w:numId w:val="5"/>
         </w:numPr>
         <w:pBdr>
-          <w:top w:color="e3e3e3" w:space="0" w:sz="0" w:val="none"/>
-          <w:left w:color="e3e3e3" w:space="0" w:sz="0" w:val="none"/>
-          <w:bottom w:color="e3e3e3" w:space="0" w:sz="0" w:val="none"/>
-          <w:right w:color="e3e3e3" w:space="0" w:sz="0" w:val="none"/>
-          <w:between w:color="e3e3e3" w:space="0" w:sz="0" w:val="none"/>
+          <w:top w:val="none" w:sz="0" w:space="0" w:color="E3E3E3"/>
+          <w:left w:val="none" w:sz="0" w:space="0" w:color="E3E3E3"/>
+          <w:bottom w:val="none" w:sz="0" w:space="0" w:color="E3E3E3"/>
+          <w:right w:val="none" w:sz="0" w:space="0" w:color="E3E3E3"/>
+          <w:between w:val="none" w:sz="0" w:space="0" w:color="E3E3E3"/>
         </w:pBdr>
-        <w:shd w:fill="ffffff" w:val="clear"/>
-        <w:spacing w:after="420" w:before="0" w:beforeAutospacing="0" w:lineRule="auto"/>
-        <w:ind w:left="720" w:hanging="360"/>
-        <w:rPr>
-          <w:rFonts w:ascii="Roboto" w:cs="Roboto" w:eastAsia="Roboto" w:hAnsi="Roboto"/>
-          <w:color w:val="0d0d0d"/>
-          <w:sz w:val="24"/>
-          <w:szCs w:val="24"/>
-        </w:rPr>
-      </w:pPr>
-      <w:r>
-        <w:rPr>
-          <w:rFonts w:ascii="Roboto" w:cs="Roboto" w:eastAsia="Roboto" w:hAnsi="Roboto"/>
-          <w:color w:val="0d0d0d"/>
-          <w:sz w:val="24"/>
-          <w:szCs w:val="24"/>
-          <w:rtl w:val="0"/>
-        </w:rPr>
-        <w:t xml:space="preserve">Implementación de pruebas unitarias y de integración para asegurar la calidad del software.</w:t>
-      </w:r>
-    </w:p>
-    <w:p>
-      <w:pPr>
-        <w:pStyle w:val="Heading3"/>
-        <w:pBdr>
-          <w:top w:color="e3e3e3" w:space="0" w:sz="0" w:val="none"/>
-          <w:left w:color="e3e3e3" w:space="0" w:sz="0" w:val="none"/>
-          <w:bottom w:color="e3e3e3" w:space="0" w:sz="0" w:val="none"/>
-          <w:right w:color="e3e3e3" w:space="0" w:sz="0" w:val="none"/>
-          <w:between w:color="e3e3e3" w:space="0" w:sz="0" w:val="none"/>
-        </w:pBdr>
-        <w:shd w:fill="ffffff" w:val="clear"/>
-        <w:spacing w:after="420" w:before="120" w:lineRule="auto"/>
-        <w:rPr/>
-      </w:pPr>
-      <w:bookmarkStart w:colFirst="0" w:colLast="0" w:name="_ncwlhlqu693z" w:id="27"/>
-      <w:bookmarkEnd w:id="27"/>
-      <w:r>
-        <w:rPr>
-          <w:rtl w:val="0"/>
-        </w:rPr>
-        <w:t xml:space="preserve">Seguridad de Datos:</w:t>
+        <w:shd w:val="clear" w:color="auto" w:fill="FFFFFF"/>
+        <w:spacing w:after="420"/>
+        <w:rPr>
+          <w:rFonts w:ascii="Roboto" w:eastAsia="Roboto" w:hAnsi="Roboto" w:cs="Roboto"/>
+          <w:color w:val="0D0D0D"/>
+          <w:sz w:val="24"/>
+          <w:szCs w:val="24"/>
+        </w:rPr>
+      </w:pPr>
+      <w:r>
+        <w:rPr>
+          <w:rFonts w:ascii="Roboto" w:eastAsia="Roboto" w:hAnsi="Roboto" w:cs="Roboto"/>
+          <w:color w:val="0D0D0D"/>
+          <w:sz w:val="24"/>
+          <w:szCs w:val="24"/>
+        </w:rPr>
+        <w:t>Implementación de pruebas unitarias y de integración para asegurar la calidad del software.</w:t>
+      </w:r>
+    </w:p>
+    <w:p>
+      <w:pPr>
+        <w:pStyle w:val="Ttulo3"/>
+      </w:pPr>
+      <w:bookmarkStart w:id="33" w:name="_ncwlhlqu693z" w:colFirst="0" w:colLast="0"/>
+      <w:bookmarkEnd w:id="33"/>
+      <w:r>
+        <w:t>Seguridad de Datos:</w:t>
       </w:r>
     </w:p>
     <w:p>
@@ -3583,248 +2982,256 @@
           <w:numId w:val="14"/>
         </w:numPr>
         <w:pBdr>
-          <w:top w:color="e3e3e3" w:space="0" w:sz="0" w:val="none"/>
-          <w:left w:color="e3e3e3" w:space="0" w:sz="0" w:val="none"/>
-          <w:bottom w:color="e3e3e3" w:space="0" w:sz="0" w:val="none"/>
-          <w:right w:color="e3e3e3" w:space="0" w:sz="0" w:val="none"/>
-          <w:between w:color="e3e3e3" w:space="0" w:sz="0" w:val="none"/>
+          <w:top w:val="none" w:sz="0" w:space="0" w:color="E3E3E3"/>
+          <w:left w:val="none" w:sz="0" w:space="0" w:color="E3E3E3"/>
+          <w:bottom w:val="none" w:sz="0" w:space="0" w:color="E3E3E3"/>
+          <w:right w:val="none" w:sz="0" w:space="0" w:color="E3E3E3"/>
+          <w:between w:val="none" w:sz="0" w:space="0" w:color="E3E3E3"/>
         </w:pBdr>
-        <w:shd w:fill="ffffff" w:val="clear"/>
-        <w:spacing w:after="420" w:before="120" w:lineRule="auto"/>
-        <w:ind w:left="720" w:hanging="360"/>
-        <w:rPr>
-          <w:rFonts w:ascii="Roboto" w:cs="Roboto" w:eastAsia="Roboto" w:hAnsi="Roboto"/>
-          <w:color w:val="0d0d0d"/>
-          <w:sz w:val="24"/>
-          <w:szCs w:val="24"/>
-        </w:rPr>
-      </w:pPr>
-      <w:r>
-        <w:rPr>
-          <w:rFonts w:ascii="Roboto" w:cs="Roboto" w:eastAsia="Roboto" w:hAnsi="Roboto"/>
-          <w:color w:val="0d0d0d"/>
-          <w:sz w:val="24"/>
-          <w:szCs w:val="24"/>
-          <w:rtl w:val="0"/>
-        </w:rPr>
-        <w:t xml:space="preserve">Cumplimiento con regulaciones de protección de datos.</w:t>
+        <w:shd w:val="clear" w:color="auto" w:fill="FFFFFF"/>
+        <w:spacing w:before="120" w:after="420"/>
+        <w:rPr>
+          <w:rFonts w:ascii="Roboto" w:eastAsia="Roboto" w:hAnsi="Roboto" w:cs="Roboto"/>
+          <w:color w:val="0D0D0D"/>
+          <w:sz w:val="24"/>
+          <w:szCs w:val="24"/>
+        </w:rPr>
+      </w:pPr>
+      <w:r>
+        <w:rPr>
+          <w:rFonts w:ascii="Roboto" w:eastAsia="Roboto" w:hAnsi="Roboto" w:cs="Roboto"/>
+          <w:color w:val="0D0D0D"/>
+          <w:sz w:val="24"/>
+          <w:szCs w:val="24"/>
+        </w:rPr>
+        <w:t>Cumplimiento con regulaciones de protección de datos.</w:t>
       </w:r>
     </w:p>
     <w:p>
       <w:pPr>
         <w:pBdr>
-          <w:top w:color="e3e3e3" w:space="0" w:sz="0" w:val="none"/>
-          <w:left w:color="e3e3e3" w:space="0" w:sz="0" w:val="none"/>
-          <w:bottom w:color="e3e3e3" w:space="0" w:sz="0" w:val="none"/>
-          <w:right w:color="e3e3e3" w:space="0" w:sz="0" w:val="none"/>
-          <w:between w:color="e3e3e3" w:space="0" w:sz="0" w:val="none"/>
+          <w:top w:val="none" w:sz="0" w:space="0" w:color="E3E3E3"/>
+          <w:left w:val="none" w:sz="0" w:space="0" w:color="E3E3E3"/>
+          <w:bottom w:val="none" w:sz="0" w:space="0" w:color="E3E3E3"/>
+          <w:right w:val="none" w:sz="0" w:space="0" w:color="E3E3E3"/>
+          <w:between w:val="none" w:sz="0" w:space="0" w:color="E3E3E3"/>
         </w:pBdr>
-        <w:shd w:fill="ffffff" w:val="clear"/>
-        <w:spacing w:after="420" w:before="120" w:lineRule="auto"/>
-        <w:rPr>
-          <w:rFonts w:ascii="Roboto" w:cs="Roboto" w:eastAsia="Roboto" w:hAnsi="Roboto"/>
-          <w:color w:val="0d0d0d"/>
-          <w:sz w:val="24"/>
-          <w:szCs w:val="24"/>
-        </w:rPr>
-      </w:pPr>
-      <w:r>
-        <w:rPr>
-          <w:rtl w:val="0"/>
-        </w:rPr>
-      </w:r>
-    </w:p>
-    <w:p>
-      <w:pPr>
-        <w:rPr/>
-      </w:pPr>
-      <w:r>
-        <w:rPr>
-          <w:rtl w:val="0"/>
-        </w:rPr>
+        <w:shd w:val="clear" w:color="auto" w:fill="FFFFFF"/>
+        <w:spacing w:before="120" w:after="420"/>
+        <w:rPr>
+          <w:rFonts w:ascii="Roboto" w:eastAsia="Roboto" w:hAnsi="Roboto" w:cs="Roboto"/>
+          <w:color w:val="0D0D0D"/>
+          <w:sz w:val="24"/>
+          <w:szCs w:val="24"/>
+        </w:rPr>
+      </w:pPr>
+    </w:p>
+    <w:p>
+      <w:r>
+        <w:t>asdasdasdasdasdasdasdasd</w:t>
       </w:r>
     </w:p>
     <w:sectPr>
-      <w:type w:val="nextPage"/>
-      <w:pgSz w:h="15840" w:w="12240" w:orient="portrait"/>
-      <w:pgMar w:bottom="1440" w:top="1440" w:left="1440" w:right="1440" w:header="720" w:footer="0"/>
+      <w:pgSz w:w="12240" w:h="15840"/>
+      <w:pgMar w:top="1440" w:right="1440" w:bottom="1440" w:left="1440" w:header="720" w:footer="0" w:gutter="0"/>
+      <w:cols w:space="720"/>
     </w:sectPr>
   </w:body>
 </w:document>
 </file>
 
+<file path=word/endnotes.xml><?xml version="1.0" encoding="utf-8"?>
+<w:endnotes xmlns:wpc="http://schemas.microsoft.com/office/word/2010/wordprocessingCanvas" xmlns:cx="http://schemas.microsoft.com/office/drawing/2014/chartex" xmlns:cx1="http://schemas.microsoft.com/office/drawing/2015/9/8/chartex" xmlns:cx2="http://schemas.microsoft.com/office/drawing/2015/10/21/chartex" xmlns:cx3="http://schemas.microsoft.com/office/drawing/2016/5/9/chartex" xmlns:cx4="http://schemas.microsoft.com/office/drawing/2016/5/10/chartex" xmlns:cx5="http://schemas.microsoft.com/office/drawing/2016/5/11/chartex" xmlns:cx6="http://schemas.microsoft.com/office/drawing/2016/5/12/chartex" xmlns:cx7="http://schemas.microsoft.com/office/drawing/2016/5/13/chartex" xmlns:cx8="http://schemas.microsoft.com/office/drawing/2016/5/14/chartex" xmlns:mc="http://schemas.openxmlformats.org/markup-compatibility/2006" xmlns:aink="http://schemas.microsoft.com/office/drawing/2016/ink" xmlns:am3d="http://schemas.microsoft.com/office/drawing/2017/model3d" xmlns:o="urn:schemas-microsoft-com:office:office" xmlns:oel="http://schemas.microsoft.com/office/2019/extlst" xmlns:r="http://schemas.openxmlformats.org/officeDocument/2006/relationships" xmlns:m="http://schemas.openxmlformats.org/officeDocument/2006/math" xmlns:v="urn:schemas-microsoft-com:vml" xmlns:wp14="http://schemas.microsoft.com/office/word/2010/wordprocessingDrawing" xmlns:wp="http://schemas.openxmlformats.org/drawingml/2006/wordprocessingDrawing" xmlns:w10="urn:schemas-microsoft-com:office:word" xmlns:w="http://schemas.openxmlformats.org/wordprocessingml/2006/main" xmlns:w14="http://schemas.microsoft.com/office/word/2010/wordml" xmlns:w15="http://schemas.microsoft.com/office/word/2012/wordml" xmlns:w16cex="http://schemas.microsoft.com/office/word/2018/wordml/cex" xmlns:w16cid="http://schemas.microsoft.com/office/word/2016/wordml/cid" xmlns:w16="http://schemas.microsoft.com/office/word/2018/wordml" xmlns:w16du="http://schemas.microsoft.com/office/word/2023/wordml/word16du" xmlns:w16sdtdh="http://schemas.microsoft.com/office/word/2020/wordml/sdtdatahash" xmlns:w16se="http://schemas.microsoft.com/office/word/2015/wordml/symex" xmlns:wpg="http://schemas.microsoft.com/office/word/2010/wordprocessingGroup" xmlns:wpi="http://schemas.microsoft.com/office/word/2010/wordprocessingInk" xmlns:wne="http://schemas.microsoft.com/office/word/2006/wordml" xmlns:wps="http://schemas.microsoft.com/office/word/2010/wordprocessingShape" mc:Ignorable="w14 w15 w16se w16cid w16 w16cex w16sdtdh w16du wp14">
+  <w:endnote w:type="separator" w:id="-1">
+    <w:p>
+      <w:pPr>
+        <w:spacing w:line="240" w:lineRule="auto"/>
+      </w:pPr>
+      <w:r>
+        <w:separator/>
+      </w:r>
+    </w:p>
+  </w:endnote>
+  <w:endnote w:type="continuationSeparator" w:id="0">
+    <w:p>
+      <w:pPr>
+        <w:spacing w:line="240" w:lineRule="auto"/>
+      </w:pPr>
+      <w:r>
+        <w:continuationSeparator/>
+      </w:r>
+    </w:p>
+  </w:endnote>
+</w:endnotes>
+</file>
+
 <file path=word/footer1.xml><?xml version="1.0" encoding="utf-8"?>
-<w:ftr xmlns:mc="http://schemas.openxmlformats.org/markup-compatibility/2006" xmlns:o="urn:schemas-microsoft-com:office:office" xmlns:r="http://schemas.openxmlformats.org/officeDocument/2006/relationships" xmlns:m="http://schemas.openxmlformats.org/officeDocument/2006/math" xmlns:v="urn:schemas-microsoft-com:vml" xmlns:wp="http://schemas.openxmlformats.org/drawingml/2006/wordprocessingDrawing" xmlns:w10="urn:schemas-microsoft-com:office:word" xmlns:w="http://schemas.openxmlformats.org/wordprocessingml/2006/main" xmlns:wne="http://schemas.microsoft.com/office/word/2006/wordml" xmlns:sl="http://schemas.openxmlformats.org/schemaLibrary/2006/main" xmlns:a="http://schemas.openxmlformats.org/drawingml/2006/main" xmlns:pic="http://schemas.openxmlformats.org/drawingml/2006/picture" xmlns:c="http://schemas.openxmlformats.org/drawingml/2006/chart" xmlns:lc="http://schemas.openxmlformats.org/drawingml/2006/lockedCanvas" xmlns:dgm="http://schemas.openxmlformats.org/drawingml/2006/diagram" xmlns:wps="http://schemas.microsoft.com/office/word/2010/wordprocessingShape" xmlns:wpg="http://schemas.microsoft.com/office/word/2010/wordprocessingGroup" xmlns:w14="http://schemas.microsoft.com/office/word/2010/wordml" xmlns:w15="http://schemas.microsoft.com/office/word/2012/wordml" xmlns:w16="http://schemas.microsoft.com/office/word/2018/wordml" xmlns:w16cex="http://schemas.microsoft.com/office/word/2018/wordml/cex" xmlns:w16cid="http://schemas.microsoft.com/office/word/2016/wordml/cid" xmlns="http://schemas.microsoft.com/office/tasks/2019/documenttasks" xmlns:cr="http://schemas.microsoft.com/office/comments/2020/reactions">
+<w:ftr xmlns:wpc="http://schemas.microsoft.com/office/word/2010/wordprocessingCanvas" xmlns:cx="http://schemas.microsoft.com/office/drawing/2014/chartex" xmlns:cx1="http://schemas.microsoft.com/office/drawing/2015/9/8/chartex" xmlns:cx2="http://schemas.microsoft.com/office/drawing/2015/10/21/chartex" xmlns:cx3="http://schemas.microsoft.com/office/drawing/2016/5/9/chartex" xmlns:cx4="http://schemas.microsoft.com/office/drawing/2016/5/10/chartex" xmlns:cx5="http://schemas.microsoft.com/office/drawing/2016/5/11/chartex" xmlns:cx6="http://schemas.microsoft.com/office/drawing/2016/5/12/chartex" xmlns:cx7="http://schemas.microsoft.com/office/drawing/2016/5/13/chartex" xmlns:cx8="http://schemas.microsoft.com/office/drawing/2016/5/14/chartex" xmlns:mc="http://schemas.openxmlformats.org/markup-compatibility/2006" xmlns:aink="http://schemas.microsoft.com/office/drawing/2016/ink" xmlns:am3d="http://schemas.microsoft.com/office/drawing/2017/model3d" xmlns:o="urn:schemas-microsoft-com:office:office" xmlns:oel="http://schemas.microsoft.com/office/2019/extlst" xmlns:r="http://schemas.openxmlformats.org/officeDocument/2006/relationships" xmlns:m="http://schemas.openxmlformats.org/officeDocument/2006/math" xmlns:v="urn:schemas-microsoft-com:vml" xmlns:wp14="http://schemas.microsoft.com/office/word/2010/wordprocessingDrawing" xmlns:wp="http://schemas.openxmlformats.org/drawingml/2006/wordprocessingDrawing" xmlns:w10="urn:schemas-microsoft-com:office:word" xmlns:w="http://schemas.openxmlformats.org/wordprocessingml/2006/main" xmlns:w14="http://schemas.microsoft.com/office/word/2010/wordml" xmlns:w15="http://schemas.microsoft.com/office/word/2012/wordml" xmlns:w16cex="http://schemas.microsoft.com/office/word/2018/wordml/cex" xmlns:w16cid="http://schemas.microsoft.com/office/word/2016/wordml/cid" xmlns:w16="http://schemas.microsoft.com/office/word/2018/wordml" xmlns:w16du="http://schemas.microsoft.com/office/word/2023/wordml/word16du" xmlns:w16sdtdh="http://schemas.microsoft.com/office/word/2020/wordml/sdtdatahash" xmlns:w16se="http://schemas.microsoft.com/office/word/2015/wordml/symex" xmlns:wpg="http://schemas.microsoft.com/office/word/2010/wordprocessingGroup" xmlns:wpi="http://schemas.microsoft.com/office/word/2010/wordprocessingInk" xmlns:wne="http://schemas.microsoft.com/office/word/2006/wordml" xmlns:wps="http://schemas.microsoft.com/office/word/2010/wordprocessingShape" mc:Ignorable="w14 w15 w16se w16cid w16 w16cex w16sdtdh w16du wp14">
   <w:p>
     <w:pPr>
-      <w:pStyle w:val="Heading6"/>
-      <w:spacing w:after="0" w:before="0" w:line="240" w:lineRule="auto"/>
-      <w:ind w:left="-15" w:right="-15" w:firstLine="0"/>
-      <w:rPr>
-        <w:rFonts w:ascii="Old Standard TT" w:cs="Old Standard TT" w:eastAsia="Old Standard TT" w:hAnsi="Old Standard TT"/>
+      <w:pStyle w:val="Ttulo6"/>
+      <w:spacing w:before="0" w:after="0" w:line="240" w:lineRule="auto"/>
+      <w:ind w:left="-15" w:right="-15"/>
+      <w:rPr>
+        <w:rFonts w:ascii="Old Standard TT" w:eastAsia="Old Standard TT" w:hAnsi="Old Standard TT" w:cs="Old Standard TT"/>
         <w:i w:val="0"/>
         <w:sz w:val="12"/>
         <w:szCs w:val="12"/>
       </w:rPr>
     </w:pPr>
-    <w:bookmarkStart w:colFirst="0" w:colLast="0" w:name="_3udeym143u95" w:id="28"/>
-    <w:bookmarkEnd w:id="28"/>
-    <w:r>
-      <w:rPr>
-        <w:rtl w:val="0"/>
-      </w:rPr>
-    </w:r>
+    <w:bookmarkStart w:id="1" w:name="_3udeym143u95" w:colFirst="0" w:colLast="0"/>
+    <w:bookmarkEnd w:id="1"/>
   </w:p>
   <w:tbl>
     <w:tblPr>
-      <w:tblStyle w:val="Table1"/>
-      <w:tblW w:w="12225.0" w:type="dxa"/>
-      <w:jc w:val="left"/>
-      <w:tblInd w:w="-1440.0" w:type="dxa"/>
+      <w:tblStyle w:val="a"/>
+      <w:tblW w:w="12225" w:type="dxa"/>
+      <w:tblInd w:w="-1440" w:type="dxa"/>
       <w:tblLayout w:type="fixed"/>
-      <w:tblLook w:val="0600"/>
+      <w:tblLook w:val="0600" w:firstRow="0" w:lastRow="0" w:firstColumn="0" w:lastColumn="0" w:noHBand="1" w:noVBand="1"/>
     </w:tblPr>
     <w:tblGrid>
       <w:gridCol w:w="8985"/>
       <w:gridCol w:w="3240"/>
-      <w:tblGridChange w:id="0">
-        <w:tblGrid>
-          <w:gridCol w:w="8985"/>
-          <w:gridCol w:w="3240"/>
-        </w:tblGrid>
-      </w:tblGridChange>
     </w:tblGrid>
     <w:tr>
       <w:trPr>
-        <w:cantSplit w:val="0"/>
-        <w:trHeight w:val="178.31999999999996" w:hRule="atLeast"/>
-        <w:tblHeader w:val="0"/>
+        <w:trHeight w:val="178"/>
       </w:trPr>
       <w:tc>
         <w:tcPr>
+          <w:tcW w:w="12225" w:type="dxa"/>
           <w:gridSpan w:val="2"/>
           <w:tcBorders>
-            <w:top w:color="94a1b7" w:space="0" w:sz="8" w:val="single"/>
-            <w:left w:color="94a1b7" w:space="0" w:sz="8" w:val="single"/>
-            <w:bottom w:color="94a1b7" w:space="0" w:sz="8" w:val="single"/>
-            <w:right w:color="94a1b7" w:space="0" w:sz="8" w:val="single"/>
+            <w:top w:val="single" w:sz="8" w:space="0" w:color="94A1B7"/>
+            <w:left w:val="single" w:sz="8" w:space="0" w:color="94A1B7"/>
+            <w:bottom w:val="single" w:sz="8" w:space="0" w:color="94A1B7"/>
+            <w:right w:val="single" w:sz="8" w:space="0" w:color="94A1B7"/>
           </w:tcBorders>
-          <w:shd w:fill="94a1b7" w:val="clear"/>
+          <w:shd w:val="clear" w:color="auto" w:fill="94A1B7"/>
           <w:tcMar>
-            <w:top w:w="100.0" w:type="dxa"/>
-            <w:left w:w="100.0" w:type="dxa"/>
-            <w:bottom w:w="100.0" w:type="dxa"/>
-            <w:right w:w="100.0" w:type="dxa"/>
+            <w:top w:w="100" w:type="dxa"/>
+            <w:left w:w="100" w:type="dxa"/>
+            <w:bottom w:w="100" w:type="dxa"/>
+            <w:right w:w="100" w:type="dxa"/>
           </w:tcMar>
-          <w:vAlign w:val="top"/>
         </w:tcPr>
         <w:p>
           <w:pPr>
-            <w:pStyle w:val="Heading5"/>
+            <w:pStyle w:val="Ttulo5"/>
             <w:widowControl w:val="0"/>
-            <w:spacing w:after="0" w:before="0" w:line="240" w:lineRule="auto"/>
-            <w:ind w:left="-45" w:right="960" w:firstLine="0"/>
-            <w:jc w:val="left"/>
+            <w:spacing w:before="0" w:after="0" w:line="240" w:lineRule="auto"/>
+            <w:ind w:left="-45" w:right="960"/>
             <w:rPr>
-              <w:rFonts w:ascii="Old Standard TT" w:cs="Old Standard TT" w:eastAsia="Old Standard TT" w:hAnsi="Old Standard TT"/>
+              <w:rFonts w:ascii="Old Standard TT" w:eastAsia="Old Standard TT" w:hAnsi="Old Standard TT" w:cs="Old Standard TT"/>
               <w:color w:val="000000"/>
               <w:sz w:val="12"/>
               <w:szCs w:val="12"/>
             </w:rPr>
           </w:pPr>
-          <w:bookmarkStart w:colFirst="0" w:colLast="0" w:name="_247svd1nybjm" w:id="29"/>
-          <w:bookmarkEnd w:id="29"/>
-          <w:r>
-            <w:rPr>
-              <w:rtl w:val="0"/>
-            </w:rPr>
-          </w:r>
+          <w:bookmarkStart w:id="2" w:name="_247svd1nybjm" w:colFirst="0" w:colLast="0"/>
+          <w:bookmarkEnd w:id="2"/>
         </w:p>
       </w:tc>
     </w:tr>
     <w:tr>
       <w:trPr>
-        <w:cantSplit w:val="0"/>
-        <w:trHeight w:val="900" w:hRule="atLeast"/>
-        <w:tblHeader w:val="0"/>
+        <w:trHeight w:val="900"/>
       </w:trPr>
       <w:tc>
         <w:tcPr>
+          <w:tcW w:w="8985" w:type="dxa"/>
           <w:tcBorders>
-            <w:top w:color="94a1b7" w:space="0" w:sz="8" w:val="single"/>
-            <w:left w:color="335288" w:space="0" w:sz="8" w:val="single"/>
-            <w:bottom w:color="335288" w:space="0" w:sz="8" w:val="single"/>
-            <w:right w:color="335288" w:space="0" w:sz="8" w:val="single"/>
+            <w:top w:val="single" w:sz="8" w:space="0" w:color="94A1B7"/>
+            <w:left w:val="single" w:sz="8" w:space="0" w:color="335288"/>
+            <w:bottom w:val="single" w:sz="8" w:space="0" w:color="335288"/>
+            <w:right w:val="single" w:sz="8" w:space="0" w:color="335288"/>
           </w:tcBorders>
-          <w:shd w:fill="335288" w:val="clear"/>
+          <w:shd w:val="clear" w:color="auto" w:fill="335288"/>
           <w:tcMar>
-            <w:top w:w="100.0" w:type="dxa"/>
-            <w:left w:w="100.0" w:type="dxa"/>
-            <w:bottom w:w="100.0" w:type="dxa"/>
-            <w:right w:w="100.0" w:type="dxa"/>
+            <w:top w:w="100" w:type="dxa"/>
+            <w:left w:w="100" w:type="dxa"/>
+            <w:bottom w:w="100" w:type="dxa"/>
+            <w:right w:w="100" w:type="dxa"/>
           </w:tcMar>
-          <w:vAlign w:val="top"/>
         </w:tcPr>
         <w:p>
           <w:pPr>
-            <w:pStyle w:val="Heading4"/>
-            <w:spacing w:after="0" w:before="200" w:line="240" w:lineRule="auto"/>
+            <w:pStyle w:val="Ttulo4"/>
+            <w:spacing w:before="200" w:after="0" w:line="240" w:lineRule="auto"/>
             <w:ind w:left="-15" w:right="-15"/>
             <w:rPr>
-              <w:rFonts w:ascii="Old Standard TT" w:cs="Old Standard TT" w:eastAsia="Old Standard TT" w:hAnsi="Old Standard TT"/>
-              <w:color w:val="fff9ed"/>
+              <w:rFonts w:ascii="Old Standard TT" w:eastAsia="Old Standard TT" w:hAnsi="Old Standard TT" w:cs="Old Standard TT"/>
+              <w:color w:val="FFF9ED"/>
             </w:rPr>
           </w:pPr>
-          <w:bookmarkStart w:colFirst="0" w:colLast="0" w:name="_98iz6vlctl12" w:id="31"/>
-          <w:bookmarkEnd w:id="31"/>
-          <w:r>
-            <w:rPr>
-              <w:rtl w:val="0"/>
-            </w:rPr>
-          </w:r>
+          <w:bookmarkStart w:id="3" w:name="_98iz6vlctl12" w:colFirst="0" w:colLast="0"/>
+          <w:bookmarkEnd w:id="3"/>
         </w:p>
       </w:tc>
       <w:tc>
         <w:tcPr>
+          <w:tcW w:w="3240" w:type="dxa"/>
           <w:tcBorders>
-            <w:top w:color="94a1b7" w:space="0" w:sz="8" w:val="single"/>
-            <w:left w:color="335288" w:space="0" w:sz="8" w:val="single"/>
-            <w:bottom w:color="335288" w:space="0" w:sz="8" w:val="single"/>
-            <w:right w:color="335288" w:space="0" w:sz="8" w:val="single"/>
+            <w:top w:val="single" w:sz="8" w:space="0" w:color="94A1B7"/>
+            <w:left w:val="single" w:sz="8" w:space="0" w:color="335288"/>
+            <w:bottom w:val="single" w:sz="8" w:space="0" w:color="335288"/>
+            <w:right w:val="single" w:sz="8" w:space="0" w:color="335288"/>
           </w:tcBorders>
-          <w:shd w:fill="335288" w:val="clear"/>
+          <w:shd w:val="clear" w:color="auto" w:fill="335288"/>
           <w:tcMar>
-            <w:top w:w="100.0" w:type="dxa"/>
-            <w:left w:w="100.0" w:type="dxa"/>
-            <w:bottom w:w="100.0" w:type="dxa"/>
-            <w:right w:w="100.0" w:type="dxa"/>
+            <w:top w:w="100" w:type="dxa"/>
+            <w:left w:w="100" w:type="dxa"/>
+            <w:bottom w:w="100" w:type="dxa"/>
+            <w:right w:w="100" w:type="dxa"/>
           </w:tcMar>
           <w:vAlign w:val="center"/>
         </w:tcPr>
         <w:p>
           <w:pPr>
             <w:spacing w:line="312" w:lineRule="auto"/>
-            <w:ind w:left="-15" w:right="-15" w:firstLine="0"/>
+            <w:ind w:left="-15" w:right="-15"/>
             <w:jc w:val="center"/>
             <w:rPr>
-              <w:rFonts w:ascii="PT Serif" w:cs="PT Serif" w:eastAsia="PT Serif" w:hAnsi="PT Serif"/>
-              <w:color w:val="94a1b7"/>
+              <w:rFonts w:ascii="PT Serif" w:eastAsia="PT Serif" w:hAnsi="PT Serif" w:cs="PT Serif"/>
+              <w:color w:val="94A1B7"/>
             </w:rPr>
           </w:pPr>
           <w:r>
             <w:rPr>
-              <w:rFonts w:ascii="PT Serif" w:cs="PT Serif" w:eastAsia="PT Serif" w:hAnsi="PT Serif"/>
-              <w:color w:val="94a1b7"/>
+              <w:rFonts w:ascii="PT Serif" w:eastAsia="PT Serif" w:hAnsi="PT Serif" w:cs="PT Serif"/>
+              <w:color w:val="94A1B7"/>
             </w:rPr>
             <w:fldChar w:fldCharType="begin"/>
-            <w:instrText xml:space="preserve">PAGE</w:instrText>
+          </w:r>
+          <w:r>
+            <w:rPr>
+              <w:rFonts w:ascii="PT Serif" w:eastAsia="PT Serif" w:hAnsi="PT Serif" w:cs="PT Serif"/>
+              <w:color w:val="94A1B7"/>
+            </w:rPr>
+            <w:instrText>PAGE</w:instrText>
+          </w:r>
+          <w:r>
+            <w:rPr>
+              <w:rFonts w:ascii="PT Serif" w:eastAsia="PT Serif" w:hAnsi="PT Serif" w:cs="PT Serif"/>
+              <w:color w:val="94A1B7"/>
+            </w:rPr>
             <w:fldChar w:fldCharType="separate"/>
+          </w:r>
+          <w:r>
+            <w:rPr>
+              <w:rFonts w:ascii="PT Serif" w:eastAsia="PT Serif" w:hAnsi="PT Serif" w:cs="PT Serif"/>
+              <w:noProof/>
+              <w:color w:val="94A1B7"/>
+            </w:rPr>
+            <w:t>1</w:t>
+          </w:r>
+          <w:r>
+            <w:rPr>
+              <w:rFonts w:ascii="PT Serif" w:eastAsia="PT Serif" w:hAnsi="PT Serif" w:cs="PT Serif"/>
+              <w:color w:val="94A1B7"/>
+            </w:rPr>
             <w:fldChar w:fldCharType="end"/>
-          </w:r>
-          <w:r>
-            <w:rPr>
-              <w:rtl w:val="0"/>
-            </w:rPr>
           </w:r>
         </w:p>
       </w:tc>
@@ -3833,190 +3240,145 @@
   <w:p>
     <w:pPr>
       <w:spacing w:before="200" w:line="240" w:lineRule="auto"/>
-      <w:ind w:left="-1440" w:firstLine="0"/>
-      <w:rPr/>
+      <w:ind w:left="-1440"/>
     </w:pPr>
-    <w:r>
-      <w:rPr>
-        <w:rtl w:val="0"/>
-      </w:rPr>
-    </w:r>
   </w:p>
-  <w:p>
-    <w:pPr>
-      <w:rPr/>
-    </w:pPr>
-    <w:r>
-      <w:rPr>
-        <w:rtl w:val="0"/>
-      </w:rPr>
-    </w:r>
-  </w:p>
+  <w:p/>
 </w:ftr>
 </file>
 
 <file path=word/footer2.xml><?xml version="1.0" encoding="utf-8"?>
-<w:ftr xmlns:mc="http://schemas.openxmlformats.org/markup-compatibility/2006" xmlns:o="urn:schemas-microsoft-com:office:office" xmlns:r="http://schemas.openxmlformats.org/officeDocument/2006/relationships" xmlns:m="http://schemas.openxmlformats.org/officeDocument/2006/math" xmlns:v="urn:schemas-microsoft-com:vml" xmlns:wp="http://schemas.openxmlformats.org/drawingml/2006/wordprocessingDrawing" xmlns:w10="urn:schemas-microsoft-com:office:word" xmlns:w="http://schemas.openxmlformats.org/wordprocessingml/2006/main" xmlns:wne="http://schemas.microsoft.com/office/word/2006/wordml" xmlns:sl="http://schemas.openxmlformats.org/schemaLibrary/2006/main" xmlns:a="http://schemas.openxmlformats.org/drawingml/2006/main" xmlns:pic="http://schemas.openxmlformats.org/drawingml/2006/picture" xmlns:c="http://schemas.openxmlformats.org/drawingml/2006/chart" xmlns:lc="http://schemas.openxmlformats.org/drawingml/2006/lockedCanvas" xmlns:dgm="http://schemas.openxmlformats.org/drawingml/2006/diagram" xmlns:wps="http://schemas.microsoft.com/office/word/2010/wordprocessingShape" xmlns:wpg="http://schemas.microsoft.com/office/word/2010/wordprocessingGroup" xmlns:w14="http://schemas.microsoft.com/office/word/2010/wordml" xmlns:w15="http://schemas.microsoft.com/office/word/2012/wordml" xmlns:w16="http://schemas.microsoft.com/office/word/2018/wordml" xmlns:w16cex="http://schemas.microsoft.com/office/word/2018/wordml/cex" xmlns:w16cid="http://schemas.microsoft.com/office/word/2016/wordml/cid" xmlns="http://schemas.microsoft.com/office/tasks/2019/documenttasks" xmlns:cr="http://schemas.microsoft.com/office/comments/2020/reactions">
+<w:ftr xmlns:wpc="http://schemas.microsoft.com/office/word/2010/wordprocessingCanvas" xmlns:cx="http://schemas.microsoft.com/office/drawing/2014/chartex" xmlns:cx1="http://schemas.microsoft.com/office/drawing/2015/9/8/chartex" xmlns:cx2="http://schemas.microsoft.com/office/drawing/2015/10/21/chartex" xmlns:cx3="http://schemas.microsoft.com/office/drawing/2016/5/9/chartex" xmlns:cx4="http://schemas.microsoft.com/office/drawing/2016/5/10/chartex" xmlns:cx5="http://schemas.microsoft.com/office/drawing/2016/5/11/chartex" xmlns:cx6="http://schemas.microsoft.com/office/drawing/2016/5/12/chartex" xmlns:cx7="http://schemas.microsoft.com/office/drawing/2016/5/13/chartex" xmlns:cx8="http://schemas.microsoft.com/office/drawing/2016/5/14/chartex" xmlns:mc="http://schemas.openxmlformats.org/markup-compatibility/2006" xmlns:aink="http://schemas.microsoft.com/office/drawing/2016/ink" xmlns:am3d="http://schemas.microsoft.com/office/drawing/2017/model3d" xmlns:o="urn:schemas-microsoft-com:office:office" xmlns:oel="http://schemas.microsoft.com/office/2019/extlst" xmlns:r="http://schemas.openxmlformats.org/officeDocument/2006/relationships" xmlns:m="http://schemas.openxmlformats.org/officeDocument/2006/math" xmlns:v="urn:schemas-microsoft-com:vml" xmlns:wp14="http://schemas.microsoft.com/office/word/2010/wordprocessingDrawing" xmlns:wp="http://schemas.openxmlformats.org/drawingml/2006/wordprocessingDrawing" xmlns:w10="urn:schemas-microsoft-com:office:word" xmlns:w="http://schemas.openxmlformats.org/wordprocessingml/2006/main" xmlns:w14="http://schemas.microsoft.com/office/word/2010/wordml" xmlns:w15="http://schemas.microsoft.com/office/word/2012/wordml" xmlns:w16cex="http://schemas.microsoft.com/office/word/2018/wordml/cex" xmlns:w16cid="http://schemas.microsoft.com/office/word/2016/wordml/cid" xmlns:w16="http://schemas.microsoft.com/office/word/2018/wordml" xmlns:w16du="http://schemas.microsoft.com/office/word/2023/wordml/word16du" xmlns:w16sdtdh="http://schemas.microsoft.com/office/word/2020/wordml/sdtdatahash" xmlns:w16se="http://schemas.microsoft.com/office/word/2015/wordml/symex" xmlns:wpg="http://schemas.microsoft.com/office/word/2010/wordprocessingGroup" xmlns:wpi="http://schemas.microsoft.com/office/word/2010/wordprocessingInk" xmlns:wne="http://schemas.microsoft.com/office/word/2006/wordml" xmlns:wps="http://schemas.microsoft.com/office/word/2010/wordprocessingShape" mc:Ignorable="w14 w15 w16se w16cid w16 w16cex w16sdtdh w16du wp14">
   <w:p>
     <w:pPr>
-      <w:pStyle w:val="Heading6"/>
-      <w:spacing w:after="0" w:before="0" w:line="240" w:lineRule="auto"/>
-      <w:ind w:left="-15" w:right="-15" w:firstLine="0"/>
-      <w:rPr>
-        <w:rFonts w:ascii="Old Standard TT" w:cs="Old Standard TT" w:eastAsia="Old Standard TT" w:hAnsi="Old Standard TT"/>
+      <w:pStyle w:val="Ttulo6"/>
+      <w:spacing w:before="0" w:after="0" w:line="240" w:lineRule="auto"/>
+      <w:ind w:left="-15" w:right="-15"/>
+      <w:rPr>
+        <w:rFonts w:ascii="Old Standard TT" w:eastAsia="Old Standard TT" w:hAnsi="Old Standard TT" w:cs="Old Standard TT"/>
         <w:i w:val="0"/>
         <w:sz w:val="12"/>
         <w:szCs w:val="12"/>
       </w:rPr>
     </w:pPr>
-    <w:bookmarkStart w:colFirst="0" w:colLast="0" w:name="_myt3vki14vr4" w:id="32"/>
-    <w:bookmarkEnd w:id="32"/>
-    <w:r>
-      <w:rPr>
-        <w:rtl w:val="0"/>
-      </w:rPr>
-    </w:r>
+    <w:bookmarkStart w:id="4" w:name="_myt3vki14vr4" w:colFirst="0" w:colLast="0"/>
+    <w:bookmarkEnd w:id="4"/>
   </w:p>
   <w:tbl>
     <w:tblPr>
-      <w:tblStyle w:val="Table2"/>
-      <w:tblW w:w="12225.0" w:type="dxa"/>
-      <w:jc w:val="left"/>
-      <w:tblInd w:w="-1440.0" w:type="dxa"/>
+      <w:tblStyle w:val="a0"/>
+      <w:tblW w:w="12225" w:type="dxa"/>
+      <w:tblInd w:w="-1440" w:type="dxa"/>
       <w:tblLayout w:type="fixed"/>
-      <w:tblLook w:val="0600"/>
+      <w:tblLook w:val="0600" w:firstRow="0" w:lastRow="0" w:firstColumn="0" w:lastColumn="0" w:noHBand="1" w:noVBand="1"/>
     </w:tblPr>
     <w:tblGrid>
       <w:gridCol w:w="8985"/>
       <w:gridCol w:w="3240"/>
-      <w:tblGridChange w:id="0">
-        <w:tblGrid>
-          <w:gridCol w:w="8985"/>
-          <w:gridCol w:w="3240"/>
-        </w:tblGrid>
-      </w:tblGridChange>
     </w:tblGrid>
     <w:tr>
       <w:trPr>
-        <w:cantSplit w:val="0"/>
-        <w:trHeight w:val="178.31999999999996" w:hRule="atLeast"/>
-        <w:tblHeader w:val="0"/>
+        <w:trHeight w:val="178"/>
       </w:trPr>
       <w:tc>
         <w:tcPr>
+          <w:tcW w:w="12225" w:type="dxa"/>
           <w:gridSpan w:val="2"/>
           <w:tcBorders>
-            <w:top w:color="94a1b7" w:space="0" w:sz="8" w:val="single"/>
-            <w:left w:color="94a1b7" w:space="0" w:sz="8" w:val="single"/>
-            <w:bottom w:color="94a1b7" w:space="0" w:sz="8" w:val="single"/>
-            <w:right w:color="94a1b7" w:space="0" w:sz="8" w:val="single"/>
+            <w:top w:val="single" w:sz="8" w:space="0" w:color="94A1B7"/>
+            <w:left w:val="single" w:sz="8" w:space="0" w:color="94A1B7"/>
+            <w:bottom w:val="single" w:sz="8" w:space="0" w:color="94A1B7"/>
+            <w:right w:val="single" w:sz="8" w:space="0" w:color="94A1B7"/>
           </w:tcBorders>
-          <w:shd w:fill="94a1b7" w:val="clear"/>
+          <w:shd w:val="clear" w:color="auto" w:fill="94A1B7"/>
           <w:tcMar>
-            <w:top w:w="100.0" w:type="dxa"/>
-            <w:left w:w="100.0" w:type="dxa"/>
-            <w:bottom w:w="100.0" w:type="dxa"/>
-            <w:right w:w="100.0" w:type="dxa"/>
+            <w:top w:w="100" w:type="dxa"/>
+            <w:left w:w="100" w:type="dxa"/>
+            <w:bottom w:w="100" w:type="dxa"/>
+            <w:right w:w="100" w:type="dxa"/>
           </w:tcMar>
-          <w:vAlign w:val="top"/>
         </w:tcPr>
         <w:p>
           <w:pPr>
-            <w:pStyle w:val="Heading5"/>
+            <w:pStyle w:val="Ttulo5"/>
             <w:widowControl w:val="0"/>
-            <w:spacing w:after="0" w:before="0" w:line="240" w:lineRule="auto"/>
-            <w:ind w:left="-45" w:right="960" w:firstLine="0"/>
+            <w:spacing w:before="0" w:after="0" w:line="240" w:lineRule="auto"/>
+            <w:ind w:left="-45" w:right="960"/>
             <w:jc w:val="right"/>
             <w:rPr>
-              <w:rFonts w:ascii="Old Standard TT" w:cs="Old Standard TT" w:eastAsia="Old Standard TT" w:hAnsi="Old Standard TT"/>
+              <w:rFonts w:ascii="Old Standard TT" w:eastAsia="Old Standard TT" w:hAnsi="Old Standard TT" w:cs="Old Standard TT"/>
               <w:color w:val="000000"/>
               <w:sz w:val="12"/>
               <w:szCs w:val="12"/>
             </w:rPr>
           </w:pPr>
-          <w:bookmarkStart w:colFirst="0" w:colLast="0" w:name="_l0pa3cxfsjfg" w:id="33"/>
-          <w:bookmarkEnd w:id="33"/>
-          <w:r>
-            <w:rPr>
-              <w:rtl w:val="0"/>
-            </w:rPr>
-          </w:r>
+          <w:bookmarkStart w:id="5" w:name="_l0pa3cxfsjfg" w:colFirst="0" w:colLast="0"/>
+          <w:bookmarkEnd w:id="5"/>
         </w:p>
       </w:tc>
     </w:tr>
     <w:tr>
       <w:trPr>
-        <w:cantSplit w:val="0"/>
-        <w:trHeight w:val="900" w:hRule="atLeast"/>
-        <w:tblHeader w:val="0"/>
+        <w:trHeight w:val="900"/>
       </w:trPr>
       <w:tc>
         <w:tcPr>
+          <w:tcW w:w="8985" w:type="dxa"/>
           <w:tcBorders>
-            <w:top w:color="94a1b7" w:space="0" w:sz="8" w:val="single"/>
-            <w:left w:color="335288" w:space="0" w:sz="8" w:val="single"/>
-            <w:bottom w:color="335288" w:space="0" w:sz="8" w:val="single"/>
-            <w:right w:color="335288" w:space="0" w:sz="8" w:val="single"/>
+            <w:top w:val="single" w:sz="8" w:space="0" w:color="94A1B7"/>
+            <w:left w:val="single" w:sz="8" w:space="0" w:color="335288"/>
+            <w:bottom w:val="single" w:sz="8" w:space="0" w:color="335288"/>
+            <w:right w:val="single" w:sz="8" w:space="0" w:color="335288"/>
           </w:tcBorders>
-          <w:shd w:fill="335288" w:val="clear"/>
+          <w:shd w:val="clear" w:color="auto" w:fill="335288"/>
           <w:tcMar>
-            <w:top w:w="100.0" w:type="dxa"/>
-            <w:left w:w="100.0" w:type="dxa"/>
-            <w:bottom w:w="100.0" w:type="dxa"/>
-            <w:right w:w="100.0" w:type="dxa"/>
+            <w:top w:w="100" w:type="dxa"/>
+            <w:left w:w="100" w:type="dxa"/>
+            <w:bottom w:w="100" w:type="dxa"/>
+            <w:right w:w="100" w:type="dxa"/>
           </w:tcMar>
-          <w:vAlign w:val="top"/>
         </w:tcPr>
         <w:p>
           <w:pPr>
-            <w:pStyle w:val="Heading4"/>
-            <w:spacing w:after="0" w:before="200" w:line="240" w:lineRule="auto"/>
+            <w:pStyle w:val="Ttulo4"/>
+            <w:spacing w:before="200" w:after="0" w:line="240" w:lineRule="auto"/>
             <w:ind w:left="-15" w:right="-15"/>
             <w:rPr>
-              <w:rFonts w:ascii="Old Standard TT" w:cs="Old Standard TT" w:eastAsia="Old Standard TT" w:hAnsi="Old Standard TT"/>
-              <w:color w:val="fff9ed"/>
+              <w:rFonts w:ascii="Old Standard TT" w:eastAsia="Old Standard TT" w:hAnsi="Old Standard TT" w:cs="Old Standard TT"/>
+              <w:color w:val="FFF9ED"/>
             </w:rPr>
           </w:pPr>
-          <w:bookmarkStart w:colFirst="0" w:colLast="0" w:name="_o3h5b4mv1ooz" w:id="34"/>
-          <w:bookmarkEnd w:id="34"/>
-          <w:r>
-            <w:rPr>
-              <w:rtl w:val="0"/>
-            </w:rPr>
-          </w:r>
+          <w:bookmarkStart w:id="6" w:name="_o3h5b4mv1ooz" w:colFirst="0" w:colLast="0"/>
+          <w:bookmarkEnd w:id="6"/>
         </w:p>
       </w:tc>
       <w:tc>
         <w:tcPr>
+          <w:tcW w:w="3240" w:type="dxa"/>
           <w:tcBorders>
-            <w:top w:color="94a1b7" w:space="0" w:sz="8" w:val="single"/>
-            <w:left w:color="335288" w:space="0" w:sz="8" w:val="single"/>
-            <w:bottom w:color="335288" w:space="0" w:sz="8" w:val="single"/>
-            <w:right w:color="335288" w:space="0" w:sz="8" w:val="single"/>
+            <w:top w:val="single" w:sz="8" w:space="0" w:color="94A1B7"/>
+            <w:left w:val="single" w:sz="8" w:space="0" w:color="335288"/>
+            <w:bottom w:val="single" w:sz="8" w:space="0" w:color="335288"/>
+            <w:right w:val="single" w:sz="8" w:space="0" w:color="335288"/>
           </w:tcBorders>
-          <w:shd w:fill="335288" w:val="clear"/>
+          <w:shd w:val="clear" w:color="auto" w:fill="335288"/>
           <w:tcMar>
-            <w:top w:w="100.0" w:type="dxa"/>
-            <w:left w:w="100.0" w:type="dxa"/>
-            <w:bottom w:w="100.0" w:type="dxa"/>
-            <w:right w:w="100.0" w:type="dxa"/>
+            <w:top w:w="100" w:type="dxa"/>
+            <w:left w:w="100" w:type="dxa"/>
+            <w:bottom w:w="100" w:type="dxa"/>
+            <w:right w:w="100" w:type="dxa"/>
           </w:tcMar>
           <w:vAlign w:val="center"/>
         </w:tcPr>
         <w:p>
           <w:pPr>
             <w:spacing w:line="312" w:lineRule="auto"/>
-            <w:ind w:left="-15" w:right="-15" w:firstLine="0"/>
+            <w:ind w:left="-15" w:right="-15"/>
             <w:jc w:val="center"/>
             <w:rPr>
-              <w:rFonts w:ascii="PT Serif" w:cs="PT Serif" w:eastAsia="PT Serif" w:hAnsi="PT Serif"/>
+              <w:rFonts w:ascii="PT Serif" w:eastAsia="PT Serif" w:hAnsi="PT Serif" w:cs="PT Serif"/>
             </w:rPr>
           </w:pPr>
-          <w:r>
-            <w:rPr>
-              <w:rtl w:val="0"/>
-            </w:rPr>
-          </w:r>
         </w:p>
       </w:tc>
     </w:tr>
@@ -4024,55 +3386,62 @@
   <w:p>
     <w:pPr>
       <w:spacing w:before="200" w:line="240" w:lineRule="auto"/>
-      <w:ind w:left="-1440" w:firstLine="0"/>
-      <w:rPr/>
+      <w:ind w:left="-1440"/>
     </w:pPr>
-    <w:r>
-      <w:rPr>
-        <w:rtl w:val="0"/>
-      </w:rPr>
-    </w:r>
   </w:p>
-  <w:p>
-    <w:pPr>
-      <w:rPr/>
-    </w:pPr>
-    <w:r>
-      <w:rPr>
-        <w:rtl w:val="0"/>
-      </w:rPr>
-    </w:r>
-  </w:p>
+  <w:p/>
 </w:ftr>
 </file>
 
+<file path=word/footnotes.xml><?xml version="1.0" encoding="utf-8"?>
+<w:footnotes xmlns:wpc="http://schemas.microsoft.com/office/word/2010/wordprocessingCanvas" xmlns:cx="http://schemas.microsoft.com/office/drawing/2014/chartex" xmlns:cx1="http://schemas.microsoft.com/office/drawing/2015/9/8/chartex" xmlns:cx2="http://schemas.microsoft.com/office/drawing/2015/10/21/chartex" xmlns:cx3="http://schemas.microsoft.com/office/drawing/2016/5/9/chartex" xmlns:cx4="http://schemas.microsoft.com/office/drawing/2016/5/10/chartex" xmlns:cx5="http://schemas.microsoft.com/office/drawing/2016/5/11/chartex" xmlns:cx6="http://schemas.microsoft.com/office/drawing/2016/5/12/chartex" xmlns:cx7="http://schemas.microsoft.com/office/drawing/2016/5/13/chartex" xmlns:cx8="http://schemas.microsoft.com/office/drawing/2016/5/14/chartex" xmlns:mc="http://schemas.openxmlformats.org/markup-compatibility/2006" xmlns:aink="http://schemas.microsoft.com/office/drawing/2016/ink" xmlns:am3d="http://schemas.microsoft.com/office/drawing/2017/model3d" xmlns:o="urn:schemas-microsoft-com:office:office" xmlns:oel="http://schemas.microsoft.com/office/2019/extlst" xmlns:r="http://schemas.openxmlformats.org/officeDocument/2006/relationships" xmlns:m="http://schemas.openxmlformats.org/officeDocument/2006/math" xmlns:v="urn:schemas-microsoft-com:vml" xmlns:wp14="http://schemas.microsoft.com/office/word/2010/wordprocessingDrawing" xmlns:wp="http://schemas.openxmlformats.org/drawingml/2006/wordprocessingDrawing" xmlns:w10="urn:schemas-microsoft-com:office:word" xmlns:w="http://schemas.openxmlformats.org/wordprocessingml/2006/main" xmlns:w14="http://schemas.microsoft.com/office/word/2010/wordml" xmlns:w15="http://schemas.microsoft.com/office/word/2012/wordml" xmlns:w16cex="http://schemas.microsoft.com/office/word/2018/wordml/cex" xmlns:w16cid="http://schemas.microsoft.com/office/word/2016/wordml/cid" xmlns:w16="http://schemas.microsoft.com/office/word/2018/wordml" xmlns:w16du="http://schemas.microsoft.com/office/word/2023/wordml/word16du" xmlns:w16sdtdh="http://schemas.microsoft.com/office/word/2020/wordml/sdtdatahash" xmlns:w16se="http://schemas.microsoft.com/office/word/2015/wordml/symex" xmlns:wpg="http://schemas.microsoft.com/office/word/2010/wordprocessingGroup" xmlns:wpi="http://schemas.microsoft.com/office/word/2010/wordprocessingInk" xmlns:wne="http://schemas.microsoft.com/office/word/2006/wordml" xmlns:wps="http://schemas.microsoft.com/office/word/2010/wordprocessingShape" mc:Ignorable="w14 w15 w16se w16cid w16 w16cex w16sdtdh w16du wp14">
+  <w:footnote w:type="separator" w:id="-1">
+    <w:p>
+      <w:pPr>
+        <w:spacing w:line="240" w:lineRule="auto"/>
+      </w:pPr>
+      <w:r>
+        <w:separator/>
+      </w:r>
+    </w:p>
+  </w:footnote>
+  <w:footnote w:type="continuationSeparator" w:id="0">
+    <w:p>
+      <w:pPr>
+        <w:spacing w:line="240" w:lineRule="auto"/>
+      </w:pPr>
+      <w:r>
+        <w:continuationSeparator/>
+      </w:r>
+    </w:p>
+  </w:footnote>
+</w:footnotes>
+</file>
+
 <file path=word/header1.xml><?xml version="1.0" encoding="utf-8"?>
-<w:hdr xmlns:mc="http://schemas.openxmlformats.org/markup-compatibility/2006" xmlns:o="urn:schemas-microsoft-com:office:office" xmlns:r="http://schemas.openxmlformats.org/officeDocument/2006/relationships" xmlns:m="http://schemas.openxmlformats.org/officeDocument/2006/math" xmlns:v="urn:schemas-microsoft-com:vml" xmlns:wp="http://schemas.openxmlformats.org/drawingml/2006/wordprocessingDrawing" xmlns:w10="urn:schemas-microsoft-com:office:word" xmlns:w="http://schemas.openxmlformats.org/wordprocessingml/2006/main" xmlns:wne="http://schemas.microsoft.com/office/word/2006/wordml" xmlns:sl="http://schemas.openxmlformats.org/schemaLibrary/2006/main" xmlns:a="http://schemas.openxmlformats.org/drawingml/2006/main" xmlns:pic="http://schemas.openxmlformats.org/drawingml/2006/picture" xmlns:c="http://schemas.openxmlformats.org/drawingml/2006/chart" xmlns:lc="http://schemas.openxmlformats.org/drawingml/2006/lockedCanvas" xmlns:dgm="http://schemas.openxmlformats.org/drawingml/2006/diagram" xmlns:wps="http://schemas.microsoft.com/office/word/2010/wordprocessingShape" xmlns:wpg="http://schemas.microsoft.com/office/word/2010/wordprocessingGroup" xmlns:w14="http://schemas.microsoft.com/office/word/2010/wordml" xmlns:w15="http://schemas.microsoft.com/office/word/2012/wordml" xmlns:w16="http://schemas.microsoft.com/office/word/2018/wordml" xmlns:w16cex="http://schemas.microsoft.com/office/word/2018/wordml/cex" xmlns:w16cid="http://schemas.microsoft.com/office/word/2016/wordml/cid" xmlns="http://schemas.microsoft.com/office/tasks/2019/documenttasks" xmlns:cr="http://schemas.microsoft.com/office/comments/2020/reactions">
+<w:hdr xmlns:wpc="http://schemas.microsoft.com/office/word/2010/wordprocessingCanvas" xmlns:cx="http://schemas.microsoft.com/office/drawing/2014/chartex" xmlns:cx1="http://schemas.microsoft.com/office/drawing/2015/9/8/chartex" xmlns:cx2="http://schemas.microsoft.com/office/drawing/2015/10/21/chartex" xmlns:cx3="http://schemas.microsoft.com/office/drawing/2016/5/9/chartex" xmlns:cx4="http://schemas.microsoft.com/office/drawing/2016/5/10/chartex" xmlns:cx5="http://schemas.microsoft.com/office/drawing/2016/5/11/chartex" xmlns:cx6="http://schemas.microsoft.com/office/drawing/2016/5/12/chartex" xmlns:cx7="http://schemas.microsoft.com/office/drawing/2016/5/13/chartex" xmlns:cx8="http://schemas.microsoft.com/office/drawing/2016/5/14/chartex" xmlns:mc="http://schemas.openxmlformats.org/markup-compatibility/2006" xmlns:aink="http://schemas.microsoft.com/office/drawing/2016/ink" xmlns:am3d="http://schemas.microsoft.com/office/drawing/2017/model3d" xmlns:o="urn:schemas-microsoft-com:office:office" xmlns:oel="http://schemas.microsoft.com/office/2019/extlst" xmlns:r="http://schemas.openxmlformats.org/officeDocument/2006/relationships" xmlns:m="http://schemas.openxmlformats.org/officeDocument/2006/math" xmlns:v="urn:schemas-microsoft-com:vml" xmlns:wp14="http://schemas.microsoft.com/office/word/2010/wordprocessingDrawing" xmlns:wp="http://schemas.openxmlformats.org/drawingml/2006/wordprocessingDrawing" xmlns:w10="urn:schemas-microsoft-com:office:word" xmlns:w="http://schemas.openxmlformats.org/wordprocessingml/2006/main" xmlns:w14="http://schemas.microsoft.com/office/word/2010/wordml" xmlns:w15="http://schemas.microsoft.com/office/word/2012/wordml" xmlns:w16cex="http://schemas.microsoft.com/office/word/2018/wordml/cex" xmlns:w16cid="http://schemas.microsoft.com/office/word/2016/wordml/cid" xmlns:w16="http://schemas.microsoft.com/office/word/2018/wordml" xmlns:w16du="http://schemas.microsoft.com/office/word/2023/wordml/word16du" xmlns:w16sdtdh="http://schemas.microsoft.com/office/word/2020/wordml/sdtdatahash" xmlns:w16se="http://schemas.microsoft.com/office/word/2015/wordml/symex" xmlns:wpg="http://schemas.microsoft.com/office/word/2010/wordprocessingGroup" xmlns:wpi="http://schemas.microsoft.com/office/word/2010/wordprocessingInk" xmlns:wne="http://schemas.microsoft.com/office/word/2006/wordml" xmlns:wps="http://schemas.microsoft.com/office/word/2010/wordprocessingShape" mc:Ignorable="w14 w15 w16se w16cid w16 w16cex w16sdtdh w16du wp14">
   <w:p>
     <w:pPr>
       <w:spacing w:line="240" w:lineRule="auto"/>
-      <w:ind w:left="-15" w:right="-561.2598425196836" w:firstLine="0"/>
+      <w:ind w:left="-15" w:right="-561"/>
       <w:jc w:val="right"/>
       <w:rPr>
-        <w:rFonts w:ascii="Old Standard TT" w:cs="Old Standard TT" w:eastAsia="Old Standard TT" w:hAnsi="Old Standard TT"/>
+        <w:rFonts w:ascii="Old Standard TT" w:eastAsia="Old Standard TT" w:hAnsi="Old Standard TT" w:cs="Old Standard TT"/>
       </w:rPr>
     </w:pPr>
     <w:r>
       <w:rPr>
-        <w:rFonts w:ascii="Old Standard TT" w:cs="Old Standard TT" w:eastAsia="Old Standard TT" w:hAnsi="Old Standard TT"/>
-        <w:b w:val="1"/>
-        <w:rtl w:val="0"/>
-      </w:rPr>
-      <w:t xml:space="preserve">PLANIFICACIÓN DEL SEMINARIO FINAL</w:t>
+        <w:rFonts w:ascii="Old Standard TT" w:eastAsia="Old Standard TT" w:hAnsi="Old Standard TT" w:cs="Old Standard TT"/>
+        <w:b/>
+      </w:rPr>
+      <w:t>PLANIFICACIÓN DEL SEMINARIO FINAL</w:t>
     </w:r>
     <w:r>
       <w:rPr>
-        <w:rtl w:val="0"/>
-      </w:rPr>
-    </w:r>
-    <w:r>
+        <w:noProof/>
+      </w:rPr>
       <w:drawing>
-        <wp:anchor allowOverlap="1" behindDoc="0" distB="114300" distT="114300" distL="114300" distR="114300" hidden="0" layoutInCell="1" locked="0" relativeHeight="0" simplePos="0">
+        <wp:anchor distT="114300" distB="114300" distL="114300" distR="114300" simplePos="0" relativeHeight="251658240" behindDoc="0" locked="0" layoutInCell="1" hidden="0" allowOverlap="1" wp14:anchorId="6F98175A" wp14:editId="38C4D952">
           <wp:simplePos x="0" y="0"/>
           <wp:positionH relativeFrom="column">
             <wp:posOffset>-666749</wp:posOffset>
@@ -4081,19 +3450,20 @@
             <wp:posOffset>-342899</wp:posOffset>
           </wp:positionV>
           <wp:extent cx="1940454" cy="904875"/>
-          <wp:effectExtent b="0" l="0" r="0" t="0"/>
+          <wp:effectExtent l="0" t="0" r="0" b="0"/>
           <wp:wrapNone/>
-          <wp:docPr descr="GG" id="4" name="image1.jpg"/>
-          <a:graphic>
+          <wp:docPr id="4" name="image1.jpg" descr="GG"/>
+          <wp:cNvGraphicFramePr/>
+          <a:graphic xmlns:a="http://schemas.openxmlformats.org/drawingml/2006/main">
             <a:graphicData uri="http://schemas.openxmlformats.org/drawingml/2006/picture">
-              <pic:pic>
+              <pic:pic xmlns:pic="http://schemas.openxmlformats.org/drawingml/2006/picture">
                 <pic:nvPicPr>
-                  <pic:cNvPr descr="GG" id="0" name="image1.jpg"/>
+                  <pic:cNvPr id="0" name="image1.jpg" descr="GG"/>
                   <pic:cNvPicPr preferRelativeResize="0"/>
                 </pic:nvPicPr>
                 <pic:blipFill>
                   <a:blip r:embed="rId1"/>
-                  <a:srcRect b="0" l="0" r="0" t="0"/>
+                  <a:srcRect/>
                   <a:stretch>
                     <a:fillRect/>
                   </a:stretch>
@@ -4103,7 +3473,9 @@
                     <a:off x="0" y="0"/>
                     <a:ext cx="1940454" cy="904875"/>
                   </a:xfrm>
-                  <a:prstGeom prst="rect"/>
+                  <a:prstGeom prst="rect">
+                    <a:avLst/>
+                  </a:prstGeom>
                   <a:ln/>
                 </pic:spPr>
               </pic:pic>
@@ -4116,24 +3488,26 @@
   <w:p>
     <w:pPr>
       <w:spacing w:line="240" w:lineRule="auto"/>
-      <w:ind w:left="-15" w:right="-561.2598425196836" w:firstLine="0"/>
+      <w:ind w:left="-15" w:right="-561"/>
       <w:jc w:val="right"/>
       <w:rPr>
-        <w:rFonts w:ascii="Old Standard TT" w:cs="Old Standard TT" w:eastAsia="Old Standard TT" w:hAnsi="Old Standard TT"/>
+        <w:rFonts w:ascii="Old Standard TT" w:eastAsia="Old Standard TT" w:hAnsi="Old Standard TT" w:cs="Old Standard TT"/>
       </w:rPr>
     </w:pPr>
     <w:r>
       <w:rPr>
-        <w:rFonts w:ascii="Old Standard TT" w:cs="Old Standard TT" w:eastAsia="Old Standard TT" w:hAnsi="Old Standard TT"/>
-        <w:rtl w:val="0"/>
-      </w:rPr>
-      <w:t xml:space="preserve">VIDAL PENA, DIEGO</w:t>
+        <w:rFonts w:ascii="Old Standard TT" w:eastAsia="Old Standard TT" w:hAnsi="Old Standard TT" w:cs="Old Standard TT"/>
+      </w:rPr>
+      <w:t>VIDAL PENA, DIEGO</w:t>
     </w:r>
     <w:r>
+      <w:rPr>
+        <w:noProof/>
+      </w:rPr>
       <mc:AlternateContent>
-        <mc:Choice Requires="wpg">
+        <mc:Choice Requires="wps">
           <w:drawing>
-            <wp:anchor allowOverlap="1" behindDoc="0" distB="114300" distT="114300" distL="114300" distR="114300" hidden="0" layoutInCell="1" locked="0" relativeHeight="0" simplePos="0">
+            <wp:anchor distT="114300" distB="114300" distL="114300" distR="114300" simplePos="0" relativeHeight="251659264" behindDoc="0" locked="0" layoutInCell="1" hidden="0" allowOverlap="1" wp14:anchorId="72D201EB" wp14:editId="7DA07A1F">
               <wp:simplePos x="0" y="0"/>
               <wp:positionH relativeFrom="column">
                 <wp:posOffset>-423862</wp:posOffset>
@@ -4142,14 +3516,14 @@
                 <wp:posOffset>171450</wp:posOffset>
               </wp:positionV>
               <wp:extent cx="1452563" cy="271052"/>
-              <wp:effectExtent b="0" l="0" r="0" t="0"/>
+              <wp:effectExtent l="0" t="0" r="0" b="0"/>
               <wp:wrapNone/>
-              <wp:docPr id="2" name=""/>
-              <a:graphic>
+              <wp:docPr id="2" name="Cuadro de texto 2"/>
+              <wp:cNvGraphicFramePr/>
+              <a:graphic xmlns:a="http://schemas.openxmlformats.org/drawingml/2006/main">
                 <a:graphicData uri="http://schemas.microsoft.com/office/word/2010/wordprocessingShape">
                   <wps:wsp>
                     <wps:cNvSpPr txBox="1"/>
-                    <wps:cNvPr id="2" name="Shape 2"/>
                     <wps:spPr>
                       <a:xfrm>
                         <a:off x="4437200" y="1798300"/>
@@ -4167,28 +3541,22 @@
                       <w:txbxContent>
                         <w:p>
                           <w:pPr>
-                            <w:spacing w:after="0" w:before="0" w:line="240"/>
-                            <w:ind w:left="0" w:right="0" w:firstLine="0"/>
+                            <w:spacing w:line="240" w:lineRule="auto"/>
                             <w:jc w:val="center"/>
                             <w:textDirection w:val="btLr"/>
                           </w:pPr>
                           <w:r>
                             <w:rPr>
-                              <w:rFonts w:ascii="Old Standard TT" w:cs="Old Standard TT" w:eastAsia="Old Standard TT" w:hAnsi="Old Standard TT"/>
-                              <w:b w:val="1"/>
-                              <w:i w:val="0"/>
-                              <w:smallCaps w:val="0"/>
-                              <w:strike w:val="0"/>
+                              <w:rFonts w:ascii="Old Standard TT" w:eastAsia="Old Standard TT" w:hAnsi="Old Standard TT" w:cs="Old Standard TT"/>
+                              <w:b/>
                               <w:color w:val="000000"/>
-                              <w:sz w:val="22"/>
-                              <w:vertAlign w:val="baseline"/>
                             </w:rPr>
-                            <w:t xml:space="preserve">ANALISTA DE SISTEMAS</w:t>
+                            <w:t>ANALISTA DE SISTEMAS</w:t>
                           </w:r>
                         </w:p>
                       </w:txbxContent>
                     </wps:txbx>
-                    <wps:bodyPr anchorCtr="0" anchor="t" bIns="91425" lIns="91425" spcFirstLastPara="1" rIns="91425" wrap="square" tIns="91425">
+                    <wps:bodyPr spcFirstLastPara="1" wrap="square" lIns="91425" tIns="91425" rIns="91425" bIns="91425" anchor="t" anchorCtr="0">
                       <a:spAutoFit/>
                     </wps:bodyPr>
                   </wps:wsp>
@@ -4198,46 +3566,33 @@
           </w:drawing>
         </mc:Choice>
         <mc:Fallback>
-          <w:drawing>
-            <wp:anchor allowOverlap="1" behindDoc="0" distB="114300" distT="114300" distL="114300" distR="114300" hidden="0" layoutInCell="1" locked="0" relativeHeight="0" simplePos="0">
-              <wp:simplePos x="0" y="0"/>
-              <wp:positionH relativeFrom="column">
-                <wp:posOffset>-423862</wp:posOffset>
-              </wp:positionH>
-              <wp:positionV relativeFrom="paragraph">
-                <wp:posOffset>171450</wp:posOffset>
-              </wp:positionV>
-              <wp:extent cx="1452563" cy="271052"/>
-              <wp:effectExtent b="0" l="0" r="0" t="0"/>
-              <wp:wrapNone/>
-              <wp:docPr id="2" name="image4.png"/>
-              <a:graphic>
-                <a:graphicData uri="http://schemas.openxmlformats.org/drawingml/2006/picture">
-                  <pic:pic>
-                    <pic:nvPicPr>
-                      <pic:cNvPr id="0" name="image4.png"/>
-                      <pic:cNvPicPr preferRelativeResize="0"/>
-                    </pic:nvPicPr>
-                    <pic:blipFill>
-                      <a:blip r:embed="rId2"/>
-                      <a:srcRect/>
-                      <a:stretch>
-                        <a:fillRect/>
-                      </a:stretch>
-                    </pic:blipFill>
-                    <pic:spPr>
-                      <a:xfrm>
-                        <a:off x="0" y="0"/>
-                        <a:ext cx="1452563" cy="271052"/>
-                      </a:xfrm>
-                      <a:prstGeom prst="rect"/>
-                      <a:ln/>
-                    </pic:spPr>
-                  </pic:pic>
-                </a:graphicData>
-              </a:graphic>
-            </wp:anchor>
-          </w:drawing>
+          <w:pict>
+            <v:shapetype w14:anchorId="72D201EB" id="_x0000_t202" coordsize="21600,21600" o:spt="202" path="m,l,21600r21600,l21600,xe">
+              <v:stroke joinstyle="miter"/>
+              <v:path gradientshapeok="t" o:connecttype="rect"/>
+            </v:shapetype>
+            <v:shape id="Cuadro de texto 2" o:spid="_x0000_s1026" type="#_x0000_t202" style="position:absolute;left:0;text-align:left;margin-left:-33.35pt;margin-top:13.5pt;width:114.4pt;height:21.35pt;z-index:251659264;visibility:visible;mso-wrap-style:square;mso-wrap-distance-left:9pt;mso-wrap-distance-top:9pt;mso-wrap-distance-right:9pt;mso-wrap-distance-bottom:9pt;mso-position-horizontal:absolute;mso-position-horizontal-relative:text;mso-position-vertical:absolute;mso-position-vertical-relative:text;v-text-anchor:top" o:gfxdata="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" filled="f" stroked="f">
+              <v:textbox style="mso-fit-shape-to-text:t" inset="2.53958mm,2.53958mm,2.53958mm,2.53958mm">
+                <w:txbxContent>
+                  <w:p>
+                    <w:pPr>
+                      <w:spacing w:line="240" w:lineRule="auto"/>
+                      <w:jc w:val="center"/>
+                      <w:textDirection w:val="btLr"/>
+                    </w:pPr>
+                    <w:r>
+                      <w:rPr>
+                        <w:rFonts w:ascii="Old Standard TT" w:eastAsia="Old Standard TT" w:hAnsi="Old Standard TT" w:cs="Old Standard TT"/>
+                        <w:b/>
+                        <w:color w:val="000000"/>
+                      </w:rPr>
+                      <w:t>ANALISTA DE SISTEMAS</w:t>
+                    </w:r>
+                  </w:p>
+                </w:txbxContent>
+              </v:textbox>
+            </v:shape>
+          </w:pict>
         </mc:Fallback>
       </mc:AlternateContent>
     </w:r>
@@ -4245,78 +3600,60 @@
   <w:p>
     <w:pPr>
       <w:spacing w:line="240" w:lineRule="auto"/>
-      <w:ind w:left="-15" w:right="-561.2598425196836" w:firstLine="0"/>
+      <w:ind w:left="-15" w:right="-561"/>
       <w:jc w:val="right"/>
       <w:rPr>
-        <w:rFonts w:ascii="Old Standard TT" w:cs="Old Standard TT" w:eastAsia="Old Standard TT" w:hAnsi="Old Standard TT"/>
+        <w:rFonts w:ascii="Old Standard TT" w:eastAsia="Old Standard TT" w:hAnsi="Old Standard TT" w:cs="Old Standard TT"/>
       </w:rPr>
     </w:pPr>
-    <w:r>
-      <w:rPr>
-        <w:rtl w:val="0"/>
-      </w:rPr>
-    </w:r>
   </w:p>
   <w:p>
     <w:pPr>
       <w:spacing w:line="240" w:lineRule="auto"/>
-      <w:ind w:left="-15" w:right="-561.2598425196836" w:firstLine="0"/>
+      <w:ind w:left="-15" w:right="-561"/>
       <w:jc w:val="right"/>
       <w:rPr>
-        <w:rFonts w:ascii="Old Standard TT" w:cs="Old Standard TT" w:eastAsia="Old Standard TT" w:hAnsi="Old Standard TT"/>
+        <w:rFonts w:ascii="Old Standard TT" w:eastAsia="Old Standard TT" w:hAnsi="Old Standard TT" w:cs="Old Standard TT"/>
       </w:rPr>
     </w:pPr>
-    <w:r>
-      <w:rPr>
-        <w:rtl w:val="0"/>
-      </w:rPr>
-    </w:r>
   </w:p>
   <w:p>
     <w:pPr>
       <w:spacing w:line="240" w:lineRule="auto"/>
-      <w:ind w:left="-15" w:right="-561.2598425196836" w:firstLine="0"/>
+      <w:ind w:left="-15" w:right="-561"/>
       <w:jc w:val="right"/>
       <w:rPr>
-        <w:rFonts w:ascii="Old Standard TT" w:cs="Old Standard TT" w:eastAsia="Old Standard TT" w:hAnsi="Old Standard TT"/>
+        <w:rFonts w:ascii="Old Standard TT" w:eastAsia="Old Standard TT" w:hAnsi="Old Standard TT" w:cs="Old Standard TT"/>
       </w:rPr>
     </w:pPr>
-    <w:r>
-      <w:rPr>
-        <w:rtl w:val="0"/>
-      </w:rPr>
-    </w:r>
   </w:p>
 </w:hdr>
 </file>
 
 <file path=word/header2.xml><?xml version="1.0" encoding="utf-8"?>
-<w:hdr xmlns:mc="http://schemas.openxmlformats.org/markup-compatibility/2006" xmlns:o="urn:schemas-microsoft-com:office:office" xmlns:r="http://schemas.openxmlformats.org/officeDocument/2006/relationships" xmlns:m="http://schemas.openxmlformats.org/officeDocument/2006/math" xmlns:v="urn:schemas-microsoft-com:vml" xmlns:wp="http://schemas.openxmlformats.org/drawingml/2006/wordprocessingDrawing" xmlns:w10="urn:schemas-microsoft-com:office:word" xmlns:w="http://schemas.openxmlformats.org/wordprocessingml/2006/main" xmlns:wne="http://schemas.microsoft.com/office/word/2006/wordml" xmlns:sl="http://schemas.openxmlformats.org/schemaLibrary/2006/main" xmlns:a="http://schemas.openxmlformats.org/drawingml/2006/main" xmlns:pic="http://schemas.openxmlformats.org/drawingml/2006/picture" xmlns:c="http://schemas.openxmlformats.org/drawingml/2006/chart" xmlns:lc="http://schemas.openxmlformats.org/drawingml/2006/lockedCanvas" xmlns:dgm="http://schemas.openxmlformats.org/drawingml/2006/diagram" xmlns:wps="http://schemas.microsoft.com/office/word/2010/wordprocessingShape" xmlns:wpg="http://schemas.microsoft.com/office/word/2010/wordprocessingGroup" xmlns:w14="http://schemas.microsoft.com/office/word/2010/wordml" xmlns:w15="http://schemas.microsoft.com/office/word/2012/wordml" xmlns:w16="http://schemas.microsoft.com/office/word/2018/wordml" xmlns:w16cex="http://schemas.microsoft.com/office/word/2018/wordml/cex" xmlns:w16cid="http://schemas.microsoft.com/office/word/2016/wordml/cid" xmlns="http://schemas.microsoft.com/office/tasks/2019/documenttasks" xmlns:cr="http://schemas.microsoft.com/office/comments/2020/reactions">
+<w:hdr xmlns:wpc="http://schemas.microsoft.com/office/word/2010/wordprocessingCanvas" xmlns:cx="http://schemas.microsoft.com/office/drawing/2014/chartex" xmlns:cx1="http://schemas.microsoft.com/office/drawing/2015/9/8/chartex" xmlns:cx2="http://schemas.microsoft.com/office/drawing/2015/10/21/chartex" xmlns:cx3="http://schemas.microsoft.com/office/drawing/2016/5/9/chartex" xmlns:cx4="http://schemas.microsoft.com/office/drawing/2016/5/10/chartex" xmlns:cx5="http://schemas.microsoft.com/office/drawing/2016/5/11/chartex" xmlns:cx6="http://schemas.microsoft.com/office/drawing/2016/5/12/chartex" xmlns:cx7="http://schemas.microsoft.com/office/drawing/2016/5/13/chartex" xmlns:cx8="http://schemas.microsoft.com/office/drawing/2016/5/14/chartex" xmlns:mc="http://schemas.openxmlformats.org/markup-compatibility/2006" xmlns:aink="http://schemas.microsoft.com/office/drawing/2016/ink" xmlns:am3d="http://schemas.microsoft.com/office/drawing/2017/model3d" xmlns:o="urn:schemas-microsoft-com:office:office" xmlns:oel="http://schemas.microsoft.com/office/2019/extlst" xmlns:r="http://schemas.openxmlformats.org/officeDocument/2006/relationships" xmlns:m="http://schemas.openxmlformats.org/officeDocument/2006/math" xmlns:v="urn:schemas-microsoft-com:vml" xmlns:wp14="http://schemas.microsoft.com/office/word/2010/wordprocessingDrawing" xmlns:wp="http://schemas.openxmlformats.org/drawingml/2006/wordprocessingDrawing" xmlns:w10="urn:schemas-microsoft-com:office:word" xmlns:w="http://schemas.openxmlformats.org/wordprocessingml/2006/main" xmlns:w14="http://schemas.microsoft.com/office/word/2010/wordml" xmlns:w15="http://schemas.microsoft.com/office/word/2012/wordml" xmlns:w16cex="http://schemas.microsoft.com/office/word/2018/wordml/cex" xmlns:w16cid="http://schemas.microsoft.com/office/word/2016/wordml/cid" xmlns:w16="http://schemas.microsoft.com/office/word/2018/wordml" xmlns:w16du="http://schemas.microsoft.com/office/word/2023/wordml/word16du" xmlns:w16sdtdh="http://schemas.microsoft.com/office/word/2020/wordml/sdtdatahash" xmlns:w16se="http://schemas.microsoft.com/office/word/2015/wordml/symex" xmlns:wpg="http://schemas.microsoft.com/office/word/2010/wordprocessingGroup" xmlns:wpi="http://schemas.microsoft.com/office/word/2010/wordprocessingInk" xmlns:wne="http://schemas.microsoft.com/office/word/2006/wordml" xmlns:wps="http://schemas.microsoft.com/office/word/2010/wordprocessingShape" mc:Ignorable="w14 w15 w16se w16cid w16 w16cex w16sdtdh w16du wp14">
   <w:p>
     <w:pPr>
       <w:spacing w:line="240" w:lineRule="auto"/>
-      <w:ind w:left="-15" w:right="-561.2598425196836" w:firstLine="0"/>
+      <w:ind w:left="-15" w:right="-561"/>
       <w:jc w:val="right"/>
       <w:rPr>
-        <w:rFonts w:ascii="Old Standard TT" w:cs="Old Standard TT" w:eastAsia="Old Standard TT" w:hAnsi="Old Standard TT"/>
+        <w:rFonts w:ascii="Old Standard TT" w:eastAsia="Old Standard TT" w:hAnsi="Old Standard TT" w:cs="Old Standard TT"/>
       </w:rPr>
     </w:pPr>
     <w:r>
       <w:rPr>
-        <w:rFonts w:ascii="Old Standard TT" w:cs="Old Standard TT" w:eastAsia="Old Standard TT" w:hAnsi="Old Standard TT"/>
-        <w:b w:val="1"/>
-        <w:rtl w:val="0"/>
-      </w:rPr>
-      <w:t xml:space="preserve">PLANIFICACIÓN DEL SEMINARIO FINAL</w:t>
+        <w:rFonts w:ascii="Old Standard TT" w:eastAsia="Old Standard TT" w:hAnsi="Old Standard TT" w:cs="Old Standard TT"/>
+        <w:b/>
+      </w:rPr>
+      <w:t>PLANIFICACIÓN DEL SEMINARIO FINAL</w:t>
     </w:r>
     <w:r>
       <w:rPr>
-        <w:rtl w:val="0"/>
-      </w:rPr>
-    </w:r>
-    <w:r>
+        <w:noProof/>
+      </w:rPr>
       <w:drawing>
-        <wp:anchor allowOverlap="1" behindDoc="0" distB="114300" distT="114300" distL="114300" distR="114300" hidden="0" layoutInCell="1" locked="0" relativeHeight="0" simplePos="0">
+        <wp:anchor distT="114300" distB="114300" distL="114300" distR="114300" simplePos="0" relativeHeight="251660288" behindDoc="0" locked="0" layoutInCell="1" hidden="0" allowOverlap="1" wp14:anchorId="1079EAE1" wp14:editId="303477B5">
           <wp:simplePos x="0" y="0"/>
           <wp:positionH relativeFrom="column">
             <wp:posOffset>-666749</wp:posOffset>
@@ -4325,19 +3662,20 @@
             <wp:posOffset>-342899</wp:posOffset>
           </wp:positionV>
           <wp:extent cx="1940454" cy="904875"/>
-          <wp:effectExtent b="0" l="0" r="0" t="0"/>
+          <wp:effectExtent l="0" t="0" r="0" b="0"/>
           <wp:wrapNone/>
-          <wp:docPr descr="GG" id="5" name="image1.jpg"/>
-          <a:graphic>
+          <wp:docPr id="5" name="image1.jpg" descr="GG"/>
+          <wp:cNvGraphicFramePr/>
+          <a:graphic xmlns:a="http://schemas.openxmlformats.org/drawingml/2006/main">
             <a:graphicData uri="http://schemas.openxmlformats.org/drawingml/2006/picture">
-              <pic:pic>
+              <pic:pic xmlns:pic="http://schemas.openxmlformats.org/drawingml/2006/picture">
                 <pic:nvPicPr>
-                  <pic:cNvPr descr="GG" id="0" name="image1.jpg"/>
+                  <pic:cNvPr id="0" name="image1.jpg" descr="GG"/>
                   <pic:cNvPicPr preferRelativeResize="0"/>
                 </pic:nvPicPr>
                 <pic:blipFill>
                   <a:blip r:embed="rId1"/>
-                  <a:srcRect b="0" l="0" r="0" t="0"/>
+                  <a:srcRect/>
                   <a:stretch>
                     <a:fillRect/>
                   </a:stretch>
@@ -4347,7 +3685,9 @@
                     <a:off x="0" y="0"/>
                     <a:ext cx="1940454" cy="904875"/>
                   </a:xfrm>
-                  <a:prstGeom prst="rect"/>
+                  <a:prstGeom prst="rect">
+                    <a:avLst/>
+                  </a:prstGeom>
                   <a:ln/>
                 </pic:spPr>
               </pic:pic>
@@ -4360,27 +3700,23 @@
   <w:p>
     <w:pPr>
       <w:spacing w:line="240" w:lineRule="auto"/>
-      <w:ind w:left="-15" w:right="-561.2598425196836" w:firstLine="0"/>
+      <w:ind w:left="-15" w:right="-561"/>
       <w:jc w:val="right"/>
-      <w:rPr/>
     </w:pPr>
     <w:r>
       <w:rPr>
-        <w:rFonts w:ascii="Old Standard TT" w:cs="Old Standard TT" w:eastAsia="Old Standard TT" w:hAnsi="Old Standard TT"/>
-        <w:rtl w:val="0"/>
-      </w:rPr>
-      <w:t xml:space="preserve">VIDAL PENA, DIEGO</w:t>
+        <w:rFonts w:ascii="Old Standard TT" w:eastAsia="Old Standard TT" w:hAnsi="Old Standard TT" w:cs="Old Standard TT"/>
+      </w:rPr>
+      <w:t>VIDAL PENA, DIEGO</w:t>
     </w:r>
     <w:r>
       <w:rPr>
-        <w:rtl w:val="0"/>
-      </w:rPr>
-    </w:r>
-    <w:r>
+        <w:noProof/>
+      </w:rPr>
       <mc:AlternateContent>
-        <mc:Choice Requires="wpg">
+        <mc:Choice Requires="wps">
           <w:drawing>
-            <wp:anchor allowOverlap="1" behindDoc="0" distB="114300" distT="114300" distL="114300" distR="114300" hidden="0" layoutInCell="1" locked="0" relativeHeight="0" simplePos="0">
+            <wp:anchor distT="114300" distB="114300" distL="114300" distR="114300" simplePos="0" relativeHeight="251661312" behindDoc="0" locked="0" layoutInCell="1" hidden="0" allowOverlap="1" wp14:anchorId="67E1168B" wp14:editId="412AD0C0">
               <wp:simplePos x="0" y="0"/>
               <wp:positionH relativeFrom="column">
                 <wp:posOffset>-423862</wp:posOffset>
@@ -4389,14 +3725,14 @@
                 <wp:posOffset>180975</wp:posOffset>
               </wp:positionV>
               <wp:extent cx="1452563" cy="271052"/>
-              <wp:effectExtent b="0" l="0" r="0" t="0"/>
+              <wp:effectExtent l="0" t="0" r="0" b="0"/>
               <wp:wrapNone/>
-              <wp:docPr id="1" name=""/>
-              <a:graphic>
+              <wp:docPr id="1" name="Cuadro de texto 1"/>
+              <wp:cNvGraphicFramePr/>
+              <a:graphic xmlns:a="http://schemas.openxmlformats.org/drawingml/2006/main">
                 <a:graphicData uri="http://schemas.microsoft.com/office/word/2010/wordprocessingShape">
                   <wps:wsp>
                     <wps:cNvSpPr txBox="1"/>
-                    <wps:cNvPr id="2" name="Shape 2"/>
                     <wps:spPr>
                       <a:xfrm>
                         <a:off x="4437200" y="1798300"/>
@@ -4414,28 +3750,22 @@
                       <w:txbxContent>
                         <w:p>
                           <w:pPr>
-                            <w:spacing w:after="0" w:before="0" w:line="240"/>
-                            <w:ind w:left="0" w:right="0" w:firstLine="0"/>
+                            <w:spacing w:line="240" w:lineRule="auto"/>
                             <w:jc w:val="center"/>
                             <w:textDirection w:val="btLr"/>
                           </w:pPr>
                           <w:r>
                             <w:rPr>
-                              <w:rFonts w:ascii="Old Standard TT" w:cs="Old Standard TT" w:eastAsia="Old Standard TT" w:hAnsi="Old Standard TT"/>
-                              <w:b w:val="1"/>
-                              <w:i w:val="0"/>
-                              <w:smallCaps w:val="0"/>
-                              <w:strike w:val="0"/>
+                              <w:rFonts w:ascii="Old Standard TT" w:eastAsia="Old Standard TT" w:hAnsi="Old Standard TT" w:cs="Old Standard TT"/>
+                              <w:b/>
                               <w:color w:val="000000"/>
-                              <w:sz w:val="22"/>
-                              <w:vertAlign w:val="baseline"/>
                             </w:rPr>
-                            <w:t xml:space="preserve">ANALISTA DE SISTEMAS</w:t>
+                            <w:t>ANALISTA DE SISTEMAS</w:t>
                           </w:r>
                         </w:p>
                       </w:txbxContent>
                     </wps:txbx>
-                    <wps:bodyPr anchorCtr="0" anchor="t" bIns="91425" lIns="91425" spcFirstLastPara="1" rIns="91425" wrap="square" tIns="91425">
+                    <wps:bodyPr spcFirstLastPara="1" wrap="square" lIns="91425" tIns="91425" rIns="91425" bIns="91425" anchor="t" anchorCtr="0">
                       <a:spAutoFit/>
                     </wps:bodyPr>
                   </wps:wsp>
@@ -4445,46 +3775,33 @@
           </w:drawing>
         </mc:Choice>
         <mc:Fallback>
-          <w:drawing>
-            <wp:anchor allowOverlap="1" behindDoc="0" distB="114300" distT="114300" distL="114300" distR="114300" hidden="0" layoutInCell="1" locked="0" relativeHeight="0" simplePos="0">
-              <wp:simplePos x="0" y="0"/>
-              <wp:positionH relativeFrom="column">
-                <wp:posOffset>-423862</wp:posOffset>
-              </wp:positionH>
-              <wp:positionV relativeFrom="paragraph">
-                <wp:posOffset>180975</wp:posOffset>
-              </wp:positionV>
-              <wp:extent cx="1452563" cy="271052"/>
-              <wp:effectExtent b="0" l="0" r="0" t="0"/>
-              <wp:wrapNone/>
-              <wp:docPr id="1" name="image3.png"/>
-              <a:graphic>
-                <a:graphicData uri="http://schemas.openxmlformats.org/drawingml/2006/picture">
-                  <pic:pic>
-                    <pic:nvPicPr>
-                      <pic:cNvPr id="0" name="image3.png"/>
-                      <pic:cNvPicPr preferRelativeResize="0"/>
-                    </pic:nvPicPr>
-                    <pic:blipFill>
-                      <a:blip r:embed="rId2"/>
-                      <a:srcRect/>
-                      <a:stretch>
-                        <a:fillRect/>
-                      </a:stretch>
-                    </pic:blipFill>
-                    <pic:spPr>
-                      <a:xfrm>
-                        <a:off x="0" y="0"/>
-                        <a:ext cx="1452563" cy="271052"/>
-                      </a:xfrm>
-                      <a:prstGeom prst="rect"/>
-                      <a:ln/>
-                    </pic:spPr>
-                  </pic:pic>
-                </a:graphicData>
-              </a:graphic>
-            </wp:anchor>
-          </w:drawing>
+          <w:pict>
+            <v:shapetype w14:anchorId="67E1168B" id="_x0000_t202" coordsize="21600,21600" o:spt="202" path="m,l,21600r21600,l21600,xe">
+              <v:stroke joinstyle="miter"/>
+              <v:path gradientshapeok="t" o:connecttype="rect"/>
+            </v:shapetype>
+            <v:shape id="Cuadro de texto 1" o:spid="_x0000_s1027" type="#_x0000_t202" style="position:absolute;left:0;text-align:left;margin-left:-33.35pt;margin-top:14.25pt;width:114.4pt;height:21.35pt;z-index:251661312;visibility:visible;mso-wrap-style:square;mso-wrap-distance-left:9pt;mso-wrap-distance-top:9pt;mso-wrap-distance-right:9pt;mso-wrap-distance-bottom:9pt;mso-position-horizontal:absolute;mso-position-horizontal-relative:text;mso-position-vertical:absolute;mso-position-vertical-relative:text;v-text-anchor:top" o:gfxdata="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" filled="f" stroked="f">
+              <v:textbox style="mso-fit-shape-to-text:t" inset="2.53958mm,2.53958mm,2.53958mm,2.53958mm">
+                <w:txbxContent>
+                  <w:p>
+                    <w:pPr>
+                      <w:spacing w:line="240" w:lineRule="auto"/>
+                      <w:jc w:val="center"/>
+                      <w:textDirection w:val="btLr"/>
+                    </w:pPr>
+                    <w:r>
+                      <w:rPr>
+                        <w:rFonts w:ascii="Old Standard TT" w:eastAsia="Old Standard TT" w:hAnsi="Old Standard TT" w:cs="Old Standard TT"/>
+                        <w:b/>
+                        <w:color w:val="000000"/>
+                      </w:rPr>
+                      <w:t>ANALISTA DE SISTEMAS</w:t>
+                    </w:r>
+                  </w:p>
+                </w:txbxContent>
+              </v:textbox>
+            </v:shape>
+          </w:pict>
         </mc:Fallback>
       </mc:AlternateContent>
     </w:r>
@@ -4493,8 +3810,11 @@
 </file>
 
 <file path=word/numbering.xml><?xml version="1.0" encoding="utf-8"?>
-<w:numbering xmlns:mc="http://schemas.openxmlformats.org/markup-compatibility/2006" xmlns:o="urn:schemas-microsoft-com:office:office" xmlns:r="http://schemas.openxmlformats.org/officeDocument/2006/relationships" xmlns:m="http://schemas.openxmlformats.org/officeDocument/2006/math" xmlns:v="urn:schemas-microsoft-com:vml" xmlns:wp="http://schemas.openxmlformats.org/drawingml/2006/wordprocessingDrawing" xmlns:w10="urn:schemas-microsoft-com:office:word" xmlns:w="http://schemas.openxmlformats.org/wordprocessingml/2006/main" xmlns:wne="http://schemas.microsoft.com/office/word/2006/wordml" xmlns:sl="http://schemas.openxmlformats.org/schemaLibrary/2006/main" xmlns:a="http://schemas.openxmlformats.org/drawingml/2006/main" xmlns:pic="http://schemas.openxmlformats.org/drawingml/2006/picture" xmlns:c="http://schemas.openxmlformats.org/drawingml/2006/chart" xmlns:lc="http://schemas.openxmlformats.org/drawingml/2006/lockedCanvas" xmlns:dgm="http://schemas.openxmlformats.org/drawingml/2006/diagram" xmlns:wps="http://schemas.microsoft.com/office/word/2010/wordprocessingShape" xmlns:wpg="http://schemas.microsoft.com/office/word/2010/wordprocessingGroup" xmlns:w14="http://schemas.microsoft.com/office/word/2010/wordml" xmlns:w15="http://schemas.microsoft.com/office/word/2012/wordml" xmlns:w16="http://schemas.microsoft.com/office/word/2018/wordml" xmlns:w16cex="http://schemas.microsoft.com/office/word/2018/wordml/cex" xmlns:w16cid="http://schemas.microsoft.com/office/word/2016/wordml/cid" xmlns="http://schemas.microsoft.com/office/tasks/2019/documenttasks" xmlns:cr="http://schemas.microsoft.com/office/comments/2020/reactions">
-  <w:abstractNum w:abstractNumId="1">
+<w:numbering xmlns:wpc="http://schemas.microsoft.com/office/word/2010/wordprocessingCanvas" xmlns:cx="http://schemas.microsoft.com/office/drawing/2014/chartex" xmlns:cx1="http://schemas.microsoft.com/office/drawing/2015/9/8/chartex" xmlns:cx2="http://schemas.microsoft.com/office/drawing/2015/10/21/chartex" xmlns:cx3="http://schemas.microsoft.com/office/drawing/2016/5/9/chartex" xmlns:cx4="http://schemas.microsoft.com/office/drawing/2016/5/10/chartex" xmlns:cx5="http://schemas.microsoft.com/office/drawing/2016/5/11/chartex" xmlns:cx6="http://schemas.microsoft.com/office/drawing/2016/5/12/chartex" xmlns:cx7="http://schemas.microsoft.com/office/drawing/2016/5/13/chartex" xmlns:cx8="http://schemas.microsoft.com/office/drawing/2016/5/14/chartex" xmlns:mc="http://schemas.openxmlformats.org/markup-compatibility/2006" xmlns:aink="http://schemas.microsoft.com/office/drawing/2016/ink" xmlns:am3d="http://schemas.microsoft.com/office/drawing/2017/model3d" xmlns:o="urn:schemas-microsoft-com:office:office" xmlns:oel="http://schemas.microsoft.com/office/2019/extlst" xmlns:r="http://schemas.openxmlformats.org/officeDocument/2006/relationships" xmlns:m="http://schemas.openxmlformats.org/officeDocument/2006/math" xmlns:v="urn:schemas-microsoft-com:vml" xmlns:wp14="http://schemas.microsoft.com/office/word/2010/wordprocessingDrawing" xmlns:wp="http://schemas.openxmlformats.org/drawingml/2006/wordprocessingDrawing" xmlns:w10="urn:schemas-microsoft-com:office:word" xmlns:w="http://schemas.openxmlformats.org/wordprocessingml/2006/main" xmlns:w14="http://schemas.microsoft.com/office/word/2010/wordml" xmlns:w15="http://schemas.microsoft.com/office/word/2012/wordml" xmlns:w16cex="http://schemas.microsoft.com/office/word/2018/wordml/cex" xmlns:w16cid="http://schemas.microsoft.com/office/word/2016/wordml/cid" xmlns:w16="http://schemas.microsoft.com/office/word/2018/wordml" xmlns:w16du="http://schemas.microsoft.com/office/word/2023/wordml/word16du" xmlns:w16sdtdh="http://schemas.microsoft.com/office/word/2020/wordml/sdtdatahash" xmlns:w16se="http://schemas.microsoft.com/office/word/2015/wordml/symex" xmlns:wpg="http://schemas.microsoft.com/office/word/2010/wordprocessingGroup" xmlns:wpi="http://schemas.microsoft.com/office/word/2010/wordprocessingInk" xmlns:wne="http://schemas.microsoft.com/office/word/2006/wordml" xmlns:wps="http://schemas.microsoft.com/office/word/2010/wordprocessingShape" mc:Ignorable="w14 w15 w16se w16cid w16 w16cex w16sdtdh w16du wp14">
+  <w:abstractNum w:abstractNumId="0" w15:restartNumberingAfterBreak="0">
+    <w:nsid w:val="03D0747B"/>
+    <w:multiLevelType w:val="multilevel"/>
+    <w:tmpl w:val="D32E3A20"/>
     <w:lvl w:ilvl="0">
       <w:start w:val="1"/>
       <w:numFmt w:val="bullet"/>
@@ -4604,7 +3924,10 @@
       </w:rPr>
     </w:lvl>
   </w:abstractNum>
-  <w:abstractNum w:abstractNumId="2">
+  <w:abstractNum w:abstractNumId="1" w15:restartNumberingAfterBreak="0">
+    <w:nsid w:val="0B5324D6"/>
+    <w:multiLevelType w:val="multilevel"/>
+    <w:tmpl w:val="B36CB1D0"/>
     <w:lvl w:ilvl="0">
       <w:start w:val="1"/>
       <w:numFmt w:val="bullet"/>
@@ -4714,7 +4037,10 @@
       </w:rPr>
     </w:lvl>
   </w:abstractNum>
-  <w:abstractNum w:abstractNumId="3">
+  <w:abstractNum w:abstractNumId="2" w15:restartNumberingAfterBreak="0">
+    <w:nsid w:val="0B7421CE"/>
+    <w:multiLevelType w:val="multilevel"/>
+    <w:tmpl w:val="339085E2"/>
     <w:lvl w:ilvl="0">
       <w:start w:val="1"/>
       <w:numFmt w:val="bullet"/>
@@ -4824,7 +4150,10 @@
       </w:rPr>
     </w:lvl>
   </w:abstractNum>
-  <w:abstractNum w:abstractNumId="4">
+  <w:abstractNum w:abstractNumId="3" w15:restartNumberingAfterBreak="0">
+    <w:nsid w:val="172A5E96"/>
+    <w:multiLevelType w:val="multilevel"/>
+    <w:tmpl w:val="CD945FD6"/>
     <w:lvl w:ilvl="0">
       <w:start w:val="1"/>
       <w:numFmt w:val="bullet"/>
@@ -4834,228 +4163,8 @@
         <w:ind w:left="720" w:hanging="360"/>
       </w:pPr>
       <w:rPr>
-        <w:u w:val="none"/>
-      </w:rPr>
-    </w:lvl>
-    <w:lvl w:ilvl="1">
-      <w:start w:val="1"/>
-      <w:numFmt w:val="bullet"/>
-      <w:lvlText w:val="➢"/>
-      <w:lvlJc w:val="left"/>
-      <w:pPr>
-        <w:ind w:left="1440" w:hanging="360"/>
-      </w:pPr>
-      <w:rPr>
-        <w:u w:val="none"/>
-      </w:rPr>
-    </w:lvl>
-    <w:lvl w:ilvl="2">
-      <w:start w:val="1"/>
-      <w:numFmt w:val="bullet"/>
-      <w:lvlText w:val="■"/>
-      <w:lvlJc w:val="left"/>
-      <w:pPr>
-        <w:ind w:left="2160" w:hanging="360"/>
-      </w:pPr>
-      <w:rPr>
-        <w:u w:val="none"/>
-      </w:rPr>
-    </w:lvl>
-    <w:lvl w:ilvl="3">
-      <w:start w:val="1"/>
-      <w:numFmt w:val="bullet"/>
-      <w:lvlText w:val="●"/>
-      <w:lvlJc w:val="left"/>
-      <w:pPr>
-        <w:ind w:left="2880" w:hanging="360"/>
-      </w:pPr>
-      <w:rPr>
-        <w:u w:val="none"/>
-      </w:rPr>
-    </w:lvl>
-    <w:lvl w:ilvl="4">
-      <w:start w:val="1"/>
-      <w:numFmt w:val="bullet"/>
-      <w:lvlText w:val="◆"/>
-      <w:lvlJc w:val="left"/>
-      <w:pPr>
-        <w:ind w:left="3600" w:hanging="360"/>
-      </w:pPr>
-      <w:rPr>
-        <w:u w:val="none"/>
-      </w:rPr>
-    </w:lvl>
-    <w:lvl w:ilvl="5">
-      <w:start w:val="1"/>
-      <w:numFmt w:val="bullet"/>
-      <w:lvlText w:val="➢"/>
-      <w:lvlJc w:val="left"/>
-      <w:pPr>
-        <w:ind w:left="4320" w:hanging="360"/>
-      </w:pPr>
-      <w:rPr>
-        <w:u w:val="none"/>
-      </w:rPr>
-    </w:lvl>
-    <w:lvl w:ilvl="6">
-      <w:start w:val="1"/>
-      <w:numFmt w:val="bullet"/>
-      <w:lvlText w:val="■"/>
-      <w:lvlJc w:val="left"/>
-      <w:pPr>
-        <w:ind w:left="5040" w:hanging="360"/>
-      </w:pPr>
-      <w:rPr>
-        <w:u w:val="none"/>
-      </w:rPr>
-    </w:lvl>
-    <w:lvl w:ilvl="7">
-      <w:start w:val="1"/>
-      <w:numFmt w:val="bullet"/>
-      <w:lvlText w:val="●"/>
-      <w:lvlJc w:val="left"/>
-      <w:pPr>
-        <w:ind w:left="5760" w:hanging="360"/>
-      </w:pPr>
-      <w:rPr>
-        <w:u w:val="none"/>
-      </w:rPr>
-    </w:lvl>
-    <w:lvl w:ilvl="8">
-      <w:start w:val="1"/>
-      <w:numFmt w:val="bullet"/>
-      <w:lvlText w:val="◆"/>
-      <w:lvlJc w:val="left"/>
-      <w:pPr>
-        <w:ind w:left="6480" w:hanging="360"/>
-      </w:pPr>
-      <w:rPr>
-        <w:u w:val="none"/>
-      </w:rPr>
-    </w:lvl>
-  </w:abstractNum>
-  <w:abstractNum w:abstractNumId="5">
-    <w:lvl w:ilvl="0">
-      <w:start w:val="1"/>
-      <w:numFmt w:val="bullet"/>
-      <w:lvlText w:val="❖"/>
-      <w:lvlJc w:val="left"/>
-      <w:pPr>
-        <w:ind w:left="720" w:hanging="360"/>
-      </w:pPr>
-      <w:rPr>
-        <w:u w:val="none"/>
-      </w:rPr>
-    </w:lvl>
-    <w:lvl w:ilvl="1">
-      <w:start w:val="1"/>
-      <w:numFmt w:val="bullet"/>
-      <w:lvlText w:val="➢"/>
-      <w:lvlJc w:val="left"/>
-      <w:pPr>
-        <w:ind w:left="1440" w:hanging="360"/>
-      </w:pPr>
-      <w:rPr>
-        <w:u w:val="none"/>
-      </w:rPr>
-    </w:lvl>
-    <w:lvl w:ilvl="2">
-      <w:start w:val="1"/>
-      <w:numFmt w:val="bullet"/>
-      <w:lvlText w:val="■"/>
-      <w:lvlJc w:val="left"/>
-      <w:pPr>
-        <w:ind w:left="2160" w:hanging="360"/>
-      </w:pPr>
-      <w:rPr>
-        <w:u w:val="none"/>
-      </w:rPr>
-    </w:lvl>
-    <w:lvl w:ilvl="3">
-      <w:start w:val="1"/>
-      <w:numFmt w:val="bullet"/>
-      <w:lvlText w:val="●"/>
-      <w:lvlJc w:val="left"/>
-      <w:pPr>
-        <w:ind w:left="2880" w:hanging="360"/>
-      </w:pPr>
-      <w:rPr>
-        <w:u w:val="none"/>
-      </w:rPr>
-    </w:lvl>
-    <w:lvl w:ilvl="4">
-      <w:start w:val="1"/>
-      <w:numFmt w:val="bullet"/>
-      <w:lvlText w:val="◆"/>
-      <w:lvlJc w:val="left"/>
-      <w:pPr>
-        <w:ind w:left="3600" w:hanging="360"/>
-      </w:pPr>
-      <w:rPr>
-        <w:u w:val="none"/>
-      </w:rPr>
-    </w:lvl>
-    <w:lvl w:ilvl="5">
-      <w:start w:val="1"/>
-      <w:numFmt w:val="bullet"/>
-      <w:lvlText w:val="➢"/>
-      <w:lvlJc w:val="left"/>
-      <w:pPr>
-        <w:ind w:left="4320" w:hanging="360"/>
-      </w:pPr>
-      <w:rPr>
-        <w:u w:val="none"/>
-      </w:rPr>
-    </w:lvl>
-    <w:lvl w:ilvl="6">
-      <w:start w:val="1"/>
-      <w:numFmt w:val="bullet"/>
-      <w:lvlText w:val="■"/>
-      <w:lvlJc w:val="left"/>
-      <w:pPr>
-        <w:ind w:left="5040" w:hanging="360"/>
-      </w:pPr>
-      <w:rPr>
-        <w:u w:val="none"/>
-      </w:rPr>
-    </w:lvl>
-    <w:lvl w:ilvl="7">
-      <w:start w:val="1"/>
-      <w:numFmt w:val="bullet"/>
-      <w:lvlText w:val="●"/>
-      <w:lvlJc w:val="left"/>
-      <w:pPr>
-        <w:ind w:left="5760" w:hanging="360"/>
-      </w:pPr>
-      <w:rPr>
-        <w:u w:val="none"/>
-      </w:rPr>
-    </w:lvl>
-    <w:lvl w:ilvl="8">
-      <w:start w:val="1"/>
-      <w:numFmt w:val="bullet"/>
-      <w:lvlText w:val="◆"/>
-      <w:lvlJc w:val="left"/>
-      <w:pPr>
-        <w:ind w:left="6480" w:hanging="360"/>
-      </w:pPr>
-      <w:rPr>
-        <w:u w:val="none"/>
-      </w:rPr>
-    </w:lvl>
-  </w:abstractNum>
-  <w:abstractNum w:abstractNumId="6">
-    <w:lvl w:ilvl="0">
-      <w:start w:val="1"/>
-      <w:numFmt w:val="bullet"/>
-      <w:lvlText w:val="❖"/>
-      <w:lvlJc w:val="left"/>
-      <w:pPr>
-        <w:ind w:left="720" w:hanging="360"/>
-      </w:pPr>
-      <w:rPr>
-        <w:rFonts w:ascii="Arial" w:cs="Arial" w:eastAsia="Arial" w:hAnsi="Arial"/>
-        <w:color w:val="0d0d0d"/>
+        <w:rFonts w:ascii="Arial" w:eastAsia="Arial" w:hAnsi="Arial" w:cs="Arial"/>
+        <w:color w:val="0D0D0D"/>
         <w:sz w:val="24"/>
         <w:szCs w:val="24"/>
         <w:u w:val="none"/>
@@ -5070,8 +4179,8 @@
         <w:ind w:left="1440" w:hanging="360"/>
       </w:pPr>
       <w:rPr>
-        <w:rFonts w:ascii="Arial" w:cs="Arial" w:eastAsia="Arial" w:hAnsi="Arial"/>
-        <w:color w:val="0d0d0d"/>
+        <w:rFonts w:ascii="Arial" w:eastAsia="Arial" w:hAnsi="Arial" w:cs="Arial"/>
+        <w:color w:val="0D0D0D"/>
         <w:sz w:val="24"/>
         <w:szCs w:val="24"/>
         <w:u w:val="none"/>
@@ -5162,7 +4271,10 @@
       </w:rPr>
     </w:lvl>
   </w:abstractNum>
-  <w:abstractNum w:abstractNumId="7">
+  <w:abstractNum w:abstractNumId="4" w15:restartNumberingAfterBreak="0">
+    <w:nsid w:val="25E74D2E"/>
+    <w:multiLevelType w:val="multilevel"/>
+    <w:tmpl w:val="5136E7DC"/>
     <w:lvl w:ilvl="0">
       <w:start w:val="1"/>
       <w:numFmt w:val="bullet"/>
@@ -5272,7 +4384,10 @@
       </w:rPr>
     </w:lvl>
   </w:abstractNum>
-  <w:abstractNum w:abstractNumId="8">
+  <w:abstractNum w:abstractNumId="5" w15:restartNumberingAfterBreak="0">
+    <w:nsid w:val="28DE7AFE"/>
+    <w:multiLevelType w:val="multilevel"/>
+    <w:tmpl w:val="6B0C4C5C"/>
     <w:lvl w:ilvl="0">
       <w:start w:val="1"/>
       <w:numFmt w:val="bullet"/>
@@ -5382,7 +4497,10 @@
       </w:rPr>
     </w:lvl>
   </w:abstractNum>
-  <w:abstractNum w:abstractNumId="9">
+  <w:abstractNum w:abstractNumId="6" w15:restartNumberingAfterBreak="0">
+    <w:nsid w:val="2A0827E3"/>
+    <w:multiLevelType w:val="multilevel"/>
+    <w:tmpl w:val="F020ADB8"/>
     <w:lvl w:ilvl="0">
       <w:start w:val="1"/>
       <w:numFmt w:val="bullet"/>
@@ -5492,7 +4610,10 @@
       </w:rPr>
     </w:lvl>
   </w:abstractNum>
-  <w:abstractNum w:abstractNumId="10">
+  <w:abstractNum w:abstractNumId="7" w15:restartNumberingAfterBreak="0">
+    <w:nsid w:val="2B1B582F"/>
+    <w:multiLevelType w:val="multilevel"/>
+    <w:tmpl w:val="804C61AC"/>
     <w:lvl w:ilvl="0">
       <w:start w:val="1"/>
       <w:numFmt w:val="bullet"/>
@@ -5602,7 +4723,10 @@
       </w:rPr>
     </w:lvl>
   </w:abstractNum>
-  <w:abstractNum w:abstractNumId="11">
+  <w:abstractNum w:abstractNumId="8" w15:restartNumberingAfterBreak="0">
+    <w:nsid w:val="2D042978"/>
+    <w:multiLevelType w:val="multilevel"/>
+    <w:tmpl w:val="27D4727A"/>
     <w:lvl w:ilvl="0">
       <w:start w:val="1"/>
       <w:numFmt w:val="bullet"/>
@@ -5712,7 +4836,10 @@
       </w:rPr>
     </w:lvl>
   </w:abstractNum>
-  <w:abstractNum w:abstractNumId="12">
+  <w:abstractNum w:abstractNumId="9" w15:restartNumberingAfterBreak="0">
+    <w:nsid w:val="32E47F2A"/>
+    <w:multiLevelType w:val="multilevel"/>
+    <w:tmpl w:val="8ABE24D0"/>
     <w:lvl w:ilvl="0">
       <w:start w:val="1"/>
       <w:numFmt w:val="bullet"/>
@@ -5822,7 +4949,10 @@
       </w:rPr>
     </w:lvl>
   </w:abstractNum>
-  <w:abstractNum w:abstractNumId="13">
+  <w:abstractNum w:abstractNumId="10" w15:restartNumberingAfterBreak="0">
+    <w:nsid w:val="398C74AC"/>
+    <w:multiLevelType w:val="multilevel"/>
+    <w:tmpl w:val="9DA65EA8"/>
     <w:lvl w:ilvl="0">
       <w:start w:val="1"/>
       <w:numFmt w:val="bullet"/>
@@ -5932,7 +5062,10 @@
       </w:rPr>
     </w:lvl>
   </w:abstractNum>
-  <w:abstractNum w:abstractNumId="14">
+  <w:abstractNum w:abstractNumId="11" w15:restartNumberingAfterBreak="0">
+    <w:nsid w:val="3FB12639"/>
+    <w:multiLevelType w:val="multilevel"/>
+    <w:tmpl w:val="3FE20BE2"/>
     <w:lvl w:ilvl="0">
       <w:start w:val="1"/>
       <w:numFmt w:val="bullet"/>
@@ -6042,7 +5175,10 @@
       </w:rPr>
     </w:lvl>
   </w:abstractNum>
-  <w:abstractNum w:abstractNumId="15">
+  <w:abstractNum w:abstractNumId="12" w15:restartNumberingAfterBreak="0">
+    <w:nsid w:val="46712163"/>
+    <w:multiLevelType w:val="multilevel"/>
+    <w:tmpl w:val="377CF6F0"/>
     <w:lvl w:ilvl="0">
       <w:start w:val="1"/>
       <w:numFmt w:val="bullet"/>
@@ -6152,7 +5288,10 @@
       </w:rPr>
     </w:lvl>
   </w:abstractNum>
-  <w:abstractNum w:abstractNumId="16">
+  <w:abstractNum w:abstractNumId="13" w15:restartNumberingAfterBreak="0">
+    <w:nsid w:val="46F85819"/>
+    <w:multiLevelType w:val="multilevel"/>
+    <w:tmpl w:val="1F288F3C"/>
     <w:lvl w:ilvl="0">
       <w:start w:val="1"/>
       <w:numFmt w:val="bullet"/>
@@ -6262,7 +5401,10 @@
       </w:rPr>
     </w:lvl>
   </w:abstractNum>
-  <w:abstractNum w:abstractNumId="17">
+  <w:abstractNum w:abstractNumId="14" w15:restartNumberingAfterBreak="0">
+    <w:nsid w:val="4B6074BC"/>
+    <w:multiLevelType w:val="multilevel"/>
+    <w:tmpl w:val="531CE708"/>
     <w:lvl w:ilvl="0">
       <w:start w:val="1"/>
       <w:numFmt w:val="bullet"/>
@@ -6372,7 +5514,10 @@
       </w:rPr>
     </w:lvl>
   </w:abstractNum>
-  <w:abstractNum w:abstractNumId="18">
+  <w:abstractNum w:abstractNumId="15" w15:restartNumberingAfterBreak="0">
+    <w:nsid w:val="52BC3EAF"/>
+    <w:multiLevelType w:val="multilevel"/>
+    <w:tmpl w:val="25BCF470"/>
     <w:lvl w:ilvl="0">
       <w:start w:val="1"/>
       <w:numFmt w:val="bullet"/>
@@ -6482,7 +5627,10 @@
       </w:rPr>
     </w:lvl>
   </w:abstractNum>
-  <w:abstractNum w:abstractNumId="19">
+  <w:abstractNum w:abstractNumId="16" w15:restartNumberingAfterBreak="0">
+    <w:nsid w:val="5D886492"/>
+    <w:multiLevelType w:val="multilevel"/>
+    <w:tmpl w:val="FDF2DBE6"/>
     <w:lvl w:ilvl="0">
       <w:start w:val="1"/>
       <w:numFmt w:val="bullet"/>
@@ -6592,7 +5740,10 @@
       </w:rPr>
     </w:lvl>
   </w:abstractNum>
-  <w:abstractNum w:abstractNumId="20">
+  <w:abstractNum w:abstractNumId="17" w15:restartNumberingAfterBreak="0">
+    <w:nsid w:val="5F8B104C"/>
+    <w:multiLevelType w:val="multilevel"/>
+    <w:tmpl w:val="C5BEA1CA"/>
     <w:lvl w:ilvl="0">
       <w:start w:val="1"/>
       <w:numFmt w:val="bullet"/>
@@ -6702,78 +5853,304 @@
       </w:rPr>
     </w:lvl>
   </w:abstractNum>
-  <w:num w:numId="1">
+  <w:abstractNum w:abstractNumId="18" w15:restartNumberingAfterBreak="0">
+    <w:nsid w:val="66CD25A9"/>
+    <w:multiLevelType w:val="multilevel"/>
+    <w:tmpl w:val="073834C0"/>
+    <w:lvl w:ilvl="0">
+      <w:start w:val="1"/>
+      <w:numFmt w:val="bullet"/>
+      <w:lvlText w:val="❖"/>
+      <w:lvlJc w:val="left"/>
+      <w:pPr>
+        <w:ind w:left="720" w:hanging="360"/>
+      </w:pPr>
+      <w:rPr>
+        <w:u w:val="none"/>
+      </w:rPr>
+    </w:lvl>
+    <w:lvl w:ilvl="1">
+      <w:start w:val="1"/>
+      <w:numFmt w:val="bullet"/>
+      <w:lvlText w:val="➢"/>
+      <w:lvlJc w:val="left"/>
+      <w:pPr>
+        <w:ind w:left="1440" w:hanging="360"/>
+      </w:pPr>
+      <w:rPr>
+        <w:u w:val="none"/>
+      </w:rPr>
+    </w:lvl>
+    <w:lvl w:ilvl="2">
+      <w:start w:val="1"/>
+      <w:numFmt w:val="bullet"/>
+      <w:lvlText w:val="■"/>
+      <w:lvlJc w:val="left"/>
+      <w:pPr>
+        <w:ind w:left="2160" w:hanging="360"/>
+      </w:pPr>
+      <w:rPr>
+        <w:u w:val="none"/>
+      </w:rPr>
+    </w:lvl>
+    <w:lvl w:ilvl="3">
+      <w:start w:val="1"/>
+      <w:numFmt w:val="bullet"/>
+      <w:lvlText w:val="●"/>
+      <w:lvlJc w:val="left"/>
+      <w:pPr>
+        <w:ind w:left="2880" w:hanging="360"/>
+      </w:pPr>
+      <w:rPr>
+        <w:u w:val="none"/>
+      </w:rPr>
+    </w:lvl>
+    <w:lvl w:ilvl="4">
+      <w:start w:val="1"/>
+      <w:numFmt w:val="bullet"/>
+      <w:lvlText w:val="◆"/>
+      <w:lvlJc w:val="left"/>
+      <w:pPr>
+        <w:ind w:left="3600" w:hanging="360"/>
+      </w:pPr>
+      <w:rPr>
+        <w:u w:val="none"/>
+      </w:rPr>
+    </w:lvl>
+    <w:lvl w:ilvl="5">
+      <w:start w:val="1"/>
+      <w:numFmt w:val="bullet"/>
+      <w:lvlText w:val="➢"/>
+      <w:lvlJc w:val="left"/>
+      <w:pPr>
+        <w:ind w:left="4320" w:hanging="360"/>
+      </w:pPr>
+      <w:rPr>
+        <w:u w:val="none"/>
+      </w:rPr>
+    </w:lvl>
+    <w:lvl w:ilvl="6">
+      <w:start w:val="1"/>
+      <w:numFmt w:val="bullet"/>
+      <w:lvlText w:val="■"/>
+      <w:lvlJc w:val="left"/>
+      <w:pPr>
+        <w:ind w:left="5040" w:hanging="360"/>
+      </w:pPr>
+      <w:rPr>
+        <w:u w:val="none"/>
+      </w:rPr>
+    </w:lvl>
+    <w:lvl w:ilvl="7">
+      <w:start w:val="1"/>
+      <w:numFmt w:val="bullet"/>
+      <w:lvlText w:val="●"/>
+      <w:lvlJc w:val="left"/>
+      <w:pPr>
+        <w:ind w:left="5760" w:hanging="360"/>
+      </w:pPr>
+      <w:rPr>
+        <w:u w:val="none"/>
+      </w:rPr>
+    </w:lvl>
+    <w:lvl w:ilvl="8">
+      <w:start w:val="1"/>
+      <w:numFmt w:val="bullet"/>
+      <w:lvlText w:val="◆"/>
+      <w:lvlJc w:val="left"/>
+      <w:pPr>
+        <w:ind w:left="6480" w:hanging="360"/>
+      </w:pPr>
+      <w:rPr>
+        <w:u w:val="none"/>
+      </w:rPr>
+    </w:lvl>
+  </w:abstractNum>
+  <w:abstractNum w:abstractNumId="19" w15:restartNumberingAfterBreak="0">
+    <w:nsid w:val="7E362EDD"/>
+    <w:multiLevelType w:val="multilevel"/>
+    <w:tmpl w:val="2E54D7EE"/>
+    <w:lvl w:ilvl="0">
+      <w:start w:val="1"/>
+      <w:numFmt w:val="bullet"/>
+      <w:lvlText w:val="❖"/>
+      <w:lvlJc w:val="left"/>
+      <w:pPr>
+        <w:ind w:left="720" w:hanging="360"/>
+      </w:pPr>
+      <w:rPr>
+        <w:u w:val="none"/>
+      </w:rPr>
+    </w:lvl>
+    <w:lvl w:ilvl="1">
+      <w:start w:val="1"/>
+      <w:numFmt w:val="bullet"/>
+      <w:lvlText w:val="➢"/>
+      <w:lvlJc w:val="left"/>
+      <w:pPr>
+        <w:ind w:left="1440" w:hanging="360"/>
+      </w:pPr>
+      <w:rPr>
+        <w:u w:val="none"/>
+      </w:rPr>
+    </w:lvl>
+    <w:lvl w:ilvl="2">
+      <w:start w:val="1"/>
+      <w:numFmt w:val="bullet"/>
+      <w:lvlText w:val="■"/>
+      <w:lvlJc w:val="left"/>
+      <w:pPr>
+        <w:ind w:left="2160" w:hanging="360"/>
+      </w:pPr>
+      <w:rPr>
+        <w:u w:val="none"/>
+      </w:rPr>
+    </w:lvl>
+    <w:lvl w:ilvl="3">
+      <w:start w:val="1"/>
+      <w:numFmt w:val="bullet"/>
+      <w:lvlText w:val="●"/>
+      <w:lvlJc w:val="left"/>
+      <w:pPr>
+        <w:ind w:left="2880" w:hanging="360"/>
+      </w:pPr>
+      <w:rPr>
+        <w:u w:val="none"/>
+      </w:rPr>
+    </w:lvl>
+    <w:lvl w:ilvl="4">
+      <w:start w:val="1"/>
+      <w:numFmt w:val="bullet"/>
+      <w:lvlText w:val="◆"/>
+      <w:lvlJc w:val="left"/>
+      <w:pPr>
+        <w:ind w:left="3600" w:hanging="360"/>
+      </w:pPr>
+      <w:rPr>
+        <w:u w:val="none"/>
+      </w:rPr>
+    </w:lvl>
+    <w:lvl w:ilvl="5">
+      <w:start w:val="1"/>
+      <w:numFmt w:val="bullet"/>
+      <w:lvlText w:val="➢"/>
+      <w:lvlJc w:val="left"/>
+      <w:pPr>
+        <w:ind w:left="4320" w:hanging="360"/>
+      </w:pPr>
+      <w:rPr>
+        <w:u w:val="none"/>
+      </w:rPr>
+    </w:lvl>
+    <w:lvl w:ilvl="6">
+      <w:start w:val="1"/>
+      <w:numFmt w:val="bullet"/>
+      <w:lvlText w:val="■"/>
+      <w:lvlJc w:val="left"/>
+      <w:pPr>
+        <w:ind w:left="5040" w:hanging="360"/>
+      </w:pPr>
+      <w:rPr>
+        <w:u w:val="none"/>
+      </w:rPr>
+    </w:lvl>
+    <w:lvl w:ilvl="7">
+      <w:start w:val="1"/>
+      <w:numFmt w:val="bullet"/>
+      <w:lvlText w:val="●"/>
+      <w:lvlJc w:val="left"/>
+      <w:pPr>
+        <w:ind w:left="5760" w:hanging="360"/>
+      </w:pPr>
+      <w:rPr>
+        <w:u w:val="none"/>
+      </w:rPr>
+    </w:lvl>
+    <w:lvl w:ilvl="8">
+      <w:start w:val="1"/>
+      <w:numFmt w:val="bullet"/>
+      <w:lvlText w:val="◆"/>
+      <w:lvlJc w:val="left"/>
+      <w:pPr>
+        <w:ind w:left="6480" w:hanging="360"/>
+      </w:pPr>
+      <w:rPr>
+        <w:u w:val="none"/>
+      </w:rPr>
+    </w:lvl>
+  </w:abstractNum>
+  <w:num w:numId="1" w16cid:durableId="1833714130">
+    <w:abstractNumId w:val="2"/>
+  </w:num>
+  <w:num w:numId="2" w16cid:durableId="490948979">
+    <w:abstractNumId w:val="7"/>
+  </w:num>
+  <w:num w:numId="3" w16cid:durableId="306667527">
+    <w:abstractNumId w:val="11"/>
+  </w:num>
+  <w:num w:numId="4" w16cid:durableId="1220479392">
+    <w:abstractNumId w:val="9"/>
+  </w:num>
+  <w:num w:numId="5" w16cid:durableId="1044409127">
+    <w:abstractNumId w:val="5"/>
+  </w:num>
+  <w:num w:numId="6" w16cid:durableId="128210019">
+    <w:abstractNumId w:val="3"/>
+  </w:num>
+  <w:num w:numId="7" w16cid:durableId="299964188">
+    <w:abstractNumId w:val="0"/>
+  </w:num>
+  <w:num w:numId="8" w16cid:durableId="769618795">
+    <w:abstractNumId w:val="19"/>
+  </w:num>
+  <w:num w:numId="9" w16cid:durableId="981813700">
+    <w:abstractNumId w:val="15"/>
+  </w:num>
+  <w:num w:numId="10" w16cid:durableId="2008900112">
+    <w:abstractNumId w:val="4"/>
+  </w:num>
+  <w:num w:numId="11" w16cid:durableId="1927226483">
     <w:abstractNumId w:val="1"/>
   </w:num>
-  <w:num w:numId="2">
-    <w:abstractNumId w:val="2"/>
+  <w:num w:numId="12" w16cid:durableId="1847015453">
+    <w:abstractNumId w:val="8"/>
   </w:num>
-  <w:num w:numId="3">
-    <w:abstractNumId w:val="3"/>
+  <w:num w:numId="13" w16cid:durableId="2115440289">
+    <w:abstractNumId w:val="10"/>
   </w:num>
-  <w:num w:numId="4">
-    <w:abstractNumId w:val="4"/>
+  <w:num w:numId="14" w16cid:durableId="492065606">
+    <w:abstractNumId w:val="14"/>
   </w:num>
-  <w:num w:numId="5">
-    <w:abstractNumId w:val="5"/>
+  <w:num w:numId="15" w16cid:durableId="1939557650">
+    <w:abstractNumId w:val="18"/>
   </w:num>
-  <w:num w:numId="6">
+  <w:num w:numId="16" w16cid:durableId="1504667430">
+    <w:abstractNumId w:val="13"/>
+  </w:num>
+  <w:num w:numId="17" w16cid:durableId="564297002">
     <w:abstractNumId w:val="6"/>
   </w:num>
-  <w:num w:numId="7">
-    <w:abstractNumId w:val="7"/>
-  </w:num>
-  <w:num w:numId="8">
-    <w:abstractNumId w:val="8"/>
-  </w:num>
-  <w:num w:numId="9">
-    <w:abstractNumId w:val="9"/>
-  </w:num>
-  <w:num w:numId="10">
-    <w:abstractNumId w:val="10"/>
-  </w:num>
-  <w:num w:numId="11">
-    <w:abstractNumId w:val="11"/>
-  </w:num>
-  <w:num w:numId="12">
+  <w:num w:numId="18" w16cid:durableId="943154738">
     <w:abstractNumId w:val="12"/>
   </w:num>
-  <w:num w:numId="13">
-    <w:abstractNumId w:val="13"/>
-  </w:num>
-  <w:num w:numId="14">
-    <w:abstractNumId w:val="14"/>
-  </w:num>
-  <w:num w:numId="15">
-    <w:abstractNumId w:val="15"/>
-  </w:num>
-  <w:num w:numId="16">
+  <w:num w:numId="19" w16cid:durableId="336270287">
     <w:abstractNumId w:val="16"/>
   </w:num>
-  <w:num w:numId="17">
+  <w:num w:numId="20" w16cid:durableId="1368988010">
     <w:abstractNumId w:val="17"/>
-  </w:num>
-  <w:num w:numId="18">
-    <w:abstractNumId w:val="18"/>
-  </w:num>
-  <w:num w:numId="19">
-    <w:abstractNumId w:val="19"/>
-  </w:num>
-  <w:num w:numId="20">
-    <w:abstractNumId w:val="20"/>
   </w:num>
 </w:numbering>
 </file>
 
 <file path=word/styles.xml><?xml version="1.0" encoding="utf-8"?>
-<w:styles xmlns:mc="http://schemas.openxmlformats.org/markup-compatibility/2006" xmlns:o="urn:schemas-microsoft-com:office:office" xmlns:r="http://schemas.openxmlformats.org/officeDocument/2006/relationships" xmlns:m="http://schemas.openxmlformats.org/officeDocument/2006/math" xmlns:v="urn:schemas-microsoft-com:vml" xmlns:wp="http://schemas.openxmlformats.org/drawingml/2006/wordprocessingDrawing" xmlns:w10="urn:schemas-microsoft-com:office:word" xmlns:w="http://schemas.openxmlformats.org/wordprocessingml/2006/main" xmlns:wne="http://schemas.microsoft.com/office/word/2006/wordml" xmlns:sl="http://schemas.openxmlformats.org/schemaLibrary/2006/main" xmlns:a="http://schemas.openxmlformats.org/drawingml/2006/main" xmlns:pic="http://schemas.openxmlformats.org/drawingml/2006/picture" xmlns:c="http://schemas.openxmlformats.org/drawingml/2006/chart" xmlns:lc="http://schemas.openxmlformats.org/drawingml/2006/lockedCanvas" xmlns:dgm="http://schemas.openxmlformats.org/drawingml/2006/diagram" xmlns:wps="http://schemas.microsoft.com/office/word/2010/wordprocessingShape" xmlns:wpg="http://schemas.microsoft.com/office/word/2010/wordprocessingGroup" xmlns:w14="http://schemas.microsoft.com/office/word/2010/wordml" xmlns:w15="http://schemas.microsoft.com/office/word/2012/wordml" xmlns:w16="http://schemas.microsoft.com/office/word/2018/wordml" xmlns:w16cex="http://schemas.microsoft.com/office/word/2018/wordml/cex" xmlns:w16cid="http://schemas.microsoft.com/office/word/2016/wordml/cid" xmlns="http://schemas.microsoft.com/office/tasks/2019/documenttasks" xmlns:cr="http://schemas.microsoft.com/office/comments/2020/reactions">
+<w:styles xmlns:mc="http://schemas.openxmlformats.org/markup-compatibility/2006" xmlns:r="http://schemas.openxmlformats.org/officeDocument/2006/relationships" xmlns:w="http://schemas.openxmlformats.org/wordprocessingml/2006/main" xmlns:w14="http://schemas.microsoft.com/office/word/2010/wordml" xmlns:w15="http://schemas.microsoft.com/office/word/2012/wordml" xmlns:w16cex="http://schemas.microsoft.com/office/word/2018/wordml/cex" xmlns:w16cid="http://schemas.microsoft.com/office/word/2016/wordml/cid" xmlns:w16="http://schemas.microsoft.com/office/word/2018/wordml" xmlns:w16du="http://schemas.microsoft.com/office/word/2023/wordml/word16du" xmlns:w16sdtdh="http://schemas.microsoft.com/office/word/2020/wordml/sdtdatahash" xmlns:w16se="http://schemas.microsoft.com/office/word/2015/wordml/symex" mc:Ignorable="w14 w15 w16se w16cid w16 w16cex w16sdtdh w16du">
   <w:docDefaults>
     <w:rPrDefault>
       <w:rPr>
-        <w:rFonts w:ascii="Arial" w:cs="Arial" w:eastAsia="Arial" w:hAnsi="Arial"/>
+        <w:rFonts w:ascii="Arial" w:eastAsia="Arial" w:hAnsi="Arial" w:cs="Arial"/>
         <w:sz w:val="22"/>
         <w:szCs w:val="22"/>
-        <w:lang w:val="es"/>
+        <w:lang w:val="es" w:eastAsia="ko-KR" w:bidi="ar-SA"/>
       </w:rPr>
     </w:rPrDefault>
     <w:pPrDefault>
@@ -6782,74 +6159,463 @@
       </w:pPr>
     </w:pPrDefault>
   </w:docDefaults>
-  <w:style w:type="paragraph" w:styleId="Normal" w:default="1">
-    <w:name w:val="normal"/>
+  <w:latentStyles w:defLockedState="0" w:defUIPriority="99" w:defSemiHidden="0" w:defUnhideWhenUsed="0" w:defQFormat="0" w:count="376">
+    <w:lsdException w:name="Normal" w:uiPriority="0" w:qFormat="1"/>
+    <w:lsdException w:name="heading 1" w:uiPriority="9" w:qFormat="1"/>
+    <w:lsdException w:name="heading 2" w:semiHidden="1" w:uiPriority="9" w:unhideWhenUsed="1" w:qFormat="1"/>
+    <w:lsdException w:name="heading 3" w:semiHidden="1" w:uiPriority="9" w:unhideWhenUsed="1" w:qFormat="1"/>
+    <w:lsdException w:name="heading 4" w:semiHidden="1" w:uiPriority="9" w:unhideWhenUsed="1" w:qFormat="1"/>
+    <w:lsdException w:name="heading 5" w:semiHidden="1" w:uiPriority="9" w:unhideWhenUsed="1" w:qFormat="1"/>
+    <w:lsdException w:name="heading 6" w:semiHidden="1" w:uiPriority="9" w:unhideWhenUsed="1" w:qFormat="1"/>
+    <w:lsdException w:name="heading 7" w:semiHidden="1" w:uiPriority="9" w:unhideWhenUsed="1" w:qFormat="1"/>
+    <w:lsdException w:name="heading 8" w:semiHidden="1" w:uiPriority="9" w:unhideWhenUsed="1" w:qFormat="1"/>
+    <w:lsdException w:name="heading 9" w:semiHidden="1" w:uiPriority="9" w:unhideWhenUsed="1" w:qFormat="1"/>
+    <w:lsdException w:name="index 1" w:semiHidden="1" w:unhideWhenUsed="1"/>
+    <w:lsdException w:name="index 2" w:semiHidden="1" w:unhideWhenUsed="1"/>
+    <w:lsdException w:name="index 3" w:semiHidden="1" w:unhideWhenUsed="1"/>
+    <w:lsdException w:name="index 4" w:semiHidden="1" w:unhideWhenUsed="1"/>
+    <w:lsdException w:name="index 5" w:semiHidden="1" w:unhideWhenUsed="1"/>
+    <w:lsdException w:name="index 6" w:semiHidden="1" w:unhideWhenUsed="1"/>
+    <w:lsdException w:name="index 7" w:semiHidden="1" w:unhideWhenUsed="1"/>
+    <w:lsdException w:name="index 8" w:semiHidden="1" w:unhideWhenUsed="1"/>
+    <w:lsdException w:name="index 9" w:semiHidden="1" w:unhideWhenUsed="1"/>
+    <w:lsdException w:name="toc 1" w:semiHidden="1" w:uiPriority="39" w:unhideWhenUsed="1"/>
+    <w:lsdException w:name="toc 2" w:semiHidden="1" w:uiPriority="39" w:unhideWhenUsed="1"/>
+    <w:lsdException w:name="toc 3" w:semiHidden="1" w:uiPriority="39" w:unhideWhenUsed="1"/>
+    <w:lsdException w:name="toc 4" w:semiHidden="1" w:uiPriority="39" w:unhideWhenUsed="1"/>
+    <w:lsdException w:name="toc 5" w:semiHidden="1" w:uiPriority="39" w:unhideWhenUsed="1"/>
+    <w:lsdException w:name="toc 6" w:semiHidden="1" w:uiPriority="39" w:unhideWhenUsed="1"/>
+    <w:lsdException w:name="toc 7" w:semiHidden="1" w:uiPriority="39" w:unhideWhenUsed="1"/>
+    <w:lsdException w:name="toc 8" w:semiHidden="1" w:uiPriority="39" w:unhideWhenUsed="1"/>
+    <w:lsdException w:name="toc 9" w:semiHidden="1" w:uiPriority="39" w:unhideWhenUsed="1"/>
+    <w:lsdException w:name="Normal Indent" w:semiHidden="1" w:unhideWhenUsed="1"/>
+    <w:lsdException w:name="footnote text" w:semiHidden="1" w:unhideWhenUsed="1"/>
+    <w:lsdException w:name="annotation text" w:semiHidden="1" w:unhideWhenUsed="1"/>
+    <w:lsdException w:name="header" w:semiHidden="1" w:unhideWhenUsed="1"/>
+    <w:lsdException w:name="footer" w:semiHidden="1" w:unhideWhenUsed="1"/>
+    <w:lsdException w:name="index heading" w:semiHidden="1" w:unhideWhenUsed="1"/>
+    <w:lsdException w:name="caption" w:semiHidden="1" w:uiPriority="35" w:unhideWhenUsed="1" w:qFormat="1"/>
+    <w:lsdException w:name="table of figures" w:semiHidden="1" w:unhideWhenUsed="1"/>
+    <w:lsdException w:name="envelope address" w:semiHidden="1" w:unhideWhenUsed="1"/>
+    <w:lsdException w:name="envelope return" w:semiHidden="1" w:unhideWhenUsed="1"/>
+    <w:lsdException w:name="footnote reference" w:semiHidden="1" w:unhideWhenUsed="1"/>
+    <w:lsdException w:name="annotation reference" w:semiHidden="1" w:unhideWhenUsed="1"/>
+    <w:lsdException w:name="line number" w:semiHidden="1" w:unhideWhenUsed="1"/>
+    <w:lsdException w:name="page number" w:semiHidden="1" w:unhideWhenUsed="1"/>
+    <w:lsdException w:name="endnote reference" w:semiHidden="1" w:unhideWhenUsed="1"/>
+    <w:lsdException w:name="endnote text" w:semiHidden="1" w:unhideWhenUsed="1"/>
+    <w:lsdException w:name="table of authorities" w:semiHidden="1" w:unhideWhenUsed="1"/>
+    <w:lsdException w:name="macro" w:semiHidden="1" w:unhideWhenUsed="1"/>
+    <w:lsdException w:name="toa heading" w:semiHidden="1" w:unhideWhenUsed="1"/>
+    <w:lsdException w:name="List" w:semiHidden="1" w:unhideWhenUsed="1"/>
+    <w:lsdException w:name="List Bullet" w:semiHidden="1" w:unhideWhenUsed="1"/>
+    <w:lsdException w:name="List Number" w:semiHidden="1" w:unhideWhenUsed="1"/>
+    <w:lsdException w:name="List 2" w:semiHidden="1" w:unhideWhenUsed="1"/>
+    <w:lsdException w:name="List 3" w:semiHidden="1" w:unhideWhenUsed="1"/>
+    <w:lsdException w:name="List 4" w:semiHidden="1" w:unhideWhenUsed="1"/>
+    <w:lsdException w:name="List 5" w:semiHidden="1" w:unhideWhenUsed="1"/>
+    <w:lsdException w:name="List Bullet 2" w:semiHidden="1" w:unhideWhenUsed="1"/>
+    <w:lsdException w:name="List Bullet 3" w:semiHidden="1" w:unhideWhenUsed="1"/>
+    <w:lsdException w:name="List Bullet 4" w:semiHidden="1" w:unhideWhenUsed="1"/>
+    <w:lsdException w:name="List Bullet 5" w:semiHidden="1" w:unhideWhenUsed="1"/>
+    <w:lsdException w:name="List Number 2" w:semiHidden="1" w:unhideWhenUsed="1"/>
+    <w:lsdException w:name="List Number 3" w:semiHidden="1" w:unhideWhenUsed="1"/>
+    <w:lsdException w:name="List Number 4" w:semiHidden="1" w:unhideWhenUsed="1"/>
+    <w:lsdException w:name="List Number 5" w:semiHidden="1" w:unhideWhenUsed="1"/>
+    <w:lsdException w:name="Title" w:uiPriority="10" w:qFormat="1"/>
+    <w:lsdException w:name="Closing" w:semiHidden="1" w:unhideWhenUsed="1"/>
+    <w:lsdException w:name="Signature" w:semiHidden="1" w:unhideWhenUsed="1"/>
+    <w:lsdException w:name="Default Paragraph Font" w:semiHidden="1" w:uiPriority="1" w:unhideWhenUsed="1"/>
+    <w:lsdException w:name="Body Text" w:semiHidden="1" w:unhideWhenUsed="1"/>
+    <w:lsdException w:name="Body Text Indent" w:semiHidden="1" w:unhideWhenUsed="1"/>
+    <w:lsdException w:name="List Continue" w:semiHidden="1" w:unhideWhenUsed="1"/>
+    <w:lsdException w:name="List Continue 2" w:semiHidden="1" w:unhideWhenUsed="1"/>
+    <w:lsdException w:name="List Continue 3" w:semiHidden="1" w:unhideWhenUsed="1"/>
+    <w:lsdException w:name="List Continue 4" w:semiHidden="1" w:unhideWhenUsed="1"/>
+    <w:lsdException w:name="List Continue 5" w:semiHidden="1" w:unhideWhenUsed="1"/>
+    <w:lsdException w:name="Message Header" w:semiHidden="1" w:unhideWhenUsed="1"/>
+    <w:lsdException w:name="Subtitle" w:uiPriority="11" w:qFormat="1"/>
+    <w:lsdException w:name="Salutation" w:semiHidden="1" w:unhideWhenUsed="1"/>
+    <w:lsdException w:name="Date" w:semiHidden="1" w:unhideWhenUsed="1"/>
+    <w:lsdException w:name="Body Text First Indent" w:semiHidden="1" w:unhideWhenUsed="1"/>
+    <w:lsdException w:name="Body Text First Indent 2" w:semiHidden="1" w:unhideWhenUsed="1"/>
+    <w:lsdException w:name="Note Heading" w:semiHidden="1" w:unhideWhenUsed="1"/>
+    <w:lsdException w:name="Body Text 2" w:semiHidden="1" w:unhideWhenUsed="1"/>
+    <w:lsdException w:name="Body Text 3" w:semiHidden="1" w:unhideWhenUsed="1"/>
+    <w:lsdException w:name="Body Text Indent 2" w:semiHidden="1" w:unhideWhenUsed="1"/>
+    <w:lsdException w:name="Body Text Indent 3" w:semiHidden="1" w:unhideWhenUsed="1"/>
+    <w:lsdException w:name="Block Text" w:semiHidden="1" w:unhideWhenUsed="1"/>
+    <w:lsdException w:name="Hyperlink" w:semiHidden="1" w:unhideWhenUsed="1"/>
+    <w:lsdException w:name="FollowedHyperlink" w:semiHidden="1" w:unhideWhenUsed="1"/>
+    <w:lsdException w:name="Strong" w:uiPriority="22" w:qFormat="1"/>
+    <w:lsdException w:name="Emphasis" w:uiPriority="20" w:qFormat="1"/>
+    <w:lsdException w:name="Document Map" w:semiHidden="1" w:unhideWhenUsed="1"/>
+    <w:lsdException w:name="Plain Text" w:semiHidden="1" w:unhideWhenUsed="1"/>
+    <w:lsdException w:name="E-mail Signature" w:semiHidden="1" w:unhideWhenUsed="1"/>
+    <w:lsdException w:name="HTML Top of Form" w:semiHidden="1" w:unhideWhenUsed="1"/>
+    <w:lsdException w:name="HTML Bottom of Form" w:semiHidden="1" w:unhideWhenUsed="1"/>
+    <w:lsdException w:name="Normal (Web)" w:semiHidden="1" w:unhideWhenUsed="1"/>
+    <w:lsdException w:name="HTML Acronym" w:semiHidden="1" w:unhideWhenUsed="1"/>
+    <w:lsdException w:name="HTML Address" w:semiHidden="1" w:unhideWhenUsed="1"/>
+    <w:lsdException w:name="HTML Cite" w:semiHidden="1" w:unhideWhenUsed="1"/>
+    <w:lsdException w:name="HTML Code" w:semiHidden="1" w:unhideWhenUsed="1"/>
+    <w:lsdException w:name="HTML Definition" w:semiHidden="1" w:unhideWhenUsed="1"/>
+    <w:lsdException w:name="HTML Keyboard" w:semiHidden="1" w:unhideWhenUsed="1"/>
+    <w:lsdException w:name="HTML Preformatted" w:semiHidden="1" w:unhideWhenUsed="1"/>
+    <w:lsdException w:name="HTML Sample" w:semiHidden="1" w:unhideWhenUsed="1"/>
+    <w:lsdException w:name="HTML Typewriter" w:semiHidden="1" w:unhideWhenUsed="1"/>
+    <w:lsdException w:name="HTML Variable" w:semiHidden="1" w:unhideWhenUsed="1"/>
+    <w:lsdException w:name="Normal Table" w:semiHidden="1" w:unhideWhenUsed="1"/>
+    <w:lsdException w:name="annotation subject" w:semiHidden="1" w:unhideWhenUsed="1"/>
+    <w:lsdException w:name="No List" w:semiHidden="1" w:unhideWhenUsed="1"/>
+    <w:lsdException w:name="Outline List 1" w:semiHidden="1" w:unhideWhenUsed="1"/>
+    <w:lsdException w:name="Outline List 2" w:semiHidden="1" w:unhideWhenUsed="1"/>
+    <w:lsdException w:name="Outline List 3" w:semiHidden="1" w:unhideWhenUsed="1"/>
+    <w:lsdException w:name="Table Simple 1" w:semiHidden="1" w:unhideWhenUsed="1"/>
+    <w:lsdException w:name="Table Simple 2" w:semiHidden="1" w:unhideWhenUsed="1"/>
+    <w:lsdException w:name="Table Simple 3" w:semiHidden="1" w:unhideWhenUsed="1"/>
+    <w:lsdException w:name="Table Classic 1" w:semiHidden="1" w:unhideWhenUsed="1"/>
+    <w:lsdException w:name="Table Classic 2" w:semiHidden="1" w:unhideWhenUsed="1"/>
+    <w:lsdException w:name="Table Classic 3" w:semiHidden="1" w:unhideWhenUsed="1"/>
+    <w:lsdException w:name="Table Classic 4" w:semiHidden="1" w:unhideWhenUsed="1"/>
+    <w:lsdException w:name="Table Colorful 1" w:semiHidden="1" w:unhideWhenUsed="1"/>
+    <w:lsdException w:name="Table Colorful 2" w:semiHidden="1" w:unhideWhenUsed="1"/>
+    <w:lsdException w:name="Table Colorful 3" w:semiHidden="1" w:unhideWhenUsed="1"/>
+    <w:lsdException w:name="Table Columns 1" w:semiHidden="1" w:unhideWhenUsed="1"/>
+    <w:lsdException w:name="Table Columns 2" w:semiHidden="1" w:unhideWhenUsed="1"/>
+    <w:lsdException w:name="Table Columns 3" w:semiHidden="1" w:unhideWhenUsed="1"/>
+    <w:lsdException w:name="Table Columns 4" w:semiHidden="1" w:unhideWhenUsed="1"/>
+    <w:lsdException w:name="Table Columns 5" w:semiHidden="1" w:unhideWhenUsed="1"/>
+    <w:lsdException w:name="Table Grid 1" w:semiHidden="1" w:unhideWhenUsed="1"/>
+    <w:lsdException w:name="Table Grid 2" w:semiHidden="1" w:unhideWhenUsed="1"/>
+    <w:lsdException w:name="Table Grid 3" w:semiHidden="1" w:unhideWhenUsed="1"/>
+    <w:lsdException w:name="Table Grid 4" w:semiHidden="1" w:unhideWhenUsed="1"/>
+    <w:lsdException w:name="Table Grid 5" w:semiHidden="1" w:unhideWhenUsed="1"/>
+    <w:lsdException w:name="Table Grid 6" w:semiHidden="1" w:unhideWhenUsed="1"/>
+    <w:lsdException w:name="Table Grid 7" w:semiHidden="1" w:unhideWhenUsed="1"/>
+    <w:lsdException w:name="Table Grid 8" w:semiHidden="1" w:unhideWhenUsed="1"/>
+    <w:lsdException w:name="Table List 1" w:semiHidden="1" w:unhideWhenUsed="1"/>
+    <w:lsdException w:name="Table List 2" w:semiHidden="1" w:unhideWhenUsed="1"/>
+    <w:lsdException w:name="Table List 3" w:semiHidden="1" w:unhideWhenUsed="1"/>
+    <w:lsdException w:name="Table List 4" w:semiHidden="1" w:unhideWhenUsed="1"/>
+    <w:lsdException w:name="Table List 5" w:semiHidden="1" w:unhideWhenUsed="1"/>
+    <w:lsdException w:name="Table List 6" w:semiHidden="1" w:unhideWhenUsed="1"/>
+    <w:lsdException w:name="Table List 7" w:semiHidden="1" w:unhideWhenUsed="1"/>
+    <w:lsdException w:name="Table List 8" w:semiHidden="1" w:unhideWhenUsed="1"/>
+    <w:lsdException w:name="Table 3D effects 1" w:semiHidden="1" w:unhideWhenUsed="1"/>
+    <w:lsdException w:name="Table 3D effects 2" w:semiHidden="1" w:unhideWhenUsed="1"/>
+    <w:lsdException w:name="Table 3D effects 3" w:semiHidden="1" w:unhideWhenUsed="1"/>
+    <w:lsdException w:name="Table Contemporary" w:semiHidden="1" w:unhideWhenUsed="1"/>
+    <w:lsdException w:name="Table Elegant" w:semiHidden="1" w:unhideWhenUsed="1"/>
+    <w:lsdException w:name="Table Professional" w:semiHidden="1" w:unhideWhenUsed="1"/>
+    <w:lsdException w:name="Table Subtle 1" w:semiHidden="1" w:unhideWhenUsed="1"/>
+    <w:lsdException w:name="Table Subtle 2" w:semiHidden="1" w:unhideWhenUsed="1"/>
+    <w:lsdException w:name="Table Web 1" w:semiHidden="1" w:unhideWhenUsed="1"/>
+    <w:lsdException w:name="Table Web 2" w:semiHidden="1" w:unhideWhenUsed="1"/>
+    <w:lsdException w:name="Table Web 3" w:semiHidden="1" w:unhideWhenUsed="1"/>
+    <w:lsdException w:name="Balloon Text" w:semiHidden="1" w:unhideWhenUsed="1"/>
+    <w:lsdException w:name="Table Grid" w:uiPriority="39"/>
+    <w:lsdException w:name="Table Theme" w:semiHidden="1" w:unhideWhenUsed="1"/>
+    <w:lsdException w:name="Placeholder Text" w:semiHidden="1"/>
+    <w:lsdException w:name="No Spacing" w:uiPriority="1" w:qFormat="1"/>
+    <w:lsdException w:name="Light Shading" w:uiPriority="60"/>
+    <w:lsdException w:name="Light List" w:uiPriority="61"/>
+    <w:lsdException w:name="Light Grid" w:uiPriority="62"/>
+    <w:lsdException w:name="Medium Shading 1" w:uiPriority="63"/>
+    <w:lsdException w:name="Medium Shading 2" w:uiPriority="64"/>
+    <w:lsdException w:name="Medium List 1" w:uiPriority="65"/>
+    <w:lsdException w:name="Medium List 2" w:uiPriority="66"/>
+    <w:lsdException w:name="Medium Grid 1" w:uiPriority="67"/>
+    <w:lsdException w:name="Medium Grid 2" w:uiPriority="68"/>
+    <w:lsdException w:name="Medium Grid 3" w:uiPriority="69"/>
+    <w:lsdException w:name="Dark List" w:uiPriority="70"/>
+    <w:lsdException w:name="Colorful Shading" w:uiPriority="71"/>
+    <w:lsdException w:name="Colorful List" w:uiPriority="72"/>
+    <w:lsdException w:name="Colorful Grid" w:uiPriority="73"/>
+    <w:lsdException w:name="Light Shading Accent 1" w:uiPriority="60"/>
+    <w:lsdException w:name="Light List Accent 1" w:uiPriority="61"/>
+    <w:lsdException w:name="Light Grid Accent 1" w:uiPriority="62"/>
+    <w:lsdException w:name="Medium Shading 1 Accent 1" w:uiPriority="63"/>
+    <w:lsdException w:name="Medium Shading 2 Accent 1" w:uiPriority="64"/>
+    <w:lsdException w:name="Medium List 1 Accent 1" w:uiPriority="65"/>
+    <w:lsdException w:name="Revision" w:semiHidden="1"/>
+    <w:lsdException w:name="List Paragraph" w:uiPriority="34" w:qFormat="1"/>
+    <w:lsdException w:name="Quote" w:uiPriority="29" w:qFormat="1"/>
+    <w:lsdException w:name="Intense Quote" w:uiPriority="30" w:qFormat="1"/>
+    <w:lsdException w:name="Medium List 2 Accent 1" w:uiPriority="66"/>
+    <w:lsdException w:name="Medium Grid 1 Accent 1" w:uiPriority="67"/>
+    <w:lsdException w:name="Medium Grid 2 Accent 1" w:uiPriority="68"/>
+    <w:lsdException w:name="Medium Grid 3 Accent 1" w:uiPriority="69"/>
+    <w:lsdException w:name="Dark List Accent 1" w:uiPriority="70"/>
+    <w:lsdException w:name="Colorful Shading Accent 1" w:uiPriority="71"/>
+    <w:lsdException w:name="Colorful List Accent 1" w:uiPriority="72"/>
+    <w:lsdException w:name="Colorful Grid Accent 1" w:uiPriority="73"/>
+    <w:lsdException w:name="Light Shading Accent 2" w:uiPriority="60"/>
+    <w:lsdException w:name="Light List Accent 2" w:uiPriority="61"/>
+    <w:lsdException w:name="Light Grid Accent 2" w:uiPriority="62"/>
+    <w:lsdException w:name="Medium Shading 1 Accent 2" w:uiPriority="63"/>
+    <w:lsdException w:name="Medium Shading 2 Accent 2" w:uiPriority="64"/>
+    <w:lsdException w:name="Medium List 1 Accent 2" w:uiPriority="65"/>
+    <w:lsdException w:name="Medium List 2 Accent 2" w:uiPriority="66"/>
+    <w:lsdException w:name="Medium Grid 1 Accent 2" w:uiPriority="67"/>
+    <w:lsdException w:name="Medium Grid 2 Accent 2" w:uiPriority="68"/>
+    <w:lsdException w:name="Medium Grid 3 Accent 2" w:uiPriority="69"/>
+    <w:lsdException w:name="Dark List Accent 2" w:uiPriority="70"/>
+    <w:lsdException w:name="Colorful Shading Accent 2" w:uiPriority="71"/>
+    <w:lsdException w:name="Colorful List Accent 2" w:uiPriority="72"/>
+    <w:lsdException w:name="Colorful Grid Accent 2" w:uiPriority="73"/>
+    <w:lsdException w:name="Light Shading Accent 3" w:uiPriority="60"/>
+    <w:lsdException w:name="Light List Accent 3" w:uiPriority="61"/>
+    <w:lsdException w:name="Light Grid Accent 3" w:uiPriority="62"/>
+    <w:lsdException w:name="Medium Shading 1 Accent 3" w:uiPriority="63"/>
+    <w:lsdException w:name="Medium Shading 2 Accent 3" w:uiPriority="64"/>
+    <w:lsdException w:name="Medium List 1 Accent 3" w:uiPriority="65"/>
+    <w:lsdException w:name="Medium List 2 Accent 3" w:uiPriority="66"/>
+    <w:lsdException w:name="Medium Grid 1 Accent 3" w:uiPriority="67"/>
+    <w:lsdException w:name="Medium Grid 2 Accent 3" w:uiPriority="68"/>
+    <w:lsdException w:name="Medium Grid 3 Accent 3" w:uiPriority="69"/>
+    <w:lsdException w:name="Dark List Accent 3" w:uiPriority="70"/>
+    <w:lsdException w:name="Colorful Shading Accent 3" w:uiPriority="71"/>
+    <w:lsdException w:name="Colorful List Accent 3" w:uiPriority="72"/>
+    <w:lsdException w:name="Colorful Grid Accent 3" w:uiPriority="73"/>
+    <w:lsdException w:name="Light Shading Accent 4" w:uiPriority="60"/>
+    <w:lsdException w:name="Light List Accent 4" w:uiPriority="61"/>
+    <w:lsdException w:name="Light Grid Accent 4" w:uiPriority="62"/>
+    <w:lsdException w:name="Medium Shading 1 Accent 4" w:uiPriority="63"/>
+    <w:lsdException w:name="Medium Shading 2 Accent 4" w:uiPriority="64"/>
+    <w:lsdException w:name="Medium List 1 Accent 4" w:uiPriority="65"/>
+    <w:lsdException w:name="Medium List 2 Accent 4" w:uiPriority="66"/>
+    <w:lsdException w:name="Medium Grid 1 Accent 4" w:uiPriority="67"/>
+    <w:lsdException w:name="Medium Grid 2 Accent 4" w:uiPriority="68"/>
+    <w:lsdException w:name="Medium Grid 3 Accent 4" w:uiPriority="69"/>
+    <w:lsdException w:name="Dark List Accent 4" w:uiPriority="70"/>
+    <w:lsdException w:name="Colorful Shading Accent 4" w:uiPriority="71"/>
+    <w:lsdException w:name="Colorful List Accent 4" w:uiPriority="72"/>
+    <w:lsdException w:name="Colorful Grid Accent 4" w:uiPriority="73"/>
+    <w:lsdException w:name="Light Shading Accent 5" w:uiPriority="60"/>
+    <w:lsdException w:name="Light List Accent 5" w:uiPriority="61"/>
+    <w:lsdException w:name="Light Grid Accent 5" w:uiPriority="62"/>
+    <w:lsdException w:name="Medium Shading 1 Accent 5" w:uiPriority="63"/>
+    <w:lsdException w:name="Medium Shading 2 Accent 5" w:uiPriority="64"/>
+    <w:lsdException w:name="Medium List 1 Accent 5" w:uiPriority="65"/>
+    <w:lsdException w:name="Medium List 2 Accent 5" w:uiPriority="66"/>
+    <w:lsdException w:name="Medium Grid 1 Accent 5" w:uiPriority="67"/>
+    <w:lsdException w:name="Medium Grid 2 Accent 5" w:uiPriority="68"/>
+    <w:lsdException w:name="Medium Grid 3 Accent 5" w:uiPriority="69"/>
+    <w:lsdException w:name="Dark List Accent 5" w:uiPriority="70"/>
+    <w:lsdException w:name="Colorful Shading Accent 5" w:uiPriority="71"/>
+    <w:lsdException w:name="Colorful List Accent 5" w:uiPriority="72"/>
+    <w:lsdException w:name="Colorful Grid Accent 5" w:uiPriority="73"/>
+    <w:lsdException w:name="Light Shading Accent 6" w:uiPriority="60"/>
+    <w:lsdException w:name="Light List Accent 6" w:uiPriority="61"/>
+    <w:lsdException w:name="Light Grid Accent 6" w:uiPriority="62"/>
+    <w:lsdException w:name="Medium Shading 1 Accent 6" w:uiPriority="63"/>
+    <w:lsdException w:name="Medium Shading 2 Accent 6" w:uiPriority="64"/>
+    <w:lsdException w:name="Medium List 1 Accent 6" w:uiPriority="65"/>
+    <w:lsdException w:name="Medium List 2 Accent 6" w:uiPriority="66"/>
+    <w:lsdException w:name="Medium Grid 1 Accent 6" w:uiPriority="67"/>
+    <w:lsdException w:name="Medium Grid 2 Accent 6" w:uiPriority="68"/>
+    <w:lsdException w:name="Medium Grid 3 Accent 6" w:uiPriority="69"/>
+    <w:lsdException w:name="Dark List Accent 6" w:uiPriority="70"/>
+    <w:lsdException w:name="Colorful Shading Accent 6" w:uiPriority="71"/>
+    <w:lsdException w:name="Colorful List Accent 6" w:uiPriority="72"/>
+    <w:lsdException w:name="Colorful Grid Accent 6" w:uiPriority="73"/>
+    <w:lsdException w:name="Subtle Emphasis" w:uiPriority="19" w:qFormat="1"/>
+    <w:lsdException w:name="Intense Emphasis" w:uiPriority="21" w:qFormat="1"/>
+    <w:lsdException w:name="Subtle Reference" w:uiPriority="31" w:qFormat="1"/>
+    <w:lsdException w:name="Intense Reference" w:uiPriority="32" w:qFormat="1"/>
+    <w:lsdException w:name="Book Title" w:uiPriority="33" w:qFormat="1"/>
+    <w:lsdException w:name="Bibliography" w:semiHidden="1" w:uiPriority="37" w:unhideWhenUsed="1"/>
+    <w:lsdException w:name="TOC Heading" w:semiHidden="1" w:uiPriority="39" w:unhideWhenUsed="1" w:qFormat="1"/>
+    <w:lsdException w:name="Plain Table 1" w:uiPriority="41"/>
+    <w:lsdException w:name="Plain Table 2" w:uiPriority="42"/>
+    <w:lsdException w:name="Plain Table 3" w:uiPriority="43"/>
+    <w:lsdException w:name="Plain Table 4" w:uiPriority="44"/>
+    <w:lsdException w:name="Plain Table 5" w:uiPriority="45"/>
+    <w:lsdException w:name="Grid Table Light" w:uiPriority="40"/>
+    <w:lsdException w:name="Grid Table 1 Light" w:uiPriority="46"/>
+    <w:lsdException w:name="Grid Table 2" w:uiPriority="47"/>
+    <w:lsdException w:name="Grid Table 3" w:uiPriority="48"/>
+    <w:lsdException w:name="Grid Table 4" w:uiPriority="49"/>
+    <w:lsdException w:name="Grid Table 5 Dark" w:uiPriority="50"/>
+    <w:lsdException w:name="Grid Table 6 Colorful" w:uiPriority="51"/>
+    <w:lsdException w:name="Grid Table 7 Colorful" w:uiPriority="52"/>
+    <w:lsdException w:name="Grid Table 1 Light Accent 1" w:uiPriority="46"/>
+    <w:lsdException w:name="Grid Table 2 Accent 1" w:uiPriority="47"/>
+    <w:lsdException w:name="Grid Table 3 Accent 1" w:uiPriority="48"/>
+    <w:lsdException w:name="Grid Table 4 Accent 1" w:uiPriority="49"/>
+    <w:lsdException w:name="Grid Table 5 Dark Accent 1" w:uiPriority="50"/>
+    <w:lsdException w:name="Grid Table 6 Colorful Accent 1" w:uiPriority="51"/>
+    <w:lsdException w:name="Grid Table 7 Colorful Accent 1" w:uiPriority="52"/>
+    <w:lsdException w:name="Grid Table 1 Light Accent 2" w:uiPriority="46"/>
+    <w:lsdException w:name="Grid Table 2 Accent 2" w:uiPriority="47"/>
+    <w:lsdException w:name="Grid Table 3 Accent 2" w:uiPriority="48"/>
+    <w:lsdException w:name="Grid Table 4 Accent 2" w:uiPriority="49"/>
+    <w:lsdException w:name="Grid Table 5 Dark Accent 2" w:uiPriority="50"/>
+    <w:lsdException w:name="Grid Table 6 Colorful Accent 2" w:uiPriority="51"/>
+    <w:lsdException w:name="Grid Table 7 Colorful Accent 2" w:uiPriority="52"/>
+    <w:lsdException w:name="Grid Table 1 Light Accent 3" w:uiPriority="46"/>
+    <w:lsdException w:name="Grid Table 2 Accent 3" w:uiPriority="47"/>
+    <w:lsdException w:name="Grid Table 3 Accent 3" w:uiPriority="48"/>
+    <w:lsdException w:name="Grid Table 4 Accent 3" w:uiPriority="49"/>
+    <w:lsdException w:name="Grid Table 5 Dark Accent 3" w:uiPriority="50"/>
+    <w:lsdException w:name="Grid Table 6 Colorful Accent 3" w:uiPriority="51"/>
+    <w:lsdException w:name="Grid Table 7 Colorful Accent 3" w:uiPriority="52"/>
+    <w:lsdException w:name="Grid Table 1 Light Accent 4" w:uiPriority="46"/>
+    <w:lsdException w:name="Grid Table 2 Accent 4" w:uiPriority="47"/>
+    <w:lsdException w:name="Grid Table 3 Accent 4" w:uiPriority="48"/>
+    <w:lsdException w:name="Grid Table 4 Accent 4" w:uiPriority="49"/>
+    <w:lsdException w:name="Grid Table 5 Dark Accent 4" w:uiPriority="50"/>
+    <w:lsdException w:name="Grid Table 6 Colorful Accent 4" w:uiPriority="51"/>
+    <w:lsdException w:name="Grid Table 7 Colorful Accent 4" w:uiPriority="52"/>
+    <w:lsdException w:name="Grid Table 1 Light Accent 5" w:uiPriority="46"/>
+    <w:lsdException w:name="Grid Table 2 Accent 5" w:uiPriority="47"/>
+    <w:lsdException w:name="Grid Table 3 Accent 5" w:uiPriority="48"/>
+    <w:lsdException w:name="Grid Table 4 Accent 5" w:uiPriority="49"/>
+    <w:lsdException w:name="Grid Table 5 Dark Accent 5" w:uiPriority="50"/>
+    <w:lsdException w:name="Grid Table 6 Colorful Accent 5" w:uiPriority="51"/>
+    <w:lsdException w:name="Grid Table 7 Colorful Accent 5" w:uiPriority="52"/>
+    <w:lsdException w:name="Grid Table 1 Light Accent 6" w:uiPriority="46"/>
+    <w:lsdException w:name="Grid Table 2 Accent 6" w:uiPriority="47"/>
+    <w:lsdException w:name="Grid Table 3 Accent 6" w:uiPriority="48"/>
+    <w:lsdException w:name="Grid Table 4 Accent 6" w:uiPriority="49"/>
+    <w:lsdException w:name="Grid Table 5 Dark Accent 6" w:uiPriority="50"/>
+    <w:lsdException w:name="Grid Table 6 Colorful Accent 6" w:uiPriority="51"/>
+    <w:lsdException w:name="Grid Table 7 Colorful Accent 6" w:uiPriority="52"/>
+    <w:lsdException w:name="List Table 1 Light" w:uiPriority="46"/>
+    <w:lsdException w:name="List Table 2" w:uiPriority="47"/>
+    <w:lsdException w:name="List Table 3" w:uiPriority="48"/>
+    <w:lsdException w:name="List Table 4" w:uiPriority="49"/>
+    <w:lsdException w:name="List Table 5 Dark" w:uiPriority="50"/>
+    <w:lsdException w:name="List Table 6 Colorful" w:uiPriority="51"/>
+    <w:lsdException w:name="List Table 7 Colorful" w:uiPriority="52"/>
+    <w:lsdException w:name="List Table 1 Light Accent 1" w:uiPriority="46"/>
+    <w:lsdException w:name="List Table 2 Accent 1" w:uiPriority="47"/>
+    <w:lsdException w:name="List Table 3 Accent 1" w:uiPriority="48"/>
+    <w:lsdException w:name="List Table 4 Accent 1" w:uiPriority="49"/>
+    <w:lsdException w:name="List Table 5 Dark Accent 1" w:uiPriority="50"/>
+    <w:lsdException w:name="List Table 6 Colorful Accent 1" w:uiPriority="51"/>
+    <w:lsdException w:name="List Table 7 Colorful Accent 1" w:uiPriority="52"/>
+    <w:lsdException w:name="List Table 1 Light Accent 2" w:uiPriority="46"/>
+    <w:lsdException w:name="List Table 2 Accent 2" w:uiPriority="47"/>
+    <w:lsdException w:name="List Table 3 Accent 2" w:uiPriority="48"/>
+    <w:lsdException w:name="List Table 4 Accent 2" w:uiPriority="49"/>
+    <w:lsdException w:name="List Table 5 Dark Accent 2" w:uiPriority="50"/>
+    <w:lsdException w:name="List Table 6 Colorful Accent 2" w:uiPriority="51"/>
+    <w:lsdException w:name="List Table 7 Colorful Accent 2" w:uiPriority="52"/>
+    <w:lsdException w:name="List Table 1 Light Accent 3" w:uiPriority="46"/>
+    <w:lsdException w:name="List Table 2 Accent 3" w:uiPriority="47"/>
+    <w:lsdException w:name="List Table 3 Accent 3" w:uiPriority="48"/>
+    <w:lsdException w:name="List Table 4 Accent 3" w:uiPriority="49"/>
+    <w:lsdException w:name="List Table 5 Dark Accent 3" w:uiPriority="50"/>
+    <w:lsdException w:name="List Table 6 Colorful Accent 3" w:uiPriority="51"/>
+    <w:lsdException w:name="List Table 7 Colorful Accent 3" w:uiPriority="52"/>
+    <w:lsdException w:name="List Table 1 Light Accent 4" w:uiPriority="46"/>
+    <w:lsdException w:name="List Table 2 Accent 4" w:uiPriority="47"/>
+    <w:lsdException w:name="List Table 3 Accent 4" w:uiPriority="48"/>
+    <w:lsdException w:name="List Table 4 Accent 4" w:uiPriority="49"/>
+    <w:lsdException w:name="List Table 5 Dark Accent 4" w:uiPriority="50"/>
+    <w:lsdException w:name="List Table 6 Colorful Accent 4" w:uiPriority="51"/>
+    <w:lsdException w:name="List Table 7 Colorful Accent 4" w:uiPriority="52"/>
+    <w:lsdException w:name="List Table 1 Light Accent 5" w:uiPriority="46"/>
+    <w:lsdException w:name="List Table 2 Accent 5" w:uiPriority="47"/>
+    <w:lsdException w:name="List Table 3 Accent 5" w:uiPriority="48"/>
+    <w:lsdException w:name="List Table 4 Accent 5" w:uiPriority="49"/>
+    <w:lsdException w:name="List Table 5 Dark Accent 5" w:uiPriority="50"/>
+    <w:lsdException w:name="List Table 6 Colorful Accent 5" w:uiPriority="51"/>
+    <w:lsdException w:name="List Table 7 Colorful Accent 5" w:uiPriority="52"/>
+    <w:lsdException w:name="List Table 1 Light Accent 6" w:uiPriority="46"/>
+    <w:lsdException w:name="List Table 2 Accent 6" w:uiPriority="47"/>
+    <w:lsdException w:name="List Table 3 Accent 6" w:uiPriority="48"/>
+    <w:lsdException w:name="List Table 4 Accent 6" w:uiPriority="49"/>
+    <w:lsdException w:name="List Table 5 Dark Accent 6" w:uiPriority="50"/>
+    <w:lsdException w:name="List Table 6 Colorful Accent 6" w:uiPriority="51"/>
+    <w:lsdException w:name="List Table 7 Colorful Accent 6" w:uiPriority="52"/>
+    <w:lsdException w:name="Mention" w:semiHidden="1" w:unhideWhenUsed="1"/>
+    <w:lsdException w:name="Smart Hyperlink" w:semiHidden="1" w:unhideWhenUsed="1"/>
+    <w:lsdException w:name="Hashtag" w:semiHidden="1" w:unhideWhenUsed="1"/>
+    <w:lsdException w:name="Unresolved Mention" w:semiHidden="1" w:unhideWhenUsed="1"/>
+    <w:lsdException w:name="Smart Link" w:semiHidden="1" w:unhideWhenUsed="1"/>
+  </w:latentStyles>
+  <w:style w:type="paragraph" w:default="1" w:styleId="Normal">
+    <w:name w:val="Normal"/>
+    <w:qFormat/>
   </w:style>
-  <w:style w:type="table" w:styleId="TableNormal" w:default="1">
-    <w:name w:val="Table Normal"/>
-  </w:style>
-  <w:style w:type="paragraph" w:styleId="Heading1">
+  <w:style w:type="paragraph" w:styleId="Ttulo1">
     <w:name w:val="heading 1"/>
     <w:basedOn w:val="Normal"/>
     <w:next w:val="Normal"/>
+    <w:uiPriority w:val="9"/>
+    <w:qFormat/>
     <w:pPr>
-      <w:keepNext w:val="1"/>
-      <w:keepLines w:val="1"/>
-      <w:pageBreakBefore w:val="0"/>
-      <w:spacing w:after="120" w:before="400" w:lineRule="auto"/>
+      <w:keepNext/>
+      <w:keepLines/>
+      <w:spacing w:before="400" w:after="120"/>
+      <w:outlineLvl w:val="0"/>
     </w:pPr>
     <w:rPr>
       <w:sz w:val="40"/>
       <w:szCs w:val="40"/>
     </w:rPr>
   </w:style>
-  <w:style w:type="paragraph" w:styleId="Heading2">
+  <w:style w:type="paragraph" w:styleId="Ttulo2">
     <w:name w:val="heading 2"/>
     <w:basedOn w:val="Normal"/>
     <w:next w:val="Normal"/>
+    <w:uiPriority w:val="9"/>
+    <w:unhideWhenUsed/>
+    <w:qFormat/>
     <w:pPr>
-      <w:keepNext w:val="1"/>
-      <w:keepLines w:val="1"/>
+      <w:keepNext/>
+      <w:keepLines/>
+      <w:outlineLvl w:val="1"/>
     </w:pPr>
     <w:rPr>
-      <w:rFonts w:ascii="Roboto" w:cs="Roboto" w:eastAsia="Roboto" w:hAnsi="Roboto"/>
+      <w:rFonts w:ascii="Roboto" w:eastAsia="Roboto" w:hAnsi="Roboto" w:cs="Roboto"/>
     </w:rPr>
   </w:style>
-  <w:style w:type="paragraph" w:styleId="Heading3">
+  <w:style w:type="paragraph" w:styleId="Ttulo3">
     <w:name w:val="heading 3"/>
     <w:basedOn w:val="Normal"/>
     <w:next w:val="Normal"/>
+    <w:uiPriority w:val="9"/>
+    <w:unhideWhenUsed/>
+    <w:qFormat/>
     <w:pPr>
-      <w:keepNext w:val="1"/>
-      <w:keepLines w:val="1"/>
+      <w:keepNext/>
+      <w:keepLines/>
       <w:pBdr>
-        <w:top w:color="e3e3e3" w:space="0" w:sz="0" w:val="none"/>
-        <w:left w:color="e3e3e3" w:space="0" w:sz="0" w:val="none"/>
-        <w:bottom w:color="e3e3e3" w:space="0" w:sz="0" w:val="none"/>
-        <w:right w:color="e3e3e3" w:space="0" w:sz="0" w:val="none"/>
-        <w:between w:color="e3e3e3" w:space="0" w:sz="0" w:val="none"/>
+        <w:top w:val="none" w:sz="0" w:space="0" w:color="E3E3E3"/>
+        <w:left w:val="none" w:sz="0" w:space="0" w:color="E3E3E3"/>
+        <w:bottom w:val="none" w:sz="0" w:space="0" w:color="E3E3E3"/>
+        <w:right w:val="none" w:sz="0" w:space="0" w:color="E3E3E3"/>
+        <w:between w:val="none" w:sz="0" w:space="0" w:color="E3E3E3"/>
       </w:pBdr>
-      <w:shd w:fill="ffffff" w:val="clear"/>
-      <w:spacing w:after="420" w:before="120" w:lineRule="auto"/>
+      <w:shd w:val="clear" w:color="auto" w:fill="FFFFFF"/>
+      <w:spacing w:before="120" w:after="420"/>
+      <w:outlineLvl w:val="2"/>
     </w:pPr>
     <w:rPr>
-      <w:rFonts w:ascii="Roboto" w:cs="Roboto" w:eastAsia="Roboto" w:hAnsi="Roboto"/>
-      <w:b w:val="1"/>
+      <w:rFonts w:ascii="Roboto" w:eastAsia="Roboto" w:hAnsi="Roboto" w:cs="Roboto"/>
+      <w:b/>
       <w:color w:val="434343"/>
       <w:sz w:val="24"/>
       <w:szCs w:val="24"/>
       <w:u w:val="single"/>
     </w:rPr>
   </w:style>
-  <w:style w:type="paragraph" w:styleId="Heading4">
+  <w:style w:type="paragraph" w:styleId="Ttulo4">
     <w:name w:val="heading 4"/>
     <w:basedOn w:val="Normal"/>
     <w:next w:val="Normal"/>
+    <w:uiPriority w:val="9"/>
+    <w:unhideWhenUsed/>
+    <w:qFormat/>
     <w:pPr>
-      <w:keepNext w:val="1"/>
-      <w:keepLines w:val="1"/>
-      <w:pageBreakBefore w:val="0"/>
-      <w:spacing w:after="80" w:before="280" w:lineRule="auto"/>
+      <w:keepNext/>
+      <w:keepLines/>
+      <w:spacing w:before="280" w:after="80"/>
+      <w:outlineLvl w:val="3"/>
     </w:pPr>
     <w:rPr>
       <w:color w:val="666666"/>
@@ -6857,95 +6623,135 @@
       <w:szCs w:val="24"/>
     </w:rPr>
   </w:style>
-  <w:style w:type="paragraph" w:styleId="Heading5">
+  <w:style w:type="paragraph" w:styleId="Ttulo5">
     <w:name w:val="heading 5"/>
     <w:basedOn w:val="Normal"/>
     <w:next w:val="Normal"/>
+    <w:uiPriority w:val="9"/>
+    <w:unhideWhenUsed/>
+    <w:qFormat/>
     <w:pPr>
-      <w:keepNext w:val="1"/>
-      <w:keepLines w:val="1"/>
-      <w:pageBreakBefore w:val="0"/>
-      <w:spacing w:after="80" w:before="240" w:lineRule="auto"/>
+      <w:keepNext/>
+      <w:keepLines/>
+      <w:spacing w:before="240" w:after="80"/>
+      <w:outlineLvl w:val="4"/>
     </w:pPr>
     <w:rPr>
       <w:color w:val="666666"/>
-      <w:sz w:val="22"/>
-      <w:szCs w:val="22"/>
     </w:rPr>
   </w:style>
-  <w:style w:type="paragraph" w:styleId="Heading6">
+  <w:style w:type="paragraph" w:styleId="Ttulo6">
     <w:name w:val="heading 6"/>
     <w:basedOn w:val="Normal"/>
     <w:next w:val="Normal"/>
+    <w:uiPriority w:val="9"/>
+    <w:unhideWhenUsed/>
+    <w:qFormat/>
     <w:pPr>
-      <w:keepNext w:val="1"/>
-      <w:keepLines w:val="1"/>
-      <w:pageBreakBefore w:val="0"/>
-      <w:spacing w:after="80" w:before="240" w:lineRule="auto"/>
+      <w:keepNext/>
+      <w:keepLines/>
+      <w:spacing w:before="240" w:after="80"/>
+      <w:outlineLvl w:val="5"/>
     </w:pPr>
     <w:rPr>
-      <w:i w:val="1"/>
+      <w:i/>
       <w:color w:val="666666"/>
-      <w:sz w:val="22"/>
-      <w:szCs w:val="22"/>
     </w:rPr>
   </w:style>
-  <w:style w:type="paragraph" w:styleId="Title">
+  <w:style w:type="character" w:default="1" w:styleId="Fuentedeprrafopredeter">
+    <w:name w:val="Default Paragraph Font"/>
+    <w:uiPriority w:val="1"/>
+    <w:semiHidden/>
+    <w:unhideWhenUsed/>
+  </w:style>
+  <w:style w:type="table" w:default="1" w:styleId="Tablanormal">
+    <w:name w:val="Normal Table"/>
+    <w:uiPriority w:val="99"/>
+    <w:semiHidden/>
+    <w:unhideWhenUsed/>
+    <w:tblPr>
+      <w:tblInd w:w="0" w:type="dxa"/>
+      <w:tblCellMar>
+        <w:top w:w="0" w:type="dxa"/>
+        <w:left w:w="108" w:type="dxa"/>
+        <w:bottom w:w="0" w:type="dxa"/>
+        <w:right w:w="108" w:type="dxa"/>
+      </w:tblCellMar>
+    </w:tblPr>
+  </w:style>
+  <w:style w:type="numbering" w:default="1" w:styleId="Sinlista">
+    <w:name w:val="No List"/>
+    <w:uiPriority w:val="99"/>
+    <w:semiHidden/>
+    <w:unhideWhenUsed/>
+  </w:style>
+  <w:style w:type="table" w:customStyle="1" w:styleId="TableNormal">
+    <w:name w:val="Table Normal"/>
+    <w:tblPr>
+      <w:tblCellMar>
+        <w:top w:w="0" w:type="dxa"/>
+        <w:left w:w="0" w:type="dxa"/>
+        <w:bottom w:w="0" w:type="dxa"/>
+        <w:right w:w="0" w:type="dxa"/>
+      </w:tblCellMar>
+    </w:tblPr>
+  </w:style>
+  <w:style w:type="paragraph" w:styleId="Ttulo">
     <w:name w:val="Title"/>
     <w:basedOn w:val="Normal"/>
     <w:next w:val="Normal"/>
+    <w:uiPriority w:val="10"/>
+    <w:qFormat/>
     <w:pPr>
-      <w:keepNext w:val="1"/>
-      <w:keepLines w:val="1"/>
-      <w:pageBreakBefore w:val="0"/>
-      <w:spacing w:after="60" w:before="0" w:lineRule="auto"/>
+      <w:keepNext/>
+      <w:keepLines/>
+      <w:spacing w:after="60"/>
     </w:pPr>
     <w:rPr>
       <w:sz w:val="52"/>
       <w:szCs w:val="52"/>
     </w:rPr>
   </w:style>
-  <w:style w:type="paragraph" w:styleId="Subtitle">
+  <w:style w:type="paragraph" w:styleId="Subttulo">
     <w:name w:val="Subtitle"/>
     <w:basedOn w:val="Normal"/>
     <w:next w:val="Normal"/>
+    <w:uiPriority w:val="11"/>
+    <w:qFormat/>
     <w:pPr>
-      <w:keepNext w:val="1"/>
-      <w:keepLines w:val="1"/>
-      <w:pageBreakBefore w:val="0"/>
-      <w:spacing w:after="320" w:before="0" w:lineRule="auto"/>
+      <w:keepNext/>
+      <w:keepLines/>
+      <w:spacing w:after="320"/>
     </w:pPr>
     <w:rPr>
-      <w:rFonts w:ascii="Arial" w:cs="Arial" w:eastAsia="Arial" w:hAnsi="Arial"/>
-      <w:i w:val="0"/>
       <w:color w:val="666666"/>
       <w:sz w:val="30"/>
       <w:szCs w:val="30"/>
     </w:rPr>
   </w:style>
-  <w:style w:type="table" w:styleId="Table1">
+  <w:style w:type="table" w:customStyle="1" w:styleId="a">
     <w:basedOn w:val="TableNormal"/>
     <w:tblPr>
       <w:tblStyleRowBandSize w:val="1"/>
       <w:tblStyleColBandSize w:val="1"/>
       <w:tblCellMar>
-        <w:top w:w="100.0" w:type="dxa"/>
-        <w:left w:w="100.0" w:type="dxa"/>
-        <w:bottom w:w="100.0" w:type="dxa"/>
-        <w:right w:w="100.0" w:type="dxa"/>
+        <w:top w:w="100" w:type="dxa"/>
+        <w:left w:w="100" w:type="dxa"/>
+        <w:bottom w:w="100" w:type="dxa"/>
+        <w:right w:w="100" w:type="dxa"/>
       </w:tblCellMar>
     </w:tblPr>
   </w:style>
-  <w:style w:type="table" w:styleId="Table2">
+  <w:style w:type="table" w:customStyle="1" w:styleId="a0">
     <w:basedOn w:val="TableNormal"/>
     <w:tblPr>
       <w:tblStyleRowBandSize w:val="1"/>
       <w:tblStyleColBandSize w:val="1"/>
       <w:tblCellMar>
-        <w:top w:w="100.0" w:type="dxa"/>
-        <w:left w:w="100.0" w:type="dxa"/>
-        <w:bottom w:w="100.0" w:type="dxa"/>
-        <w:right w:w="100.0" w:type="dxa"/>
+        <w:top w:w="100" w:type="dxa"/>
+        <w:left w:w="100" w:type="dxa"/>
+        <w:bottom w:w="100" w:type="dxa"/>
+        <w:right w:w="100" w:type="dxa"/>
       </w:tblCellMar>
     </w:tblPr>
   </w:style>

--- a/Requerimientos/REQUERIMIENTOS GENERALES.docx
+++ b/Requerimientos/REQUERIMIENTOS GENERALES.docx
@@ -3026,11 +3026,7 @@
         </w:rPr>
       </w:pPr>
     </w:p>
-    <w:p>
-      <w:r>
-        <w:t>asdasdasdasdasdasdasdasd</w:t>
-      </w:r>
-    </w:p>
+    <w:p/>
     <w:sectPr>
       <w:pgSz w:w="12240" w:h="15840"/>
       <w:pgMar w:top="1440" w:right="1440" w:bottom="1440" w:left="1440" w:header="720" w:footer="0" w:gutter="0"/>
